--- a/docs/manuals-docx/14-tester-manual-journey-b.docx
+++ b/docs/manuals-docx/14-tester-manual-journey-b.docx
@@ -179,12 +179,12 @@
         <w:rPr>
           <w:rFonts w:ascii="Sarabun" w:hAnsi="Sarabun" w:cs="Sarabun" w:eastAsia="Sarabun"/>
           <w:color w:val="192768"/>
-          <w:sz w:val="44"/>
-          <w:szCs w:val="44"/>
+          <w:sz w:val="36"/>
+          <w:szCs w:val="36"/>
           <w:b w:val="1"/>
           <w:bCs w:val="1"/>
-          <w:sz w:val="44"/>
-          <w:szCs w:val="44"/>
+          <w:sz w:val="36"/>
+          <w:szCs w:val="36"/>
           <w:b w:val="1"/>
           <w:bCs w:val="1"/>
         </w:rPr>
@@ -200,8 +200,8 @@
         <w:rPr>
           <w:rFonts w:ascii="DejaVu Sans" w:hAnsi="DejaVu Sans" w:cs="DejaVu Sans" w:eastAsia="DejaVu Sans"/>
           <w:color w:val="E5775A"/>
-          <w:sz w:val="28"/>
-          <w:szCs w:val="28"/>
+          <w:sz w:val="22"/>
+          <w:szCs w:val="22"/>
         </w:rPr>
         <w:t>▸</w:t>
       </w:r>
@@ -209,8 +209,8 @@
         <w:rPr>
           <w:rFonts w:ascii="Sarabun" w:hAnsi="Sarabun" w:cs="Sarabun" w:eastAsia="Sarabun"/>
           <w:color w:val="E5775A"/>
-          <w:sz w:val="28"/>
-          <w:szCs w:val="28"/>
+          <w:sz w:val="22"/>
+          <w:szCs w:val="22"/>
         </w:rPr>
         <w:t xml:space="preserve">  </w:t>
       </w:r>
@@ -218,8 +218,8 @@
         <w:rPr>
           <w:rFonts w:ascii="Sarabun" w:hAnsi="Sarabun" w:cs="Sarabun" w:eastAsia="Sarabun"/>
           <w:color w:val="1A1E33"/>
-          <w:sz w:val="28"/>
-          <w:szCs w:val="28"/>
+          <w:sz w:val="22"/>
+          <w:szCs w:val="22"/>
         </w:rPr>
         <w:t>ภาพรวมของเล่มนี้</w:t>
       </w:r>
@@ -233,8 +233,8 @@
         <w:rPr>
           <w:rFonts w:ascii="DejaVu Sans" w:hAnsi="DejaVu Sans" w:cs="DejaVu Sans" w:eastAsia="DejaVu Sans"/>
           <w:color w:val="E5775A"/>
-          <w:sz w:val="28"/>
-          <w:szCs w:val="28"/>
+          <w:sz w:val="22"/>
+          <w:szCs w:val="22"/>
         </w:rPr>
         <w:t>▸</w:t>
       </w:r>
@@ -242,8 +242,8 @@
         <w:rPr>
           <w:rFonts w:ascii="Sarabun" w:hAnsi="Sarabun" w:cs="Sarabun" w:eastAsia="Sarabun"/>
           <w:color w:val="E5775A"/>
-          <w:sz w:val="28"/>
-          <w:szCs w:val="28"/>
+          <w:sz w:val="22"/>
+          <w:szCs w:val="22"/>
         </w:rPr>
         <w:t xml:space="preserve">  </w:t>
       </w:r>
@@ -251,8 +251,8 @@
         <w:rPr>
           <w:rFonts w:ascii="Sarabun" w:hAnsi="Sarabun" w:cs="Sarabun" w:eastAsia="Sarabun"/>
           <w:color w:val="1A1E33"/>
-          <w:sz w:val="28"/>
-          <w:szCs w:val="28"/>
+          <w:sz w:val="22"/>
+          <w:szCs w:val="22"/>
         </w:rPr>
         <w:t>ขั้นที่ 1 — ผู้ดำเนินการกรอกและนำส่งแบบฟอร์ม</w:t>
       </w:r>
@@ -266,8 +266,8 @@
         <w:rPr>
           <w:rFonts w:ascii="DejaVu Sans" w:hAnsi="DejaVu Sans" w:cs="DejaVu Sans" w:eastAsia="DejaVu Sans"/>
           <w:color w:val="E5775A"/>
-          <w:sz w:val="28"/>
-          <w:szCs w:val="28"/>
+          <w:sz w:val="22"/>
+          <w:szCs w:val="22"/>
         </w:rPr>
         <w:t>▸</w:t>
       </w:r>
@@ -275,8 +275,8 @@
         <w:rPr>
           <w:rFonts w:ascii="Sarabun" w:hAnsi="Sarabun" w:cs="Sarabun" w:eastAsia="Sarabun"/>
           <w:color w:val="E5775A"/>
-          <w:sz w:val="28"/>
-          <w:szCs w:val="28"/>
+          <w:sz w:val="22"/>
+          <w:szCs w:val="22"/>
         </w:rPr>
         <w:t xml:space="preserve">  </w:t>
       </w:r>
@@ -284,8 +284,8 @@
         <w:rPr>
           <w:rFonts w:ascii="Sarabun" w:hAnsi="Sarabun" w:cs="Sarabun" w:eastAsia="Sarabun"/>
           <w:color w:val="1A1E33"/>
-          <w:sz w:val="28"/>
-          <w:szCs w:val="28"/>
+          <w:sz w:val="22"/>
+          <w:szCs w:val="22"/>
         </w:rPr>
         <w:t>ขั้นที่ 2 — เจ้าหน้าที่ BDI ตรวจสอบ</w:t>
       </w:r>
@@ -299,8 +299,8 @@
         <w:rPr>
           <w:rFonts w:ascii="DejaVu Sans" w:hAnsi="DejaVu Sans" w:cs="DejaVu Sans" w:eastAsia="DejaVu Sans"/>
           <w:color w:val="E5775A"/>
-          <w:sz w:val="28"/>
-          <w:szCs w:val="28"/>
+          <w:sz w:val="22"/>
+          <w:szCs w:val="22"/>
         </w:rPr>
         <w:t>▸</w:t>
       </w:r>
@@ -308,8 +308,8 @@
         <w:rPr>
           <w:rFonts w:ascii="Sarabun" w:hAnsi="Sarabun" w:cs="Sarabun" w:eastAsia="Sarabun"/>
           <w:color w:val="E5775A"/>
-          <w:sz w:val="28"/>
-          <w:szCs w:val="28"/>
+          <w:sz w:val="22"/>
+          <w:szCs w:val="22"/>
         </w:rPr>
         <w:t xml:space="preserve">  </w:t>
       </w:r>
@@ -317,8 +317,8 @@
         <w:rPr>
           <w:rFonts w:ascii="Sarabun" w:hAnsi="Sarabun" w:cs="Sarabun" w:eastAsia="Sarabun"/>
           <w:color w:val="1A1E33"/>
-          <w:sz w:val="28"/>
-          <w:szCs w:val="28"/>
+          <w:sz w:val="22"/>
+          <w:szCs w:val="22"/>
         </w:rPr>
         <w:t>ขั้นที่ 2.5 — ผู้กรอกแก้ไขแล้วนำส่งใหม่ (เฉพาะกรณีถูกส่งกลับ)</w:t>
       </w:r>
@@ -332,8 +332,8 @@
         <w:rPr>
           <w:rFonts w:ascii="DejaVu Sans" w:hAnsi="DejaVu Sans" w:cs="DejaVu Sans" w:eastAsia="DejaVu Sans"/>
           <w:color w:val="E5775A"/>
-          <w:sz w:val="28"/>
-          <w:szCs w:val="28"/>
+          <w:sz w:val="22"/>
+          <w:szCs w:val="22"/>
         </w:rPr>
         <w:t>▸</w:t>
       </w:r>
@@ -341,8 +341,8 @@
         <w:rPr>
           <w:rFonts w:ascii="Sarabun" w:hAnsi="Sarabun" w:cs="Sarabun" w:eastAsia="Sarabun"/>
           <w:color w:val="E5775A"/>
-          <w:sz w:val="28"/>
-          <w:szCs w:val="28"/>
+          <w:sz w:val="22"/>
+          <w:szCs w:val="22"/>
         </w:rPr>
         <w:t xml:space="preserve">  </w:t>
       </w:r>
@@ -350,8 +350,8 @@
         <w:rPr>
           <w:rFonts w:ascii="Sarabun" w:hAnsi="Sarabun" w:cs="Sarabun" w:eastAsia="Sarabun"/>
           <w:color w:val="1A1E33"/>
-          <w:sz w:val="28"/>
-          <w:szCs w:val="28"/>
+          <w:sz w:val="22"/>
+          <w:szCs w:val="22"/>
         </w:rPr>
         <w:t>ขั้นที่ 3 — ผู้มีอำนาจกระทำการแทนเห็นชอบ</w:t>
       </w:r>
@@ -365,8 +365,8 @@
         <w:rPr>
           <w:rFonts w:ascii="DejaVu Sans" w:hAnsi="DejaVu Sans" w:cs="DejaVu Sans" w:eastAsia="DejaVu Sans"/>
           <w:color w:val="E5775A"/>
-          <w:sz w:val="28"/>
-          <w:szCs w:val="28"/>
+          <w:sz w:val="22"/>
+          <w:szCs w:val="22"/>
         </w:rPr>
         <w:t>▸</w:t>
       </w:r>
@@ -374,8 +374,8 @@
         <w:rPr>
           <w:rFonts w:ascii="Sarabun" w:hAnsi="Sarabun" w:cs="Sarabun" w:eastAsia="Sarabun"/>
           <w:color w:val="E5775A"/>
-          <w:sz w:val="28"/>
-          <w:szCs w:val="28"/>
+          <w:sz w:val="22"/>
+          <w:szCs w:val="22"/>
         </w:rPr>
         <w:t xml:space="preserve">  </w:t>
       </w:r>
@@ -383,8 +383,8 @@
         <w:rPr>
           <w:rFonts w:ascii="Sarabun" w:hAnsi="Sarabun" w:cs="Sarabun" w:eastAsia="Sarabun"/>
           <w:color w:val="1A1E33"/>
-          <w:sz w:val="28"/>
-          <w:szCs w:val="28"/>
+          <w:sz w:val="22"/>
+          <w:szCs w:val="22"/>
         </w:rPr>
         <w:t>ขั้นที่ 4 — ผู้อนุมัติ BDI ลงนาม</w:t>
       </w:r>
@@ -398,8 +398,8 @@
         <w:rPr>
           <w:rFonts w:ascii="DejaVu Sans" w:hAnsi="DejaVu Sans" w:cs="DejaVu Sans" w:eastAsia="DejaVu Sans"/>
           <w:color w:val="E5775A"/>
-          <w:sz w:val="28"/>
-          <w:szCs w:val="28"/>
+          <w:sz w:val="22"/>
+          <w:szCs w:val="22"/>
         </w:rPr>
         <w:t>▸</w:t>
       </w:r>
@@ -407,8 +407,8 @@
         <w:rPr>
           <w:rFonts w:ascii="Sarabun" w:hAnsi="Sarabun" w:cs="Sarabun" w:eastAsia="Sarabun"/>
           <w:color w:val="E5775A"/>
-          <w:sz w:val="28"/>
-          <w:szCs w:val="28"/>
+          <w:sz w:val="22"/>
+          <w:szCs w:val="22"/>
         </w:rPr>
         <w:t xml:space="preserve">  </w:t>
       </w:r>
@@ -416,8 +416,8 @@
         <w:rPr>
           <w:rFonts w:ascii="Sarabun" w:hAnsi="Sarabun" w:cs="Sarabun" w:eastAsia="Sarabun"/>
           <w:color w:val="1A1E33"/>
-          <w:sz w:val="28"/>
-          <w:szCs w:val="28"/>
+          <w:sz w:val="22"/>
+          <w:szCs w:val="22"/>
         </w:rPr>
         <w:t>ดูผลย้อนหลัง</w:t>
       </w:r>
@@ -431,8 +431,8 @@
         <w:rPr>
           <w:rFonts w:ascii="DejaVu Sans" w:hAnsi="DejaVu Sans" w:cs="DejaVu Sans" w:eastAsia="DejaVu Sans"/>
           <w:color w:val="E5775A"/>
-          <w:sz w:val="28"/>
-          <w:szCs w:val="28"/>
+          <w:sz w:val="22"/>
+          <w:szCs w:val="22"/>
         </w:rPr>
         <w:t>▸</w:t>
       </w:r>
@@ -440,8 +440,8 @@
         <w:rPr>
           <w:rFonts w:ascii="Sarabun" w:hAnsi="Sarabun" w:cs="Sarabun" w:eastAsia="Sarabun"/>
           <w:color w:val="E5775A"/>
-          <w:sz w:val="28"/>
-          <w:szCs w:val="28"/>
+          <w:sz w:val="22"/>
+          <w:szCs w:val="22"/>
         </w:rPr>
         <w:t xml:space="preserve">  </w:t>
       </w:r>
@@ -449,8 +449,8 @@
         <w:rPr>
           <w:rFonts w:ascii="Sarabun" w:hAnsi="Sarabun" w:cs="Sarabun" w:eastAsia="Sarabun"/>
           <w:color w:val="1A1E33"/>
-          <w:sz w:val="28"/>
-          <w:szCs w:val="28"/>
+          <w:sz w:val="22"/>
+          <w:szCs w:val="22"/>
         </w:rPr>
         <w:t>รายการทดสอบของเล่ม B</w:t>
       </w:r>
@@ -463,14 +463,14 @@
     <w:p>
       <w:pPr>
         <w:spacing w:before="0" w:after="160" w:lineRule="auto" w:line="348"/>
-        <w:jc w:val="left"/>
+        <w:jc w:val="both"/>
       </w:pPr>
       <w:r>
         <w:rPr>
           <w:rFonts w:ascii="Sarabun" w:hAnsi="Sarabun" w:cs="Sarabun" w:eastAsia="Sarabun"/>
           <w:color w:val="1A1E33"/>
-          <w:sz w:val="28"/>
-          <w:szCs w:val="28"/>
+          <w:sz w:val="22"/>
+          <w:szCs w:val="22"/>
         </w:rPr>
         <w:t xml:space="preserve">เล่มนี้เขียนให้ </w:t>
       </w:r>
@@ -478,8 +478,8 @@
         <w:rPr>
           <w:rFonts w:ascii="Sarabun" w:hAnsi="Sarabun" w:cs="Sarabun" w:eastAsia="Sarabun"/>
           <w:color w:val="1A1E33"/>
-          <w:sz w:val="28"/>
-          <w:szCs w:val="28"/>
+          <w:sz w:val="22"/>
+          <w:szCs w:val="22"/>
           <w:b w:val="1"/>
           <w:bCs w:val="1"/>
         </w:rPr>
@@ -489,8 +489,8 @@
         <w:rPr>
           <w:rFonts w:ascii="Sarabun" w:hAnsi="Sarabun" w:cs="Sarabun" w:eastAsia="Sarabun"/>
           <w:color w:val="1A1E33"/>
-          <w:sz w:val="28"/>
-          <w:szCs w:val="28"/>
+          <w:sz w:val="22"/>
+          <w:szCs w:val="22"/>
         </w:rPr>
         <w:t xml:space="preserve"> ไม่ต้องมีพื้นฐานทางเทคนิค อ่านแล้วทำตามทีละข้อได้เลย ภาพทุกภาพถ่ายจากระบบจริงตอนทดสอบเมื่อ 17–18 สิงหาคม 2569</w:t>
       </w:r>
@@ -499,7 +499,7 @@
       <w:pPr>
         <w:spacing w:before="120" w:after="200" w:lineRule="auto" w:line="348"/>
         <w:ind w:left="227" w:right="113"/>
-        <w:jc w:val="left"/>
+        <w:jc w:val="both"/>
         <w:pBdr>
           <w:left w:val="single" w:sz="24" w:space="10" w:color="E5775A"/>
         </w:pBdr>
@@ -509,8 +509,8 @@
         <w:rPr>
           <w:rFonts w:ascii="Sarabun" w:hAnsi="Sarabun" w:cs="Sarabun" w:eastAsia="Sarabun"/>
           <w:color w:val="1A1E33"/>
-          <w:sz w:val="28"/>
-          <w:szCs w:val="28"/>
+          <w:sz w:val="22"/>
+          <w:szCs w:val="22"/>
         </w:rPr>
         <w:t xml:space="preserve">ก่อนเริ่ม: อ่าน </w:t>
       </w:r>
@@ -518,8 +518,8 @@
         <w:rPr>
           <w:rFonts w:ascii="Sarabun" w:hAnsi="Sarabun" w:cs="Sarabun" w:eastAsia="Sarabun"/>
           <w:color w:val="192768"/>
-          <w:sz w:val="28"/>
-          <w:szCs w:val="28"/>
+          <w:sz w:val="22"/>
+          <w:szCs w:val="22"/>
         </w:rPr>
         <w:t>เล่มภาพรวม</w:t>
       </w:r>
@@ -527,8 +527,8 @@
         <w:rPr>
           <w:rFonts w:ascii="Sarabun" w:hAnsi="Sarabun" w:cs="Sarabun" w:eastAsia="Sarabun"/>
           <w:color w:val="1A1E33"/>
-          <w:sz w:val="28"/>
-          <w:szCs w:val="28"/>
+          <w:sz w:val="22"/>
+          <w:szCs w:val="22"/>
         </w:rPr>
         <w:t xml:space="preserve"> ให้จบ และต้องมีบัญชีที่เปิดใช้งานแล้ว (ถ้ายังไม่มี ดูวิธีเปิดใช้งานได้ที่ </w:t>
       </w:r>
@@ -536,8 +536,8 @@
         <w:rPr>
           <w:rFonts w:ascii="Sarabun" w:hAnsi="Sarabun" w:cs="Sarabun" w:eastAsia="Sarabun"/>
           <w:color w:val="192768"/>
-          <w:sz w:val="28"/>
-          <w:szCs w:val="28"/>
+          <w:sz w:val="22"/>
+          <w:szCs w:val="22"/>
         </w:rPr>
         <w:t>เล่ม A ข้อ 5–6</w:t>
       </w:r>
@@ -545,19 +545,11 @@
         <w:rPr>
           <w:rFonts w:ascii="Sarabun" w:hAnsi="Sarabun" w:cs="Sarabun" w:eastAsia="Sarabun"/>
           <w:color w:val="1A1E33"/>
-          <w:sz w:val="28"/>
-          <w:szCs w:val="28"/>
+          <w:sz w:val="22"/>
+          <w:szCs w:val="22"/>
         </w:rPr>
         <w:t>)</w:t>
       </w:r>
-    </w:p>
-    <w:p>
-      <w:pPr>
-        <w:spacing w:before="80" w:after="200" w:lineRule="auto" w:line="240"/>
-        <w:pBdr>
-          <w:bottom w:val="single" w:sz="6" w:space="4" w:color="D8DCE6"/>
-        </w:pBdr>
-      </w:pPr>
     </w:p>
     <w:p>
       <w:pPr>
@@ -567,17 +559,18 @@
         <w:pBdr>
           <w:bottom w:val="single" w:sz="6" w:space="4" w:color="D8DCE6"/>
         </w:pBdr>
+        <w:pageBreakBefore w:val="1"/>
       </w:pPr>
       <w:r>
         <w:rPr>
           <w:rFonts w:ascii="Sarabun" w:hAnsi="Sarabun" w:cs="Sarabun" w:eastAsia="Sarabun"/>
           <w:color w:val="192768"/>
-          <w:sz w:val="44"/>
-          <w:szCs w:val="44"/>
+          <w:sz w:val="36"/>
+          <w:szCs w:val="36"/>
           <w:b w:val="1"/>
           <w:bCs w:val="1"/>
-          <w:sz w:val="44"/>
-          <w:szCs w:val="44"/>
+          <w:sz w:val="36"/>
+          <w:szCs w:val="36"/>
           <w:b w:val="1"/>
           <w:bCs w:val="1"/>
         </w:rPr>
@@ -595,8 +588,8 @@
         <w:rPr>
           <w:rFonts w:ascii="DejaVu Sans Mono" w:hAnsi="DejaVu Sans Mono" w:cs="DejaVu Sans Mono" w:eastAsia="DejaVu Sans Mono"/>
           <w:color w:val="1A1E33"/>
-          <w:sz w:val="19"/>
-          <w:szCs w:val="19"/>
+          <w:sz w:val="17"/>
+          <w:szCs w:val="17"/>
         </w:rPr>
         <w:t xml:space="preserve">  คุณ (ผู้ดำเนินการของหน่วยงาน)</w:t>
       </w:r>
@@ -612,8 +605,8 @@
         <w:rPr>
           <w:rFonts w:ascii="DejaVu Sans Mono" w:hAnsi="DejaVu Sans Mono" w:cs="DejaVu Sans Mono" w:eastAsia="DejaVu Sans Mono"/>
           <w:color w:val="1A1E33"/>
-          <w:sz w:val="19"/>
-          <w:szCs w:val="19"/>
+          <w:sz w:val="17"/>
+          <w:szCs w:val="17"/>
         </w:rPr>
         <w:t xml:space="preserve">      │  กรอกแบบฟอร์ม 3 ส่วน → ตรวจ PDF → นำส่ง</w:t>
       </w:r>
@@ -629,8 +622,8 @@
         <w:rPr>
           <w:rFonts w:ascii="DejaVu Sans Mono" w:hAnsi="DejaVu Sans Mono" w:cs="DejaVu Sans Mono" w:eastAsia="DejaVu Sans Mono"/>
           <w:color w:val="1A1E33"/>
-          <w:sz w:val="19"/>
-          <w:szCs w:val="19"/>
+          <w:sz w:val="17"/>
+          <w:szCs w:val="17"/>
         </w:rPr>
         <w:t xml:space="preserve">      ▼</w:t>
       </w:r>
@@ -646,8 +639,8 @@
         <w:rPr>
           <w:rFonts w:ascii="DejaVu Sans Mono" w:hAnsi="DejaVu Sans Mono" w:cs="DejaVu Sans Mono" w:eastAsia="DejaVu Sans Mono"/>
           <w:color w:val="1A1E33"/>
-          <w:sz w:val="19"/>
-          <w:szCs w:val="19"/>
+          <w:sz w:val="17"/>
+          <w:szCs w:val="17"/>
         </w:rPr>
         <w:t xml:space="preserve">  ┌──────────────────────┐   ต้องปรับปรุง    ┌──────────────────┐</w:t>
       </w:r>
@@ -663,8 +656,8 @@
         <w:rPr>
           <w:rFonts w:ascii="DejaVu Sans Mono" w:hAnsi="DejaVu Sans Mono" w:cs="DejaVu Sans Mono" w:eastAsia="DejaVu Sans Mono"/>
           <w:color w:val="1A1E33"/>
-          <w:sz w:val="19"/>
-          <w:szCs w:val="19"/>
+          <w:sz w:val="17"/>
+          <w:szCs w:val="17"/>
         </w:rPr>
         <w:t xml:space="preserve">  │ รอเจ้าหน้าที่ BDI ตรวจสอบ │ ───────────────▶ │  รอการแก้ไข        │</w:t>
       </w:r>
@@ -680,8 +673,8 @@
         <w:rPr>
           <w:rFonts w:ascii="DejaVu Sans Mono" w:hAnsi="DejaVu Sans Mono" w:cs="DejaVu Sans Mono" w:eastAsia="DejaVu Sans Mono"/>
           <w:color w:val="1A1E33"/>
-          <w:sz w:val="19"/>
-          <w:szCs w:val="19"/>
+          <w:sz w:val="17"/>
+          <w:szCs w:val="17"/>
         </w:rPr>
         <w:t xml:space="preserve">  │      (ด่านที่ 1)        │ ◀─────────────── │  (คุณแก้แล้วส่งใหม่)  │</w:t>
       </w:r>
@@ -697,8 +690,8 @@
         <w:rPr>
           <w:rFonts w:ascii="DejaVu Sans Mono" w:hAnsi="DejaVu Sans Mono" w:cs="DejaVu Sans Mono" w:eastAsia="DejaVu Sans Mono"/>
           <w:color w:val="1A1E33"/>
-          <w:sz w:val="19"/>
-          <w:szCs w:val="19"/>
+          <w:sz w:val="17"/>
+          <w:szCs w:val="17"/>
         </w:rPr>
         <w:t xml:space="preserve">  └──────────┬───────────┘                  └──────────────────┘</w:t>
       </w:r>
@@ -714,8 +707,8 @@
         <w:rPr>
           <w:rFonts w:ascii="DejaVu Sans Mono" w:hAnsi="DejaVu Sans Mono" w:cs="DejaVu Sans Mono" w:eastAsia="DejaVu Sans Mono"/>
           <w:color w:val="1A1E33"/>
-          <w:sz w:val="19"/>
-          <w:szCs w:val="19"/>
+          <w:sz w:val="17"/>
+          <w:szCs w:val="17"/>
         </w:rPr>
         <w:t xml:space="preserve">             │ เจ้าหน้าที่กด "อนุมัติ"  → ถ้าผู้ลงนามยังไม่มีบัญชี ระบบส่งคำเชิญให้เอง</w:t>
       </w:r>
@@ -731,8 +724,8 @@
         <w:rPr>
           <w:rFonts w:ascii="DejaVu Sans Mono" w:hAnsi="DejaVu Sans Mono" w:cs="DejaVu Sans Mono" w:eastAsia="DejaVu Sans Mono"/>
           <w:color w:val="1A1E33"/>
-          <w:sz w:val="19"/>
-          <w:szCs w:val="19"/>
+          <w:sz w:val="17"/>
+          <w:szCs w:val="17"/>
         </w:rPr>
         <w:t xml:space="preserve">             ▼</w:t>
       </w:r>
@@ -748,8 +741,8 @@
         <w:rPr>
           <w:rFonts w:ascii="DejaVu Sans Mono" w:hAnsi="DejaVu Sans Mono" w:cs="DejaVu Sans Mono" w:eastAsia="DejaVu Sans Mono"/>
           <w:color w:val="1A1E33"/>
-          <w:sz w:val="19"/>
-          <w:szCs w:val="19"/>
+          <w:sz w:val="17"/>
+          <w:szCs w:val="17"/>
         </w:rPr>
         <w:t xml:space="preserve">  ┌──────────────────────────┐</w:t>
       </w:r>
@@ -765,8 +758,8 @@
         <w:rPr>
           <w:rFonts w:ascii="DejaVu Sans Mono" w:hAnsi="DejaVu Sans Mono" w:cs="DejaVu Sans Mono" w:eastAsia="DejaVu Sans Mono"/>
           <w:color w:val="1A1E33"/>
-          <w:sz w:val="19"/>
-          <w:szCs w:val="19"/>
+          <w:sz w:val="17"/>
+          <w:szCs w:val="17"/>
         </w:rPr>
         <w:t xml:space="preserve">  │ รอผู้มีอำนาจของหน่วยงานลงนาม │   (ด่านที่ 2)</w:t>
       </w:r>
@@ -782,8 +775,8 @@
         <w:rPr>
           <w:rFonts w:ascii="DejaVu Sans Mono" w:hAnsi="DejaVu Sans Mono" w:cs="DejaVu Sans Mono" w:eastAsia="DejaVu Sans Mono"/>
           <w:color w:val="1A1E33"/>
-          <w:sz w:val="19"/>
-          <w:szCs w:val="19"/>
+          <w:sz w:val="17"/>
+          <w:szCs w:val="17"/>
         </w:rPr>
         <w:t xml:space="preserve">  └──────────┬───────────────┘</w:t>
       </w:r>
@@ -799,8 +792,8 @@
         <w:rPr>
           <w:rFonts w:ascii="DejaVu Sans Mono" w:hAnsi="DejaVu Sans Mono" w:cs="DejaVu Sans Mono" w:eastAsia="DejaVu Sans Mono"/>
           <w:color w:val="1A1E33"/>
-          <w:sz w:val="19"/>
-          <w:szCs w:val="19"/>
+          <w:sz w:val="17"/>
+          <w:szCs w:val="17"/>
         </w:rPr>
         <w:t xml:space="preserve">             │ ผู้ลงนามกด "เห็นชอบ"</w:t>
       </w:r>
@@ -816,8 +809,8 @@
         <w:rPr>
           <w:rFonts w:ascii="DejaVu Sans Mono" w:hAnsi="DejaVu Sans Mono" w:cs="DejaVu Sans Mono" w:eastAsia="DejaVu Sans Mono"/>
           <w:color w:val="1A1E33"/>
-          <w:sz w:val="19"/>
-          <w:szCs w:val="19"/>
+          <w:sz w:val="17"/>
+          <w:szCs w:val="17"/>
         </w:rPr>
         <w:t xml:space="preserve">             ▼</w:t>
       </w:r>
@@ -833,8 +826,8 @@
         <w:rPr>
           <w:rFonts w:ascii="DejaVu Sans Mono" w:hAnsi="DejaVu Sans Mono" w:cs="DejaVu Sans Mono" w:eastAsia="DejaVu Sans Mono"/>
           <w:color w:val="1A1E33"/>
-          <w:sz w:val="19"/>
-          <w:szCs w:val="19"/>
+          <w:sz w:val="17"/>
+          <w:szCs w:val="17"/>
         </w:rPr>
         <w:t xml:space="preserve">  ┌──────────────────────┐</w:t>
       </w:r>
@@ -850,8 +843,8 @@
         <w:rPr>
           <w:rFonts w:ascii="DejaVu Sans Mono" w:hAnsi="DejaVu Sans Mono" w:cs="DejaVu Sans Mono" w:eastAsia="DejaVu Sans Mono"/>
           <w:color w:val="1A1E33"/>
-          <w:sz w:val="19"/>
-          <w:szCs w:val="19"/>
+          <w:sz w:val="17"/>
+          <w:szCs w:val="17"/>
         </w:rPr>
         <w:t xml:space="preserve">  │ รอ BDI อนุมัติขั้นสุดท้าย  │   (ด่านที่ 3)</w:t>
       </w:r>
@@ -867,8 +860,8 @@
         <w:rPr>
           <w:rFonts w:ascii="DejaVu Sans Mono" w:hAnsi="DejaVu Sans Mono" w:cs="DejaVu Sans Mono" w:eastAsia="DejaVu Sans Mono"/>
           <w:color w:val="1A1E33"/>
-          <w:sz w:val="19"/>
-          <w:szCs w:val="19"/>
+          <w:sz w:val="17"/>
+          <w:szCs w:val="17"/>
         </w:rPr>
         <w:t xml:space="preserve">  └──────────┬───────────┘</w:t>
       </w:r>
@@ -884,8 +877,8 @@
         <w:rPr>
           <w:rFonts w:ascii="DejaVu Sans Mono" w:hAnsi="DejaVu Sans Mono" w:cs="DejaVu Sans Mono" w:eastAsia="DejaVu Sans Mono"/>
           <w:color w:val="1A1E33"/>
-          <w:sz w:val="19"/>
-          <w:szCs w:val="19"/>
+          <w:sz w:val="17"/>
+          <w:szCs w:val="17"/>
         </w:rPr>
         <w:t xml:space="preserve">             │ ผู้อนุมัติ BDI กด "เห็นชอบและลงนาม"</w:t>
       </w:r>
@@ -901,8 +894,8 @@
         <w:rPr>
           <w:rFonts w:ascii="DejaVu Sans Mono" w:hAnsi="DejaVu Sans Mono" w:cs="DejaVu Sans Mono" w:eastAsia="DejaVu Sans Mono"/>
           <w:color w:val="1A1E33"/>
-          <w:sz w:val="19"/>
-          <w:szCs w:val="19"/>
+          <w:sz w:val="17"/>
+          <w:szCs w:val="17"/>
         </w:rPr>
         <w:t xml:space="preserve">             ▼</w:t>
       </w:r>
@@ -918,8 +911,8 @@
         <w:rPr>
           <w:rFonts w:ascii="DejaVu Sans Mono" w:hAnsi="DejaVu Sans Mono" w:cs="DejaVu Sans Mono" w:eastAsia="DejaVu Sans Mono"/>
           <w:color w:val="1A1E33"/>
-          <w:sz w:val="19"/>
-          <w:szCs w:val="19"/>
+          <w:sz w:val="17"/>
+          <w:szCs w:val="17"/>
         </w:rPr>
         <w:t xml:space="preserve">        ✅ หน่วยงาน "เปิดใช้งาน" — ไปต่อเล่ม C ได้</w:t>
       </w:r>
@@ -927,14 +920,14 @@
     <w:p>
       <w:pPr>
         <w:spacing w:before="0" w:after="160" w:lineRule="auto" w:line="348"/>
-        <w:jc w:val="left"/>
+        <w:jc w:val="both"/>
       </w:pPr>
       <w:r>
         <w:rPr>
           <w:rFonts w:ascii="Sarabun" w:hAnsi="Sarabun" w:cs="Sarabun" w:eastAsia="Sarabun"/>
           <w:color w:val="1A1E33"/>
-          <w:sz w:val="28"/>
-          <w:szCs w:val="28"/>
+          <w:sz w:val="22"/>
+          <w:szCs w:val="22"/>
         </w:rPr>
         <w:t xml:space="preserve">เล่มนี้ </w:t>
       </w:r>
@@ -942,8 +935,8 @@
         <w:rPr>
           <w:rFonts w:ascii="Sarabun" w:hAnsi="Sarabun" w:cs="Sarabun" w:eastAsia="Sarabun"/>
           <w:color w:val="1A1E33"/>
-          <w:sz w:val="28"/>
-          <w:szCs w:val="28"/>
+          <w:sz w:val="22"/>
+          <w:szCs w:val="22"/>
           <w:b w:val="1"/>
           <w:bCs w:val="1"/>
         </w:rPr>
@@ -953,8 +946,8 @@
         <w:rPr>
           <w:rFonts w:ascii="Sarabun" w:hAnsi="Sarabun" w:cs="Sarabun" w:eastAsia="Sarabun"/>
           <w:color w:val="1A1E33"/>
-          <w:sz w:val="28"/>
-          <w:szCs w:val="28"/>
+          <w:sz w:val="22"/>
+          <w:szCs w:val="22"/>
         </w:rPr>
         <w:t xml:space="preserve"> แนะนำให้เปิดหน้าต่างไม่ระบุตัวตนแยกกันคนละหน้าต่างต่อหนึ่งบทบาท</w:t>
       </w:r>
@@ -999,8 +992,8 @@
               <w:rPr>
                 <w:rFonts w:ascii="Sarabun" w:hAnsi="Sarabun" w:cs="Sarabun" w:eastAsia="Sarabun"/>
                 <w:color w:val="FFFFFF"/>
-                <w:sz w:val="25"/>
-                <w:szCs w:val="25"/>
+                <w:sz w:val="20"/>
+                <w:szCs w:val="20"/>
                 <w:b w:val="1"/>
                 <w:bCs w:val="1"/>
               </w:rPr>
@@ -1009,12 +1002,12 @@
               <w:rPr>
                 <w:rFonts w:ascii="Sarabun" w:hAnsi="Sarabun" w:cs="Sarabun" w:eastAsia="Sarabun"/>
                 <w:color w:val="FFFFFF"/>
-                <w:sz w:val="25"/>
-                <w:szCs w:val="25"/>
+                <w:sz w:val="20"/>
+                <w:szCs w:val="20"/>
                 <w:b w:val="1"/>
                 <w:bCs w:val="1"/>
-                <w:sz w:val="25"/>
-                <w:szCs w:val="25"/>
+                <w:sz w:val="20"/>
+                <w:szCs w:val="20"/>
                 <w:b w:val="1"/>
                 <w:bCs w:val="1"/>
               </w:rPr>
@@ -1036,8 +1029,8 @@
               <w:rPr>
                 <w:rFonts w:ascii="Sarabun" w:hAnsi="Sarabun" w:cs="Sarabun" w:eastAsia="Sarabun"/>
                 <w:color w:val="FFFFFF"/>
-                <w:sz w:val="25"/>
-                <w:szCs w:val="25"/>
+                <w:sz w:val="20"/>
+                <w:szCs w:val="20"/>
                 <w:b w:val="1"/>
                 <w:bCs w:val="1"/>
               </w:rPr>
@@ -1046,12 +1039,12 @@
               <w:rPr>
                 <w:rFonts w:ascii="Sarabun" w:hAnsi="Sarabun" w:cs="Sarabun" w:eastAsia="Sarabun"/>
                 <w:color w:val="FFFFFF"/>
-                <w:sz w:val="25"/>
-                <w:szCs w:val="25"/>
+                <w:sz w:val="20"/>
+                <w:szCs w:val="20"/>
                 <w:b w:val="1"/>
                 <w:bCs w:val="1"/>
-                <w:sz w:val="25"/>
-                <w:szCs w:val="25"/>
+                <w:sz w:val="20"/>
+                <w:szCs w:val="20"/>
                 <w:b w:val="1"/>
                 <w:bCs w:val="1"/>
               </w:rPr>
@@ -1073,8 +1066,8 @@
               <w:rPr>
                 <w:rFonts w:ascii="Sarabun" w:hAnsi="Sarabun" w:cs="Sarabun" w:eastAsia="Sarabun"/>
                 <w:color w:val="FFFFFF"/>
-                <w:sz w:val="25"/>
-                <w:szCs w:val="25"/>
+                <w:sz w:val="20"/>
+                <w:szCs w:val="20"/>
                 <w:b w:val="1"/>
                 <w:bCs w:val="1"/>
               </w:rPr>
@@ -1083,12 +1076,12 @@
               <w:rPr>
                 <w:rFonts w:ascii="Sarabun" w:hAnsi="Sarabun" w:cs="Sarabun" w:eastAsia="Sarabun"/>
                 <w:color w:val="FFFFFF"/>
-                <w:sz w:val="25"/>
-                <w:szCs w:val="25"/>
+                <w:sz w:val="20"/>
+                <w:szCs w:val="20"/>
                 <w:b w:val="1"/>
                 <w:bCs w:val="1"/>
-                <w:sz w:val="25"/>
-                <w:szCs w:val="25"/>
+                <w:sz w:val="20"/>
+                <w:szCs w:val="20"/>
                 <w:b w:val="1"/>
                 <w:bCs w:val="1"/>
               </w:rPr>
@@ -1113,8 +1106,8 @@
               <w:rPr>
                 <w:rFonts w:ascii="Sarabun" w:hAnsi="Sarabun" w:cs="Sarabun" w:eastAsia="Sarabun"/>
                 <w:color w:val="1A1E33"/>
-                <w:sz w:val="25"/>
-                <w:szCs w:val="25"/>
+                <w:sz w:val="20"/>
+                <w:szCs w:val="20"/>
               </w:rPr>
               <w:t>1</w:t>
             </w:r>
@@ -1135,8 +1128,8 @@
               <w:rPr>
                 <w:rFonts w:ascii="Sarabun" w:hAnsi="Sarabun" w:cs="Sarabun" w:eastAsia="Sarabun"/>
                 <w:color w:val="1A1E33"/>
-                <w:sz w:val="25"/>
-                <w:szCs w:val="25"/>
+                <w:sz w:val="20"/>
+                <w:szCs w:val="20"/>
               </w:rPr>
               <w:t>ผู้ดำเนินการของหน่วยงาน</w:t>
             </w:r>
@@ -1157,8 +1150,8 @@
               <w:rPr>
                 <w:rFonts w:ascii="DejaVu Sans Mono" w:hAnsi="DejaVu Sans Mono" w:cs="DejaVu Sans Mono" w:eastAsia="DejaVu Sans Mono"/>
                 <w:color w:val="192768"/>
-                <w:sz w:val="22"/>
-                <w:szCs w:val="22"/>
+                <w:sz w:val="17"/>
+                <w:szCs w:val="17"/>
                 <w:shd w:val="clear" w:fill="F5F6FA"/>
               </w:rPr>
               <w:t>somchai.tester@mot.go.th</w:t>
@@ -1182,8 +1175,8 @@
               <w:rPr>
                 <w:rFonts w:ascii="Sarabun" w:hAnsi="Sarabun" w:cs="Sarabun" w:eastAsia="Sarabun"/>
                 <w:color w:val="1A1E33"/>
-                <w:sz w:val="25"/>
-                <w:szCs w:val="25"/>
+                <w:sz w:val="20"/>
+                <w:szCs w:val="20"/>
               </w:rPr>
               <w:t>2</w:t>
             </w:r>
@@ -1204,8 +1197,8 @@
               <w:rPr>
                 <w:rFonts w:ascii="Sarabun" w:hAnsi="Sarabun" w:cs="Sarabun" w:eastAsia="Sarabun"/>
                 <w:color w:val="1A1E33"/>
-                <w:sz w:val="25"/>
-                <w:szCs w:val="25"/>
+                <w:sz w:val="20"/>
+                <w:szCs w:val="20"/>
               </w:rPr>
               <w:t>เจ้าหน้าที่ BDI</w:t>
             </w:r>
@@ -1226,8 +1219,8 @@
               <w:rPr>
                 <w:rFonts w:ascii="DejaVu Sans Mono" w:hAnsi="DejaVu Sans Mono" w:cs="DejaVu Sans Mono" w:eastAsia="DejaVu Sans Mono"/>
                 <w:color w:val="192768"/>
-                <w:sz w:val="22"/>
-                <w:szCs w:val="22"/>
+                <w:sz w:val="17"/>
+                <w:szCs w:val="17"/>
                 <w:shd w:val="clear" w:fill="F5F6FA"/>
               </w:rPr>
               <w:t>officer@bdi.or.th</w:t>
@@ -1251,8 +1244,8 @@
               <w:rPr>
                 <w:rFonts w:ascii="Sarabun" w:hAnsi="Sarabun" w:cs="Sarabun" w:eastAsia="Sarabun"/>
                 <w:color w:val="1A1E33"/>
-                <w:sz w:val="25"/>
-                <w:szCs w:val="25"/>
+                <w:sz w:val="20"/>
+                <w:szCs w:val="20"/>
               </w:rPr>
               <w:t>3</w:t>
             </w:r>
@@ -1273,8 +1266,8 @@
               <w:rPr>
                 <w:rFonts w:ascii="Sarabun" w:hAnsi="Sarabun" w:cs="Sarabun" w:eastAsia="Sarabun"/>
                 <w:color w:val="1A1E33"/>
-                <w:sz w:val="25"/>
-                <w:szCs w:val="25"/>
+                <w:sz w:val="20"/>
+                <w:szCs w:val="20"/>
               </w:rPr>
               <w:t>ผู้มีอำนาจกระทำการแทน</w:t>
             </w:r>
@@ -1295,8 +1288,8 @@
               <w:rPr>
                 <w:rFonts w:ascii="DejaVu Sans Mono" w:hAnsi="DejaVu Sans Mono" w:cs="DejaVu Sans Mono" w:eastAsia="DejaVu Sans Mono"/>
                 <w:color w:val="192768"/>
-                <w:sz w:val="22"/>
-                <w:szCs w:val="22"/>
+                <w:sz w:val="17"/>
+                <w:szCs w:val="17"/>
                 <w:shd w:val="clear" w:fill="F5F6FA"/>
               </w:rPr>
               <w:t>director.tester@mot.go.th</w:t>
@@ -1320,8 +1313,8 @@
               <w:rPr>
                 <w:rFonts w:ascii="Sarabun" w:hAnsi="Sarabun" w:cs="Sarabun" w:eastAsia="Sarabun"/>
                 <w:color w:val="1A1E33"/>
-                <w:sz w:val="25"/>
-                <w:szCs w:val="25"/>
+                <w:sz w:val="20"/>
+                <w:szCs w:val="20"/>
               </w:rPr>
               <w:t>4</w:t>
             </w:r>
@@ -1342,8 +1335,8 @@
               <w:rPr>
                 <w:rFonts w:ascii="Sarabun" w:hAnsi="Sarabun" w:cs="Sarabun" w:eastAsia="Sarabun"/>
                 <w:color w:val="1A1E33"/>
-                <w:sz w:val="25"/>
-                <w:szCs w:val="25"/>
+                <w:sz w:val="20"/>
+                <w:szCs w:val="20"/>
               </w:rPr>
               <w:t>ผู้อนุมัติ BDI</w:t>
             </w:r>
@@ -1364,8 +1357,8 @@
               <w:rPr>
                 <w:rFonts w:ascii="DejaVu Sans Mono" w:hAnsi="DejaVu Sans Mono" w:cs="DejaVu Sans Mono" w:eastAsia="DejaVu Sans Mono"/>
                 <w:color w:val="192768"/>
-                <w:sz w:val="22"/>
-                <w:szCs w:val="22"/>
+                <w:sz w:val="17"/>
+                <w:szCs w:val="17"/>
                 <w:shd w:val="clear" w:fill="F5F6FA"/>
               </w:rPr>
               <w:t>approver@bdi.or.th</w:t>
@@ -1381,31 +1374,24 @@
     </w:p>
     <w:p>
       <w:pPr>
-        <w:spacing w:before="80" w:after="200" w:lineRule="auto" w:line="240"/>
-        <w:pBdr>
-          <w:bottom w:val="single" w:sz="6" w:space="4" w:color="D8DCE6"/>
-        </w:pBdr>
-      </w:pPr>
-    </w:p>
-    <w:p>
-      <w:pPr>
         <w:spacing w:before="360" w:after="120" w:lineRule="auto" w:line="300"/>
         <w:jc w:val="left"/>
         <w:keepNext w:val="1"/>
         <w:pBdr>
           <w:bottom w:val="single" w:sz="6" w:space="4" w:color="D8DCE6"/>
         </w:pBdr>
+        <w:pageBreakBefore w:val="1"/>
       </w:pPr>
       <w:r>
         <w:rPr>
           <w:rFonts w:ascii="Sarabun" w:hAnsi="Sarabun" w:cs="Sarabun" w:eastAsia="Sarabun"/>
           <w:color w:val="192768"/>
-          <w:sz w:val="44"/>
-          <w:szCs w:val="44"/>
+          <w:sz w:val="36"/>
+          <w:szCs w:val="36"/>
           <w:b w:val="1"/>
           <w:bCs w:val="1"/>
-          <w:sz w:val="44"/>
-          <w:szCs w:val="44"/>
+          <w:sz w:val="36"/>
+          <w:szCs w:val="36"/>
           <w:b w:val="1"/>
           <w:bCs w:val="1"/>
         </w:rPr>
@@ -1422,12 +1408,12 @@
         <w:rPr>
           <w:rFonts w:ascii="Sarabun" w:hAnsi="Sarabun" w:cs="Sarabun" w:eastAsia="Sarabun"/>
           <w:color w:val="192768"/>
-          <w:sz w:val="34"/>
-          <w:szCs w:val="34"/>
+          <w:sz w:val="28"/>
+          <w:szCs w:val="28"/>
           <w:b w:val="1"/>
           <w:bCs w:val="1"/>
-          <w:sz w:val="34"/>
-          <w:szCs w:val="34"/>
+          <w:sz w:val="28"/>
+          <w:szCs w:val="28"/>
           <w:b w:val="1"/>
           <w:bCs w:val="1"/>
         </w:rPr>
@@ -1437,14 +1423,14 @@
     <w:p>
       <w:pPr>
         <w:spacing w:before="0" w:after="160" w:lineRule="auto" w:line="348"/>
-        <w:jc w:val="left"/>
+        <w:jc w:val="both"/>
       </w:pPr>
       <w:r>
         <w:rPr>
           <w:rFonts w:ascii="Sarabun" w:hAnsi="Sarabun" w:cs="Sarabun" w:eastAsia="Sarabun"/>
           <w:color w:val="1A1E33"/>
-          <w:sz w:val="28"/>
-          <w:szCs w:val="28"/>
+          <w:sz w:val="22"/>
+          <w:szCs w:val="22"/>
         </w:rPr>
         <w:t>เข้าสู่ระบบด้วยบัญชีผู้ดำเนินการ จะเจอหน้าแรกแบบนี้</w:t>
       </w:r>
@@ -1505,8 +1491,8 @@
         <w:rPr>
           <w:rFonts w:ascii="Sarabun" w:hAnsi="Sarabun" w:cs="Sarabun" w:eastAsia="Sarabun"/>
           <w:color w:val="5C637A"/>
-          <w:sz w:val="23"/>
-          <w:szCs w:val="23"/>
+          <w:sz w:val="19"/>
+          <w:szCs w:val="19"/>
           <w:i w:val="1"/>
           <w:iCs w:val="1"/>
         </w:rPr>
@@ -1516,14 +1502,14 @@
     <w:p>
       <w:pPr>
         <w:spacing w:before="0" w:after="160" w:lineRule="auto" w:line="348"/>
-        <w:jc w:val="left"/>
+        <w:jc w:val="both"/>
       </w:pPr>
       <w:r>
         <w:rPr>
           <w:rFonts w:ascii="Sarabun" w:hAnsi="Sarabun" w:cs="Sarabun" w:eastAsia="Sarabun"/>
           <w:color w:val="1A1E33"/>
-          <w:sz w:val="28"/>
-          <w:szCs w:val="28"/>
+          <w:sz w:val="22"/>
+          <w:szCs w:val="22"/>
         </w:rPr>
         <w:t>บนหน้านี้มีสามอย่างที่ต้องสังเกต</w:t>
       </w:r>
@@ -1538,8 +1524,8 @@
         <w:rPr>
           <w:rFonts w:ascii="Sarabun" w:hAnsi="Sarabun" w:cs="Sarabun" w:eastAsia="Sarabun"/>
           <w:color w:val="E5775A"/>
-          <w:sz w:val="28"/>
-          <w:szCs w:val="28"/>
+          <w:sz w:val="22"/>
+          <w:szCs w:val="22"/>
           <w:b w:val="1"/>
           <w:bCs w:val="1"/>
         </w:rPr>
@@ -1549,8 +1535,8 @@
         <w:rPr>
           <w:rFonts w:ascii="Sarabun" w:hAnsi="Sarabun" w:cs="Sarabun" w:eastAsia="Sarabun"/>
           <w:color w:val="1A1E33"/>
-          <w:sz w:val="28"/>
-          <w:szCs w:val="28"/>
+          <w:sz w:val="22"/>
+          <w:szCs w:val="22"/>
           <w:b w:val="1"/>
           <w:bCs w:val="1"/>
         </w:rPr>
@@ -1560,8 +1546,8 @@
         <w:rPr>
           <w:rFonts w:ascii="Sarabun" w:hAnsi="Sarabun" w:cs="Sarabun" w:eastAsia="Sarabun"/>
           <w:color w:val="1A1E33"/>
-          <w:sz w:val="28"/>
-          <w:szCs w:val="28"/>
+          <w:sz w:val="22"/>
+          <w:szCs w:val="22"/>
         </w:rPr>
         <w:t xml:space="preserve"> ที่คุณสังกัด พร้อมป้ายสถานะ </w:t>
       </w:r>
@@ -1569,8 +1555,8 @@
         <w:rPr>
           <w:rFonts w:ascii="Sarabun" w:hAnsi="Sarabun" w:cs="Sarabun" w:eastAsia="Sarabun"/>
           <w:color w:val="1A1E33"/>
-          <w:sz w:val="28"/>
-          <w:szCs w:val="28"/>
+          <w:sz w:val="22"/>
+          <w:szCs w:val="22"/>
           <w:b w:val="1"/>
           <w:bCs w:val="1"/>
         </w:rPr>
@@ -1587,8 +1573,8 @@
         <w:rPr>
           <w:rFonts w:ascii="Sarabun" w:hAnsi="Sarabun" w:cs="Sarabun" w:eastAsia="Sarabun"/>
           <w:color w:val="E5775A"/>
-          <w:sz w:val="28"/>
-          <w:szCs w:val="28"/>
+          <w:sz w:val="22"/>
+          <w:szCs w:val="22"/>
           <w:b w:val="1"/>
           <w:bCs w:val="1"/>
         </w:rPr>
@@ -1598,8 +1584,8 @@
         <w:rPr>
           <w:rFonts w:ascii="Sarabun" w:hAnsi="Sarabun" w:cs="Sarabun" w:eastAsia="Sarabun"/>
           <w:color w:val="1A1E33"/>
-          <w:sz w:val="28"/>
-          <w:szCs w:val="28"/>
+          <w:sz w:val="22"/>
+          <w:szCs w:val="22"/>
         </w:rPr>
         <w:t xml:space="preserve">กล่องสีส้ม </w:t>
       </w:r>
@@ -1607,8 +1593,8 @@
         <w:rPr>
           <w:rFonts w:ascii="Sarabun" w:hAnsi="Sarabun" w:cs="Sarabun" w:eastAsia="Sarabun"/>
           <w:color w:val="1A1E33"/>
-          <w:sz w:val="28"/>
-          <w:szCs w:val="28"/>
+          <w:sz w:val="22"/>
+          <w:szCs w:val="22"/>
           <w:b w:val="1"/>
           <w:bCs w:val="1"/>
         </w:rPr>
@@ -1618,8 +1604,8 @@
         <w:rPr>
           <w:rFonts w:ascii="Sarabun" w:hAnsi="Sarabun" w:cs="Sarabun" w:eastAsia="Sarabun"/>
           <w:color w:val="1A1E33"/>
-          <w:sz w:val="28"/>
-          <w:szCs w:val="28"/>
+          <w:sz w:val="22"/>
+          <w:szCs w:val="22"/>
         </w:rPr>
         <w:t xml:space="preserve"> ซึ่งอธิบายว่าต้องผ่านการอนุมัติก่อน จึงจะลงทะเบียนชุดข้อมูลได้</w:t>
       </w:r>
@@ -1634,8 +1620,8 @@
         <w:rPr>
           <w:rFonts w:ascii="Sarabun" w:hAnsi="Sarabun" w:cs="Sarabun" w:eastAsia="Sarabun"/>
           <w:color w:val="E5775A"/>
-          <w:sz w:val="28"/>
-          <w:szCs w:val="28"/>
+          <w:sz w:val="22"/>
+          <w:szCs w:val="22"/>
           <w:b w:val="1"/>
           <w:bCs w:val="1"/>
         </w:rPr>
@@ -1645,8 +1631,8 @@
         <w:rPr>
           <w:rFonts w:ascii="Sarabun" w:hAnsi="Sarabun" w:cs="Sarabun" w:eastAsia="Sarabun"/>
           <w:color w:val="1A1E33"/>
-          <w:sz w:val="28"/>
-          <w:szCs w:val="28"/>
+          <w:sz w:val="22"/>
+          <w:szCs w:val="22"/>
         </w:rPr>
         <w:t xml:space="preserve">ปุ่ม </w:t>
       </w:r>
@@ -1654,8 +1640,8 @@
         <w:rPr>
           <w:rFonts w:ascii="Sarabun" w:hAnsi="Sarabun" w:cs="Sarabun" w:eastAsia="Sarabun"/>
           <w:color w:val="1A1E33"/>
-          <w:sz w:val="28"/>
-          <w:szCs w:val="28"/>
+          <w:sz w:val="22"/>
+          <w:szCs w:val="22"/>
           <w:b w:val="1"/>
           <w:bCs w:val="1"/>
         </w:rPr>
@@ -1665,8 +1651,8 @@
         <w:rPr>
           <w:rFonts w:ascii="Sarabun" w:hAnsi="Sarabun" w:cs="Sarabun" w:eastAsia="Sarabun"/>
           <w:color w:val="1A1E33"/>
-          <w:sz w:val="28"/>
-          <w:szCs w:val="28"/>
+          <w:sz w:val="22"/>
+          <w:szCs w:val="22"/>
         </w:rPr>
         <w:t xml:space="preserve"> </w:t>
       </w:r>
@@ -1674,8 +1660,8 @@
         <w:rPr>
           <w:rFonts w:ascii="DejaVu Sans" w:hAnsi="DejaVu Sans" w:cs="DejaVu Sans" w:eastAsia="DejaVu Sans"/>
           <w:color w:val="1A1E33"/>
-          <w:sz w:val="28"/>
-          <w:szCs w:val="28"/>
+          <w:sz w:val="22"/>
+          <w:szCs w:val="22"/>
         </w:rPr>
         <w:t>←</w:t>
       </w:r>
@@ -1683,8 +1669,8 @@
         <w:rPr>
           <w:rFonts w:ascii="Sarabun" w:hAnsi="Sarabun" w:cs="Sarabun" w:eastAsia="Sarabun"/>
           <w:color w:val="1A1E33"/>
-          <w:sz w:val="28"/>
-          <w:szCs w:val="28"/>
+          <w:sz w:val="22"/>
+          <w:szCs w:val="22"/>
         </w:rPr>
         <w:t xml:space="preserve"> กดปุ่มนี้เพื่อเริ่ม</w:t>
       </w:r>
@@ -1693,7 +1679,7 @@
       <w:pPr>
         <w:spacing w:before="120" w:after="200" w:lineRule="auto" w:line="348"/>
         <w:ind w:left="227" w:right="113"/>
-        <w:jc w:val="left"/>
+        <w:jc w:val="both"/>
         <w:pBdr>
           <w:left w:val="single" w:sz="24" w:space="10" w:color="E5775A"/>
         </w:pBdr>
@@ -1703,8 +1689,8 @@
         <w:rPr>
           <w:rFonts w:ascii="Sarabun" w:hAnsi="Sarabun" w:cs="Sarabun" w:eastAsia="Sarabun"/>
           <w:color w:val="1A1E33"/>
-          <w:sz w:val="28"/>
-          <w:szCs w:val="28"/>
+          <w:sz w:val="22"/>
+          <w:szCs w:val="22"/>
         </w:rPr>
         <w:t>กดปุ่มนี้ซ้ำได้ ไม่ต้องกลัวว่าจะเปิดคำขอซ้อนกันหลายใบ ถ้ามีแบบฟอร์มค้างอยู่แล้ว ระบบจะพากลับเข้าฉบับเดิมให้เอง</w:t>
       </w:r>
@@ -1712,14 +1698,14 @@
     <w:p>
       <w:pPr>
         <w:spacing w:before="0" w:after="160" w:lineRule="auto" w:line="348"/>
-        <w:jc w:val="left"/>
+        <w:jc w:val="both"/>
       </w:pPr>
       <w:r>
         <w:rPr>
           <w:rFonts w:ascii="Sarabun" w:hAnsi="Sarabun" w:cs="Sarabun" w:eastAsia="Sarabun"/>
           <w:color w:val="1A1E33"/>
-          <w:sz w:val="28"/>
-          <w:szCs w:val="28"/>
+          <w:sz w:val="22"/>
+          <w:szCs w:val="22"/>
           <w:b w:val="1"/>
           <w:bCs w:val="1"/>
         </w:rPr>
@@ -1729,8 +1715,8 @@
         <w:rPr>
           <w:rFonts w:ascii="Sarabun" w:hAnsi="Sarabun" w:cs="Sarabun" w:eastAsia="Sarabun"/>
           <w:color w:val="1A1E33"/>
-          <w:sz w:val="28"/>
-          <w:szCs w:val="28"/>
+          <w:sz w:val="22"/>
+          <w:szCs w:val="22"/>
         </w:rPr>
         <w:t xml:space="preserve"> จะกดเมนู </w:t>
       </w:r>
@@ -1738,8 +1724,8 @@
         <w:rPr>
           <w:rFonts w:ascii="Sarabun" w:hAnsi="Sarabun" w:cs="Sarabun" w:eastAsia="Sarabun"/>
           <w:color w:val="1A1E33"/>
-          <w:sz w:val="28"/>
-          <w:szCs w:val="28"/>
+          <w:sz w:val="22"/>
+          <w:szCs w:val="22"/>
           <w:b w:val="1"/>
           <w:bCs w:val="1"/>
         </w:rPr>
@@ -1749,8 +1735,8 @@
         <w:rPr>
           <w:rFonts w:ascii="Sarabun" w:hAnsi="Sarabun" w:cs="Sarabun" w:eastAsia="Sarabun"/>
           <w:color w:val="1A1E33"/>
-          <w:sz w:val="28"/>
-          <w:szCs w:val="28"/>
+          <w:sz w:val="22"/>
+          <w:szCs w:val="22"/>
         </w:rPr>
         <w:t xml:space="preserve"> ด้านบนก็ได้ ถ้ายังไม่เคยเริ่มกรอก จะเจอหน้านี้</w:t>
       </w:r>
@@ -1811,8 +1797,8 @@
         <w:rPr>
           <w:rFonts w:ascii="Sarabun" w:hAnsi="Sarabun" w:cs="Sarabun" w:eastAsia="Sarabun"/>
           <w:color w:val="5C637A"/>
-          <w:sz w:val="23"/>
-          <w:szCs w:val="23"/>
+          <w:sz w:val="19"/>
+          <w:szCs w:val="19"/>
           <w:i w:val="1"/>
           <w:iCs w:val="1"/>
         </w:rPr>
@@ -1829,12 +1815,12 @@
         <w:rPr>
           <w:rFonts w:ascii="Sarabun" w:hAnsi="Sarabun" w:cs="Sarabun" w:eastAsia="Sarabun"/>
           <w:color w:val="192768"/>
-          <w:sz w:val="34"/>
-          <w:szCs w:val="34"/>
+          <w:sz w:val="28"/>
+          <w:szCs w:val="28"/>
           <w:b w:val="1"/>
           <w:bCs w:val="1"/>
-          <w:sz w:val="34"/>
-          <w:szCs w:val="34"/>
+          <w:sz w:val="28"/>
+          <w:szCs w:val="28"/>
           <w:b w:val="1"/>
           <w:bCs w:val="1"/>
         </w:rPr>
@@ -1897,8 +1883,8 @@
         <w:rPr>
           <w:rFonts w:ascii="Sarabun" w:hAnsi="Sarabun" w:cs="Sarabun" w:eastAsia="Sarabun"/>
           <w:color w:val="5C637A"/>
-          <w:sz w:val="23"/>
-          <w:szCs w:val="23"/>
+          <w:sz w:val="19"/>
+          <w:szCs w:val="19"/>
           <w:i w:val="1"/>
           <w:iCs w:val="1"/>
         </w:rPr>
@@ -1908,14 +1894,14 @@
     <w:p>
       <w:pPr>
         <w:spacing w:before="0" w:after="160" w:lineRule="auto" w:line="348"/>
-        <w:jc w:val="left"/>
+        <w:jc w:val="both"/>
       </w:pPr>
       <w:r>
         <w:rPr>
           <w:rFonts w:ascii="Sarabun" w:hAnsi="Sarabun" w:cs="Sarabun" w:eastAsia="Sarabun"/>
           <w:color w:val="1A1E33"/>
-          <w:sz w:val="28"/>
-          <w:szCs w:val="28"/>
+          <w:sz w:val="22"/>
+          <w:szCs w:val="22"/>
         </w:rPr>
         <w:t xml:space="preserve">แถบทางซ้ายทำหน้าที่เป็น </w:t>
       </w:r>
@@ -1923,8 +1909,8 @@
         <w:rPr>
           <w:rFonts w:ascii="Sarabun" w:hAnsi="Sarabun" w:cs="Sarabun" w:eastAsia="Sarabun"/>
           <w:color w:val="1A1E33"/>
-          <w:sz w:val="28"/>
-          <w:szCs w:val="28"/>
+          <w:sz w:val="22"/>
+          <w:szCs w:val="22"/>
           <w:b w:val="1"/>
           <w:bCs w:val="1"/>
         </w:rPr>
@@ -1934,8 +1920,8 @@
         <w:rPr>
           <w:rFonts w:ascii="Sarabun" w:hAnsi="Sarabun" w:cs="Sarabun" w:eastAsia="Sarabun"/>
           <w:color w:val="1A1E33"/>
-          <w:sz w:val="28"/>
-          <w:szCs w:val="28"/>
+          <w:sz w:val="22"/>
+          <w:szCs w:val="22"/>
         </w:rPr>
         <w:t xml:space="preserve"> และคอยบอกว่าส่วนไหนกรอกครบแล้ว กดที่หัวข้อเพื่อกระโดดไปส่วนนั้นได้เลย</w:t>
       </w:r>
@@ -1980,8 +1966,8 @@
               <w:rPr>
                 <w:rFonts w:ascii="Sarabun" w:hAnsi="Sarabun" w:cs="Sarabun" w:eastAsia="Sarabun"/>
                 <w:color w:val="FFFFFF"/>
-                <w:sz w:val="25"/>
-                <w:szCs w:val="25"/>
+                <w:sz w:val="20"/>
+                <w:szCs w:val="20"/>
                 <w:b w:val="1"/>
                 <w:bCs w:val="1"/>
               </w:rPr>
@@ -1990,12 +1976,12 @@
               <w:rPr>
                 <w:rFonts w:ascii="Sarabun" w:hAnsi="Sarabun" w:cs="Sarabun" w:eastAsia="Sarabun"/>
                 <w:color w:val="FFFFFF"/>
-                <w:sz w:val="25"/>
-                <w:szCs w:val="25"/>
+                <w:sz w:val="20"/>
+                <w:szCs w:val="20"/>
                 <w:b w:val="1"/>
                 <w:bCs w:val="1"/>
-                <w:sz w:val="25"/>
-                <w:szCs w:val="25"/>
+                <w:sz w:val="20"/>
+                <w:szCs w:val="20"/>
                 <w:b w:val="1"/>
                 <w:bCs w:val="1"/>
               </w:rPr>
@@ -2017,8 +2003,8 @@
               <w:rPr>
                 <w:rFonts w:ascii="Sarabun" w:hAnsi="Sarabun" w:cs="Sarabun" w:eastAsia="Sarabun"/>
                 <w:color w:val="FFFFFF"/>
-                <w:sz w:val="25"/>
-                <w:szCs w:val="25"/>
+                <w:sz w:val="20"/>
+                <w:szCs w:val="20"/>
                 <w:b w:val="1"/>
                 <w:bCs w:val="1"/>
               </w:rPr>
@@ -2027,12 +2013,12 @@
               <w:rPr>
                 <w:rFonts w:ascii="Sarabun" w:hAnsi="Sarabun" w:cs="Sarabun" w:eastAsia="Sarabun"/>
                 <w:color w:val="FFFFFF"/>
-                <w:sz w:val="25"/>
-                <w:szCs w:val="25"/>
+                <w:sz w:val="20"/>
+                <w:szCs w:val="20"/>
                 <w:b w:val="1"/>
                 <w:bCs w:val="1"/>
-                <w:sz w:val="25"/>
-                <w:szCs w:val="25"/>
+                <w:sz w:val="20"/>
+                <w:szCs w:val="20"/>
                 <w:b w:val="1"/>
                 <w:bCs w:val="1"/>
               </w:rPr>
@@ -2054,8 +2040,8 @@
               <w:rPr>
                 <w:rFonts w:ascii="Sarabun" w:hAnsi="Sarabun" w:cs="Sarabun" w:eastAsia="Sarabun"/>
                 <w:color w:val="FFFFFF"/>
-                <w:sz w:val="25"/>
-                <w:szCs w:val="25"/>
+                <w:sz w:val="20"/>
+                <w:szCs w:val="20"/>
                 <w:b w:val="1"/>
                 <w:bCs w:val="1"/>
               </w:rPr>
@@ -2064,12 +2050,12 @@
               <w:rPr>
                 <w:rFonts w:ascii="Sarabun" w:hAnsi="Sarabun" w:cs="Sarabun" w:eastAsia="Sarabun"/>
                 <w:color w:val="FFFFFF"/>
-                <w:sz w:val="25"/>
-                <w:szCs w:val="25"/>
+                <w:sz w:val="20"/>
+                <w:szCs w:val="20"/>
                 <w:b w:val="1"/>
                 <w:bCs w:val="1"/>
-                <w:sz w:val="25"/>
-                <w:szCs w:val="25"/>
+                <w:sz w:val="20"/>
+                <w:szCs w:val="20"/>
                 <w:b w:val="1"/>
                 <w:bCs w:val="1"/>
               </w:rPr>
@@ -2094,8 +2080,8 @@
               <w:rPr>
                 <w:rFonts w:ascii="Sarabun" w:hAnsi="Sarabun" w:cs="Sarabun" w:eastAsia="Sarabun"/>
                 <w:color w:val="1A1E33"/>
-                <w:sz w:val="25"/>
-                <w:szCs w:val="25"/>
+                <w:sz w:val="20"/>
+                <w:szCs w:val="20"/>
                 <w:b w:val="1"/>
                 <w:bCs w:val="1"/>
               </w:rPr>
@@ -2118,8 +2104,8 @@
               <w:rPr>
                 <w:rFonts w:ascii="Sarabun" w:hAnsi="Sarabun" w:cs="Sarabun" w:eastAsia="Sarabun"/>
                 <w:color w:val="1A1E33"/>
-                <w:sz w:val="25"/>
-                <w:szCs w:val="25"/>
+                <w:sz w:val="20"/>
+                <w:szCs w:val="20"/>
               </w:rPr>
               <w:t>รหัสหน่วยงาน · ชื่อ · ที่อยู่ · จังหวัด/อำเภอ/ตำบล · รหัสไปรษณีย์ · อีเมลหน่วยงาน</w:t>
             </w:r>
@@ -2140,8 +2126,8 @@
               <w:rPr>
                 <w:rFonts w:ascii="DejaVu Sans" w:hAnsi="DejaVu Sans" w:cs="DejaVu Sans" w:eastAsia="DejaVu Sans"/>
                 <w:color w:val="1A1E33"/>
-                <w:sz w:val="25"/>
-                <w:szCs w:val="25"/>
+                <w:sz w:val="20"/>
+                <w:szCs w:val="20"/>
               </w:rPr>
               <w:t>✔</w:t>
             </w:r>
@@ -2149,8 +2135,8 @@
               <w:rPr>
                 <w:rFonts w:ascii="Sarabun" w:hAnsi="Sarabun" w:cs="Sarabun" w:eastAsia="Sarabun"/>
                 <w:color w:val="1A1E33"/>
-                <w:sz w:val="25"/>
-                <w:szCs w:val="25"/>
+                <w:sz w:val="20"/>
+                <w:szCs w:val="20"/>
               </w:rPr>
               <w:t xml:space="preserve"> เจ้าหน้าที่กรอกไว้ให้แล้ว </w:t>
             </w:r>
@@ -2158,8 +2144,8 @@
               <w:rPr>
                 <w:rFonts w:ascii="Sarabun" w:hAnsi="Sarabun" w:cs="Sarabun" w:eastAsia="Sarabun"/>
                 <w:color w:val="1A1E33"/>
-                <w:sz w:val="25"/>
-                <w:szCs w:val="25"/>
+                <w:sz w:val="20"/>
+                <w:szCs w:val="20"/>
                 <w:b w:val="1"/>
                 <w:bCs w:val="1"/>
               </w:rPr>
@@ -2184,8 +2170,8 @@
               <w:rPr>
                 <w:rFonts w:ascii="Sarabun" w:hAnsi="Sarabun" w:cs="Sarabun" w:eastAsia="Sarabun"/>
                 <w:color w:val="1A1E33"/>
-                <w:sz w:val="25"/>
-                <w:szCs w:val="25"/>
+                <w:sz w:val="20"/>
+                <w:szCs w:val="20"/>
                 <w:b w:val="1"/>
                 <w:bCs w:val="1"/>
               </w:rPr>
@@ -2208,8 +2194,8 @@
               <w:rPr>
                 <w:rFonts w:ascii="Sarabun" w:hAnsi="Sarabun" w:cs="Sarabun" w:eastAsia="Sarabun"/>
                 <w:color w:val="1A1E33"/>
-                <w:sz w:val="25"/>
-                <w:szCs w:val="25"/>
+                <w:sz w:val="20"/>
+                <w:szCs w:val="20"/>
               </w:rPr>
               <w:t>คำนำหน้า · ชื่อ-สกุล · ตำแหน่ง · อีเมล · เลขบัตรประชาชน · เบอร์โทร · ไฟล์คำสั่งแต่งตั้ง</w:t>
             </w:r>
@@ -2230,8 +2216,8 @@
               <w:rPr>
                 <w:rFonts w:ascii="Sarabun" w:hAnsi="Sarabun" w:cs="Sarabun" w:eastAsia="Sarabun"/>
                 <w:color w:val="1A1E33"/>
-                <w:sz w:val="25"/>
-                <w:szCs w:val="25"/>
+                <w:sz w:val="20"/>
+                <w:szCs w:val="20"/>
               </w:rPr>
               <w:t>ต้องกรอกเองทั้งหมด</w:t>
             </w:r>
@@ -2254,8 +2240,8 @@
               <w:rPr>
                 <w:rFonts w:ascii="Sarabun" w:hAnsi="Sarabun" w:cs="Sarabun" w:eastAsia="Sarabun"/>
                 <w:color w:val="1A1E33"/>
-                <w:sz w:val="25"/>
-                <w:szCs w:val="25"/>
+                <w:sz w:val="20"/>
+                <w:szCs w:val="20"/>
                 <w:b w:val="1"/>
                 <w:bCs w:val="1"/>
               </w:rPr>
@@ -2278,8 +2264,8 @@
               <w:rPr>
                 <w:rFonts w:ascii="Sarabun" w:hAnsi="Sarabun" w:cs="Sarabun" w:eastAsia="Sarabun"/>
                 <w:color w:val="1A1E33"/>
-                <w:sz w:val="25"/>
-                <w:szCs w:val="25"/>
+                <w:sz w:val="20"/>
+                <w:szCs w:val="20"/>
               </w:rPr>
               <w:t>คำนำหน้า · ชื่อ-สกุล · ตำแหน่ง · ฝ่าย/กอง/สำนัก · อีเมล · เบอร์โทร</w:t>
             </w:r>
@@ -2300,8 +2286,8 @@
               <w:rPr>
                 <w:rFonts w:ascii="DejaVu Sans" w:hAnsi="DejaVu Sans" w:cs="DejaVu Sans" w:eastAsia="DejaVu Sans"/>
                 <w:color w:val="1A1E33"/>
-                <w:sz w:val="25"/>
-                <w:szCs w:val="25"/>
+                <w:sz w:val="20"/>
+                <w:szCs w:val="20"/>
               </w:rPr>
               <w:t>✔</w:t>
             </w:r>
@@ -2309,8 +2295,8 @@
               <w:rPr>
                 <w:rFonts w:ascii="Sarabun" w:hAnsi="Sarabun" w:cs="Sarabun" w:eastAsia="Sarabun"/>
                 <w:color w:val="1A1E33"/>
-                <w:sz w:val="25"/>
-                <w:szCs w:val="25"/>
+                <w:sz w:val="20"/>
+                <w:szCs w:val="20"/>
               </w:rPr>
               <w:t xml:space="preserve"> ชื่อ อีเมล และเบอร์โทร ดึงมาจากบัญชีของคุณ</w:t>
             </w:r>
@@ -2326,432 +2312,432 @@
     <w:p>
       <w:pPr>
         <w:spacing w:before="0" w:after="160" w:lineRule="auto" w:line="348"/>
+        <w:jc w:val="both"/>
+      </w:pPr>
+      <w:r>
+        <w:rPr>
+          <w:rFonts w:ascii="Sarabun" w:hAnsi="Sarabun" w:cs="Sarabun" w:eastAsia="Sarabun"/>
+          <w:color w:val="1A1E33"/>
+          <w:sz w:val="22"/>
+          <w:szCs w:val="22"/>
+          <w:b w:val="1"/>
+          <w:bCs w:val="1"/>
+        </w:rPr>
+        <w:t>เรื่องที่ต้องระวังในส่วนที่ 1</w:t>
+      </w:r>
+    </w:p>
+    <w:p>
+      <w:pPr>
+        <w:spacing w:before="0" w:after="80" w:lineRule="auto" w:line="348"/>
+        <w:ind w:left="482" w:hanging="312"/>
         <w:jc w:val="left"/>
       </w:pPr>
       <w:r>
         <w:rPr>
           <w:rFonts w:ascii="Sarabun" w:hAnsi="Sarabun" w:cs="Sarabun" w:eastAsia="Sarabun"/>
+          <w:color w:val="E5775A"/>
+          <w:sz w:val="22"/>
+          <w:szCs w:val="22"/>
+          <w:b w:val="1"/>
+          <w:bCs w:val="1"/>
+        </w:rPr>
+        <w:t xml:space="preserve">•  </w:t>
+      </w:r>
+      <w:r>
+        <w:rPr>
+          <w:rFonts w:ascii="Sarabun" w:hAnsi="Sarabun" w:cs="Sarabun" w:eastAsia="Sarabun"/>
           <w:color w:val="1A1E33"/>
+          <w:sz w:val="22"/>
+          <w:szCs w:val="22"/>
+          <w:b w:val="1"/>
+          <w:bCs w:val="1"/>
+        </w:rPr>
+        <w:t xml:space="preserve">จังหวัด </w:t>
+      </w:r>
+      <w:r>
+        <w:rPr>
+          <w:rFonts w:ascii="DejaVu Sans" w:hAnsi="DejaVu Sans" w:cs="DejaVu Sans" w:eastAsia="DejaVu Sans"/>
+          <w:color w:val="1A1E33"/>
+          <w:sz w:val="22"/>
+          <w:szCs w:val="22"/>
+          <w:b w:val="1"/>
+          <w:bCs w:val="1"/>
+        </w:rPr>
+        <w:t>→</w:t>
+      </w:r>
+      <w:r>
+        <w:rPr>
+          <w:rFonts w:ascii="Sarabun" w:hAnsi="Sarabun" w:cs="Sarabun" w:eastAsia="Sarabun"/>
+          <w:color w:val="1A1E33"/>
+          <w:sz w:val="22"/>
+          <w:szCs w:val="22"/>
+          <w:b w:val="1"/>
+          <w:bCs w:val="1"/>
+        </w:rPr>
+        <w:t xml:space="preserve"> อำเภอ </w:t>
+      </w:r>
+      <w:r>
+        <w:rPr>
+          <w:rFonts w:ascii="DejaVu Sans" w:hAnsi="DejaVu Sans" w:cs="DejaVu Sans" w:eastAsia="DejaVu Sans"/>
+          <w:color w:val="1A1E33"/>
+          <w:sz w:val="22"/>
+          <w:szCs w:val="22"/>
+          <w:b w:val="1"/>
+          <w:bCs w:val="1"/>
+        </w:rPr>
+        <w:t>→</w:t>
+      </w:r>
+      <w:r>
+        <w:rPr>
+          <w:rFonts w:ascii="Sarabun" w:hAnsi="Sarabun" w:cs="Sarabun" w:eastAsia="Sarabun"/>
+          <w:color w:val="1A1E33"/>
+          <w:sz w:val="22"/>
+          <w:szCs w:val="22"/>
+          <w:b w:val="1"/>
+          <w:bCs w:val="1"/>
+        </w:rPr>
+        <w:t xml:space="preserve"> ตำบล ผูกกันเป็นทอด ๆ</w:t>
+      </w:r>
+      <w:r>
+        <w:rPr>
+          <w:rFonts w:ascii="Sarabun" w:hAnsi="Sarabun" w:cs="Sarabun" w:eastAsia="Sarabun"/>
+          <w:color w:val="1A1E33"/>
+          <w:sz w:val="22"/>
+          <w:szCs w:val="22"/>
+        </w:rPr>
+        <w:t xml:space="preserve"> ต้องเลือกไล่ตามลำดับ ถ้าเปลี่ยนจังหวัด อำเภอกับตำบลที่เลือกไว้จะถูกล้างทิ้ง เพราะระบบกันไม่ให้ได้ที่อยู่ที่ไม่มีจริง</w:t>
+      </w:r>
+    </w:p>
+    <w:p>
+      <w:pPr>
+        <w:spacing w:before="0" w:after="80" w:lineRule="auto" w:line="348"/>
+        <w:ind w:left="482" w:hanging="312"/>
+        <w:jc w:val="left"/>
+      </w:pPr>
+      <w:r>
+        <w:rPr>
+          <w:rFonts w:ascii="Sarabun" w:hAnsi="Sarabun" w:cs="Sarabun" w:eastAsia="Sarabun"/>
+          <w:color w:val="E5775A"/>
+          <w:sz w:val="22"/>
+          <w:szCs w:val="22"/>
+          <w:b w:val="1"/>
+          <w:bCs w:val="1"/>
+        </w:rPr>
+        <w:t xml:space="preserve">•  </w:t>
+      </w:r>
+      <w:r>
+        <w:rPr>
+          <w:rFonts w:ascii="Sarabun" w:hAnsi="Sarabun" w:cs="Sarabun" w:eastAsia="Sarabun"/>
+          <w:color w:val="1A1E33"/>
+          <w:sz w:val="22"/>
+          <w:szCs w:val="22"/>
+          <w:b w:val="1"/>
+          <w:bCs w:val="1"/>
+        </w:rPr>
+        <w:t>รหัสไปรษณีย์เติมให้อัตโนมัติ</w:t>
+      </w:r>
+      <w:r>
+        <w:rPr>
+          <w:rFonts w:ascii="Sarabun" w:hAnsi="Sarabun" w:cs="Sarabun" w:eastAsia="Sarabun"/>
+          <w:color w:val="1A1E33"/>
+          <w:sz w:val="22"/>
+          <w:szCs w:val="22"/>
+        </w:rPr>
+        <w:t xml:space="preserve"> ทันทีที่เลือกตำบลเสร็จ</w:t>
+      </w:r>
+    </w:p>
+    <w:p>
+      <w:pPr>
+        <w:spacing w:before="0" w:after="160" w:lineRule="auto" w:line="348"/>
+        <w:jc w:val="both"/>
+      </w:pPr>
+      <w:r>
+        <w:rPr>
+          <w:rFonts w:ascii="Sarabun" w:hAnsi="Sarabun" w:cs="Sarabun" w:eastAsia="Sarabun"/>
+          <w:color w:val="1A1E33"/>
+          <w:sz w:val="22"/>
+          <w:szCs w:val="22"/>
+          <w:b w:val="1"/>
+          <w:bCs w:val="1"/>
+        </w:rPr>
+        <w:t>เรื่องที่ต้องระวังในส่วนที่ 2 — สำคัญที่สุดของทั้งเล่ม</w:t>
+      </w:r>
+    </w:p>
+    <w:p>
+      <w:pPr>
+        <w:spacing w:before="120" w:after="200" w:lineRule="auto" w:line="348"/>
+        <w:ind w:left="227" w:right="113"/>
+        <w:jc w:val="both"/>
+        <w:pBdr>
+          <w:left w:val="single" w:sz="24" w:space="10" w:color="E5775A"/>
+        </w:pBdr>
+        <w:shd w:val="clear" w:fill="FFF7F4"/>
+      </w:pPr>
+      <w:r>
+        <w:rPr>
+          <w:rFonts w:ascii="DejaVu Sans" w:hAnsi="DejaVu Sans" w:cs="DejaVu Sans" w:eastAsia="DejaVu Sans"/>
+          <w:color w:val="1A1E33"/>
+          <w:sz w:val="22"/>
+          <w:szCs w:val="22"/>
+        </w:rPr>
+        <w:t>⚠</w:t>
+      </w:r>
+      <w:r>
+        <w:rPr>
+          <w:rFonts w:ascii="Sarabun" w:hAnsi="Sarabun" w:cs="Sarabun" w:eastAsia="Sarabun"/>
+          <w:color w:val="1A1E33"/>
+          <w:sz w:val="22"/>
+          <w:szCs w:val="22"/>
+        </w:rPr>
+        <w:t xml:space="preserve"> </w:t>
+      </w:r>
+      <w:r>
+        <w:rPr>
+          <w:rFonts w:ascii="Sarabun" w:hAnsi="Sarabun" w:cs="Sarabun" w:eastAsia="Sarabun"/>
+          <w:color w:val="1A1E33"/>
+          <w:sz w:val="22"/>
+          <w:szCs w:val="22"/>
+          <w:b w:val="1"/>
+          <w:bCs w:val="1"/>
+        </w:rPr>
+        <w:t>อีเมลของผู้มีอำนาจกระทำการแทนคืออีเมลที่ระบบจะส่งเรื่องไปให้ลงนามในขั้นที่ 3</w:t>
+      </w:r>
+      <w:r>
+        <w:rPr>
+          <w:rFonts w:ascii="Sarabun" w:hAnsi="Sarabun" w:cs="Sarabun" w:eastAsia="Sarabun"/>
+          <w:color w:val="1A1E33"/>
+          <w:sz w:val="22"/>
+          <w:szCs w:val="22"/>
+        </w:rPr>
+        <w:t xml:space="preserve"> และถ้าอีเมลนั้นยังไม่มีบัญชีในระบบ ระบบจะ </w:t>
+      </w:r>
+      <w:r>
+        <w:rPr>
+          <w:rFonts w:ascii="Sarabun" w:hAnsi="Sarabun" w:cs="Sarabun" w:eastAsia="Sarabun"/>
+          <w:color w:val="1A1E33"/>
+          <w:sz w:val="22"/>
+          <w:szCs w:val="22"/>
+          <w:b w:val="1"/>
+          <w:bCs w:val="1"/>
+        </w:rPr>
+        <w:t>ออกคำเชิญให้อัตโนมัติ</w:t>
+      </w:r>
+      <w:r>
+        <w:rPr>
+          <w:rFonts w:ascii="Sarabun" w:hAnsi="Sarabun" w:cs="Sarabun" w:eastAsia="Sarabun"/>
+          <w:color w:val="1A1E33"/>
+          <w:sz w:val="22"/>
+          <w:szCs w:val="22"/>
+        </w:rPr>
+        <w:t xml:space="preserve"> ดังนั้นต้องใส่อีเมลที่คุณเปิดอ่านได้จริง (หรืออีเมลที่ขอรหัสจากผู้ดูแลระบบได้)</w:t>
+      </w:r>
+    </w:p>
+    <w:p>
+      <w:pPr>
+        <w:spacing w:before="0" w:after="80" w:lineRule="auto" w:line="348"/>
+        <w:ind w:left="482" w:hanging="312"/>
+        <w:jc w:val="left"/>
+      </w:pPr>
+      <w:r>
+        <w:rPr>
+          <w:rFonts w:ascii="Sarabun" w:hAnsi="Sarabun" w:cs="Sarabun" w:eastAsia="Sarabun"/>
+          <w:color w:val="E5775A"/>
+          <w:sz w:val="22"/>
+          <w:szCs w:val="22"/>
+          <w:b w:val="1"/>
+          <w:bCs w:val="1"/>
+        </w:rPr>
+        <w:t xml:space="preserve">•  </w:t>
+      </w:r>
+      <w:r>
+        <w:rPr>
+          <w:rFonts w:ascii="Sarabun" w:hAnsi="Sarabun" w:cs="Sarabun" w:eastAsia="Sarabun"/>
+          <w:color w:val="1A1E33"/>
+          <w:sz w:val="22"/>
+          <w:szCs w:val="22"/>
+          <w:b w:val="1"/>
+          <w:bCs w:val="1"/>
+        </w:rPr>
+        <w:t>เลขบัตรประชาชน 13 หลัก</w:t>
+      </w:r>
+      <w:r>
+        <w:rPr>
+          <w:rFonts w:ascii="Sarabun" w:hAnsi="Sarabun" w:cs="Sarabun" w:eastAsia="Sarabun"/>
+          <w:color w:val="1A1E33"/>
+          <w:sz w:val="22"/>
+          <w:szCs w:val="22"/>
+        </w:rPr>
+        <w:t xml:space="preserve"> ระบบตรวจหลักสุดท้ายจริง กรอกมั่วไม่ผ่าน เลขที่ใช้ทดสอบได้คือ </w:t>
+      </w:r>
+      <w:r>
+        <w:rPr>
+          <w:rFonts w:ascii="DejaVu Sans Mono" w:hAnsi="DejaVu Sans Mono" w:cs="DejaVu Sans Mono" w:eastAsia="DejaVu Sans Mono"/>
+          <w:color w:val="192768"/>
+          <w:sz w:val="19"/>
+          <w:szCs w:val="19"/>
+          <w:shd w:val="clear" w:fill="F5F6FA"/>
+        </w:rPr>
+        <w:t>1101700207994</w:t>
+      </w:r>
+    </w:p>
+    <w:p>
+      <w:pPr>
+        <w:spacing w:before="0" w:after="80" w:lineRule="auto" w:line="348"/>
+        <w:ind w:left="482" w:hanging="312"/>
+        <w:jc w:val="left"/>
+      </w:pPr>
+      <w:r>
+        <w:rPr>
+          <w:rFonts w:ascii="Sarabun" w:hAnsi="Sarabun" w:cs="Sarabun" w:eastAsia="Sarabun"/>
+          <w:color w:val="E5775A"/>
+          <w:sz w:val="22"/>
+          <w:szCs w:val="22"/>
+          <w:b w:val="1"/>
+          <w:bCs w:val="1"/>
+        </w:rPr>
+        <w:t xml:space="preserve">•  </w:t>
+      </w:r>
+      <w:r>
+        <w:rPr>
+          <w:rFonts w:ascii="Sarabun" w:hAnsi="Sarabun" w:cs="Sarabun" w:eastAsia="Sarabun"/>
+          <w:color w:val="1A1E33"/>
+          <w:sz w:val="22"/>
+          <w:szCs w:val="22"/>
+          <w:b w:val="1"/>
+          <w:bCs w:val="1"/>
+        </w:rPr>
+        <w:t>คำสั่งแต่งตั้งผู้มีอำนาจกระทำการแทนเป็นไฟล์บังคับ</w:t>
+      </w:r>
+      <w:r>
+        <w:rPr>
+          <w:rFonts w:ascii="Sarabun" w:hAnsi="Sarabun" w:cs="Sarabun" w:eastAsia="Sarabun"/>
+          <w:color w:val="1A1E33"/>
+          <w:sz w:val="22"/>
+          <w:szCs w:val="22"/>
+        </w:rPr>
+        <w:t xml:space="preserve"> รับ PDF หรือ JPG ไม่เกิน 10 MB จะกดที่กรอบเพื่อเลือกไฟล์ หรือ </w:t>
+      </w:r>
+      <w:r>
+        <w:rPr>
+          <w:rFonts w:ascii="Sarabun" w:hAnsi="Sarabun" w:cs="Sarabun" w:eastAsia="Sarabun"/>
+          <w:color w:val="1A1E33"/>
+          <w:sz w:val="22"/>
+          <w:szCs w:val="22"/>
+          <w:b w:val="1"/>
+          <w:bCs w:val="1"/>
+        </w:rPr>
+        <w:t>ลากไฟล์มาวาง</w:t>
+      </w:r>
+      <w:r>
+        <w:rPr>
+          <w:rFonts w:ascii="Sarabun" w:hAnsi="Sarabun" w:cs="Sarabun" w:eastAsia="Sarabun"/>
+          <w:color w:val="1A1E33"/>
+          <w:sz w:val="22"/>
+          <w:szCs w:val="22"/>
+        </w:rPr>
+        <w:t xml:space="preserve"> ก็ได้ · </w:t>
+      </w:r>
+      <w:r>
+        <w:rPr>
+          <w:rFonts w:ascii="Sarabun" w:hAnsi="Sarabun" w:cs="Sarabun" w:eastAsia="Sarabun"/>
+          <w:color w:val="1A1E33"/>
+          <w:sz w:val="22"/>
+          <w:szCs w:val="22"/>
+          <w:b w:val="1"/>
+          <w:bCs w:val="1"/>
+        </w:rPr>
+        <w:t>ไฟล์จะถูกอัปโหลดทันทีที่เลือก</w:t>
+      </w:r>
+      <w:r>
+        <w:rPr>
+          <w:rFonts w:ascii="Sarabun" w:hAnsi="Sarabun" w:cs="Sarabun" w:eastAsia="Sarabun"/>
+          <w:color w:val="1A1E33"/>
+          <w:sz w:val="22"/>
+          <w:szCs w:val="22"/>
+        </w:rPr>
+        <w:t xml:space="preserve"> ไม่ต้องกดบันทึกก่อน</w:t>
+      </w:r>
+    </w:p>
+    <w:p>
+      <w:pPr>
+        <w:spacing w:before="0" w:after="80" w:lineRule="auto" w:line="348"/>
+        <w:ind w:left="482" w:hanging="312"/>
+        <w:jc w:val="left"/>
+      </w:pPr>
+      <w:r>
+        <w:rPr>
+          <w:rFonts w:ascii="Sarabun" w:hAnsi="Sarabun" w:cs="Sarabun" w:eastAsia="Sarabun"/>
+          <w:color w:val="E5775A"/>
+          <w:sz w:val="22"/>
+          <w:szCs w:val="22"/>
+          <w:b w:val="1"/>
+          <w:bCs w:val="1"/>
+        </w:rPr>
+        <w:t xml:space="preserve">•  </w:t>
+      </w:r>
+      <w:r>
+        <w:rPr>
+          <w:rFonts w:ascii="Sarabun" w:hAnsi="Sarabun" w:cs="Sarabun" w:eastAsia="Sarabun"/>
+          <w:color w:val="1A1E33"/>
+          <w:sz w:val="22"/>
+          <w:szCs w:val="22"/>
+        </w:rPr>
+        <w:t>คำสั่งมอบอำนาจ แนบเพิ่มได้ถ้ามี ไม่บังคับ</w:t>
+      </w:r>
+    </w:p>
+    <w:p>
+      <w:pPr>
+        <w:spacing w:before="280" w:after="120" w:lineRule="auto" w:line="300"/>
+        <w:jc w:val="left"/>
+        <w:keepNext w:val="1"/>
+      </w:pPr>
+      <w:r>
+        <w:rPr>
+          <w:rFonts w:ascii="Sarabun" w:hAnsi="Sarabun" w:cs="Sarabun" w:eastAsia="Sarabun"/>
+          <w:color w:val="192768"/>
           <w:sz w:val="28"/>
           <w:szCs w:val="28"/>
           <w:b w:val="1"/>
           <w:bCs w:val="1"/>
-        </w:rPr>
-        <w:t>เรื่องที่ต้องระวังในส่วนที่ 1</w:t>
-      </w:r>
-    </w:p>
-    <w:p>
-      <w:pPr>
-        <w:spacing w:before="0" w:after="80" w:lineRule="auto" w:line="348"/>
-        <w:ind w:left="482" w:hanging="312"/>
-        <w:jc w:val="left"/>
-      </w:pPr>
-      <w:r>
-        <w:rPr>
-          <w:rFonts w:ascii="Sarabun" w:hAnsi="Sarabun" w:cs="Sarabun" w:eastAsia="Sarabun"/>
-          <w:color w:val="E5775A"/>
           <w:sz w:val="28"/>
           <w:szCs w:val="28"/>
           <w:b w:val="1"/>
           <w:bCs w:val="1"/>
         </w:rPr>
-        <w:t xml:space="preserve">•  </w:t>
-      </w:r>
+        <w:t>1.3 บันทึกแบบร่างระหว่างทาง</w:t>
+      </w:r>
+    </w:p>
+    <w:p>
+      <w:pPr>
+        <w:spacing w:before="0" w:after="160" w:lineRule="auto" w:line="348"/>
+        <w:jc w:val="both"/>
+      </w:pPr>
       <w:r>
         <w:rPr>
           <w:rFonts w:ascii="Sarabun" w:hAnsi="Sarabun" w:cs="Sarabun" w:eastAsia="Sarabun"/>
           <w:color w:val="1A1E33"/>
-          <w:sz w:val="28"/>
-          <w:szCs w:val="28"/>
+          <w:sz w:val="22"/>
+          <w:szCs w:val="22"/>
+        </w:rPr>
+        <w:t xml:space="preserve">กด </w:t>
+      </w:r>
+      <w:r>
+        <w:rPr>
+          <w:rFonts w:ascii="Sarabun" w:hAnsi="Sarabun" w:cs="Sarabun" w:eastAsia="Sarabun"/>
+          <w:color w:val="1A1E33"/>
+          <w:sz w:val="22"/>
+          <w:szCs w:val="22"/>
           <w:b w:val="1"/>
           <w:bCs w:val="1"/>
         </w:rPr>
-        <w:t xml:space="preserve">จังหวัด </w:t>
-      </w:r>
-      <w:r>
-        <w:rPr>
-          <w:rFonts w:ascii="DejaVu Sans" w:hAnsi="DejaVu Sans" w:cs="DejaVu Sans" w:eastAsia="DejaVu Sans"/>
+        <w:t>บันทึกแบบร่าง</w:t>
+      </w:r>
+      <w:r>
+        <w:rPr>
+          <w:rFonts w:ascii="Sarabun" w:hAnsi="Sarabun" w:cs="Sarabun" w:eastAsia="Sarabun"/>
           <w:color w:val="1A1E33"/>
-          <w:sz w:val="28"/>
-          <w:szCs w:val="28"/>
-          <w:b w:val="1"/>
-          <w:bCs w:val="1"/>
-        </w:rPr>
-        <w:t>→</w:t>
-      </w:r>
-      <w:r>
-        <w:rPr>
-          <w:rFonts w:ascii="Sarabun" w:hAnsi="Sarabun" w:cs="Sarabun" w:eastAsia="Sarabun"/>
-          <w:color w:val="1A1E33"/>
-          <w:sz w:val="28"/>
-          <w:szCs w:val="28"/>
-          <w:b w:val="1"/>
-          <w:bCs w:val="1"/>
-        </w:rPr>
-        <w:t xml:space="preserve"> อำเภอ </w:t>
-      </w:r>
-      <w:r>
-        <w:rPr>
-          <w:rFonts w:ascii="DejaVu Sans" w:hAnsi="DejaVu Sans" w:cs="DejaVu Sans" w:eastAsia="DejaVu Sans"/>
-          <w:color w:val="1A1E33"/>
-          <w:sz w:val="28"/>
-          <w:szCs w:val="28"/>
-          <w:b w:val="1"/>
-          <w:bCs w:val="1"/>
-        </w:rPr>
-        <w:t>→</w:t>
-      </w:r>
-      <w:r>
-        <w:rPr>
-          <w:rFonts w:ascii="Sarabun" w:hAnsi="Sarabun" w:cs="Sarabun" w:eastAsia="Sarabun"/>
-          <w:color w:val="1A1E33"/>
-          <w:sz w:val="28"/>
-          <w:szCs w:val="28"/>
-          <w:b w:val="1"/>
-          <w:bCs w:val="1"/>
-        </w:rPr>
-        <w:t xml:space="preserve"> ตำบล ผูกกันเป็นทอด ๆ</w:t>
-      </w:r>
-      <w:r>
-        <w:rPr>
-          <w:rFonts w:ascii="Sarabun" w:hAnsi="Sarabun" w:cs="Sarabun" w:eastAsia="Sarabun"/>
-          <w:color w:val="1A1E33"/>
-          <w:sz w:val="28"/>
-          <w:szCs w:val="28"/>
-        </w:rPr>
-        <w:t xml:space="preserve"> ต้องเลือกไล่ตามลำดับ ถ้าเปลี่ยนจังหวัด อำเภอกับตำบลที่เลือกไว้จะถูกล้างทิ้ง เพราะระบบกันไม่ให้ได้ที่อยู่ที่ไม่มีจริง</w:t>
-      </w:r>
-    </w:p>
-    <w:p>
-      <w:pPr>
-        <w:spacing w:before="0" w:after="80" w:lineRule="auto" w:line="348"/>
-        <w:ind w:left="482" w:hanging="312"/>
-        <w:jc w:val="left"/>
-      </w:pPr>
-      <w:r>
-        <w:rPr>
-          <w:rFonts w:ascii="Sarabun" w:hAnsi="Sarabun" w:cs="Sarabun" w:eastAsia="Sarabun"/>
-          <w:color w:val="E5775A"/>
-          <w:sz w:val="28"/>
-          <w:szCs w:val="28"/>
-          <w:b w:val="1"/>
-          <w:bCs w:val="1"/>
-        </w:rPr>
-        <w:t xml:space="preserve">•  </w:t>
-      </w:r>
-      <w:r>
-        <w:rPr>
-          <w:rFonts w:ascii="Sarabun" w:hAnsi="Sarabun" w:cs="Sarabun" w:eastAsia="Sarabun"/>
-          <w:color w:val="1A1E33"/>
-          <w:sz w:val="28"/>
-          <w:szCs w:val="28"/>
-          <w:b w:val="1"/>
-          <w:bCs w:val="1"/>
-        </w:rPr>
-        <w:t>รหัสไปรษณีย์เติมให้อัตโนมัติ</w:t>
-      </w:r>
-      <w:r>
-        <w:rPr>
-          <w:rFonts w:ascii="Sarabun" w:hAnsi="Sarabun" w:cs="Sarabun" w:eastAsia="Sarabun"/>
-          <w:color w:val="1A1E33"/>
-          <w:sz w:val="28"/>
-          <w:szCs w:val="28"/>
-        </w:rPr>
-        <w:t xml:space="preserve"> ทันทีที่เลือกตำบลเสร็จ</w:t>
-      </w:r>
-    </w:p>
-    <w:p>
-      <w:pPr>
-        <w:spacing w:before="0" w:after="160" w:lineRule="auto" w:line="348"/>
-        <w:jc w:val="left"/>
-      </w:pPr>
-      <w:r>
-        <w:rPr>
-          <w:rFonts w:ascii="Sarabun" w:hAnsi="Sarabun" w:cs="Sarabun" w:eastAsia="Sarabun"/>
-          <w:color w:val="1A1E33"/>
-          <w:sz w:val="28"/>
-          <w:szCs w:val="28"/>
-          <w:b w:val="1"/>
-          <w:bCs w:val="1"/>
-        </w:rPr>
-        <w:t>เรื่องที่ต้องระวังในส่วนที่ 2 — สำคัญที่สุดของทั้งเล่ม</w:t>
-      </w:r>
-    </w:p>
-    <w:p>
-      <w:pPr>
-        <w:spacing w:before="120" w:after="200" w:lineRule="auto" w:line="348"/>
-        <w:ind w:left="227" w:right="113"/>
-        <w:jc w:val="left"/>
-        <w:pBdr>
-          <w:left w:val="single" w:sz="24" w:space="10" w:color="E5775A"/>
-        </w:pBdr>
-        <w:shd w:val="clear" w:fill="FFF7F4"/>
-      </w:pPr>
-      <w:r>
-        <w:rPr>
-          <w:rFonts w:ascii="DejaVu Sans" w:hAnsi="DejaVu Sans" w:cs="DejaVu Sans" w:eastAsia="DejaVu Sans"/>
-          <w:color w:val="1A1E33"/>
-          <w:sz w:val="28"/>
-          <w:szCs w:val="28"/>
-        </w:rPr>
-        <w:t>⚠</w:t>
-      </w:r>
-      <w:r>
-        <w:rPr>
-          <w:rFonts w:ascii="Sarabun" w:hAnsi="Sarabun" w:cs="Sarabun" w:eastAsia="Sarabun"/>
-          <w:color w:val="1A1E33"/>
-          <w:sz w:val="28"/>
-          <w:szCs w:val="28"/>
-        </w:rPr>
-        <w:t xml:space="preserve"> </w:t>
-      </w:r>
-      <w:r>
-        <w:rPr>
-          <w:rFonts w:ascii="Sarabun" w:hAnsi="Sarabun" w:cs="Sarabun" w:eastAsia="Sarabun"/>
-          <w:color w:val="1A1E33"/>
-          <w:sz w:val="28"/>
-          <w:szCs w:val="28"/>
-          <w:b w:val="1"/>
-          <w:bCs w:val="1"/>
-        </w:rPr>
-        <w:t>อีเมลของผู้มีอำนาจกระทำการแทนคืออีเมลที่ระบบจะส่งเรื่องไปให้ลงนามในขั้นที่ 3</w:t>
-      </w:r>
-      <w:r>
-        <w:rPr>
-          <w:rFonts w:ascii="Sarabun" w:hAnsi="Sarabun" w:cs="Sarabun" w:eastAsia="Sarabun"/>
-          <w:color w:val="1A1E33"/>
-          <w:sz w:val="28"/>
-          <w:szCs w:val="28"/>
-        </w:rPr>
-        <w:t xml:space="preserve"> และถ้าอีเมลนั้นยังไม่มีบัญชีในระบบ ระบบจะ </w:t>
-      </w:r>
-      <w:r>
-        <w:rPr>
-          <w:rFonts w:ascii="Sarabun" w:hAnsi="Sarabun" w:cs="Sarabun" w:eastAsia="Sarabun"/>
-          <w:color w:val="1A1E33"/>
-          <w:sz w:val="28"/>
-          <w:szCs w:val="28"/>
-          <w:b w:val="1"/>
-          <w:bCs w:val="1"/>
-        </w:rPr>
-        <w:t>ออกคำเชิญให้อัตโนมัติ</w:t>
-      </w:r>
-      <w:r>
-        <w:rPr>
-          <w:rFonts w:ascii="Sarabun" w:hAnsi="Sarabun" w:cs="Sarabun" w:eastAsia="Sarabun"/>
-          <w:color w:val="1A1E33"/>
-          <w:sz w:val="28"/>
-          <w:szCs w:val="28"/>
-        </w:rPr>
-        <w:t xml:space="preserve"> ดังนั้นต้องใส่อีเมลที่คุณเปิดอ่านได้จริง (หรืออีเมลที่ขอรหัสจากผู้ดูแลระบบได้)</w:t>
-      </w:r>
-    </w:p>
-    <w:p>
-      <w:pPr>
-        <w:spacing w:before="0" w:after="80" w:lineRule="auto" w:line="348"/>
-        <w:ind w:left="482" w:hanging="312"/>
-        <w:jc w:val="left"/>
-      </w:pPr>
-      <w:r>
-        <w:rPr>
-          <w:rFonts w:ascii="Sarabun" w:hAnsi="Sarabun" w:cs="Sarabun" w:eastAsia="Sarabun"/>
-          <w:color w:val="E5775A"/>
-          <w:sz w:val="28"/>
-          <w:szCs w:val="28"/>
-          <w:b w:val="1"/>
-          <w:bCs w:val="1"/>
-        </w:rPr>
-        <w:t xml:space="preserve">•  </w:t>
-      </w:r>
-      <w:r>
-        <w:rPr>
-          <w:rFonts w:ascii="Sarabun" w:hAnsi="Sarabun" w:cs="Sarabun" w:eastAsia="Sarabun"/>
-          <w:color w:val="1A1E33"/>
-          <w:sz w:val="28"/>
-          <w:szCs w:val="28"/>
-          <w:b w:val="1"/>
-          <w:bCs w:val="1"/>
-        </w:rPr>
-        <w:t>เลขบัตรประชาชน 13 หลัก</w:t>
-      </w:r>
-      <w:r>
-        <w:rPr>
-          <w:rFonts w:ascii="Sarabun" w:hAnsi="Sarabun" w:cs="Sarabun" w:eastAsia="Sarabun"/>
-          <w:color w:val="1A1E33"/>
-          <w:sz w:val="28"/>
-          <w:szCs w:val="28"/>
-        </w:rPr>
-        <w:t xml:space="preserve"> ระบบตรวจหลักสุดท้ายจริง กรอกมั่วไม่ผ่าน เลขที่ใช้ทดสอบได้คือ </w:t>
-      </w:r>
-      <w:r>
-        <w:rPr>
-          <w:rFonts w:ascii="DejaVu Sans Mono" w:hAnsi="DejaVu Sans Mono" w:cs="DejaVu Sans Mono" w:eastAsia="DejaVu Sans Mono"/>
-          <w:color w:val="192768"/>
-          <w:sz w:val="25"/>
-          <w:szCs w:val="25"/>
-          <w:shd w:val="clear" w:fill="F5F6FA"/>
-        </w:rPr>
-        <w:t>1101700207994</w:t>
-      </w:r>
-    </w:p>
-    <w:p>
-      <w:pPr>
-        <w:spacing w:before="0" w:after="80" w:lineRule="auto" w:line="348"/>
-        <w:ind w:left="482" w:hanging="312"/>
-        <w:jc w:val="left"/>
-      </w:pPr>
-      <w:r>
-        <w:rPr>
-          <w:rFonts w:ascii="Sarabun" w:hAnsi="Sarabun" w:cs="Sarabun" w:eastAsia="Sarabun"/>
-          <w:color w:val="E5775A"/>
-          <w:sz w:val="28"/>
-          <w:szCs w:val="28"/>
-          <w:b w:val="1"/>
-          <w:bCs w:val="1"/>
-        </w:rPr>
-        <w:t xml:space="preserve">•  </w:t>
-      </w:r>
-      <w:r>
-        <w:rPr>
-          <w:rFonts w:ascii="Sarabun" w:hAnsi="Sarabun" w:cs="Sarabun" w:eastAsia="Sarabun"/>
-          <w:color w:val="1A1E33"/>
-          <w:sz w:val="28"/>
-          <w:szCs w:val="28"/>
-          <w:b w:val="1"/>
-          <w:bCs w:val="1"/>
-        </w:rPr>
-        <w:t>คำสั่งแต่งตั้งผู้มีอำนาจกระทำการแทนเป็นไฟล์บังคับ</w:t>
-      </w:r>
-      <w:r>
-        <w:rPr>
-          <w:rFonts w:ascii="Sarabun" w:hAnsi="Sarabun" w:cs="Sarabun" w:eastAsia="Sarabun"/>
-          <w:color w:val="1A1E33"/>
-          <w:sz w:val="28"/>
-          <w:szCs w:val="28"/>
-        </w:rPr>
-        <w:t xml:space="preserve"> รับ PDF หรือ JPG ไม่เกิน 10 MB จะกดที่กรอบเพื่อเลือกไฟล์ หรือ </w:t>
-      </w:r>
-      <w:r>
-        <w:rPr>
-          <w:rFonts w:ascii="Sarabun" w:hAnsi="Sarabun" w:cs="Sarabun" w:eastAsia="Sarabun"/>
-          <w:color w:val="1A1E33"/>
-          <w:sz w:val="28"/>
-          <w:szCs w:val="28"/>
-          <w:b w:val="1"/>
-          <w:bCs w:val="1"/>
-        </w:rPr>
-        <w:t>ลากไฟล์มาวาง</w:t>
-      </w:r>
-      <w:r>
-        <w:rPr>
-          <w:rFonts w:ascii="Sarabun" w:hAnsi="Sarabun" w:cs="Sarabun" w:eastAsia="Sarabun"/>
-          <w:color w:val="1A1E33"/>
-          <w:sz w:val="28"/>
-          <w:szCs w:val="28"/>
-        </w:rPr>
-        <w:t xml:space="preserve"> ก็ได้ · </w:t>
-      </w:r>
-      <w:r>
-        <w:rPr>
-          <w:rFonts w:ascii="Sarabun" w:hAnsi="Sarabun" w:cs="Sarabun" w:eastAsia="Sarabun"/>
-          <w:color w:val="1A1E33"/>
-          <w:sz w:val="28"/>
-          <w:szCs w:val="28"/>
-          <w:b w:val="1"/>
-          <w:bCs w:val="1"/>
-        </w:rPr>
-        <w:t>ไฟล์จะถูกอัปโหลดทันทีที่เลือก</w:t>
-      </w:r>
-      <w:r>
-        <w:rPr>
-          <w:rFonts w:ascii="Sarabun" w:hAnsi="Sarabun" w:cs="Sarabun" w:eastAsia="Sarabun"/>
-          <w:color w:val="1A1E33"/>
-          <w:sz w:val="28"/>
-          <w:szCs w:val="28"/>
-        </w:rPr>
-        <w:t xml:space="preserve"> ไม่ต้องกดบันทึกก่อน</w:t>
-      </w:r>
-    </w:p>
-    <w:p>
-      <w:pPr>
-        <w:spacing w:before="0" w:after="80" w:lineRule="auto" w:line="348"/>
-        <w:ind w:left="482" w:hanging="312"/>
-        <w:jc w:val="left"/>
-      </w:pPr>
-      <w:r>
-        <w:rPr>
-          <w:rFonts w:ascii="Sarabun" w:hAnsi="Sarabun" w:cs="Sarabun" w:eastAsia="Sarabun"/>
-          <w:color w:val="E5775A"/>
-          <w:sz w:val="28"/>
-          <w:szCs w:val="28"/>
-          <w:b w:val="1"/>
-          <w:bCs w:val="1"/>
-        </w:rPr>
-        <w:t xml:space="preserve">•  </w:t>
-      </w:r>
-      <w:r>
-        <w:rPr>
-          <w:rFonts w:ascii="Sarabun" w:hAnsi="Sarabun" w:cs="Sarabun" w:eastAsia="Sarabun"/>
-          <w:color w:val="1A1E33"/>
-          <w:sz w:val="28"/>
-          <w:szCs w:val="28"/>
-        </w:rPr>
-        <w:t>คำสั่งมอบอำนาจ แนบเพิ่มได้ถ้ามี ไม่บังคับ</w:t>
-      </w:r>
-    </w:p>
-    <w:p>
-      <w:pPr>
-        <w:spacing w:before="280" w:after="120" w:lineRule="auto" w:line="300"/>
-        <w:jc w:val="left"/>
-        <w:keepNext w:val="1"/>
-      </w:pPr>
-      <w:r>
-        <w:rPr>
-          <w:rFonts w:ascii="Sarabun" w:hAnsi="Sarabun" w:cs="Sarabun" w:eastAsia="Sarabun"/>
-          <w:color w:val="192768"/>
-          <w:sz w:val="34"/>
-          <w:szCs w:val="34"/>
-          <w:b w:val="1"/>
-          <w:bCs w:val="1"/>
-          <w:sz w:val="34"/>
-          <w:szCs w:val="34"/>
-          <w:b w:val="1"/>
-          <w:bCs w:val="1"/>
-        </w:rPr>
-        <w:t>1.3 บันทึกแบบร่างระหว่างทาง</w:t>
-      </w:r>
-    </w:p>
-    <w:p>
-      <w:pPr>
-        <w:spacing w:before="0" w:after="160" w:lineRule="auto" w:line="348"/>
-        <w:jc w:val="left"/>
-      </w:pPr>
-      <w:r>
-        <w:rPr>
-          <w:rFonts w:ascii="Sarabun" w:hAnsi="Sarabun" w:cs="Sarabun" w:eastAsia="Sarabun"/>
-          <w:color w:val="1A1E33"/>
-          <w:sz w:val="28"/>
-          <w:szCs w:val="28"/>
-        </w:rPr>
-        <w:t xml:space="preserve">กด </w:t>
-      </w:r>
-      <w:r>
-        <w:rPr>
-          <w:rFonts w:ascii="Sarabun" w:hAnsi="Sarabun" w:cs="Sarabun" w:eastAsia="Sarabun"/>
-          <w:color w:val="1A1E33"/>
-          <w:sz w:val="28"/>
-          <w:szCs w:val="28"/>
-          <w:b w:val="1"/>
-          <w:bCs w:val="1"/>
-        </w:rPr>
-        <w:t>บันทึกแบบร่าง</w:t>
-      </w:r>
-      <w:r>
-        <w:rPr>
-          <w:rFonts w:ascii="Sarabun" w:hAnsi="Sarabun" w:cs="Sarabun" w:eastAsia="Sarabun"/>
-          <w:color w:val="1A1E33"/>
-          <w:sz w:val="28"/>
-          <w:szCs w:val="28"/>
+          <w:sz w:val="22"/>
+          <w:szCs w:val="22"/>
         </w:rPr>
         <w:t xml:space="preserve"> ที่แถบล่างของหน้าจอเมื่อไรก็ได้ ไม่บังคับว่าต้องกรอกครบก่อน</w:t>
       </w:r>
@@ -2812,8 +2798,8 @@
         <w:rPr>
           <w:rFonts w:ascii="Sarabun" w:hAnsi="Sarabun" w:cs="Sarabun" w:eastAsia="Sarabun"/>
           <w:color w:val="5C637A"/>
-          <w:sz w:val="23"/>
-          <w:szCs w:val="23"/>
+          <w:sz w:val="19"/>
+          <w:szCs w:val="19"/>
           <w:i w:val="1"/>
           <w:iCs w:val="1"/>
         </w:rPr>
@@ -2823,82 +2809,82 @@
     <w:p>
       <w:pPr>
         <w:spacing w:before="0" w:after="160" w:lineRule="auto" w:line="348"/>
+        <w:jc w:val="both"/>
+      </w:pPr>
+      <w:r>
+        <w:rPr>
+          <w:rFonts w:ascii="Sarabun" w:hAnsi="Sarabun" w:cs="Sarabun" w:eastAsia="Sarabun"/>
+          <w:color w:val="1A1E33"/>
+          <w:sz w:val="22"/>
+          <w:szCs w:val="22"/>
+          <w:b w:val="1"/>
+          <w:bCs w:val="1"/>
+        </w:rPr>
+        <w:t>ลองทดสอบดู:</w:t>
+      </w:r>
+      <w:r>
+        <w:rPr>
+          <w:rFonts w:ascii="Sarabun" w:hAnsi="Sarabun" w:cs="Sarabun" w:eastAsia="Sarabun"/>
+          <w:color w:val="1A1E33"/>
+          <w:sz w:val="22"/>
+          <w:szCs w:val="22"/>
+        </w:rPr>
+        <w:t xml:space="preserve"> ปิดเบราว์เซอร์แล้วเปิดกลับเข้ามาใหม่ ข้อมูลต้องอยู่ครบเหมือนเดิม</w:t>
+      </w:r>
+    </w:p>
+    <w:p>
+      <w:pPr>
+        <w:spacing w:before="280" w:after="120" w:lineRule="auto" w:line="300"/>
         <w:jc w:val="left"/>
-      </w:pPr>
-      <w:r>
-        <w:rPr>
-          <w:rFonts w:ascii="Sarabun" w:hAnsi="Sarabun" w:cs="Sarabun" w:eastAsia="Sarabun"/>
-          <w:color w:val="1A1E33"/>
+        <w:keepNext w:val="1"/>
+      </w:pPr>
+      <w:r>
+        <w:rPr>
+          <w:rFonts w:ascii="Sarabun" w:hAnsi="Sarabun" w:cs="Sarabun" w:eastAsia="Sarabun"/>
+          <w:color w:val="192768"/>
           <w:sz w:val="28"/>
           <w:szCs w:val="28"/>
           <w:b w:val="1"/>
           <w:bCs w:val="1"/>
-        </w:rPr>
-        <w:t>ลองทดสอบดู:</w:t>
-      </w:r>
-      <w:r>
-        <w:rPr>
-          <w:rFonts w:ascii="Sarabun" w:hAnsi="Sarabun" w:cs="Sarabun" w:eastAsia="Sarabun"/>
-          <w:color w:val="1A1E33"/>
-          <w:sz w:val="28"/>
-          <w:szCs w:val="28"/>
-        </w:rPr>
-        <w:t xml:space="preserve"> ปิดเบราว์เซอร์แล้วเปิดกลับเข้ามาใหม่ ข้อมูลต้องอยู่ครบเหมือนเดิม</w:t>
-      </w:r>
-    </w:p>
-    <w:p>
-      <w:pPr>
-        <w:spacing w:before="280" w:after="120" w:lineRule="auto" w:line="300"/>
-        <w:jc w:val="left"/>
-        <w:keepNext w:val="1"/>
-      </w:pPr>
-      <w:r>
-        <w:rPr>
-          <w:rFonts w:ascii="Sarabun" w:hAnsi="Sarabun" w:cs="Sarabun" w:eastAsia="Sarabun"/>
-          <w:color w:val="192768"/>
-          <w:sz w:val="34"/>
-          <w:szCs w:val="34"/>
-          <w:b w:val="1"/>
-          <w:bCs w:val="1"/>
-          <w:sz w:val="34"/>
-          <w:szCs w:val="34"/>
-          <w:b w:val="1"/>
-          <w:bCs w:val="1"/>
-        </w:rPr>
-        <w:t>1.4 ให้ระบบตรวจความครบถ้วน</w:t>
-      </w:r>
-    </w:p>
-    <w:p>
-      <w:pPr>
-        <w:spacing w:before="0" w:after="160" w:lineRule="auto" w:line="348"/>
-        <w:jc w:val="left"/>
-      </w:pPr>
-      <w:r>
-        <w:rPr>
-          <w:rFonts w:ascii="Sarabun" w:hAnsi="Sarabun" w:cs="Sarabun" w:eastAsia="Sarabun"/>
-          <w:color w:val="1A1E33"/>
-          <w:sz w:val="28"/>
-          <w:szCs w:val="28"/>
-        </w:rPr>
-        <w:t xml:space="preserve">กด </w:t>
-      </w:r>
-      <w:r>
-        <w:rPr>
-          <w:rFonts w:ascii="Sarabun" w:hAnsi="Sarabun" w:cs="Sarabun" w:eastAsia="Sarabun"/>
-          <w:color w:val="1A1E33"/>
           <w:sz w:val="28"/>
           <w:szCs w:val="28"/>
           <w:b w:val="1"/>
           <w:bCs w:val="1"/>
         </w:rPr>
+        <w:t>1.4 ให้ระบบตรวจความครบถ้วน</w:t>
+      </w:r>
+    </w:p>
+    <w:p>
+      <w:pPr>
+        <w:spacing w:before="0" w:after="160" w:lineRule="auto" w:line="348"/>
+        <w:jc w:val="both"/>
+      </w:pPr>
+      <w:r>
+        <w:rPr>
+          <w:rFonts w:ascii="Sarabun" w:hAnsi="Sarabun" w:cs="Sarabun" w:eastAsia="Sarabun"/>
+          <w:color w:val="1A1E33"/>
+          <w:sz w:val="22"/>
+          <w:szCs w:val="22"/>
+        </w:rPr>
+        <w:t xml:space="preserve">กด </w:t>
+      </w:r>
+      <w:r>
+        <w:rPr>
+          <w:rFonts w:ascii="Sarabun" w:hAnsi="Sarabun" w:cs="Sarabun" w:eastAsia="Sarabun"/>
+          <w:color w:val="1A1E33"/>
+          <w:sz w:val="22"/>
+          <w:szCs w:val="22"/>
+          <w:b w:val="1"/>
+          <w:bCs w:val="1"/>
+        </w:rPr>
         <w:t>ตรวจสอบและสร้าง PDF</w:t>
       </w:r>
       <w:r>
         <w:rPr>
           <w:rFonts w:ascii="Sarabun" w:hAnsi="Sarabun" w:cs="Sarabun" w:eastAsia="Sarabun"/>
           <w:color w:val="1A1E33"/>
-          <w:sz w:val="28"/>
-          <w:szCs w:val="28"/>
+          <w:sz w:val="22"/>
+          <w:szCs w:val="22"/>
         </w:rPr>
         <w:t xml:space="preserve"> ถ้ายังกรอกไม่ครบ ระบบจะไม่ให้ไปต่อ และขึ้นข้อความสีแดง ใต้ทุกช่องที่มีปัญหา พร้อมบอกด้วยว่าต้องแก้อย่างไร</w:t>
       </w:r>
@@ -2959,8 +2945,8 @@
         <w:rPr>
           <w:rFonts w:ascii="Sarabun" w:hAnsi="Sarabun" w:cs="Sarabun" w:eastAsia="Sarabun"/>
           <w:color w:val="5C637A"/>
-          <w:sz w:val="23"/>
-          <w:szCs w:val="23"/>
+          <w:sz w:val="19"/>
+          <w:szCs w:val="19"/>
           <w:i w:val="1"/>
           <w:iCs w:val="1"/>
         </w:rPr>
@@ -2970,14 +2956,14 @@
     <w:p>
       <w:pPr>
         <w:spacing w:before="0" w:after="160" w:lineRule="auto" w:line="348"/>
-        <w:jc w:val="left"/>
+        <w:jc w:val="both"/>
       </w:pPr>
       <w:r>
         <w:rPr>
           <w:rFonts w:ascii="Sarabun" w:hAnsi="Sarabun" w:cs="Sarabun" w:eastAsia="Sarabun"/>
           <w:color w:val="1A1E33"/>
-          <w:sz w:val="28"/>
-          <w:szCs w:val="28"/>
+          <w:sz w:val="22"/>
+          <w:szCs w:val="22"/>
           <w:b w:val="1"/>
           <w:bCs w:val="1"/>
         </w:rPr>
@@ -2987,8 +2973,8 @@
         <w:rPr>
           <w:rFonts w:ascii="Sarabun" w:hAnsi="Sarabun" w:cs="Sarabun" w:eastAsia="Sarabun"/>
           <w:color w:val="1A1E33"/>
-          <w:sz w:val="28"/>
-          <w:szCs w:val="28"/>
+          <w:sz w:val="22"/>
+          <w:szCs w:val="22"/>
         </w:rPr>
         <w:t xml:space="preserve"> เป็นวิธีที่เร็วที่สุดที่จะรู้ว่าช่องไหนบังคับบ้าง</w:t>
       </w:r>
@@ -2996,14 +2982,14 @@
     <w:p>
       <w:pPr>
         <w:spacing w:before="0" w:after="160" w:lineRule="auto" w:line="348"/>
-        <w:jc w:val="left"/>
+        <w:jc w:val="both"/>
       </w:pPr>
       <w:r>
         <w:rPr>
           <w:rFonts w:ascii="Sarabun" w:hAnsi="Sarabun" w:cs="Sarabun" w:eastAsia="Sarabun"/>
           <w:color w:val="1A1E33"/>
-          <w:sz w:val="28"/>
-          <w:szCs w:val="28"/>
+          <w:sz w:val="22"/>
+          <w:szCs w:val="22"/>
         </w:rPr>
         <w:t xml:space="preserve">พอกรอกครบแล้ว ทั้งสามส่วนในแถบซ้ายจะเปลี่ยนเป็นเครื่องหมายถูกสีเขียว </w:t>
       </w:r>
@@ -3011,8 +2997,8 @@
         <w:rPr>
           <w:rFonts w:ascii="Sarabun" w:hAnsi="Sarabun" w:cs="Sarabun" w:eastAsia="Sarabun"/>
           <w:color w:val="1A1E33"/>
-          <w:sz w:val="28"/>
-          <w:szCs w:val="28"/>
+          <w:sz w:val="22"/>
+          <w:szCs w:val="22"/>
           <w:b w:val="1"/>
           <w:bCs w:val="1"/>
         </w:rPr>
@@ -3075,8 +3061,8 @@
         <w:rPr>
           <w:rFonts w:ascii="Sarabun" w:hAnsi="Sarabun" w:cs="Sarabun" w:eastAsia="Sarabun"/>
           <w:color w:val="5C637A"/>
-          <w:sz w:val="23"/>
-          <w:szCs w:val="23"/>
+          <w:sz w:val="19"/>
+          <w:szCs w:val="19"/>
           <w:i w:val="1"/>
           <w:iCs w:val="1"/>
         </w:rPr>
@@ -3093,49 +3079,49 @@
         <w:rPr>
           <w:rFonts w:ascii="Sarabun" w:hAnsi="Sarabun" w:cs="Sarabun" w:eastAsia="Sarabun"/>
           <w:color w:val="192768"/>
-          <w:sz w:val="34"/>
-          <w:szCs w:val="34"/>
-          <w:b w:val="1"/>
-          <w:bCs w:val="1"/>
-          <w:sz w:val="34"/>
-          <w:szCs w:val="34"/>
-          <w:b w:val="1"/>
-          <w:bCs w:val="1"/>
-        </w:rPr>
-        <w:t>1.5 ตรวจแบบฟอร์ม PDF ก่อนนำส่ง</w:t>
-      </w:r>
-    </w:p>
-    <w:p>
-      <w:pPr>
-        <w:spacing w:before="0" w:after="160" w:lineRule="auto" w:line="348"/>
-        <w:jc w:val="left"/>
-      </w:pPr>
-      <w:r>
-        <w:rPr>
-          <w:rFonts w:ascii="Sarabun" w:hAnsi="Sarabun" w:cs="Sarabun" w:eastAsia="Sarabun"/>
-          <w:color w:val="1A1E33"/>
-          <w:sz w:val="28"/>
-          <w:szCs w:val="28"/>
-        </w:rPr>
-        <w:t xml:space="preserve">กด </w:t>
-      </w:r>
-      <w:r>
-        <w:rPr>
-          <w:rFonts w:ascii="Sarabun" w:hAnsi="Sarabun" w:cs="Sarabun" w:eastAsia="Sarabun"/>
-          <w:color w:val="1A1E33"/>
           <w:sz w:val="28"/>
           <w:szCs w:val="28"/>
           <w:b w:val="1"/>
           <w:bCs w:val="1"/>
-        </w:rPr>
-        <w:t>ตรวจสอบและสร้าง PDF</w:t>
-      </w:r>
-      <w:r>
-        <w:rPr>
-          <w:rFonts w:ascii="Sarabun" w:hAnsi="Sarabun" w:cs="Sarabun" w:eastAsia="Sarabun"/>
-          <w:color w:val="1A1E33"/>
           <w:sz w:val="28"/>
           <w:szCs w:val="28"/>
+          <w:b w:val="1"/>
+          <w:bCs w:val="1"/>
+        </w:rPr>
+        <w:t>1.5 ตรวจแบบฟอร์ม PDF ก่อนนำส่ง</w:t>
+      </w:r>
+    </w:p>
+    <w:p>
+      <w:pPr>
+        <w:spacing w:before="0" w:after="160" w:lineRule="auto" w:line="348"/>
+        <w:jc w:val="both"/>
+      </w:pPr>
+      <w:r>
+        <w:rPr>
+          <w:rFonts w:ascii="Sarabun" w:hAnsi="Sarabun" w:cs="Sarabun" w:eastAsia="Sarabun"/>
+          <w:color w:val="1A1E33"/>
+          <w:sz w:val="22"/>
+          <w:szCs w:val="22"/>
+        </w:rPr>
+        <w:t xml:space="preserve">กด </w:t>
+      </w:r>
+      <w:r>
+        <w:rPr>
+          <w:rFonts w:ascii="Sarabun" w:hAnsi="Sarabun" w:cs="Sarabun" w:eastAsia="Sarabun"/>
+          <w:color w:val="1A1E33"/>
+          <w:sz w:val="22"/>
+          <w:szCs w:val="22"/>
+          <w:b w:val="1"/>
+          <w:bCs w:val="1"/>
+        </w:rPr>
+        <w:t>ตรวจสอบและสร้าง PDF</w:t>
+      </w:r>
+      <w:r>
+        <w:rPr>
+          <w:rFonts w:ascii="Sarabun" w:hAnsi="Sarabun" w:cs="Sarabun" w:eastAsia="Sarabun"/>
+          <w:color w:val="1A1E33"/>
+          <w:sz w:val="22"/>
+          <w:szCs w:val="22"/>
         </w:rPr>
         <w:t xml:space="preserve"> อีกครั้ง คราวนี้ระบบจะสร้างเอกสารแล้วพาไปหน้าตรวจสอบ</w:t>
       </w:r>
@@ -3196,8 +3182,8 @@
         <w:rPr>
           <w:rFonts w:ascii="Sarabun" w:hAnsi="Sarabun" w:cs="Sarabun" w:eastAsia="Sarabun"/>
           <w:color w:val="5C637A"/>
-          <w:sz w:val="23"/>
-          <w:szCs w:val="23"/>
+          <w:sz w:val="19"/>
+          <w:szCs w:val="19"/>
           <w:i w:val="1"/>
           <w:iCs w:val="1"/>
         </w:rPr>
@@ -3207,14 +3193,14 @@
     <w:p>
       <w:pPr>
         <w:spacing w:before="0" w:after="160" w:lineRule="auto" w:line="348"/>
-        <w:jc w:val="left"/>
+        <w:jc w:val="both"/>
       </w:pPr>
       <w:r>
         <w:rPr>
           <w:rFonts w:ascii="Sarabun" w:hAnsi="Sarabun" w:cs="Sarabun" w:eastAsia="Sarabun"/>
           <w:color w:val="1A1E33"/>
-          <w:sz w:val="28"/>
-          <w:szCs w:val="28"/>
+          <w:sz w:val="22"/>
+          <w:szCs w:val="22"/>
         </w:rPr>
         <w:t xml:space="preserve">เอกสารที่ระบบสร้างจะออกมาหน้าตาแบบนี้ กด </w:t>
       </w:r>
@@ -3222,8 +3208,8 @@
         <w:rPr>
           <w:rFonts w:ascii="Sarabun" w:hAnsi="Sarabun" w:cs="Sarabun" w:eastAsia="Sarabun"/>
           <w:color w:val="1A1E33"/>
-          <w:sz w:val="28"/>
-          <w:szCs w:val="28"/>
+          <w:sz w:val="22"/>
+          <w:szCs w:val="22"/>
           <w:b w:val="1"/>
           <w:bCs w:val="1"/>
         </w:rPr>
@@ -3233,8 +3219,8 @@
         <w:rPr>
           <w:rFonts w:ascii="Sarabun" w:hAnsi="Sarabun" w:cs="Sarabun" w:eastAsia="Sarabun"/>
           <w:color w:val="1A1E33"/>
-          <w:sz w:val="28"/>
-          <w:szCs w:val="28"/>
+          <w:sz w:val="22"/>
+          <w:szCs w:val="22"/>
         </w:rPr>
         <w:t xml:space="preserve"> ถ้าอยากดูเต็มหน้าหรือดาวน์โหลดเก็บไว้</w:t>
       </w:r>
@@ -3295,8 +3281,8 @@
         <w:rPr>
           <w:rFonts w:ascii="Sarabun" w:hAnsi="Sarabun" w:cs="Sarabun" w:eastAsia="Sarabun"/>
           <w:color w:val="5C637A"/>
-          <w:sz w:val="23"/>
-          <w:szCs w:val="23"/>
+          <w:sz w:val="19"/>
+          <w:szCs w:val="19"/>
           <w:i w:val="1"/>
           <w:iCs w:val="1"/>
         </w:rPr>
@@ -3306,14 +3292,14 @@
     <w:p>
       <w:pPr>
         <w:spacing w:before="0" w:after="160" w:lineRule="auto" w:line="348"/>
-        <w:jc w:val="left"/>
+        <w:jc w:val="both"/>
       </w:pPr>
       <w:r>
         <w:rPr>
           <w:rFonts w:ascii="Sarabun" w:hAnsi="Sarabun" w:cs="Sarabun" w:eastAsia="Sarabun"/>
           <w:color w:val="1A1E33"/>
-          <w:sz w:val="28"/>
-          <w:szCs w:val="28"/>
+          <w:sz w:val="22"/>
+          <w:szCs w:val="22"/>
         </w:rPr>
         <w:t xml:space="preserve">ไล่ตรวจให้ครบทุกบรรทัด ถ้ามีอะไรผิดให้กด </w:t>
       </w:r>
@@ -3321,61 +3307,61 @@
         <w:rPr>
           <w:rFonts w:ascii="DejaVu Sans" w:hAnsi="DejaVu Sans" w:cs="DejaVu Sans" w:eastAsia="DejaVu Sans"/>
           <w:color w:val="1A1E33"/>
+          <w:sz w:val="22"/>
+          <w:szCs w:val="22"/>
+          <w:b w:val="1"/>
+          <w:bCs w:val="1"/>
+        </w:rPr>
+        <w:t>←</w:t>
+      </w:r>
+      <w:r>
+        <w:rPr>
+          <w:rFonts w:ascii="Sarabun" w:hAnsi="Sarabun" w:cs="Sarabun" w:eastAsia="Sarabun"/>
+          <w:color w:val="1A1E33"/>
+          <w:sz w:val="22"/>
+          <w:szCs w:val="22"/>
+          <w:b w:val="1"/>
+          <w:bCs w:val="1"/>
+        </w:rPr>
+        <w:t xml:space="preserve"> กลับไปแก้ไขข้อมูล</w:t>
+      </w:r>
+      <w:r>
+        <w:rPr>
+          <w:rFonts w:ascii="Sarabun" w:hAnsi="Sarabun" w:cs="Sarabun" w:eastAsia="Sarabun"/>
+          <w:color w:val="1A1E33"/>
+          <w:sz w:val="22"/>
+          <w:szCs w:val="22"/>
+        </w:rPr>
+        <w:t xml:space="preserve"> ถ้าถูกต้องหมดแล้วกด </w:t>
+      </w:r>
+      <w:r>
+        <w:rPr>
+          <w:rFonts w:ascii="Sarabun" w:hAnsi="Sarabun" w:cs="Sarabun" w:eastAsia="Sarabun"/>
+          <w:color w:val="1A1E33"/>
+          <w:sz w:val="22"/>
+          <w:szCs w:val="22"/>
+          <w:b w:val="1"/>
+          <w:bCs w:val="1"/>
+        </w:rPr>
+        <w:t>นำส่งฟอร์มสร้างหน่วยงาน</w:t>
+      </w:r>
+    </w:p>
+    <w:p>
+      <w:pPr>
+        <w:spacing w:before="280" w:after="120" w:lineRule="auto" w:line="300"/>
+        <w:jc w:val="left"/>
+        <w:keepNext w:val="1"/>
+      </w:pPr>
+      <w:r>
+        <w:rPr>
+          <w:rFonts w:ascii="Sarabun" w:hAnsi="Sarabun" w:cs="Sarabun" w:eastAsia="Sarabun"/>
+          <w:color w:val="192768"/>
           <w:sz w:val="28"/>
           <w:szCs w:val="28"/>
           <w:b w:val="1"/>
           <w:bCs w:val="1"/>
-        </w:rPr>
-        <w:t>←</w:t>
-      </w:r>
-      <w:r>
-        <w:rPr>
-          <w:rFonts w:ascii="Sarabun" w:hAnsi="Sarabun" w:cs="Sarabun" w:eastAsia="Sarabun"/>
-          <w:color w:val="1A1E33"/>
           <w:sz w:val="28"/>
           <w:szCs w:val="28"/>
-          <w:b w:val="1"/>
-          <w:bCs w:val="1"/>
-        </w:rPr>
-        <w:t xml:space="preserve"> กลับไปแก้ไขข้อมูล</w:t>
-      </w:r>
-      <w:r>
-        <w:rPr>
-          <w:rFonts w:ascii="Sarabun" w:hAnsi="Sarabun" w:cs="Sarabun" w:eastAsia="Sarabun"/>
-          <w:color w:val="1A1E33"/>
-          <w:sz w:val="28"/>
-          <w:szCs w:val="28"/>
-        </w:rPr>
-        <w:t xml:space="preserve"> ถ้าถูกต้องหมดแล้วกด </w:t>
-      </w:r>
-      <w:r>
-        <w:rPr>
-          <w:rFonts w:ascii="Sarabun" w:hAnsi="Sarabun" w:cs="Sarabun" w:eastAsia="Sarabun"/>
-          <w:color w:val="1A1E33"/>
-          <w:sz w:val="28"/>
-          <w:szCs w:val="28"/>
-          <w:b w:val="1"/>
-          <w:bCs w:val="1"/>
-        </w:rPr>
-        <w:t>นำส่งฟอร์มสร้างหน่วยงาน</w:t>
-      </w:r>
-    </w:p>
-    <w:p>
-      <w:pPr>
-        <w:spacing w:before="280" w:after="120" w:lineRule="auto" w:line="300"/>
-        <w:jc w:val="left"/>
-        <w:keepNext w:val="1"/>
-      </w:pPr>
-      <w:r>
-        <w:rPr>
-          <w:rFonts w:ascii="Sarabun" w:hAnsi="Sarabun" w:cs="Sarabun" w:eastAsia="Sarabun"/>
-          <w:color w:val="192768"/>
-          <w:sz w:val="34"/>
-          <w:szCs w:val="34"/>
-          <w:b w:val="1"/>
-          <w:bCs w:val="1"/>
-          <w:sz w:val="34"/>
-          <w:szCs w:val="34"/>
           <w:b w:val="1"/>
           <w:bCs w:val="1"/>
         </w:rPr>
@@ -3438,8 +3424,8 @@
         <w:rPr>
           <w:rFonts w:ascii="Sarabun" w:hAnsi="Sarabun" w:cs="Sarabun" w:eastAsia="Sarabun"/>
           <w:color w:val="5C637A"/>
-          <w:sz w:val="23"/>
-          <w:szCs w:val="23"/>
+          <w:sz w:val="19"/>
+          <w:szCs w:val="19"/>
           <w:i w:val="1"/>
           <w:iCs w:val="1"/>
         </w:rPr>
@@ -3449,14 +3435,14 @@
     <w:p>
       <w:pPr>
         <w:spacing w:before="0" w:after="160" w:lineRule="auto" w:line="348"/>
-        <w:jc w:val="left"/>
+        <w:jc w:val="both"/>
       </w:pPr>
       <w:r>
         <w:rPr>
           <w:rFonts w:ascii="Sarabun" w:hAnsi="Sarabun" w:cs="Sarabun" w:eastAsia="Sarabun"/>
           <w:color w:val="1A1E33"/>
-          <w:sz w:val="28"/>
-          <w:szCs w:val="28"/>
+          <w:sz w:val="22"/>
+          <w:szCs w:val="22"/>
           <w:b w:val="1"/>
           <w:bCs w:val="1"/>
         </w:rPr>
@@ -3473,8 +3459,8 @@
         <w:rPr>
           <w:rFonts w:ascii="Sarabun" w:hAnsi="Sarabun" w:cs="Sarabun" w:eastAsia="Sarabun"/>
           <w:color w:val="E5775A"/>
-          <w:sz w:val="28"/>
-          <w:szCs w:val="28"/>
+          <w:sz w:val="22"/>
+          <w:szCs w:val="22"/>
           <w:b w:val="1"/>
           <w:bCs w:val="1"/>
         </w:rPr>
@@ -3484,8 +3470,8 @@
         <w:rPr>
           <w:rFonts w:ascii="Sarabun" w:hAnsi="Sarabun" w:cs="Sarabun" w:eastAsia="Sarabun"/>
           <w:color w:val="1A1E33"/>
-          <w:sz w:val="28"/>
-          <w:szCs w:val="28"/>
+          <w:sz w:val="22"/>
+          <w:szCs w:val="22"/>
         </w:rPr>
         <w:t xml:space="preserve">สถานะเปลี่ยนเป็น </w:t>
       </w:r>
@@ -3493,8 +3479,8 @@
         <w:rPr>
           <w:rFonts w:ascii="Sarabun" w:hAnsi="Sarabun" w:cs="Sarabun" w:eastAsia="Sarabun"/>
           <w:color w:val="1A1E33"/>
-          <w:sz w:val="28"/>
-          <w:szCs w:val="28"/>
+          <w:sz w:val="22"/>
+          <w:szCs w:val="22"/>
           <w:b w:val="1"/>
           <w:bCs w:val="1"/>
         </w:rPr>
@@ -3511,8 +3497,8 @@
         <w:rPr>
           <w:rFonts w:ascii="Sarabun" w:hAnsi="Sarabun" w:cs="Sarabun" w:eastAsia="Sarabun"/>
           <w:color w:val="E5775A"/>
-          <w:sz w:val="28"/>
-          <w:szCs w:val="28"/>
+          <w:sz w:val="22"/>
+          <w:szCs w:val="22"/>
           <w:b w:val="1"/>
           <w:bCs w:val="1"/>
         </w:rPr>
@@ -3522,8 +3508,8 @@
         <w:rPr>
           <w:rFonts w:ascii="Sarabun" w:hAnsi="Sarabun" w:cs="Sarabun" w:eastAsia="Sarabun"/>
           <w:color w:val="1A1E33"/>
-          <w:sz w:val="28"/>
-          <w:szCs w:val="28"/>
+          <w:sz w:val="22"/>
+          <w:szCs w:val="22"/>
           <w:b w:val="1"/>
           <w:bCs w:val="1"/>
         </w:rPr>
@@ -3533,8 +3519,8 @@
         <w:rPr>
           <w:rFonts w:ascii="Sarabun" w:hAnsi="Sarabun" w:cs="Sarabun" w:eastAsia="Sarabun"/>
           <w:color w:val="1A1E33"/>
-          <w:sz w:val="28"/>
-          <w:szCs w:val="28"/>
+          <w:sz w:val="22"/>
+          <w:szCs w:val="22"/>
         </w:rPr>
         <w:t xml:space="preserve"> จนกว่าเจ้าหน้าที่จะส่งกลับมาให้แก้</w:t>
       </w:r>
@@ -3549,8 +3535,8 @@
         <w:rPr>
           <w:rFonts w:ascii="Sarabun" w:hAnsi="Sarabun" w:cs="Sarabun" w:eastAsia="Sarabun"/>
           <w:color w:val="E5775A"/>
-          <w:sz w:val="28"/>
-          <w:szCs w:val="28"/>
+          <w:sz w:val="22"/>
+          <w:szCs w:val="22"/>
           <w:b w:val="1"/>
           <w:bCs w:val="1"/>
         </w:rPr>
@@ -3560,8 +3546,8 @@
         <w:rPr>
           <w:rFonts w:ascii="Sarabun" w:hAnsi="Sarabun" w:cs="Sarabun" w:eastAsia="Sarabun"/>
           <w:color w:val="1A1E33"/>
-          <w:sz w:val="28"/>
-          <w:szCs w:val="28"/>
+          <w:sz w:val="22"/>
+          <w:szCs w:val="22"/>
         </w:rPr>
         <w:t xml:space="preserve">ระบบส่งอีเมลแจ้งเจ้าหน้าที่ BDI </w:t>
       </w:r>
@@ -3569,8 +3555,8 @@
         <w:rPr>
           <w:rFonts w:ascii="Sarabun" w:hAnsi="Sarabun" w:cs="Sarabun" w:eastAsia="Sarabun"/>
           <w:color w:val="1A1E33"/>
-          <w:sz w:val="28"/>
-          <w:szCs w:val="28"/>
+          <w:sz w:val="22"/>
+          <w:szCs w:val="22"/>
           <w:b w:val="1"/>
           <w:bCs w:val="1"/>
         </w:rPr>
@@ -3587,8 +3573,8 @@
         <w:rPr>
           <w:rFonts w:ascii="Sarabun" w:hAnsi="Sarabun" w:cs="Sarabun" w:eastAsia="Sarabun"/>
           <w:color w:val="E5775A"/>
-          <w:sz w:val="28"/>
-          <w:szCs w:val="28"/>
+          <w:sz w:val="22"/>
+          <w:szCs w:val="22"/>
           <w:b w:val="1"/>
           <w:bCs w:val="1"/>
         </w:rPr>
@@ -3598,8 +3584,8 @@
         <w:rPr>
           <w:rFonts w:ascii="Sarabun" w:hAnsi="Sarabun" w:cs="Sarabun" w:eastAsia="Sarabun"/>
           <w:color w:val="1A1E33"/>
-          <w:sz w:val="28"/>
-          <w:szCs w:val="28"/>
+          <w:sz w:val="22"/>
+          <w:szCs w:val="22"/>
         </w:rPr>
         <w:t xml:space="preserve">การ์ด </w:t>
       </w:r>
@@ -3607,8 +3593,8 @@
         <w:rPr>
           <w:rFonts w:ascii="Sarabun" w:hAnsi="Sarabun" w:cs="Sarabun" w:eastAsia="Sarabun"/>
           <w:color w:val="1A1E33"/>
-          <w:sz w:val="28"/>
-          <w:szCs w:val="28"/>
+          <w:sz w:val="22"/>
+          <w:szCs w:val="22"/>
           <w:b w:val="1"/>
           <w:bCs w:val="1"/>
         </w:rPr>
@@ -3618,19 +3604,11 @@
         <w:rPr>
           <w:rFonts w:ascii="Sarabun" w:hAnsi="Sarabun" w:cs="Sarabun" w:eastAsia="Sarabun"/>
           <w:color w:val="1A1E33"/>
-          <w:sz w:val="28"/>
-          <w:szCs w:val="28"/>
+          <w:sz w:val="22"/>
+          <w:szCs w:val="22"/>
         </w:rPr>
         <w:t xml:space="preserve"> โผล่ขึ้นมา แต่ปุ่มยังกดไม่ได้ พร้อมข้อความบอกว่ายังติดอะไรอยู่</w:t>
       </w:r>
-    </w:p>
-    <w:p>
-      <w:pPr>
-        <w:spacing w:before="80" w:after="200" w:lineRule="auto" w:line="240"/>
-        <w:pBdr>
-          <w:bottom w:val="single" w:sz="6" w:space="4" w:color="D8DCE6"/>
-        </w:pBdr>
-      </w:pPr>
     </w:p>
     <w:p>
       <w:pPr>
@@ -3640,17 +3618,18 @@
         <w:pBdr>
           <w:bottom w:val="single" w:sz="6" w:space="4" w:color="D8DCE6"/>
         </w:pBdr>
+        <w:pageBreakBefore w:val="1"/>
       </w:pPr>
       <w:r>
         <w:rPr>
           <w:rFonts w:ascii="Sarabun" w:hAnsi="Sarabun" w:cs="Sarabun" w:eastAsia="Sarabun"/>
           <w:color w:val="192768"/>
-          <w:sz w:val="44"/>
-          <w:szCs w:val="44"/>
+          <w:sz w:val="36"/>
+          <w:szCs w:val="36"/>
           <w:b w:val="1"/>
           <w:bCs w:val="1"/>
-          <w:sz w:val="44"/>
-          <w:szCs w:val="44"/>
+          <w:sz w:val="36"/>
+          <w:szCs w:val="36"/>
           <w:b w:val="1"/>
           <w:bCs w:val="1"/>
         </w:rPr>
@@ -3660,14 +3639,14 @@
     <w:p>
       <w:pPr>
         <w:spacing w:before="0" w:after="160" w:lineRule="auto" w:line="348"/>
-        <w:jc w:val="left"/>
+        <w:jc w:val="both"/>
       </w:pPr>
       <w:r>
         <w:rPr>
           <w:rFonts w:ascii="Sarabun" w:hAnsi="Sarabun" w:cs="Sarabun" w:eastAsia="Sarabun"/>
           <w:color w:val="1A1E33"/>
-          <w:sz w:val="28"/>
-          <w:szCs w:val="28"/>
+          <w:sz w:val="22"/>
+          <w:szCs w:val="22"/>
           <w:b w:val="1"/>
           <w:bCs w:val="1"/>
         </w:rPr>
@@ -3677,8 +3656,8 @@
         <w:rPr>
           <w:rFonts w:ascii="Sarabun" w:hAnsi="Sarabun" w:cs="Sarabun" w:eastAsia="Sarabun"/>
           <w:color w:val="1A1E33"/>
-          <w:sz w:val="28"/>
-          <w:szCs w:val="28"/>
+          <w:sz w:val="22"/>
+          <w:szCs w:val="22"/>
         </w:rPr>
         <w:t xml:space="preserve"> (</w:t>
       </w:r>
@@ -3686,8 +3665,8 @@
         <w:rPr>
           <w:rFonts w:ascii="DejaVu Sans Mono" w:hAnsi="DejaVu Sans Mono" w:cs="DejaVu Sans Mono" w:eastAsia="DejaVu Sans Mono"/>
           <w:color w:val="192768"/>
-          <w:sz w:val="25"/>
-          <w:szCs w:val="25"/>
+          <w:sz w:val="19"/>
+          <w:szCs w:val="19"/>
           <w:shd w:val="clear" w:fill="F5F6FA"/>
         </w:rPr>
         <w:t>officer@bdi.or.th</w:t>
@@ -3696,8 +3675,8 @@
         <w:rPr>
           <w:rFonts w:ascii="Sarabun" w:hAnsi="Sarabun" w:cs="Sarabun" w:eastAsia="Sarabun"/>
           <w:color w:val="1A1E33"/>
-          <w:sz w:val="28"/>
-          <w:szCs w:val="28"/>
+          <w:sz w:val="22"/>
+          <w:szCs w:val="22"/>
         </w:rPr>
         <w:t>) พอเข้าสู่ระบบ ระบบจะพามาที่หน้ารายการหน่วยงานให้เลย</w:t>
       </w:r>
@@ -3758,8 +3737,8 @@
         <w:rPr>
           <w:rFonts w:ascii="Sarabun" w:hAnsi="Sarabun" w:cs="Sarabun" w:eastAsia="Sarabun"/>
           <w:color w:val="5C637A"/>
-          <w:sz w:val="23"/>
-          <w:szCs w:val="23"/>
+          <w:sz w:val="19"/>
+          <w:szCs w:val="19"/>
           <w:i w:val="1"/>
           <w:iCs w:val="1"/>
         </w:rPr>
@@ -3776,8 +3755,8 @@
         <w:rPr>
           <w:rFonts w:ascii="Sarabun" w:hAnsi="Sarabun" w:cs="Sarabun" w:eastAsia="Sarabun"/>
           <w:color w:val="E5775A"/>
-          <w:sz w:val="28"/>
-          <w:szCs w:val="28"/>
+          <w:sz w:val="22"/>
+          <w:szCs w:val="22"/>
           <w:b w:val="1"/>
           <w:bCs w:val="1"/>
         </w:rPr>
@@ -3787,8 +3766,8 @@
         <w:rPr>
           <w:rFonts w:ascii="Sarabun" w:hAnsi="Sarabun" w:cs="Sarabun" w:eastAsia="Sarabun"/>
           <w:color w:val="1A1E33"/>
-          <w:sz w:val="28"/>
-          <w:szCs w:val="28"/>
+          <w:sz w:val="22"/>
+          <w:szCs w:val="22"/>
         </w:rPr>
         <w:t xml:space="preserve">ตารางแสดง </w:t>
       </w:r>
@@ -3796,8 +3775,8 @@
         <w:rPr>
           <w:rFonts w:ascii="Sarabun" w:hAnsi="Sarabun" w:cs="Sarabun" w:eastAsia="Sarabun"/>
           <w:color w:val="1A1E33"/>
-          <w:sz w:val="28"/>
-          <w:szCs w:val="28"/>
+          <w:sz w:val="22"/>
+          <w:szCs w:val="22"/>
           <w:b w:val="1"/>
           <w:bCs w:val="1"/>
         </w:rPr>
@@ -3814,8 +3793,8 @@
         <w:rPr>
           <w:rFonts w:ascii="Sarabun" w:hAnsi="Sarabun" w:cs="Sarabun" w:eastAsia="Sarabun"/>
           <w:color w:val="E5775A"/>
-          <w:sz w:val="28"/>
-          <w:szCs w:val="28"/>
+          <w:sz w:val="22"/>
+          <w:szCs w:val="22"/>
           <w:b w:val="1"/>
           <w:bCs w:val="1"/>
         </w:rPr>
@@ -3825,8 +3804,8 @@
         <w:rPr>
           <w:rFonts w:ascii="Sarabun" w:hAnsi="Sarabun" w:cs="Sarabun" w:eastAsia="Sarabun"/>
           <w:color w:val="1A1E33"/>
-          <w:sz w:val="28"/>
-          <w:szCs w:val="28"/>
+          <w:sz w:val="22"/>
+          <w:szCs w:val="22"/>
           <w:b w:val="1"/>
           <w:bCs w:val="1"/>
         </w:rPr>
@@ -3836,8 +3815,8 @@
         <w:rPr>
           <w:rFonts w:ascii="Sarabun" w:hAnsi="Sarabun" w:cs="Sarabun" w:eastAsia="Sarabun"/>
           <w:color w:val="1A1E33"/>
-          <w:sz w:val="28"/>
-          <w:szCs w:val="28"/>
+          <w:sz w:val="22"/>
+          <w:szCs w:val="22"/>
         </w:rPr>
         <w:t xml:space="preserve"> ที่อยู่เหนือตาราง (ฉบับร่าง / นำส่งแล้ว / กำลังพิจารณา / รอการแก้ไข / อนุมัติแล้ว / ไม่อนุมัติ)</w:t>
       </w:r>
@@ -3852,8 +3831,8 @@
         <w:rPr>
           <w:rFonts w:ascii="Sarabun" w:hAnsi="Sarabun" w:cs="Sarabun" w:eastAsia="Sarabun"/>
           <w:color w:val="E5775A"/>
-          <w:sz w:val="28"/>
-          <w:szCs w:val="28"/>
+          <w:sz w:val="22"/>
+          <w:szCs w:val="22"/>
           <w:b w:val="1"/>
           <w:bCs w:val="1"/>
         </w:rPr>
@@ -3863,8 +3842,8 @@
         <w:rPr>
           <w:rFonts w:ascii="Sarabun" w:hAnsi="Sarabun" w:cs="Sarabun" w:eastAsia="Sarabun"/>
           <w:color w:val="1A1E33"/>
-          <w:sz w:val="28"/>
-          <w:szCs w:val="28"/>
+          <w:sz w:val="22"/>
+          <w:szCs w:val="22"/>
           <w:b w:val="1"/>
           <w:bCs w:val="1"/>
         </w:rPr>
@@ -3874,8 +3853,8 @@
         <w:rPr>
           <w:rFonts w:ascii="Sarabun" w:hAnsi="Sarabun" w:cs="Sarabun" w:eastAsia="Sarabun"/>
           <w:color w:val="1A1E33"/>
-          <w:sz w:val="28"/>
-          <w:szCs w:val="28"/>
+          <w:sz w:val="22"/>
+          <w:szCs w:val="22"/>
         </w:rPr>
         <w:t xml:space="preserve"> จากชื่อหน่วยงานหรือชื่อผู้ยื่นก็ได้</w:t>
       </w:r>
@@ -3890,8 +3869,8 @@
         <w:rPr>
           <w:rFonts w:ascii="Sarabun" w:hAnsi="Sarabun" w:cs="Sarabun" w:eastAsia="Sarabun"/>
           <w:color w:val="E5775A"/>
-          <w:sz w:val="28"/>
-          <w:szCs w:val="28"/>
+          <w:sz w:val="22"/>
+          <w:szCs w:val="22"/>
           <w:b w:val="1"/>
           <w:bCs w:val="1"/>
         </w:rPr>
@@ -3901,8 +3880,8 @@
         <w:rPr>
           <w:rFonts w:ascii="Sarabun" w:hAnsi="Sarabun" w:cs="Sarabun" w:eastAsia="Sarabun"/>
           <w:color w:val="1A1E33"/>
-          <w:sz w:val="28"/>
-          <w:szCs w:val="28"/>
+          <w:sz w:val="22"/>
+          <w:szCs w:val="22"/>
         </w:rPr>
         <w:t>คลิกที่แถวไหนก็ได้เพื่อเปิดดูรายละเอียด</w:t>
       </w:r>
@@ -3910,14 +3889,14 @@
     <w:p>
       <w:pPr>
         <w:spacing w:before="0" w:after="160" w:lineRule="auto" w:line="348"/>
-        <w:jc w:val="left"/>
+        <w:jc w:val="both"/>
       </w:pPr>
       <w:r>
         <w:rPr>
           <w:rFonts w:ascii="Sarabun" w:hAnsi="Sarabun" w:cs="Sarabun" w:eastAsia="Sarabun"/>
           <w:color w:val="1A1E33"/>
-          <w:sz w:val="28"/>
-          <w:szCs w:val="28"/>
+          <w:sz w:val="22"/>
+          <w:szCs w:val="22"/>
         </w:rPr>
         <w:t xml:space="preserve">เปิดคำขอที่สถานะ </w:t>
       </w:r>
@@ -3925,8 +3904,8 @@
         <w:rPr>
           <w:rFonts w:ascii="Sarabun" w:hAnsi="Sarabun" w:cs="Sarabun" w:eastAsia="Sarabun"/>
           <w:color w:val="1A1E33"/>
-          <w:sz w:val="28"/>
-          <w:szCs w:val="28"/>
+          <w:sz w:val="22"/>
+          <w:szCs w:val="22"/>
           <w:b w:val="1"/>
           <w:bCs w:val="1"/>
         </w:rPr>
@@ -3936,8 +3915,8 @@
         <w:rPr>
           <w:rFonts w:ascii="Sarabun" w:hAnsi="Sarabun" w:cs="Sarabun" w:eastAsia="Sarabun"/>
           <w:color w:val="1A1E33"/>
-          <w:sz w:val="28"/>
-          <w:szCs w:val="28"/>
+          <w:sz w:val="22"/>
+          <w:szCs w:val="22"/>
         </w:rPr>
         <w:t xml:space="preserve"> ขึ้นมา จะเห็นการ์ดสีส้ม </w:t>
       </w:r>
@@ -3945,8 +3924,8 @@
         <w:rPr>
           <w:rFonts w:ascii="Sarabun" w:hAnsi="Sarabun" w:cs="Sarabun" w:eastAsia="Sarabun"/>
           <w:color w:val="1A1E33"/>
-          <w:sz w:val="28"/>
-          <w:szCs w:val="28"/>
+          <w:sz w:val="22"/>
+          <w:szCs w:val="22"/>
           <w:b w:val="1"/>
           <w:bCs w:val="1"/>
         </w:rPr>
@@ -3956,8 +3935,8 @@
         <w:rPr>
           <w:rFonts w:ascii="Sarabun" w:hAnsi="Sarabun" w:cs="Sarabun" w:eastAsia="Sarabun"/>
           <w:color w:val="1A1E33"/>
-          <w:sz w:val="28"/>
-          <w:szCs w:val="28"/>
+          <w:sz w:val="22"/>
+          <w:szCs w:val="22"/>
         </w:rPr>
         <w:t xml:space="preserve"> อยู่บนสุด</w:t>
       </w:r>
@@ -4018,8 +3997,8 @@
         <w:rPr>
           <w:rFonts w:ascii="Sarabun" w:hAnsi="Sarabun" w:cs="Sarabun" w:eastAsia="Sarabun"/>
           <w:color w:val="5C637A"/>
-          <w:sz w:val="23"/>
-          <w:szCs w:val="23"/>
+          <w:sz w:val="19"/>
+          <w:szCs w:val="19"/>
           <w:i w:val="1"/>
           <w:iCs w:val="1"/>
         </w:rPr>
@@ -4029,91 +4008,91 @@
     <w:p>
       <w:pPr>
         <w:spacing w:before="0" w:after="160" w:lineRule="auto" w:line="348"/>
+        <w:jc w:val="both"/>
+      </w:pPr>
+      <w:r>
+        <w:rPr>
+          <w:rFonts w:ascii="Sarabun" w:hAnsi="Sarabun" w:cs="Sarabun" w:eastAsia="Sarabun"/>
+          <w:color w:val="1A1E33"/>
+          <w:sz w:val="22"/>
+          <w:szCs w:val="22"/>
+        </w:rPr>
+        <w:t xml:space="preserve">เลื่อนลงไปดูได้ครบทั้ง </w:t>
+      </w:r>
+      <w:r>
+        <w:rPr>
+          <w:rFonts w:ascii="Sarabun" w:hAnsi="Sarabun" w:cs="Sarabun" w:eastAsia="Sarabun"/>
+          <w:color w:val="1A1E33"/>
+          <w:sz w:val="22"/>
+          <w:szCs w:val="22"/>
+          <w:b w:val="1"/>
+          <w:bCs w:val="1"/>
+        </w:rPr>
+        <w:t>ข้อมูลทั้งสามส่วน · ไฟล์แนบ · แบบฟอร์ม PDF ที่ระบบสร้าง · ประวัติการดำเนินการ</w:t>
+      </w:r>
+      <w:r>
+        <w:rPr>
+          <w:rFonts w:ascii="Sarabun" w:hAnsi="Sarabun" w:cs="Sarabun" w:eastAsia="Sarabun"/>
+          <w:color w:val="1A1E33"/>
+          <w:sz w:val="22"/>
+          <w:szCs w:val="22"/>
+        </w:rPr>
+        <w:t xml:space="preserve"> ตรวจเสร็จแล้วเลือกทางใดทางหนึ่ง</w:t>
+      </w:r>
+    </w:p>
+    <w:p>
+      <w:pPr>
+        <w:spacing w:before="280" w:after="120" w:lineRule="auto" w:line="300"/>
         <w:jc w:val="left"/>
-      </w:pPr>
-      <w:r>
-        <w:rPr>
-          <w:rFonts w:ascii="Sarabun" w:hAnsi="Sarabun" w:cs="Sarabun" w:eastAsia="Sarabun"/>
-          <w:color w:val="1A1E33"/>
-          <w:sz w:val="28"/>
-          <w:szCs w:val="28"/>
-        </w:rPr>
-        <w:t xml:space="preserve">เลื่อนลงไปดูได้ครบทั้ง </w:t>
-      </w:r>
-      <w:r>
-        <w:rPr>
-          <w:rFonts w:ascii="Sarabun" w:hAnsi="Sarabun" w:cs="Sarabun" w:eastAsia="Sarabun"/>
-          <w:color w:val="1A1E33"/>
+        <w:keepNext w:val="1"/>
+      </w:pPr>
+      <w:r>
+        <w:rPr>
+          <w:rFonts w:ascii="Sarabun" w:hAnsi="Sarabun" w:cs="Sarabun" w:eastAsia="Sarabun"/>
+          <w:color w:val="192768"/>
           <w:sz w:val="28"/>
           <w:szCs w:val="28"/>
           <w:b w:val="1"/>
           <w:bCs w:val="1"/>
-        </w:rPr>
-        <w:t>ข้อมูลทั้งสามส่วน · ไฟล์แนบ · แบบฟอร์ม PDF ที่ระบบสร้าง · ประวัติการดำเนินการ</w:t>
-      </w:r>
-      <w:r>
-        <w:rPr>
-          <w:rFonts w:ascii="Sarabun" w:hAnsi="Sarabun" w:cs="Sarabun" w:eastAsia="Sarabun"/>
-          <w:color w:val="1A1E33"/>
-          <w:sz w:val="28"/>
-          <w:szCs w:val="28"/>
-        </w:rPr>
-        <w:t xml:space="preserve"> ตรวจเสร็จแล้วเลือกทางใดทางหนึ่ง</w:t>
-      </w:r>
-    </w:p>
-    <w:p>
-      <w:pPr>
-        <w:spacing w:before="280" w:after="120" w:lineRule="auto" w:line="300"/>
-        <w:jc w:val="left"/>
-        <w:keepNext w:val="1"/>
-      </w:pPr>
-      <w:r>
-        <w:rPr>
-          <w:rFonts w:ascii="Sarabun" w:hAnsi="Sarabun" w:cs="Sarabun" w:eastAsia="Sarabun"/>
-          <w:color w:val="192768"/>
-          <w:sz w:val="34"/>
-          <w:szCs w:val="34"/>
-          <w:b w:val="1"/>
-          <w:bCs w:val="1"/>
-          <w:sz w:val="34"/>
-          <w:szCs w:val="34"/>
-          <w:b w:val="1"/>
-          <w:bCs w:val="1"/>
-        </w:rPr>
-        <w:t>ทางที่ 1 — ส่งกลับให้แก้ไข</w:t>
-      </w:r>
-    </w:p>
-    <w:p>
-      <w:pPr>
-        <w:spacing w:before="0" w:after="160" w:lineRule="auto" w:line="348"/>
-        <w:jc w:val="left"/>
-      </w:pPr>
-      <w:r>
-        <w:rPr>
-          <w:rFonts w:ascii="Sarabun" w:hAnsi="Sarabun" w:cs="Sarabun" w:eastAsia="Sarabun"/>
-          <w:color w:val="1A1E33"/>
-          <w:sz w:val="28"/>
-          <w:szCs w:val="28"/>
-        </w:rPr>
-        <w:t xml:space="preserve">กด </w:t>
-      </w:r>
-      <w:r>
-        <w:rPr>
-          <w:rFonts w:ascii="Sarabun" w:hAnsi="Sarabun" w:cs="Sarabun" w:eastAsia="Sarabun"/>
-          <w:color w:val="1A1E33"/>
           <w:sz w:val="28"/>
           <w:szCs w:val="28"/>
           <w:b w:val="1"/>
           <w:bCs w:val="1"/>
         </w:rPr>
+        <w:t>ทางที่ 1 — ส่งกลับให้แก้ไข</w:t>
+      </w:r>
+    </w:p>
+    <w:p>
+      <w:pPr>
+        <w:spacing w:before="0" w:after="160" w:lineRule="auto" w:line="348"/>
+        <w:jc w:val="both"/>
+      </w:pPr>
+      <w:r>
+        <w:rPr>
+          <w:rFonts w:ascii="Sarabun" w:hAnsi="Sarabun" w:cs="Sarabun" w:eastAsia="Sarabun"/>
+          <w:color w:val="1A1E33"/>
+          <w:sz w:val="22"/>
+          <w:szCs w:val="22"/>
+        </w:rPr>
+        <w:t xml:space="preserve">กด </w:t>
+      </w:r>
+      <w:r>
+        <w:rPr>
+          <w:rFonts w:ascii="Sarabun" w:hAnsi="Sarabun" w:cs="Sarabun" w:eastAsia="Sarabun"/>
+          <w:color w:val="1A1E33"/>
+          <w:sz w:val="22"/>
+          <w:szCs w:val="22"/>
+          <w:b w:val="1"/>
+          <w:bCs w:val="1"/>
+        </w:rPr>
         <w:t>ต้องปรับปรุง</w:t>
       </w:r>
       <w:r>
         <w:rPr>
           <w:rFonts w:ascii="Sarabun" w:hAnsi="Sarabun" w:cs="Sarabun" w:eastAsia="Sarabun"/>
           <w:color w:val="1A1E33"/>
-          <w:sz w:val="28"/>
-          <w:szCs w:val="28"/>
+          <w:sz w:val="22"/>
+          <w:szCs w:val="22"/>
         </w:rPr>
         <w:t xml:space="preserve"> จะมีกล่องข้อความเด้งขึ้นมา</w:t>
       </w:r>
@@ -4174,8 +4153,8 @@
         <w:rPr>
           <w:rFonts w:ascii="Sarabun" w:hAnsi="Sarabun" w:cs="Sarabun" w:eastAsia="Sarabun"/>
           <w:color w:val="5C637A"/>
-          <w:sz w:val="23"/>
-          <w:szCs w:val="23"/>
+          <w:sz w:val="19"/>
+          <w:szCs w:val="19"/>
           <w:i w:val="1"/>
           <w:iCs w:val="1"/>
         </w:rPr>
@@ -4185,137 +4164,137 @@
     <w:p>
       <w:pPr>
         <w:spacing w:before="0" w:after="160" w:lineRule="auto" w:line="348"/>
+        <w:jc w:val="both"/>
+      </w:pPr>
+      <w:r>
+        <w:rPr>
+          <w:rFonts w:ascii="Sarabun" w:hAnsi="Sarabun" w:cs="Sarabun" w:eastAsia="Sarabun"/>
+          <w:color w:val="1A1E33"/>
+          <w:sz w:val="22"/>
+          <w:szCs w:val="22"/>
+        </w:rPr>
+        <w:t xml:space="preserve">พิมพ์สิ่งที่ต้องแก้ </w:t>
+      </w:r>
+      <w:r>
+        <w:rPr>
+          <w:rFonts w:ascii="Sarabun" w:hAnsi="Sarabun" w:cs="Sarabun" w:eastAsia="Sarabun"/>
+          <w:color w:val="1A1E33"/>
+          <w:sz w:val="22"/>
+          <w:szCs w:val="22"/>
+          <w:b w:val="1"/>
+          <w:bCs w:val="1"/>
+        </w:rPr>
+        <w:t>อย่างน้อย 10 ตัวอักษร</w:t>
+      </w:r>
+      <w:r>
+        <w:rPr>
+          <w:rFonts w:ascii="Sarabun" w:hAnsi="Sarabun" w:cs="Sarabun" w:eastAsia="Sarabun"/>
+          <w:color w:val="1A1E33"/>
+          <w:sz w:val="22"/>
+          <w:szCs w:val="22"/>
+        </w:rPr>
+        <w:t xml:space="preserve"> (ถ้าพิมพ์สั้นกว่านั้นระบบจะเตือนและไม่ให้กดผ่าน) แล้วกด </w:t>
+      </w:r>
+      <w:r>
+        <w:rPr>
+          <w:rFonts w:ascii="Sarabun" w:hAnsi="Sarabun" w:cs="Sarabun" w:eastAsia="Sarabun"/>
+          <w:color w:val="1A1E33"/>
+          <w:sz w:val="22"/>
+          <w:szCs w:val="22"/>
+          <w:b w:val="1"/>
+          <w:bCs w:val="1"/>
+        </w:rPr>
+        <w:t>ยืนยันส่งกลับแก้ไข</w:t>
+      </w:r>
+    </w:p>
+    <w:p>
+      <w:pPr>
+        <w:spacing w:before="0" w:after="160" w:lineRule="auto" w:line="348"/>
+        <w:jc w:val="both"/>
+      </w:pPr>
+      <w:r>
+        <w:rPr>
+          <w:rFonts w:ascii="Sarabun" w:hAnsi="Sarabun" w:cs="Sarabun" w:eastAsia="Sarabun"/>
+          <w:color w:val="1A1E33"/>
+          <w:sz w:val="22"/>
+          <w:szCs w:val="22"/>
+        </w:rPr>
+        <w:t xml:space="preserve">ข้อความที่พิมพ์จะถูกส่งไปถึงผู้กรอกทั้งทางอีเมลและการแจ้งเตือนในระบบ </w:t>
+      </w:r>
+      <w:r>
+        <w:rPr>
+          <w:rFonts w:ascii="Sarabun" w:hAnsi="Sarabun" w:cs="Sarabun" w:eastAsia="Sarabun"/>
+          <w:color w:val="1A1E33"/>
+          <w:sz w:val="22"/>
+          <w:szCs w:val="22"/>
+          <w:b w:val="1"/>
+          <w:bCs w:val="1"/>
+        </w:rPr>
+        <w:t>เขียนให้ชัดว่าต้องแก้อะไร</w:t>
+      </w:r>
+      <w:r>
+        <w:rPr>
+          <w:rFonts w:ascii="Sarabun" w:hAnsi="Sarabun" w:cs="Sarabun" w:eastAsia="Sarabun"/>
+          <w:color w:val="1A1E33"/>
+          <w:sz w:val="22"/>
+          <w:szCs w:val="22"/>
+        </w:rPr>
+        <w:t xml:space="preserve"> เพราะนี่คือสิ่งเดียวที่เขาจะได้อ่าน</w:t>
+      </w:r>
+    </w:p>
+    <w:p>
+      <w:pPr>
+        <w:spacing w:before="280" w:after="120" w:lineRule="auto" w:line="300"/>
         <w:jc w:val="left"/>
-      </w:pPr>
-      <w:r>
-        <w:rPr>
-          <w:rFonts w:ascii="Sarabun" w:hAnsi="Sarabun" w:cs="Sarabun" w:eastAsia="Sarabun"/>
-          <w:color w:val="1A1E33"/>
-          <w:sz w:val="28"/>
-          <w:szCs w:val="28"/>
-        </w:rPr>
-        <w:t xml:space="preserve">พิมพ์สิ่งที่ต้องแก้ </w:t>
-      </w:r>
-      <w:r>
-        <w:rPr>
-          <w:rFonts w:ascii="Sarabun" w:hAnsi="Sarabun" w:cs="Sarabun" w:eastAsia="Sarabun"/>
-          <w:color w:val="1A1E33"/>
+        <w:keepNext w:val="1"/>
+      </w:pPr>
+      <w:r>
+        <w:rPr>
+          <w:rFonts w:ascii="Sarabun" w:hAnsi="Sarabun" w:cs="Sarabun" w:eastAsia="Sarabun"/>
+          <w:color w:val="192768"/>
           <w:sz w:val="28"/>
           <w:szCs w:val="28"/>
           <w:b w:val="1"/>
           <w:bCs w:val="1"/>
-        </w:rPr>
-        <w:t>อย่างน้อย 10 ตัวอักษร</w:t>
-      </w:r>
-      <w:r>
-        <w:rPr>
-          <w:rFonts w:ascii="Sarabun" w:hAnsi="Sarabun" w:cs="Sarabun" w:eastAsia="Sarabun"/>
-          <w:color w:val="1A1E33"/>
-          <w:sz w:val="28"/>
-          <w:szCs w:val="28"/>
-        </w:rPr>
-        <w:t xml:space="preserve"> (ถ้าพิมพ์สั้นกว่านั้นระบบจะเตือนและไม่ให้กดผ่าน) แล้วกด </w:t>
-      </w:r>
-      <w:r>
-        <w:rPr>
-          <w:rFonts w:ascii="Sarabun" w:hAnsi="Sarabun" w:cs="Sarabun" w:eastAsia="Sarabun"/>
-          <w:color w:val="1A1E33"/>
           <w:sz w:val="28"/>
           <w:szCs w:val="28"/>
           <w:b w:val="1"/>
           <w:bCs w:val="1"/>
         </w:rPr>
-        <w:t>ยืนยันส่งกลับแก้ไข</w:t>
+        <w:t>ทางที่ 2 — อนุมัติ</w:t>
       </w:r>
     </w:p>
     <w:p>
       <w:pPr>
         <w:spacing w:before="0" w:after="160" w:lineRule="auto" w:line="348"/>
-        <w:jc w:val="left"/>
+        <w:jc w:val="both"/>
       </w:pPr>
       <w:r>
         <w:rPr>
           <w:rFonts w:ascii="Sarabun" w:hAnsi="Sarabun" w:cs="Sarabun" w:eastAsia="Sarabun"/>
           <w:color w:val="1A1E33"/>
-          <w:sz w:val="28"/>
-          <w:szCs w:val="28"/>
-        </w:rPr>
-        <w:t xml:space="preserve">ข้อความที่พิมพ์จะถูกส่งไปถึงผู้กรอกทั้งทางอีเมลและการแจ้งเตือนในระบบ </w:t>
+          <w:sz w:val="22"/>
+          <w:szCs w:val="22"/>
+        </w:rPr>
+        <w:t xml:space="preserve">กด </w:t>
       </w:r>
       <w:r>
         <w:rPr>
           <w:rFonts w:ascii="Sarabun" w:hAnsi="Sarabun" w:cs="Sarabun" w:eastAsia="Sarabun"/>
           <w:color w:val="1A1E33"/>
-          <w:sz w:val="28"/>
-          <w:szCs w:val="28"/>
+          <w:sz w:val="22"/>
+          <w:szCs w:val="22"/>
           <w:b w:val="1"/>
           <w:bCs w:val="1"/>
         </w:rPr>
-        <w:t>เขียนให้ชัดว่าต้องแก้อะไร</w:t>
+        <w:t>อนุมัติ</w:t>
       </w:r>
       <w:r>
         <w:rPr>
           <w:rFonts w:ascii="Sarabun" w:hAnsi="Sarabun" w:cs="Sarabun" w:eastAsia="Sarabun"/>
           <w:color w:val="1A1E33"/>
-          <w:sz w:val="28"/>
-          <w:szCs w:val="28"/>
-        </w:rPr>
-        <w:t xml:space="preserve"> เพราะนี่คือสิ่งเดียวที่เขาจะได้อ่าน</w:t>
-      </w:r>
-    </w:p>
-    <w:p>
-      <w:pPr>
-        <w:spacing w:before="280" w:after="120" w:lineRule="auto" w:line="300"/>
-        <w:jc w:val="left"/>
-        <w:keepNext w:val="1"/>
-      </w:pPr>
-      <w:r>
-        <w:rPr>
-          <w:rFonts w:ascii="Sarabun" w:hAnsi="Sarabun" w:cs="Sarabun" w:eastAsia="Sarabun"/>
-          <w:color w:val="192768"/>
-          <w:sz w:val="34"/>
-          <w:szCs w:val="34"/>
-          <w:b w:val="1"/>
-          <w:bCs w:val="1"/>
-          <w:sz w:val="34"/>
-          <w:szCs w:val="34"/>
-          <w:b w:val="1"/>
-          <w:bCs w:val="1"/>
-        </w:rPr>
-        <w:t>ทางที่ 2 — อนุมัติ</w:t>
-      </w:r>
-    </w:p>
-    <w:p>
-      <w:pPr>
-        <w:spacing w:before="0" w:after="160" w:lineRule="auto" w:line="348"/>
-        <w:jc w:val="left"/>
-      </w:pPr>
-      <w:r>
-        <w:rPr>
-          <w:rFonts w:ascii="Sarabun" w:hAnsi="Sarabun" w:cs="Sarabun" w:eastAsia="Sarabun"/>
-          <w:color w:val="1A1E33"/>
-          <w:sz w:val="28"/>
-          <w:szCs w:val="28"/>
-        </w:rPr>
-        <w:t xml:space="preserve">กด </w:t>
-      </w:r>
-      <w:r>
-        <w:rPr>
-          <w:rFonts w:ascii="Sarabun" w:hAnsi="Sarabun" w:cs="Sarabun" w:eastAsia="Sarabun"/>
-          <w:color w:val="1A1E33"/>
-          <w:sz w:val="28"/>
-          <w:szCs w:val="28"/>
-          <w:b w:val="1"/>
-          <w:bCs w:val="1"/>
-        </w:rPr>
-        <w:t>อนุมัติ</w:t>
-      </w:r>
-      <w:r>
-        <w:rPr>
-          <w:rFonts w:ascii="Sarabun" w:hAnsi="Sarabun" w:cs="Sarabun" w:eastAsia="Sarabun"/>
-          <w:color w:val="1A1E33"/>
-          <w:sz w:val="28"/>
-          <w:szCs w:val="28"/>
+          <w:sz w:val="22"/>
+          <w:szCs w:val="22"/>
         </w:rPr>
         <w:t xml:space="preserve"> แล้วยืนยันในกล่องที่ขึ้นมา</w:t>
       </w:r>
@@ -4376,8 +4355,8 @@
         <w:rPr>
           <w:rFonts w:ascii="Sarabun" w:hAnsi="Sarabun" w:cs="Sarabun" w:eastAsia="Sarabun"/>
           <w:color w:val="5C637A"/>
-          <w:sz w:val="23"/>
-          <w:szCs w:val="23"/>
+          <w:sz w:val="19"/>
+          <w:szCs w:val="19"/>
           <w:i w:val="1"/>
           <w:iCs w:val="1"/>
         </w:rPr>
@@ -4387,14 +4366,14 @@
     <w:p>
       <w:pPr>
         <w:spacing w:before="0" w:after="160" w:lineRule="auto" w:line="348"/>
-        <w:jc w:val="left"/>
+        <w:jc w:val="both"/>
       </w:pPr>
       <w:r>
         <w:rPr>
           <w:rFonts w:ascii="Sarabun" w:hAnsi="Sarabun" w:cs="Sarabun" w:eastAsia="Sarabun"/>
           <w:color w:val="1A1E33"/>
-          <w:sz w:val="28"/>
-          <w:szCs w:val="28"/>
+          <w:sz w:val="22"/>
+          <w:szCs w:val="22"/>
           <w:b w:val="1"/>
           <w:bCs w:val="1"/>
         </w:rPr>
@@ -4411,8 +4390,8 @@
         <w:rPr>
           <w:rFonts w:ascii="Sarabun" w:hAnsi="Sarabun" w:cs="Sarabun" w:eastAsia="Sarabun"/>
           <w:color w:val="E5775A"/>
-          <w:sz w:val="28"/>
-          <w:szCs w:val="28"/>
+          <w:sz w:val="22"/>
+          <w:szCs w:val="22"/>
           <w:b w:val="1"/>
           <w:bCs w:val="1"/>
         </w:rPr>
@@ -4422,8 +4401,8 @@
         <w:rPr>
           <w:rFonts w:ascii="Sarabun" w:hAnsi="Sarabun" w:cs="Sarabun" w:eastAsia="Sarabun"/>
           <w:color w:val="1A1E33"/>
-          <w:sz w:val="28"/>
-          <w:szCs w:val="28"/>
+          <w:sz w:val="22"/>
+          <w:szCs w:val="22"/>
         </w:rPr>
         <w:t xml:space="preserve">สถานะเปลี่ยนเป็น </w:t>
       </w:r>
@@ -4431,8 +4410,8 @@
         <w:rPr>
           <w:rFonts w:ascii="Sarabun" w:hAnsi="Sarabun" w:cs="Sarabun" w:eastAsia="Sarabun"/>
           <w:color w:val="1A1E33"/>
-          <w:sz w:val="28"/>
-          <w:szCs w:val="28"/>
+          <w:sz w:val="22"/>
+          <w:szCs w:val="22"/>
           <w:b w:val="1"/>
           <w:bCs w:val="1"/>
         </w:rPr>
@@ -4449,8 +4428,8 @@
         <w:rPr>
           <w:rFonts w:ascii="Sarabun" w:hAnsi="Sarabun" w:cs="Sarabun" w:eastAsia="Sarabun"/>
           <w:color w:val="E5775A"/>
-          <w:sz w:val="28"/>
-          <w:szCs w:val="28"/>
+          <w:sz w:val="22"/>
+          <w:szCs w:val="22"/>
           <w:b w:val="1"/>
           <w:bCs w:val="1"/>
         </w:rPr>
@@ -4460,8 +4439,8 @@
         <w:rPr>
           <w:rFonts w:ascii="Sarabun" w:hAnsi="Sarabun" w:cs="Sarabun" w:eastAsia="Sarabun"/>
           <w:color w:val="1A1E33"/>
-          <w:sz w:val="28"/>
-          <w:szCs w:val="28"/>
+          <w:sz w:val="22"/>
+          <w:szCs w:val="22"/>
         </w:rPr>
         <w:t xml:space="preserve">ถ้าอีเมลผู้มีอำนาจ </w:t>
       </w:r>
@@ -4469,8 +4448,8 @@
         <w:rPr>
           <w:rFonts w:ascii="Sarabun" w:hAnsi="Sarabun" w:cs="Sarabun" w:eastAsia="Sarabun"/>
           <w:color w:val="1A1E33"/>
-          <w:sz w:val="28"/>
-          <w:szCs w:val="28"/>
+          <w:sz w:val="22"/>
+          <w:szCs w:val="22"/>
           <w:b w:val="1"/>
           <w:bCs w:val="1"/>
         </w:rPr>
@@ -4480,8 +4459,8 @@
         <w:rPr>
           <w:rFonts w:ascii="Sarabun" w:hAnsi="Sarabun" w:cs="Sarabun" w:eastAsia="Sarabun"/>
           <w:color w:val="1A1E33"/>
-          <w:sz w:val="28"/>
-          <w:szCs w:val="28"/>
+          <w:sz w:val="22"/>
+          <w:szCs w:val="22"/>
         </w:rPr>
         <w:t xml:space="preserve"> ระบบจะสร้างคำเชิญและส่งลิงก์เปิดใช้งานบัญชีไปให้เอง</w:t>
       </w:r>
@@ -4496,8 +4475,8 @@
         <w:rPr>
           <w:rFonts w:ascii="Sarabun" w:hAnsi="Sarabun" w:cs="Sarabun" w:eastAsia="Sarabun"/>
           <w:color w:val="E5775A"/>
-          <w:sz w:val="28"/>
-          <w:szCs w:val="28"/>
+          <w:sz w:val="22"/>
+          <w:szCs w:val="22"/>
           <w:b w:val="1"/>
           <w:bCs w:val="1"/>
         </w:rPr>
@@ -4507,8 +4486,8 @@
         <w:rPr>
           <w:rFonts w:ascii="Sarabun" w:hAnsi="Sarabun" w:cs="Sarabun" w:eastAsia="Sarabun"/>
           <w:color w:val="1A1E33"/>
-          <w:sz w:val="28"/>
-          <w:szCs w:val="28"/>
+          <w:sz w:val="22"/>
+          <w:szCs w:val="22"/>
         </w:rPr>
         <w:t>ถ้ามีบัญชีอยู่แล้ว ระบบจะเพิ่มสิทธิ์ผู้ลงนามให้ทันที</w:t>
       </w:r>
@@ -4523,8 +4502,8 @@
         <w:rPr>
           <w:rFonts w:ascii="Sarabun" w:hAnsi="Sarabun" w:cs="Sarabun" w:eastAsia="Sarabun"/>
           <w:color w:val="E5775A"/>
-          <w:sz w:val="28"/>
-          <w:szCs w:val="28"/>
+          <w:sz w:val="22"/>
+          <w:szCs w:val="22"/>
           <w:b w:val="1"/>
           <w:bCs w:val="1"/>
         </w:rPr>
@@ -4534,19 +4513,11 @@
         <w:rPr>
           <w:rFonts w:ascii="Sarabun" w:hAnsi="Sarabun" w:cs="Sarabun" w:eastAsia="Sarabun"/>
           <w:color w:val="1A1E33"/>
-          <w:sz w:val="28"/>
-          <w:szCs w:val="28"/>
+          <w:sz w:val="22"/>
+          <w:szCs w:val="22"/>
         </w:rPr>
         <w:t>ระบบส่งอีเมลขอความเห็นชอบไปที่อีเมลนั้น</w:t>
       </w:r>
-    </w:p>
-    <w:p>
-      <w:pPr>
-        <w:spacing w:before="80" w:after="200" w:lineRule="auto" w:line="240"/>
-        <w:pBdr>
-          <w:bottom w:val="single" w:sz="6" w:space="4" w:color="D8DCE6"/>
-        </w:pBdr>
-      </w:pPr>
     </w:p>
     <w:p>
       <w:pPr>
@@ -4556,17 +4527,18 @@
         <w:pBdr>
           <w:bottom w:val="single" w:sz="6" w:space="4" w:color="D8DCE6"/>
         </w:pBdr>
+        <w:pageBreakBefore w:val="1"/>
       </w:pPr>
       <w:r>
         <w:rPr>
           <w:rFonts w:ascii="Sarabun" w:hAnsi="Sarabun" w:cs="Sarabun" w:eastAsia="Sarabun"/>
           <w:color w:val="192768"/>
-          <w:sz w:val="44"/>
-          <w:szCs w:val="44"/>
+          <w:sz w:val="36"/>
+          <w:szCs w:val="36"/>
           <w:b w:val="1"/>
           <w:bCs w:val="1"/>
-          <w:sz w:val="44"/>
-          <w:szCs w:val="44"/>
+          <w:sz w:val="36"/>
+          <w:szCs w:val="36"/>
           <w:b w:val="1"/>
           <w:bCs w:val="1"/>
         </w:rPr>
@@ -4576,14 +4548,14 @@
     <w:p>
       <w:pPr>
         <w:spacing w:before="0" w:after="160" w:lineRule="auto" w:line="348"/>
-        <w:jc w:val="left"/>
+        <w:jc w:val="both"/>
       </w:pPr>
       <w:r>
         <w:rPr>
           <w:rFonts w:ascii="Sarabun" w:hAnsi="Sarabun" w:cs="Sarabun" w:eastAsia="Sarabun"/>
           <w:color w:val="1A1E33"/>
-          <w:sz w:val="28"/>
-          <w:szCs w:val="28"/>
+          <w:sz w:val="22"/>
+          <w:szCs w:val="22"/>
           <w:b w:val="1"/>
           <w:bCs w:val="1"/>
         </w:rPr>
@@ -4593,8 +4565,8 @@
         <w:rPr>
           <w:rFonts w:ascii="Sarabun" w:hAnsi="Sarabun" w:cs="Sarabun" w:eastAsia="Sarabun"/>
           <w:color w:val="1A1E33"/>
-          <w:sz w:val="28"/>
-          <w:szCs w:val="28"/>
+          <w:sz w:val="22"/>
+          <w:szCs w:val="22"/>
         </w:rPr>
         <w:t xml:space="preserve"> จะเห็นตัวเลขบนกระดิ่งแจ้งเตือนเพิ่มขึ้นมา กดกระดิ่ง แล้วกดที่หัวข้อ </w:t>
       </w:r>
@@ -4602,8 +4574,8 @@
         <w:rPr>
           <w:rFonts w:ascii="Sarabun" w:hAnsi="Sarabun" w:cs="Sarabun" w:eastAsia="Sarabun"/>
           <w:color w:val="1A1E33"/>
-          <w:sz w:val="28"/>
-          <w:szCs w:val="28"/>
+          <w:sz w:val="22"/>
+          <w:szCs w:val="22"/>
           <w:b w:val="1"/>
           <w:bCs w:val="1"/>
         </w:rPr>
@@ -4613,8 +4585,8 @@
         <w:rPr>
           <w:rFonts w:ascii="Sarabun" w:hAnsi="Sarabun" w:cs="Sarabun" w:eastAsia="Sarabun"/>
           <w:color w:val="1A1E33"/>
-          <w:sz w:val="28"/>
-          <w:szCs w:val="28"/>
+          <w:sz w:val="22"/>
+          <w:szCs w:val="22"/>
         </w:rPr>
         <w:t xml:space="preserve"> เพื่อกระโดดไปที่คำขอนั้นได้เลย</w:t>
       </w:r>
@@ -4675,8 +4647,8 @@
         <w:rPr>
           <w:rFonts w:ascii="Sarabun" w:hAnsi="Sarabun" w:cs="Sarabun" w:eastAsia="Sarabun"/>
           <w:color w:val="5C637A"/>
-          <w:sz w:val="23"/>
-          <w:szCs w:val="23"/>
+          <w:sz w:val="19"/>
+          <w:szCs w:val="19"/>
           <w:i w:val="1"/>
           <w:iCs w:val="1"/>
         </w:rPr>
@@ -4686,14 +4658,14 @@
     <w:p>
       <w:pPr>
         <w:spacing w:before="0" w:after="160" w:lineRule="auto" w:line="348"/>
-        <w:jc w:val="left"/>
+        <w:jc w:val="both"/>
       </w:pPr>
       <w:r>
         <w:rPr>
           <w:rFonts w:ascii="Sarabun" w:hAnsi="Sarabun" w:cs="Sarabun" w:eastAsia="Sarabun"/>
           <w:color w:val="1A1E33"/>
-          <w:sz w:val="28"/>
-          <w:szCs w:val="28"/>
+          <w:sz w:val="22"/>
+          <w:szCs w:val="22"/>
         </w:rPr>
         <w:t xml:space="preserve">หน้ารายละเอียดจะมี </w:t>
       </w:r>
@@ -4701,8 +4673,8 @@
         <w:rPr>
           <w:rFonts w:ascii="Sarabun" w:hAnsi="Sarabun" w:cs="Sarabun" w:eastAsia="Sarabun"/>
           <w:color w:val="1A1E33"/>
-          <w:sz w:val="28"/>
-          <w:szCs w:val="28"/>
+          <w:sz w:val="22"/>
+          <w:szCs w:val="22"/>
           <w:b w:val="1"/>
           <w:bCs w:val="1"/>
         </w:rPr>
@@ -4712,8 +4684,8 @@
         <w:rPr>
           <w:rFonts w:ascii="Sarabun" w:hAnsi="Sarabun" w:cs="Sarabun" w:eastAsia="Sarabun"/>
           <w:color w:val="1A1E33"/>
-          <w:sz w:val="28"/>
-          <w:szCs w:val="28"/>
+          <w:sz w:val="22"/>
+          <w:szCs w:val="22"/>
         </w:rPr>
         <w:t xml:space="preserve"> บอกครบว่าต้องแก้อะไร ใครเป็นคนสั่งแก้ และสั่งเมื่อไร</w:t>
       </w:r>
@@ -4774,8 +4746,8 @@
         <w:rPr>
           <w:rFonts w:ascii="Sarabun" w:hAnsi="Sarabun" w:cs="Sarabun" w:eastAsia="Sarabun"/>
           <w:color w:val="5C637A"/>
-          <w:sz w:val="23"/>
-          <w:szCs w:val="23"/>
+          <w:sz w:val="19"/>
+          <w:szCs w:val="19"/>
           <w:i w:val="1"/>
           <w:iCs w:val="1"/>
         </w:rPr>
@@ -4785,14 +4757,14 @@
     <w:p>
       <w:pPr>
         <w:spacing w:before="0" w:after="160" w:lineRule="auto" w:line="348"/>
-        <w:jc w:val="left"/>
+        <w:jc w:val="both"/>
       </w:pPr>
       <w:r>
         <w:rPr>
           <w:rFonts w:ascii="Sarabun" w:hAnsi="Sarabun" w:cs="Sarabun" w:eastAsia="Sarabun"/>
           <w:color w:val="1A1E33"/>
-          <w:sz w:val="28"/>
-          <w:szCs w:val="28"/>
+          <w:sz w:val="22"/>
+          <w:szCs w:val="22"/>
         </w:rPr>
         <w:t xml:space="preserve">กด </w:t>
       </w:r>
@@ -4800,8 +4772,8 @@
         <w:rPr>
           <w:rFonts w:ascii="Sarabun" w:hAnsi="Sarabun" w:cs="Sarabun" w:eastAsia="Sarabun"/>
           <w:color w:val="1A1E33"/>
-          <w:sz w:val="28"/>
-          <w:szCs w:val="28"/>
+          <w:sz w:val="22"/>
+          <w:szCs w:val="22"/>
           <w:b w:val="1"/>
           <w:bCs w:val="1"/>
         </w:rPr>
@@ -4811,8 +4783,8 @@
         <w:rPr>
           <w:rFonts w:ascii="Sarabun" w:hAnsi="Sarabun" w:cs="Sarabun" w:eastAsia="Sarabun"/>
           <w:color w:val="1A1E33"/>
-          <w:sz w:val="28"/>
-          <w:szCs w:val="28"/>
+          <w:sz w:val="22"/>
+          <w:szCs w:val="22"/>
         </w:rPr>
         <w:t xml:space="preserve"> ระบบจะพากลับเข้าแบบฟอร์ม และแสดงข้อความของผู้ตรวจสอบค้างไว้ด้านบน ตลอดเวลาที่คุณแก้ จะได้ไม่ต้องจำเอง</w:t>
       </w:r>
@@ -4873,8 +4845,8 @@
         <w:rPr>
           <w:rFonts w:ascii="Sarabun" w:hAnsi="Sarabun" w:cs="Sarabun" w:eastAsia="Sarabun"/>
           <w:color w:val="5C637A"/>
-          <w:sz w:val="23"/>
-          <w:szCs w:val="23"/>
+          <w:sz w:val="19"/>
+          <w:szCs w:val="19"/>
           <w:i w:val="1"/>
           <w:iCs w:val="1"/>
         </w:rPr>
@@ -4884,14 +4856,14 @@
     <w:p>
       <w:pPr>
         <w:spacing w:before="0" w:after="160" w:lineRule="auto" w:line="348"/>
-        <w:jc w:val="left"/>
+        <w:jc w:val="both"/>
       </w:pPr>
       <w:r>
         <w:rPr>
           <w:rFonts w:ascii="Sarabun" w:hAnsi="Sarabun" w:cs="Sarabun" w:eastAsia="Sarabun"/>
           <w:color w:val="1A1E33"/>
-          <w:sz w:val="28"/>
-          <w:szCs w:val="28"/>
+          <w:sz w:val="22"/>
+          <w:szCs w:val="22"/>
         </w:rPr>
         <w:t xml:space="preserve">แก้เสร็จแล้วทำเหมือนรอบแรก คือ </w:t>
       </w:r>
@@ -4899,8 +4871,8 @@
         <w:rPr>
           <w:rFonts w:ascii="Sarabun" w:hAnsi="Sarabun" w:cs="Sarabun" w:eastAsia="Sarabun"/>
           <w:color w:val="1A1E33"/>
-          <w:sz w:val="28"/>
-          <w:szCs w:val="28"/>
+          <w:sz w:val="22"/>
+          <w:szCs w:val="22"/>
           <w:b w:val="1"/>
           <w:bCs w:val="1"/>
         </w:rPr>
@@ -4910,8 +4882,8 @@
         <w:rPr>
           <w:rFonts w:ascii="DejaVu Sans" w:hAnsi="DejaVu Sans" w:cs="DejaVu Sans" w:eastAsia="DejaVu Sans"/>
           <w:color w:val="1A1E33"/>
-          <w:sz w:val="28"/>
-          <w:szCs w:val="28"/>
+          <w:sz w:val="22"/>
+          <w:szCs w:val="22"/>
           <w:b w:val="1"/>
           <w:bCs w:val="1"/>
         </w:rPr>
@@ -4921,8 +4893,8 @@
         <w:rPr>
           <w:rFonts w:ascii="Sarabun" w:hAnsi="Sarabun" w:cs="Sarabun" w:eastAsia="Sarabun"/>
           <w:color w:val="1A1E33"/>
-          <w:sz w:val="28"/>
-          <w:szCs w:val="28"/>
+          <w:sz w:val="22"/>
+          <w:szCs w:val="22"/>
           <w:b w:val="1"/>
           <w:bCs w:val="1"/>
         </w:rPr>
@@ -4932,8 +4904,8 @@
         <w:rPr>
           <w:rFonts w:ascii="Sarabun" w:hAnsi="Sarabun" w:cs="Sarabun" w:eastAsia="Sarabun"/>
           <w:color w:val="1A1E33"/>
-          <w:sz w:val="28"/>
-          <w:szCs w:val="28"/>
+          <w:sz w:val="22"/>
+          <w:szCs w:val="22"/>
         </w:rPr>
         <w:t xml:space="preserve"> สถานะจะกลับไปที่ </w:t>
       </w:r>
@@ -4941,8 +4913,8 @@
         <w:rPr>
           <w:rFonts w:ascii="Sarabun" w:hAnsi="Sarabun" w:cs="Sarabun" w:eastAsia="Sarabun"/>
           <w:color w:val="1A1E33"/>
-          <w:sz w:val="28"/>
-          <w:szCs w:val="28"/>
+          <w:sz w:val="22"/>
+          <w:szCs w:val="22"/>
           <w:b w:val="1"/>
           <w:bCs w:val="1"/>
         </w:rPr>
@@ -4952,19 +4924,11 @@
         <w:rPr>
           <w:rFonts w:ascii="Sarabun" w:hAnsi="Sarabun" w:cs="Sarabun" w:eastAsia="Sarabun"/>
           <w:color w:val="1A1E33"/>
-          <w:sz w:val="28"/>
-          <w:szCs w:val="28"/>
+          <w:sz w:val="22"/>
+          <w:szCs w:val="22"/>
         </w:rPr>
         <w:t xml:space="preserve"> เสมอ เพราะผู้ตรวจทุกด่านต้องได้เห็นฉบับที่แก้แล้ว</w:t>
       </w:r>
-    </w:p>
-    <w:p>
-      <w:pPr>
-        <w:spacing w:before="80" w:after="200" w:lineRule="auto" w:line="240"/>
-        <w:pBdr>
-          <w:bottom w:val="single" w:sz="6" w:space="4" w:color="D8DCE6"/>
-        </w:pBdr>
-      </w:pPr>
     </w:p>
     <w:p>
       <w:pPr>
@@ -4974,17 +4938,18 @@
         <w:pBdr>
           <w:bottom w:val="single" w:sz="6" w:space="4" w:color="D8DCE6"/>
         </w:pBdr>
+        <w:pageBreakBefore w:val="1"/>
       </w:pPr>
       <w:r>
         <w:rPr>
           <w:rFonts w:ascii="Sarabun" w:hAnsi="Sarabun" w:cs="Sarabun" w:eastAsia="Sarabun"/>
           <w:color w:val="192768"/>
-          <w:sz w:val="44"/>
-          <w:szCs w:val="44"/>
+          <w:sz w:val="36"/>
+          <w:szCs w:val="36"/>
           <w:b w:val="1"/>
           <w:bCs w:val="1"/>
-          <w:sz w:val="44"/>
-          <w:szCs w:val="44"/>
+          <w:sz w:val="36"/>
+          <w:szCs w:val="36"/>
           <w:b w:val="1"/>
           <w:bCs w:val="1"/>
         </w:rPr>
@@ -4994,14 +4959,14 @@
     <w:p>
       <w:pPr>
         <w:spacing w:before="0" w:after="160" w:lineRule="auto" w:line="348"/>
-        <w:jc w:val="left"/>
+        <w:jc w:val="both"/>
       </w:pPr>
       <w:r>
         <w:rPr>
           <w:rFonts w:ascii="Sarabun" w:hAnsi="Sarabun" w:cs="Sarabun" w:eastAsia="Sarabun"/>
           <w:color w:val="1A1E33"/>
-          <w:sz w:val="28"/>
-          <w:szCs w:val="28"/>
+          <w:sz w:val="22"/>
+          <w:szCs w:val="22"/>
           <w:b w:val="1"/>
           <w:bCs w:val="1"/>
         </w:rPr>
@@ -5011,8 +4976,8 @@
         <w:rPr>
           <w:rFonts w:ascii="Sarabun" w:hAnsi="Sarabun" w:cs="Sarabun" w:eastAsia="Sarabun"/>
           <w:color w:val="1A1E33"/>
-          <w:sz w:val="28"/>
-          <w:szCs w:val="28"/>
+          <w:sz w:val="22"/>
+          <w:szCs w:val="22"/>
         </w:rPr>
         <w:t xml:space="preserve"> ซึ่งก็คืออีเมลที่กรอกไว้ในส่วนที่ 2 ของแบบฟอร์ม</w:t>
       </w:r>
@@ -5020,14 +4985,14 @@
     <w:p>
       <w:pPr>
         <w:spacing w:before="0" w:after="160" w:lineRule="auto" w:line="348"/>
-        <w:jc w:val="left"/>
+        <w:jc w:val="both"/>
       </w:pPr>
       <w:r>
         <w:rPr>
           <w:rFonts w:ascii="Sarabun" w:hAnsi="Sarabun" w:cs="Sarabun" w:eastAsia="Sarabun"/>
           <w:color w:val="1A1E33"/>
-          <w:sz w:val="28"/>
-          <w:szCs w:val="28"/>
+          <w:sz w:val="22"/>
+          <w:szCs w:val="22"/>
         </w:rPr>
         <w:t xml:space="preserve">ถ้าเป็นบัญชีใหม่ ต้องเปิดใช้งานบัญชีก่อนด้วยลิงก์ที่ได้รับ ขั้นตอนเหมือนกับ </w:t>
       </w:r>
@@ -5035,8 +5000,8 @@
         <w:rPr>
           <w:rFonts w:ascii="Sarabun" w:hAnsi="Sarabun" w:cs="Sarabun" w:eastAsia="Sarabun"/>
           <w:color w:val="192768"/>
-          <w:sz w:val="28"/>
-          <w:szCs w:val="28"/>
+          <w:sz w:val="22"/>
+          <w:szCs w:val="22"/>
         </w:rPr>
         <w:t>เล่ม A ข้อ 5–6</w:t>
       </w:r>
@@ -5044,8 +5009,8 @@
         <w:rPr>
           <w:rFonts w:ascii="Sarabun" w:hAnsi="Sarabun" w:cs="Sarabun" w:eastAsia="Sarabun"/>
           <w:color w:val="1A1E33"/>
-          <w:sz w:val="28"/>
-          <w:szCs w:val="28"/>
+          <w:sz w:val="22"/>
+          <w:szCs w:val="22"/>
         </w:rPr>
         <w:t xml:space="preserve"> ทุกอย่าง</w:t>
       </w:r>
@@ -5106,8 +5071,8 @@
         <w:rPr>
           <w:rFonts w:ascii="Sarabun" w:hAnsi="Sarabun" w:cs="Sarabun" w:eastAsia="Sarabun"/>
           <w:color w:val="5C637A"/>
-          <w:sz w:val="23"/>
-          <w:szCs w:val="23"/>
+          <w:sz w:val="19"/>
+          <w:szCs w:val="19"/>
           <w:i w:val="1"/>
           <w:iCs w:val="1"/>
         </w:rPr>
@@ -5118,7 +5083,7 @@
       <w:pPr>
         <w:spacing w:before="120" w:after="200" w:lineRule="auto" w:line="348"/>
         <w:ind w:left="227" w:right="113"/>
-        <w:jc w:val="left"/>
+        <w:jc w:val="both"/>
         <w:pBdr>
           <w:left w:val="single" w:sz="24" w:space="10" w:color="E5775A"/>
         </w:pBdr>
@@ -5128,8 +5093,8 @@
         <w:rPr>
           <w:rFonts w:ascii="DejaVu Sans" w:hAnsi="DejaVu Sans" w:cs="DejaVu Sans" w:eastAsia="DejaVu Sans"/>
           <w:color w:val="1A1E33"/>
-          <w:sz w:val="28"/>
-          <w:szCs w:val="28"/>
+          <w:sz w:val="22"/>
+          <w:szCs w:val="22"/>
         </w:rPr>
         <w:t>⚠</w:t>
       </w:r>
@@ -5137,8 +5102,8 @@
         <w:rPr>
           <w:rFonts w:ascii="Sarabun" w:hAnsi="Sarabun" w:cs="Sarabun" w:eastAsia="Sarabun"/>
           <w:color w:val="1A1E33"/>
-          <w:sz w:val="28"/>
-          <w:szCs w:val="28"/>
+          <w:sz w:val="22"/>
+          <w:szCs w:val="22"/>
         </w:rPr>
         <w:t xml:space="preserve"> ตรงนี้ต้องใส่ </w:t>
       </w:r>
@@ -5146,8 +5111,8 @@
         <w:rPr>
           <w:rFonts w:ascii="Sarabun" w:hAnsi="Sarabun" w:cs="Sarabun" w:eastAsia="Sarabun"/>
           <w:color w:val="1A1E33"/>
-          <w:sz w:val="28"/>
-          <w:szCs w:val="28"/>
+          <w:sz w:val="22"/>
+          <w:szCs w:val="22"/>
           <w:b w:val="1"/>
           <w:bCs w:val="1"/>
         </w:rPr>
@@ -5157,8 +5122,8 @@
         <w:rPr>
           <w:rFonts w:ascii="Sarabun" w:hAnsi="Sarabun" w:cs="Sarabun" w:eastAsia="Sarabun"/>
           <w:color w:val="1A1E33"/>
-          <w:sz w:val="28"/>
-          <w:szCs w:val="28"/>
+          <w:sz w:val="22"/>
+          <w:szCs w:val="22"/>
         </w:rPr>
         <w:t xml:space="preserve"> ตามที่กรอกไว้ในส่วนที่ 2 ของแบบฟอร์ม ไม่ใช่เลขของผู้กรอก ถ้าใส่ผิดลิงก์จะถูกยกเลิกทันที</w:t>
       </w:r>
@@ -5166,14 +5131,14 @@
     <w:p>
       <w:pPr>
         <w:spacing w:before="0" w:after="160" w:lineRule="auto" w:line="348"/>
-        <w:jc w:val="left"/>
+        <w:jc w:val="both"/>
       </w:pPr>
       <w:r>
         <w:rPr>
           <w:rFonts w:ascii="Sarabun" w:hAnsi="Sarabun" w:cs="Sarabun" w:eastAsia="Sarabun"/>
           <w:color w:val="1A1E33"/>
-          <w:sz w:val="28"/>
-          <w:szCs w:val="28"/>
+          <w:sz w:val="22"/>
+          <w:szCs w:val="22"/>
         </w:rPr>
         <w:t xml:space="preserve">เข้าระบบได้แล้วกดเมนู </w:t>
       </w:r>
@@ -5181,8 +5146,8 @@
         <w:rPr>
           <w:rFonts w:ascii="Sarabun" w:hAnsi="Sarabun" w:cs="Sarabun" w:eastAsia="Sarabun"/>
           <w:color w:val="1A1E33"/>
-          <w:sz w:val="28"/>
-          <w:szCs w:val="28"/>
+          <w:sz w:val="22"/>
+          <w:szCs w:val="22"/>
           <w:b w:val="1"/>
           <w:bCs w:val="1"/>
         </w:rPr>
@@ -5192,8 +5157,8 @@
         <w:rPr>
           <w:rFonts w:ascii="Sarabun" w:hAnsi="Sarabun" w:cs="Sarabun" w:eastAsia="Sarabun"/>
           <w:color w:val="1A1E33"/>
-          <w:sz w:val="28"/>
-          <w:szCs w:val="28"/>
+          <w:sz w:val="22"/>
+          <w:szCs w:val="22"/>
         </w:rPr>
         <w:t xml:space="preserve"> จะเห็นการ์ด </w:t>
       </w:r>
@@ -5201,8 +5166,8 @@
         <w:rPr>
           <w:rFonts w:ascii="Sarabun" w:hAnsi="Sarabun" w:cs="Sarabun" w:eastAsia="Sarabun"/>
           <w:color w:val="1A1E33"/>
-          <w:sz w:val="28"/>
-          <w:szCs w:val="28"/>
+          <w:sz w:val="22"/>
+          <w:szCs w:val="22"/>
           <w:b w:val="1"/>
           <w:bCs w:val="1"/>
         </w:rPr>
@@ -5265,8 +5230,8 @@
         <w:rPr>
           <w:rFonts w:ascii="Sarabun" w:hAnsi="Sarabun" w:cs="Sarabun" w:eastAsia="Sarabun"/>
           <w:color w:val="5C637A"/>
-          <w:sz w:val="23"/>
-          <w:szCs w:val="23"/>
+          <w:sz w:val="19"/>
+          <w:szCs w:val="19"/>
           <w:i w:val="1"/>
           <w:iCs w:val="1"/>
         </w:rPr>
@@ -5276,14 +5241,14 @@
     <w:p>
       <w:pPr>
         <w:spacing w:before="0" w:after="160" w:lineRule="auto" w:line="348"/>
-        <w:jc w:val="left"/>
+        <w:jc w:val="both"/>
       </w:pPr>
       <w:r>
         <w:rPr>
           <w:rFonts w:ascii="Sarabun" w:hAnsi="Sarabun" w:cs="Sarabun" w:eastAsia="Sarabun"/>
           <w:color w:val="1A1E33"/>
-          <w:sz w:val="28"/>
-          <w:szCs w:val="28"/>
+          <w:sz w:val="22"/>
+          <w:szCs w:val="22"/>
         </w:rPr>
         <w:t>ตรวจแบบฟอร์ม PDF ให้เรียบร้อย แล้วเลือกอย่างใดอย่างหนึ่ง</w:t>
       </w:r>
@@ -5327,8 +5292,8 @@
               <w:rPr>
                 <w:rFonts w:ascii="Sarabun" w:hAnsi="Sarabun" w:cs="Sarabun" w:eastAsia="Sarabun"/>
                 <w:color w:val="FFFFFF"/>
-                <w:sz w:val="25"/>
-                <w:szCs w:val="25"/>
+                <w:sz w:val="20"/>
+                <w:szCs w:val="20"/>
                 <w:b w:val="1"/>
                 <w:bCs w:val="1"/>
               </w:rPr>
@@ -5337,12 +5302,12 @@
               <w:rPr>
                 <w:rFonts w:ascii="Sarabun" w:hAnsi="Sarabun" w:cs="Sarabun" w:eastAsia="Sarabun"/>
                 <w:color w:val="FFFFFF"/>
-                <w:sz w:val="25"/>
-                <w:szCs w:val="25"/>
+                <w:sz w:val="20"/>
+                <w:szCs w:val="20"/>
                 <w:b w:val="1"/>
                 <w:bCs w:val="1"/>
-                <w:sz w:val="25"/>
-                <w:szCs w:val="25"/>
+                <w:sz w:val="20"/>
+                <w:szCs w:val="20"/>
                 <w:b w:val="1"/>
                 <w:bCs w:val="1"/>
               </w:rPr>
@@ -5364,8 +5329,8 @@
               <w:rPr>
                 <w:rFonts w:ascii="Sarabun" w:hAnsi="Sarabun" w:cs="Sarabun" w:eastAsia="Sarabun"/>
                 <w:color w:val="FFFFFF"/>
-                <w:sz w:val="25"/>
-                <w:szCs w:val="25"/>
+                <w:sz w:val="20"/>
+                <w:szCs w:val="20"/>
                 <w:b w:val="1"/>
                 <w:bCs w:val="1"/>
               </w:rPr>
@@ -5374,12 +5339,12 @@
               <w:rPr>
                 <w:rFonts w:ascii="Sarabun" w:hAnsi="Sarabun" w:cs="Sarabun" w:eastAsia="Sarabun"/>
                 <w:color w:val="FFFFFF"/>
-                <w:sz w:val="25"/>
-                <w:szCs w:val="25"/>
+                <w:sz w:val="20"/>
+                <w:szCs w:val="20"/>
                 <w:b w:val="1"/>
                 <w:bCs w:val="1"/>
-                <w:sz w:val="25"/>
-                <w:szCs w:val="25"/>
+                <w:sz w:val="20"/>
+                <w:szCs w:val="20"/>
                 <w:b w:val="1"/>
                 <w:bCs w:val="1"/>
               </w:rPr>
@@ -5404,8 +5369,8 @@
               <w:rPr>
                 <w:rFonts w:ascii="Sarabun" w:hAnsi="Sarabun" w:cs="Sarabun" w:eastAsia="Sarabun"/>
                 <w:color w:val="1A1E33"/>
-                <w:sz w:val="25"/>
-                <w:szCs w:val="25"/>
+                <w:sz w:val="20"/>
+                <w:szCs w:val="20"/>
                 <w:b w:val="1"/>
                 <w:bCs w:val="1"/>
               </w:rPr>
@@ -5428,8 +5393,8 @@
               <w:rPr>
                 <w:rFonts w:ascii="Sarabun" w:hAnsi="Sarabun" w:cs="Sarabun" w:eastAsia="Sarabun"/>
                 <w:color w:val="1A1E33"/>
-                <w:sz w:val="25"/>
-                <w:szCs w:val="25"/>
+                <w:sz w:val="20"/>
+                <w:szCs w:val="20"/>
               </w:rPr>
               <w:t xml:space="preserve">สถานะไปเป็น </w:t>
             </w:r>
@@ -5437,8 +5402,8 @@
               <w:rPr>
                 <w:rFonts w:ascii="Sarabun" w:hAnsi="Sarabun" w:cs="Sarabun" w:eastAsia="Sarabun"/>
                 <w:color w:val="1A1E33"/>
-                <w:sz w:val="25"/>
-                <w:szCs w:val="25"/>
+                <w:sz w:val="20"/>
+                <w:szCs w:val="20"/>
                 <w:b w:val="1"/>
                 <w:bCs w:val="1"/>
               </w:rPr>
@@ -5448,8 +5413,8 @@
               <w:rPr>
                 <w:rFonts w:ascii="Sarabun" w:hAnsi="Sarabun" w:cs="Sarabun" w:eastAsia="Sarabun"/>
                 <w:color w:val="1A1E33"/>
-                <w:sz w:val="25"/>
-                <w:szCs w:val="25"/>
+                <w:sz w:val="20"/>
+                <w:szCs w:val="20"/>
               </w:rPr>
               <w:t xml:space="preserve"> และระบบแจ้งผู้อนุมัติ BDI</w:t>
             </w:r>
@@ -5472,8 +5437,8 @@
               <w:rPr>
                 <w:rFonts w:ascii="Sarabun" w:hAnsi="Sarabun" w:cs="Sarabun" w:eastAsia="Sarabun"/>
                 <w:color w:val="1A1E33"/>
-                <w:sz w:val="25"/>
-                <w:szCs w:val="25"/>
+                <w:sz w:val="20"/>
+                <w:szCs w:val="20"/>
                 <w:b w:val="1"/>
                 <w:bCs w:val="1"/>
               </w:rPr>
@@ -5496,8 +5461,8 @@
               <w:rPr>
                 <w:rFonts w:ascii="Sarabun" w:hAnsi="Sarabun" w:cs="Sarabun" w:eastAsia="Sarabun"/>
                 <w:color w:val="1A1E33"/>
-                <w:sz w:val="25"/>
-                <w:szCs w:val="25"/>
+                <w:sz w:val="20"/>
+                <w:szCs w:val="20"/>
               </w:rPr>
               <w:t>ส่งกลับให้ผู้กรอกแก้ (ต้องพิมพ์เหตุผลอย่างน้อย 10 ตัวอักษร)</w:t>
             </w:r>
@@ -5512,31 +5477,24 @@
     </w:p>
     <w:p>
       <w:pPr>
-        <w:spacing w:before="80" w:after="200" w:lineRule="auto" w:line="240"/>
-        <w:pBdr>
-          <w:bottom w:val="single" w:sz="6" w:space="4" w:color="D8DCE6"/>
-        </w:pBdr>
-      </w:pPr>
-    </w:p>
-    <w:p>
-      <w:pPr>
         <w:spacing w:before="360" w:after="120" w:lineRule="auto" w:line="300"/>
         <w:jc w:val="left"/>
         <w:keepNext w:val="1"/>
         <w:pBdr>
           <w:bottom w:val="single" w:sz="6" w:space="4" w:color="D8DCE6"/>
         </w:pBdr>
+        <w:pageBreakBefore w:val="1"/>
       </w:pPr>
       <w:r>
         <w:rPr>
           <w:rFonts w:ascii="Sarabun" w:hAnsi="Sarabun" w:cs="Sarabun" w:eastAsia="Sarabun"/>
           <w:color w:val="192768"/>
-          <w:sz w:val="44"/>
-          <w:szCs w:val="44"/>
+          <w:sz w:val="36"/>
+          <w:szCs w:val="36"/>
           <w:b w:val="1"/>
           <w:bCs w:val="1"/>
-          <w:sz w:val="44"/>
-          <w:szCs w:val="44"/>
+          <w:sz w:val="36"/>
+          <w:szCs w:val="36"/>
           <w:b w:val="1"/>
           <w:bCs w:val="1"/>
         </w:rPr>
@@ -5546,14 +5504,14 @@
     <w:p>
       <w:pPr>
         <w:spacing w:before="0" w:after="160" w:lineRule="auto" w:line="348"/>
-        <w:jc w:val="left"/>
+        <w:jc w:val="both"/>
       </w:pPr>
       <w:r>
         <w:rPr>
           <w:rFonts w:ascii="Sarabun" w:hAnsi="Sarabun" w:cs="Sarabun" w:eastAsia="Sarabun"/>
           <w:color w:val="1A1E33"/>
-          <w:sz w:val="28"/>
-          <w:szCs w:val="28"/>
+          <w:sz w:val="22"/>
+          <w:szCs w:val="22"/>
           <w:b w:val="1"/>
           <w:bCs w:val="1"/>
         </w:rPr>
@@ -5563,8 +5521,8 @@
         <w:rPr>
           <w:rFonts w:ascii="Sarabun" w:hAnsi="Sarabun" w:cs="Sarabun" w:eastAsia="Sarabun"/>
           <w:color w:val="1A1E33"/>
-          <w:sz w:val="28"/>
-          <w:szCs w:val="28"/>
+          <w:sz w:val="22"/>
+          <w:szCs w:val="22"/>
         </w:rPr>
         <w:t xml:space="preserve"> (</w:t>
       </w:r>
@@ -5572,8 +5530,8 @@
         <w:rPr>
           <w:rFonts w:ascii="DejaVu Sans Mono" w:hAnsi="DejaVu Sans Mono" w:cs="DejaVu Sans Mono" w:eastAsia="DejaVu Sans Mono"/>
           <w:color w:val="192768"/>
-          <w:sz w:val="25"/>
-          <w:szCs w:val="25"/>
+          <w:sz w:val="19"/>
+          <w:szCs w:val="19"/>
           <w:shd w:val="clear" w:fill="F5F6FA"/>
         </w:rPr>
         <w:t>approver@bdi.or.th</w:t>
@@ -5582,8 +5540,8 @@
         <w:rPr>
           <w:rFonts w:ascii="Sarabun" w:hAnsi="Sarabun" w:cs="Sarabun" w:eastAsia="Sarabun"/>
           <w:color w:val="1A1E33"/>
-          <w:sz w:val="28"/>
-          <w:szCs w:val="28"/>
+          <w:sz w:val="22"/>
+          <w:szCs w:val="22"/>
         </w:rPr>
         <w:t>)</w:t>
       </w:r>
@@ -5591,14 +5549,14 @@
     <w:p>
       <w:pPr>
         <w:spacing w:before="0" w:after="160" w:lineRule="auto" w:line="348"/>
-        <w:jc w:val="left"/>
+        <w:jc w:val="both"/>
       </w:pPr>
       <w:r>
         <w:rPr>
           <w:rFonts w:ascii="Sarabun" w:hAnsi="Sarabun" w:cs="Sarabun" w:eastAsia="Sarabun"/>
           <w:color w:val="1A1E33"/>
-          <w:sz w:val="28"/>
-          <w:szCs w:val="28"/>
+          <w:sz w:val="22"/>
+          <w:szCs w:val="22"/>
         </w:rPr>
         <w:t xml:space="preserve">เมนูของบัญชีนี้จะมี </w:t>
       </w:r>
@@ -5606,8 +5564,8 @@
         <w:rPr>
           <w:rFonts w:ascii="Sarabun" w:hAnsi="Sarabun" w:cs="Sarabun" w:eastAsia="Sarabun"/>
           <w:color w:val="1A1E33"/>
-          <w:sz w:val="28"/>
-          <w:szCs w:val="28"/>
+          <w:sz w:val="22"/>
+          <w:szCs w:val="22"/>
           <w:b w:val="1"/>
           <w:bCs w:val="1"/>
         </w:rPr>
@@ -5617,8 +5575,8 @@
         <w:rPr>
           <w:rFonts w:ascii="Sarabun" w:hAnsi="Sarabun" w:cs="Sarabun" w:eastAsia="Sarabun"/>
           <w:color w:val="1A1E33"/>
-          <w:sz w:val="28"/>
-          <w:szCs w:val="28"/>
+          <w:sz w:val="22"/>
+          <w:szCs w:val="22"/>
         </w:rPr>
         <w:t xml:space="preserve"> เพิ่มขึ้นมาอีกหนึ่งรายการ เปิดคำขอที่สถานะ </w:t>
       </w:r>
@@ -5626,8 +5584,8 @@
         <w:rPr>
           <w:rFonts w:ascii="Sarabun" w:hAnsi="Sarabun" w:cs="Sarabun" w:eastAsia="Sarabun"/>
           <w:color w:val="1A1E33"/>
-          <w:sz w:val="28"/>
-          <w:szCs w:val="28"/>
+          <w:sz w:val="22"/>
+          <w:szCs w:val="22"/>
           <w:b w:val="1"/>
           <w:bCs w:val="1"/>
         </w:rPr>
@@ -5690,8 +5648,8 @@
         <w:rPr>
           <w:rFonts w:ascii="Sarabun" w:hAnsi="Sarabun" w:cs="Sarabun" w:eastAsia="Sarabun"/>
           <w:color w:val="5C637A"/>
-          <w:sz w:val="23"/>
-          <w:szCs w:val="23"/>
+          <w:sz w:val="19"/>
+          <w:szCs w:val="19"/>
           <w:i w:val="1"/>
           <w:iCs w:val="1"/>
         </w:rPr>
@@ -5701,14 +5659,14 @@
     <w:p>
       <w:pPr>
         <w:spacing w:before="0" w:after="160" w:lineRule="auto" w:line="348"/>
-        <w:jc w:val="left"/>
+        <w:jc w:val="both"/>
       </w:pPr>
       <w:r>
         <w:rPr>
           <w:rFonts w:ascii="Sarabun" w:hAnsi="Sarabun" w:cs="Sarabun" w:eastAsia="Sarabun"/>
           <w:color w:val="1A1E33"/>
-          <w:sz w:val="28"/>
-          <w:szCs w:val="28"/>
+          <w:sz w:val="22"/>
+          <w:szCs w:val="22"/>
         </w:rPr>
         <w:t xml:space="preserve">กด </w:t>
       </w:r>
@@ -5716,8 +5674,8 @@
         <w:rPr>
           <w:rFonts w:ascii="Sarabun" w:hAnsi="Sarabun" w:cs="Sarabun" w:eastAsia="Sarabun"/>
           <w:color w:val="1A1E33"/>
-          <w:sz w:val="28"/>
-          <w:szCs w:val="28"/>
+          <w:sz w:val="22"/>
+          <w:szCs w:val="22"/>
           <w:b w:val="1"/>
           <w:bCs w:val="1"/>
         </w:rPr>
@@ -5727,8 +5685,8 @@
         <w:rPr>
           <w:rFonts w:ascii="Sarabun" w:hAnsi="Sarabun" w:cs="Sarabun" w:eastAsia="Sarabun"/>
           <w:color w:val="1A1E33"/>
-          <w:sz w:val="28"/>
-          <w:szCs w:val="28"/>
+          <w:sz w:val="22"/>
+          <w:szCs w:val="22"/>
         </w:rPr>
         <w:t xml:space="preserve"> แล้วยืนยัน</w:t>
       </w:r>
@@ -5789,8 +5747,8 @@
         <w:rPr>
           <w:rFonts w:ascii="Sarabun" w:hAnsi="Sarabun" w:cs="Sarabun" w:eastAsia="Sarabun"/>
           <w:color w:val="5C637A"/>
-          <w:sz w:val="23"/>
-          <w:szCs w:val="23"/>
+          <w:sz w:val="19"/>
+          <w:szCs w:val="19"/>
           <w:i w:val="1"/>
           <w:iCs w:val="1"/>
         </w:rPr>
@@ -5800,14 +5758,14 @@
     <w:p>
       <w:pPr>
         <w:spacing w:before="0" w:after="160" w:lineRule="auto" w:line="348"/>
-        <w:jc w:val="left"/>
+        <w:jc w:val="both"/>
       </w:pPr>
       <w:r>
         <w:rPr>
           <w:rFonts w:ascii="Sarabun" w:hAnsi="Sarabun" w:cs="Sarabun" w:eastAsia="Sarabun"/>
           <w:color w:val="1A1E33"/>
-          <w:sz w:val="28"/>
-          <w:szCs w:val="28"/>
+          <w:sz w:val="22"/>
+          <w:szCs w:val="22"/>
           <w:b w:val="1"/>
           <w:bCs w:val="1"/>
         </w:rPr>
@@ -5870,8 +5828,8 @@
         <w:rPr>
           <w:rFonts w:ascii="Sarabun" w:hAnsi="Sarabun" w:cs="Sarabun" w:eastAsia="Sarabun"/>
           <w:color w:val="5C637A"/>
-          <w:sz w:val="23"/>
-          <w:szCs w:val="23"/>
+          <w:sz w:val="19"/>
+          <w:szCs w:val="19"/>
           <w:i w:val="1"/>
           <w:iCs w:val="1"/>
         </w:rPr>
@@ -5881,25 +5839,17 @@
     <w:p>
       <w:pPr>
         <w:spacing w:before="0" w:after="160" w:lineRule="auto" w:line="348"/>
-        <w:jc w:val="left"/>
+        <w:jc w:val="both"/>
       </w:pPr>
       <w:r>
         <w:rPr>
           <w:rFonts w:ascii="Sarabun" w:hAnsi="Sarabun" w:cs="Sarabun" w:eastAsia="Sarabun"/>
           <w:color w:val="1A1E33"/>
-          <w:sz w:val="28"/>
-          <w:szCs w:val="28"/>
+          <w:sz w:val="22"/>
+          <w:szCs w:val="22"/>
         </w:rPr>
         <w:t>ระบบจะแจ้งทั้งผู้กรอกและผู้มีอำนาจว่าหน่วยงานพร้อมใช้งานแล้ว พร้อมกับปลดล็อกให้เริ่มลงทะเบียนชุดข้อมูลได้</w:t>
       </w:r>
-    </w:p>
-    <w:p>
-      <w:pPr>
-        <w:spacing w:before="80" w:after="200" w:lineRule="auto" w:line="240"/>
-        <w:pBdr>
-          <w:bottom w:val="single" w:sz="6" w:space="4" w:color="D8DCE6"/>
-        </w:pBdr>
-      </w:pPr>
     </w:p>
     <w:p>
       <w:pPr>
@@ -5909,17 +5859,18 @@
         <w:pBdr>
           <w:bottom w:val="single" w:sz="6" w:space="4" w:color="D8DCE6"/>
         </w:pBdr>
+        <w:pageBreakBefore w:val="1"/>
       </w:pPr>
       <w:r>
         <w:rPr>
           <w:rFonts w:ascii="Sarabun" w:hAnsi="Sarabun" w:cs="Sarabun" w:eastAsia="Sarabun"/>
           <w:color w:val="192768"/>
-          <w:sz w:val="44"/>
-          <w:szCs w:val="44"/>
+          <w:sz w:val="36"/>
+          <w:szCs w:val="36"/>
           <w:b w:val="1"/>
           <w:bCs w:val="1"/>
-          <w:sz w:val="44"/>
-          <w:szCs w:val="44"/>
+          <w:sz w:val="36"/>
+          <w:szCs w:val="36"/>
           <w:b w:val="1"/>
           <w:bCs w:val="1"/>
         </w:rPr>
@@ -5929,14 +5880,14 @@
     <w:p>
       <w:pPr>
         <w:spacing w:before="0" w:after="160" w:lineRule="auto" w:line="348"/>
-        <w:jc w:val="left"/>
+        <w:jc w:val="both"/>
       </w:pPr>
       <w:r>
         <w:rPr>
           <w:rFonts w:ascii="Sarabun" w:hAnsi="Sarabun" w:cs="Sarabun" w:eastAsia="Sarabun"/>
           <w:color w:val="1A1E33"/>
-          <w:sz w:val="28"/>
-          <w:szCs w:val="28"/>
+          <w:sz w:val="22"/>
+          <w:szCs w:val="22"/>
         </w:rPr>
         <w:t xml:space="preserve">เลื่อนลงล่างสุดของหน้ารายละเอียด จะเจอ </w:t>
       </w:r>
@@ -5944,8 +5895,8 @@
         <w:rPr>
           <w:rFonts w:ascii="Sarabun" w:hAnsi="Sarabun" w:cs="Sarabun" w:eastAsia="Sarabun"/>
           <w:color w:val="1A1E33"/>
-          <w:sz w:val="28"/>
-          <w:szCs w:val="28"/>
+          <w:sz w:val="22"/>
+          <w:szCs w:val="22"/>
           <w:b w:val="1"/>
           <w:bCs w:val="1"/>
         </w:rPr>
@@ -5955,8 +5906,8 @@
         <w:rPr>
           <w:rFonts w:ascii="Sarabun" w:hAnsi="Sarabun" w:cs="Sarabun" w:eastAsia="Sarabun"/>
           <w:color w:val="1A1E33"/>
-          <w:sz w:val="28"/>
-          <w:szCs w:val="28"/>
+          <w:sz w:val="22"/>
+          <w:szCs w:val="22"/>
         </w:rPr>
         <w:t xml:space="preserve"> ที่เรียงครบทุกด่าน บอกว่าใครทำอะไรเมื่อไร พร้อมข้อความที่พิมพ์ตอนส่งกลับให้แก้</w:t>
       </w:r>
@@ -6017,8 +5968,8 @@
         <w:rPr>
           <w:rFonts w:ascii="Sarabun" w:hAnsi="Sarabun" w:cs="Sarabun" w:eastAsia="Sarabun"/>
           <w:color w:val="5C637A"/>
-          <w:sz w:val="23"/>
-          <w:szCs w:val="23"/>
+          <w:sz w:val="19"/>
+          <w:szCs w:val="19"/>
           <w:i w:val="1"/>
           <w:iCs w:val="1"/>
         </w:rPr>
@@ -6028,14 +5979,14 @@
     <w:p>
       <w:pPr>
         <w:spacing w:before="0" w:after="160" w:lineRule="auto" w:line="348"/>
-        <w:jc w:val="left"/>
+        <w:jc w:val="both"/>
       </w:pPr>
       <w:r>
         <w:rPr>
           <w:rFonts w:ascii="Sarabun" w:hAnsi="Sarabun" w:cs="Sarabun" w:eastAsia="Sarabun"/>
           <w:color w:val="1A1E33"/>
-          <w:sz w:val="28"/>
-          <w:szCs w:val="28"/>
+          <w:sz w:val="22"/>
+          <w:szCs w:val="22"/>
         </w:rPr>
         <w:t xml:space="preserve">จากภาพนี้อ่านได้ว่า เจ้าหน้าที่ขอให้ปรับปรุงหนึ่งครั้ง (พร้อมเหตุผล) </w:t>
       </w:r>
@@ -6043,8 +5994,8 @@
         <w:rPr>
           <w:rFonts w:ascii="DejaVu Sans" w:hAnsi="DejaVu Sans" w:cs="DejaVu Sans" w:eastAsia="DejaVu Sans"/>
           <w:color w:val="1A1E33"/>
-          <w:sz w:val="28"/>
-          <w:szCs w:val="28"/>
+          <w:sz w:val="22"/>
+          <w:szCs w:val="22"/>
         </w:rPr>
         <w:t>→</w:t>
       </w:r>
@@ -6052,8 +6003,8 @@
         <w:rPr>
           <w:rFonts w:ascii="Sarabun" w:hAnsi="Sarabun" w:cs="Sarabun" w:eastAsia="Sarabun"/>
           <w:color w:val="1A1E33"/>
-          <w:sz w:val="28"/>
-          <w:szCs w:val="28"/>
+          <w:sz w:val="22"/>
+          <w:szCs w:val="22"/>
         </w:rPr>
         <w:t xml:space="preserve"> ตรวจผ่านในรอบที่ 2 </w:t>
       </w:r>
@@ -6061,8 +6012,8 @@
         <w:rPr>
           <w:rFonts w:ascii="DejaVu Sans" w:hAnsi="DejaVu Sans" w:cs="DejaVu Sans" w:eastAsia="DejaVu Sans"/>
           <w:color w:val="1A1E33"/>
-          <w:sz w:val="28"/>
-          <w:szCs w:val="28"/>
+          <w:sz w:val="22"/>
+          <w:szCs w:val="22"/>
         </w:rPr>
         <w:t>→</w:t>
       </w:r>
@@ -6070,8 +6021,8 @@
         <w:rPr>
           <w:rFonts w:ascii="Sarabun" w:hAnsi="Sarabun" w:cs="Sarabun" w:eastAsia="Sarabun"/>
           <w:color w:val="1A1E33"/>
-          <w:sz w:val="28"/>
-          <w:szCs w:val="28"/>
+          <w:sz w:val="22"/>
+          <w:szCs w:val="22"/>
         </w:rPr>
         <w:t xml:space="preserve"> ผู้มีอำนาจอนุมัติ </w:t>
       </w:r>
@@ -6079,8 +6030,8 @@
         <w:rPr>
           <w:rFonts w:ascii="DejaVu Sans" w:hAnsi="DejaVu Sans" w:cs="DejaVu Sans" w:eastAsia="DejaVu Sans"/>
           <w:color w:val="1A1E33"/>
-          <w:sz w:val="28"/>
-          <w:szCs w:val="28"/>
+          <w:sz w:val="22"/>
+          <w:szCs w:val="22"/>
         </w:rPr>
         <w:t>→</w:t>
       </w:r>
@@ -6088,19 +6039,11 @@
         <w:rPr>
           <w:rFonts w:ascii="Sarabun" w:hAnsi="Sarabun" w:cs="Sarabun" w:eastAsia="Sarabun"/>
           <w:color w:val="1A1E33"/>
-          <w:sz w:val="28"/>
-          <w:szCs w:val="28"/>
+          <w:sz w:val="22"/>
+          <w:szCs w:val="22"/>
         </w:rPr>
         <w:t xml:space="preserve"> ผู้อนุมัติ BDI อนุมัติ</w:t>
       </w:r>
-    </w:p>
-    <w:p>
-      <w:pPr>
-        <w:spacing w:before="80" w:after="200" w:lineRule="auto" w:line="240"/>
-        <w:pBdr>
-          <w:bottom w:val="single" w:sz="6" w:space="4" w:color="D8DCE6"/>
-        </w:pBdr>
-      </w:pPr>
     </w:p>
     <w:p>
       <w:pPr>
@@ -6110,17 +6053,18 @@
         <w:pBdr>
           <w:bottom w:val="single" w:sz="6" w:space="4" w:color="D8DCE6"/>
         </w:pBdr>
+        <w:pageBreakBefore w:val="1"/>
       </w:pPr>
       <w:r>
         <w:rPr>
           <w:rFonts w:ascii="Sarabun" w:hAnsi="Sarabun" w:cs="Sarabun" w:eastAsia="Sarabun"/>
           <w:color w:val="192768"/>
-          <w:sz w:val="44"/>
-          <w:szCs w:val="44"/>
+          <w:sz w:val="36"/>
+          <w:szCs w:val="36"/>
           <w:b w:val="1"/>
           <w:bCs w:val="1"/>
-          <w:sz w:val="44"/>
-          <w:szCs w:val="44"/>
+          <w:sz w:val="36"/>
+          <w:szCs w:val="36"/>
           <w:b w:val="1"/>
           <w:bCs w:val="1"/>
         </w:rPr>
@@ -6137,8 +6081,8 @@
         <w:rPr>
           <w:rFonts w:ascii="DejaVu Sans" w:hAnsi="DejaVu Sans" w:cs="DejaVu Sans" w:eastAsia="DejaVu Sans"/>
           <w:color w:val="5C637A"/>
-          <w:sz w:val="28"/>
-          <w:szCs w:val="28"/>
+          <w:sz w:val="22"/>
+          <w:szCs w:val="22"/>
         </w:rPr>
         <w:t>☐</w:t>
       </w:r>
@@ -6146,8 +6090,8 @@
         <w:rPr>
           <w:rFonts w:ascii="Sarabun" w:hAnsi="Sarabun" w:cs="Sarabun" w:eastAsia="Sarabun"/>
           <w:color w:val="5C637A"/>
-          <w:sz w:val="28"/>
-          <w:szCs w:val="28"/>
+          <w:sz w:val="22"/>
+          <w:szCs w:val="22"/>
         </w:rPr>
         <w:t xml:space="preserve">  </w:t>
       </w:r>
@@ -6155,8 +6099,8 @@
         <w:rPr>
           <w:rFonts w:ascii="Sarabun" w:hAnsi="Sarabun" w:cs="Sarabun" w:eastAsia="Sarabun"/>
           <w:color w:val="1A1E33"/>
-          <w:sz w:val="28"/>
-          <w:szCs w:val="28"/>
+          <w:sz w:val="22"/>
+          <w:szCs w:val="22"/>
         </w:rPr>
         <w:t xml:space="preserve">หน้าแรกของผู้ดำเนินการมีปุ่มพาเข้าแบบฟอร์ม และเมนู </w:t>
       </w:r>
@@ -6164,8 +6108,8 @@
         <w:rPr>
           <w:rFonts w:ascii="Sarabun" w:hAnsi="Sarabun" w:cs="Sarabun" w:eastAsia="Sarabun"/>
           <w:color w:val="1A1E33"/>
-          <w:sz w:val="28"/>
-          <w:szCs w:val="28"/>
+          <w:sz w:val="22"/>
+          <w:szCs w:val="22"/>
           <w:b w:val="1"/>
           <w:bCs w:val="1"/>
         </w:rPr>
@@ -6175,8 +6119,8 @@
         <w:rPr>
           <w:rFonts w:ascii="Sarabun" w:hAnsi="Sarabun" w:cs="Sarabun" w:eastAsia="Sarabun"/>
           <w:color w:val="1A1E33"/>
-          <w:sz w:val="28"/>
-          <w:szCs w:val="28"/>
+          <w:sz w:val="22"/>
+          <w:szCs w:val="22"/>
         </w:rPr>
         <w:t xml:space="preserve"> กดแล้วเปิดได้</w:t>
       </w:r>
@@ -6191,8 +6135,8 @@
         <w:rPr>
           <w:rFonts w:ascii="DejaVu Sans" w:hAnsi="DejaVu Sans" w:cs="DejaVu Sans" w:eastAsia="DejaVu Sans"/>
           <w:color w:val="5C637A"/>
-          <w:sz w:val="28"/>
-          <w:szCs w:val="28"/>
+          <w:sz w:val="22"/>
+          <w:szCs w:val="22"/>
         </w:rPr>
         <w:t>☐</w:t>
       </w:r>
@@ -6200,8 +6144,8 @@
         <w:rPr>
           <w:rFonts w:ascii="Sarabun" w:hAnsi="Sarabun" w:cs="Sarabun" w:eastAsia="Sarabun"/>
           <w:color w:val="5C637A"/>
-          <w:sz w:val="28"/>
-          <w:szCs w:val="28"/>
+          <w:sz w:val="22"/>
+          <w:szCs w:val="22"/>
         </w:rPr>
         <w:t xml:space="preserve">  </w:t>
       </w:r>
@@ -6209,8 +6153,8 @@
         <w:rPr>
           <w:rFonts w:ascii="Sarabun" w:hAnsi="Sarabun" w:cs="Sarabun" w:eastAsia="Sarabun"/>
           <w:color w:val="1A1E33"/>
-          <w:sz w:val="28"/>
-          <w:szCs w:val="28"/>
+          <w:sz w:val="22"/>
+          <w:szCs w:val="22"/>
         </w:rPr>
         <w:t>ส่วนที่ 1 ถูกเติมข้อมูลที่เจ้าหน้าที่เตรียมไว้ และส่วนที่ 3 ถูกเติมจากบัญชีของคุณ</w:t>
       </w:r>
@@ -6225,8 +6169,8 @@
         <w:rPr>
           <w:rFonts w:ascii="DejaVu Sans" w:hAnsi="DejaVu Sans" w:cs="DejaVu Sans" w:eastAsia="DejaVu Sans"/>
           <w:color w:val="5C637A"/>
-          <w:sz w:val="28"/>
-          <w:szCs w:val="28"/>
+          <w:sz w:val="22"/>
+          <w:szCs w:val="22"/>
         </w:rPr>
         <w:t>☐</w:t>
       </w:r>
@@ -6234,8 +6178,8 @@
         <w:rPr>
           <w:rFonts w:ascii="Sarabun" w:hAnsi="Sarabun" w:cs="Sarabun" w:eastAsia="Sarabun"/>
           <w:color w:val="5C637A"/>
-          <w:sz w:val="28"/>
-          <w:szCs w:val="28"/>
+          <w:sz w:val="22"/>
+          <w:szCs w:val="22"/>
         </w:rPr>
         <w:t xml:space="preserve">  </w:t>
       </w:r>
@@ -6243,8 +6187,8 @@
         <w:rPr>
           <w:rFonts w:ascii="Sarabun" w:hAnsi="Sarabun" w:cs="Sarabun" w:eastAsia="Sarabun"/>
           <w:color w:val="1A1E33"/>
-          <w:sz w:val="28"/>
-          <w:szCs w:val="28"/>
+          <w:sz w:val="22"/>
+          <w:szCs w:val="22"/>
         </w:rPr>
         <w:t>เปลี่ยนจังหวัดแล้วอำเภอกับตำบลถูกล้าง</w:t>
       </w:r>
@@ -6259,8 +6203,8 @@
         <w:rPr>
           <w:rFonts w:ascii="DejaVu Sans" w:hAnsi="DejaVu Sans" w:cs="DejaVu Sans" w:eastAsia="DejaVu Sans"/>
           <w:color w:val="5C637A"/>
-          <w:sz w:val="28"/>
-          <w:szCs w:val="28"/>
+          <w:sz w:val="22"/>
+          <w:szCs w:val="22"/>
         </w:rPr>
         <w:t>☐</w:t>
       </w:r>
@@ -6268,8 +6212,8 @@
         <w:rPr>
           <w:rFonts w:ascii="Sarabun" w:hAnsi="Sarabun" w:cs="Sarabun" w:eastAsia="Sarabun"/>
           <w:color w:val="5C637A"/>
-          <w:sz w:val="28"/>
-          <w:szCs w:val="28"/>
+          <w:sz w:val="22"/>
+          <w:szCs w:val="22"/>
         </w:rPr>
         <w:t xml:space="preserve">  </w:t>
       </w:r>
@@ -6277,8 +6221,8 @@
         <w:rPr>
           <w:rFonts w:ascii="Sarabun" w:hAnsi="Sarabun" w:cs="Sarabun" w:eastAsia="Sarabun"/>
           <w:color w:val="1A1E33"/>
-          <w:sz w:val="28"/>
-          <w:szCs w:val="28"/>
+          <w:sz w:val="22"/>
+          <w:szCs w:val="22"/>
         </w:rPr>
         <w:t>เลือกตำบลแล้วรหัสไปรษณีย์เติมให้เอง</w:t>
       </w:r>
@@ -6293,8 +6237,8 @@
         <w:rPr>
           <w:rFonts w:ascii="DejaVu Sans" w:hAnsi="DejaVu Sans" w:cs="DejaVu Sans" w:eastAsia="DejaVu Sans"/>
           <w:color w:val="5C637A"/>
-          <w:sz w:val="28"/>
-          <w:szCs w:val="28"/>
+          <w:sz w:val="22"/>
+          <w:szCs w:val="22"/>
         </w:rPr>
         <w:t>☐</w:t>
       </w:r>
@@ -6302,8 +6246,8 @@
         <w:rPr>
           <w:rFonts w:ascii="Sarabun" w:hAnsi="Sarabun" w:cs="Sarabun" w:eastAsia="Sarabun"/>
           <w:color w:val="5C637A"/>
-          <w:sz w:val="28"/>
-          <w:szCs w:val="28"/>
+          <w:sz w:val="22"/>
+          <w:szCs w:val="22"/>
         </w:rPr>
         <w:t xml:space="preserve">  </w:t>
       </w:r>
@@ -6311,8 +6255,8 @@
         <w:rPr>
           <w:rFonts w:ascii="Sarabun" w:hAnsi="Sarabun" w:cs="Sarabun" w:eastAsia="Sarabun"/>
           <w:color w:val="1A1E33"/>
-          <w:sz w:val="28"/>
-          <w:szCs w:val="28"/>
+          <w:sz w:val="22"/>
+          <w:szCs w:val="22"/>
         </w:rPr>
         <w:t xml:space="preserve">กด </w:t>
       </w:r>
@@ -6320,8 +6264,8 @@
         <w:rPr>
           <w:rFonts w:ascii="Sarabun" w:hAnsi="Sarabun" w:cs="Sarabun" w:eastAsia="Sarabun"/>
           <w:color w:val="1A1E33"/>
-          <w:sz w:val="28"/>
-          <w:szCs w:val="28"/>
+          <w:sz w:val="22"/>
+          <w:szCs w:val="22"/>
           <w:b w:val="1"/>
           <w:bCs w:val="1"/>
         </w:rPr>
@@ -6331,8 +6275,8 @@
         <w:rPr>
           <w:rFonts w:ascii="Sarabun" w:hAnsi="Sarabun" w:cs="Sarabun" w:eastAsia="Sarabun"/>
           <w:color w:val="1A1E33"/>
-          <w:sz w:val="28"/>
-          <w:szCs w:val="28"/>
+          <w:sz w:val="22"/>
+          <w:szCs w:val="22"/>
         </w:rPr>
         <w:t xml:space="preserve"> ตอนยังกรอกไม่ครบ </w:t>
       </w:r>
@@ -6340,8 +6284,8 @@
         <w:rPr>
           <w:rFonts w:ascii="DejaVu Sans" w:hAnsi="DejaVu Sans" w:cs="DejaVu Sans" w:eastAsia="DejaVu Sans"/>
           <w:color w:val="1A1E33"/>
-          <w:sz w:val="28"/>
-          <w:szCs w:val="28"/>
+          <w:sz w:val="22"/>
+          <w:szCs w:val="22"/>
         </w:rPr>
         <w:t>→</w:t>
       </w:r>
@@ -6349,8 +6293,8 @@
         <w:rPr>
           <w:rFonts w:ascii="Sarabun" w:hAnsi="Sarabun" w:cs="Sarabun" w:eastAsia="Sarabun"/>
           <w:color w:val="1A1E33"/>
-          <w:sz w:val="28"/>
-          <w:szCs w:val="28"/>
+          <w:sz w:val="22"/>
+          <w:szCs w:val="22"/>
         </w:rPr>
         <w:t xml:space="preserve"> มีข้อความสีแดงใต้ช่องที่ผิด </w:t>
       </w:r>
@@ -6358,8 +6302,8 @@
         <w:rPr>
           <w:rFonts w:ascii="Sarabun" w:hAnsi="Sarabun" w:cs="Sarabun" w:eastAsia="Sarabun"/>
           <w:color w:val="1A1E33"/>
-          <w:sz w:val="28"/>
-          <w:szCs w:val="28"/>
+          <w:sz w:val="22"/>
+          <w:szCs w:val="22"/>
           <w:b w:val="1"/>
           <w:bCs w:val="1"/>
         </w:rPr>
@@ -6376,8 +6320,8 @@
         <w:rPr>
           <w:rFonts w:ascii="DejaVu Sans" w:hAnsi="DejaVu Sans" w:cs="DejaVu Sans" w:eastAsia="DejaVu Sans"/>
           <w:color w:val="5C637A"/>
-          <w:sz w:val="28"/>
-          <w:szCs w:val="28"/>
+          <w:sz w:val="22"/>
+          <w:szCs w:val="22"/>
         </w:rPr>
         <w:t>☐</w:t>
       </w:r>
@@ -6385,8 +6329,8 @@
         <w:rPr>
           <w:rFonts w:ascii="Sarabun" w:hAnsi="Sarabun" w:cs="Sarabun" w:eastAsia="Sarabun"/>
           <w:color w:val="5C637A"/>
-          <w:sz w:val="28"/>
-          <w:szCs w:val="28"/>
+          <w:sz w:val="22"/>
+          <w:szCs w:val="22"/>
         </w:rPr>
         <w:t xml:space="preserve">  </w:t>
       </w:r>
@@ -6394,8 +6338,8 @@
         <w:rPr>
           <w:rFonts w:ascii="Sarabun" w:hAnsi="Sarabun" w:cs="Sarabun" w:eastAsia="Sarabun"/>
           <w:color w:val="1A1E33"/>
-          <w:sz w:val="28"/>
-          <w:szCs w:val="28"/>
+          <w:sz w:val="22"/>
+          <w:szCs w:val="22"/>
         </w:rPr>
         <w:t xml:space="preserve">ใส่เลขบัตรประชาชนมั่ว </w:t>
       </w:r>
@@ -6403,8 +6347,8 @@
         <w:rPr>
           <w:rFonts w:ascii="DejaVu Sans" w:hAnsi="DejaVu Sans" w:cs="DejaVu Sans" w:eastAsia="DejaVu Sans"/>
           <w:color w:val="1A1E33"/>
-          <w:sz w:val="28"/>
-          <w:szCs w:val="28"/>
+          <w:sz w:val="22"/>
+          <w:szCs w:val="22"/>
         </w:rPr>
         <w:t>→</w:t>
       </w:r>
@@ -6412,8 +6356,8 @@
         <w:rPr>
           <w:rFonts w:ascii="Sarabun" w:hAnsi="Sarabun" w:cs="Sarabun" w:eastAsia="Sarabun"/>
           <w:color w:val="1A1E33"/>
-          <w:sz w:val="28"/>
-          <w:szCs w:val="28"/>
+          <w:sz w:val="22"/>
+          <w:szCs w:val="22"/>
         </w:rPr>
         <w:t xml:space="preserve"> ไม่ผ่าน</w:t>
       </w:r>
@@ -6428,8 +6372,8 @@
         <w:rPr>
           <w:rFonts w:ascii="DejaVu Sans" w:hAnsi="DejaVu Sans" w:cs="DejaVu Sans" w:eastAsia="DejaVu Sans"/>
           <w:color w:val="5C637A"/>
-          <w:sz w:val="28"/>
-          <w:szCs w:val="28"/>
+          <w:sz w:val="22"/>
+          <w:szCs w:val="22"/>
         </w:rPr>
         <w:t>☐</w:t>
       </w:r>
@@ -6437,8 +6381,8 @@
         <w:rPr>
           <w:rFonts w:ascii="Sarabun" w:hAnsi="Sarabun" w:cs="Sarabun" w:eastAsia="Sarabun"/>
           <w:color w:val="5C637A"/>
-          <w:sz w:val="28"/>
-          <w:szCs w:val="28"/>
+          <w:sz w:val="22"/>
+          <w:szCs w:val="22"/>
         </w:rPr>
         <w:t xml:space="preserve">  </w:t>
       </w:r>
@@ -6446,8 +6390,8 @@
         <w:rPr>
           <w:rFonts w:ascii="Sarabun" w:hAnsi="Sarabun" w:cs="Sarabun" w:eastAsia="Sarabun"/>
           <w:color w:val="1A1E33"/>
-          <w:sz w:val="28"/>
-          <w:szCs w:val="28"/>
+          <w:sz w:val="22"/>
+          <w:szCs w:val="22"/>
         </w:rPr>
         <w:t xml:space="preserve">ใส่เบอร์โทรผิดรูปแบบ </w:t>
       </w:r>
@@ -6455,8 +6399,8 @@
         <w:rPr>
           <w:rFonts w:ascii="DejaVu Sans" w:hAnsi="DejaVu Sans" w:cs="DejaVu Sans" w:eastAsia="DejaVu Sans"/>
           <w:color w:val="1A1E33"/>
-          <w:sz w:val="28"/>
-          <w:szCs w:val="28"/>
+          <w:sz w:val="22"/>
+          <w:szCs w:val="22"/>
         </w:rPr>
         <w:t>→</w:t>
       </w:r>
@@ -6464,8 +6408,8 @@
         <w:rPr>
           <w:rFonts w:ascii="Sarabun" w:hAnsi="Sarabun" w:cs="Sarabun" w:eastAsia="Sarabun"/>
           <w:color w:val="1A1E33"/>
-          <w:sz w:val="28"/>
-          <w:szCs w:val="28"/>
+          <w:sz w:val="22"/>
+          <w:szCs w:val="22"/>
         </w:rPr>
         <w:t xml:space="preserve"> ไม่ผ่าน</w:t>
       </w:r>
@@ -6480,8 +6424,8 @@
         <w:rPr>
           <w:rFonts w:ascii="DejaVu Sans" w:hAnsi="DejaVu Sans" w:cs="DejaVu Sans" w:eastAsia="DejaVu Sans"/>
           <w:color w:val="5C637A"/>
-          <w:sz w:val="28"/>
-          <w:szCs w:val="28"/>
+          <w:sz w:val="22"/>
+          <w:szCs w:val="22"/>
         </w:rPr>
         <w:t>☐</w:t>
       </w:r>
@@ -6489,8 +6433,8 @@
         <w:rPr>
           <w:rFonts w:ascii="Sarabun" w:hAnsi="Sarabun" w:cs="Sarabun" w:eastAsia="Sarabun"/>
           <w:color w:val="5C637A"/>
-          <w:sz w:val="28"/>
-          <w:szCs w:val="28"/>
+          <w:sz w:val="22"/>
+          <w:szCs w:val="22"/>
         </w:rPr>
         <w:t xml:space="preserve">  </w:t>
       </w:r>
@@ -6498,8 +6442,8 @@
         <w:rPr>
           <w:rFonts w:ascii="Sarabun" w:hAnsi="Sarabun" w:cs="Sarabun" w:eastAsia="Sarabun"/>
           <w:color w:val="1A1E33"/>
-          <w:sz w:val="28"/>
-          <w:szCs w:val="28"/>
+          <w:sz w:val="22"/>
+          <w:szCs w:val="22"/>
         </w:rPr>
         <w:t>แนบไฟล์คำสั่งแต่งตั้งได้ทั้งแบบเลือกไฟล์และแบบลากมาวาง</w:t>
       </w:r>
@@ -6514,8 +6458,8 @@
         <w:rPr>
           <w:rFonts w:ascii="DejaVu Sans" w:hAnsi="DejaVu Sans" w:cs="DejaVu Sans" w:eastAsia="DejaVu Sans"/>
           <w:color w:val="5C637A"/>
-          <w:sz w:val="28"/>
-          <w:szCs w:val="28"/>
+          <w:sz w:val="22"/>
+          <w:szCs w:val="22"/>
         </w:rPr>
         <w:t>☐</w:t>
       </w:r>
@@ -6523,8 +6467,8 @@
         <w:rPr>
           <w:rFonts w:ascii="Sarabun" w:hAnsi="Sarabun" w:cs="Sarabun" w:eastAsia="Sarabun"/>
           <w:color w:val="5C637A"/>
-          <w:sz w:val="28"/>
-          <w:szCs w:val="28"/>
+          <w:sz w:val="22"/>
+          <w:szCs w:val="22"/>
         </w:rPr>
         <w:t xml:space="preserve">  </w:t>
       </w:r>
@@ -6532,8 +6476,8 @@
         <w:rPr>
           <w:rFonts w:ascii="Sarabun" w:hAnsi="Sarabun" w:cs="Sarabun" w:eastAsia="Sarabun"/>
           <w:color w:val="1A1E33"/>
-          <w:sz w:val="28"/>
-          <w:szCs w:val="28"/>
+          <w:sz w:val="22"/>
+          <w:szCs w:val="22"/>
         </w:rPr>
         <w:t xml:space="preserve">กด </w:t>
       </w:r>
@@ -6541,8 +6485,8 @@
         <w:rPr>
           <w:rFonts w:ascii="Sarabun" w:hAnsi="Sarabun" w:cs="Sarabun" w:eastAsia="Sarabun"/>
           <w:color w:val="1A1E33"/>
-          <w:sz w:val="28"/>
-          <w:szCs w:val="28"/>
+          <w:sz w:val="22"/>
+          <w:szCs w:val="22"/>
           <w:b w:val="1"/>
           <w:bCs w:val="1"/>
         </w:rPr>
@@ -6552,8 +6496,8 @@
         <w:rPr>
           <w:rFonts w:ascii="Sarabun" w:hAnsi="Sarabun" w:cs="Sarabun" w:eastAsia="Sarabun"/>
           <w:color w:val="1A1E33"/>
-          <w:sz w:val="28"/>
-          <w:szCs w:val="28"/>
+          <w:sz w:val="22"/>
+          <w:szCs w:val="22"/>
         </w:rPr>
         <w:t xml:space="preserve"> แล้วปิดเบราว์เซอร์ กลับมาข้อมูลยังอยู่</w:t>
       </w:r>
@@ -6568,8 +6512,8 @@
         <w:rPr>
           <w:rFonts w:ascii="DejaVu Sans" w:hAnsi="DejaVu Sans" w:cs="DejaVu Sans" w:eastAsia="DejaVu Sans"/>
           <w:color w:val="5C637A"/>
-          <w:sz w:val="28"/>
-          <w:szCs w:val="28"/>
+          <w:sz w:val="22"/>
+          <w:szCs w:val="22"/>
         </w:rPr>
         <w:t>☐</w:t>
       </w:r>
@@ -6577,8 +6521,8 @@
         <w:rPr>
           <w:rFonts w:ascii="Sarabun" w:hAnsi="Sarabun" w:cs="Sarabun" w:eastAsia="Sarabun"/>
           <w:color w:val="5C637A"/>
-          <w:sz w:val="28"/>
-          <w:szCs w:val="28"/>
+          <w:sz w:val="22"/>
+          <w:szCs w:val="22"/>
         </w:rPr>
         <w:t xml:space="preserve">  </w:t>
       </w:r>
@@ -6586,8 +6530,8 @@
         <w:rPr>
           <w:rFonts w:ascii="Sarabun" w:hAnsi="Sarabun" w:cs="Sarabun" w:eastAsia="Sarabun"/>
           <w:color w:val="1A1E33"/>
-          <w:sz w:val="28"/>
-          <w:szCs w:val="28"/>
+          <w:sz w:val="22"/>
+          <w:szCs w:val="22"/>
         </w:rPr>
         <w:t>PDF ที่ระบบสร้างแสดงภาษาไทยถูกต้องครบทุกส่วน</w:t>
       </w:r>
@@ -6602,8 +6546,8 @@
         <w:rPr>
           <w:rFonts w:ascii="DejaVu Sans" w:hAnsi="DejaVu Sans" w:cs="DejaVu Sans" w:eastAsia="DejaVu Sans"/>
           <w:color w:val="5C637A"/>
-          <w:sz w:val="28"/>
-          <w:szCs w:val="28"/>
+          <w:sz w:val="22"/>
+          <w:szCs w:val="22"/>
         </w:rPr>
         <w:t>☐</w:t>
       </w:r>
@@ -6611,8 +6555,8 @@
         <w:rPr>
           <w:rFonts w:ascii="Sarabun" w:hAnsi="Sarabun" w:cs="Sarabun" w:eastAsia="Sarabun"/>
           <w:color w:val="5C637A"/>
-          <w:sz w:val="28"/>
-          <w:szCs w:val="28"/>
+          <w:sz w:val="22"/>
+          <w:szCs w:val="22"/>
         </w:rPr>
         <w:t xml:space="preserve">  </w:t>
       </w:r>
@@ -6620,8 +6564,8 @@
         <w:rPr>
           <w:rFonts w:ascii="Sarabun" w:hAnsi="Sarabun" w:cs="Sarabun" w:eastAsia="Sarabun"/>
           <w:color w:val="1A1E33"/>
-          <w:sz w:val="28"/>
-          <w:szCs w:val="28"/>
+          <w:sz w:val="22"/>
+          <w:szCs w:val="22"/>
         </w:rPr>
         <w:t>นำส่งแล้วแก้ไขไม่ได้</w:t>
       </w:r>
@@ -6636,8 +6580,8 @@
         <w:rPr>
           <w:rFonts w:ascii="DejaVu Sans" w:hAnsi="DejaVu Sans" w:cs="DejaVu Sans" w:eastAsia="DejaVu Sans"/>
           <w:color w:val="5C637A"/>
-          <w:sz w:val="28"/>
-          <w:szCs w:val="28"/>
+          <w:sz w:val="22"/>
+          <w:szCs w:val="22"/>
         </w:rPr>
         <w:t>☐</w:t>
       </w:r>
@@ -6645,8 +6589,8 @@
         <w:rPr>
           <w:rFonts w:ascii="Sarabun" w:hAnsi="Sarabun" w:cs="Sarabun" w:eastAsia="Sarabun"/>
           <w:color w:val="5C637A"/>
-          <w:sz w:val="28"/>
-          <w:szCs w:val="28"/>
+          <w:sz w:val="22"/>
+          <w:szCs w:val="22"/>
         </w:rPr>
         <w:t xml:space="preserve">  </w:t>
       </w:r>
@@ -6654,8 +6598,8 @@
         <w:rPr>
           <w:rFonts w:ascii="Sarabun" w:hAnsi="Sarabun" w:cs="Sarabun" w:eastAsia="Sarabun"/>
           <w:color w:val="1A1E33"/>
-          <w:sz w:val="28"/>
-          <w:szCs w:val="28"/>
+          <w:sz w:val="22"/>
+          <w:szCs w:val="22"/>
         </w:rPr>
         <w:t>เจ้าหน้าที่ BDI เห็นคำขอในตาราง กรองและค้นหาได้</w:t>
       </w:r>
@@ -6670,8 +6614,8 @@
         <w:rPr>
           <w:rFonts w:ascii="DejaVu Sans" w:hAnsi="DejaVu Sans" w:cs="DejaVu Sans" w:eastAsia="DejaVu Sans"/>
           <w:color w:val="5C637A"/>
-          <w:sz w:val="28"/>
-          <w:szCs w:val="28"/>
+          <w:sz w:val="22"/>
+          <w:szCs w:val="22"/>
         </w:rPr>
         <w:t>☐</w:t>
       </w:r>
@@ -6679,8 +6623,8 @@
         <w:rPr>
           <w:rFonts w:ascii="Sarabun" w:hAnsi="Sarabun" w:cs="Sarabun" w:eastAsia="Sarabun"/>
           <w:color w:val="5C637A"/>
-          <w:sz w:val="28"/>
-          <w:szCs w:val="28"/>
+          <w:sz w:val="22"/>
+          <w:szCs w:val="22"/>
         </w:rPr>
         <w:t xml:space="preserve">  </w:t>
       </w:r>
@@ -6688,8 +6632,8 @@
         <w:rPr>
           <w:rFonts w:ascii="Sarabun" w:hAnsi="Sarabun" w:cs="Sarabun" w:eastAsia="Sarabun"/>
           <w:color w:val="1A1E33"/>
-          <w:sz w:val="28"/>
-          <w:szCs w:val="28"/>
+          <w:sz w:val="22"/>
+          <w:szCs w:val="22"/>
         </w:rPr>
         <w:t xml:space="preserve">เจ้าหน้าที่กด </w:t>
       </w:r>
@@ -6697,8 +6641,8 @@
         <w:rPr>
           <w:rFonts w:ascii="Sarabun" w:hAnsi="Sarabun" w:cs="Sarabun" w:eastAsia="Sarabun"/>
           <w:color w:val="1A1E33"/>
-          <w:sz w:val="28"/>
-          <w:szCs w:val="28"/>
+          <w:sz w:val="22"/>
+          <w:szCs w:val="22"/>
           <w:b w:val="1"/>
           <w:bCs w:val="1"/>
         </w:rPr>
@@ -6708,8 +6652,8 @@
         <w:rPr>
           <w:rFonts w:ascii="Sarabun" w:hAnsi="Sarabun" w:cs="Sarabun" w:eastAsia="Sarabun"/>
           <w:color w:val="1A1E33"/>
-          <w:sz w:val="28"/>
-          <w:szCs w:val="28"/>
+          <w:sz w:val="22"/>
+          <w:szCs w:val="22"/>
         </w:rPr>
         <w:t xml:space="preserve"> โดยพิมพ์น้อยกว่า 10 ตัวอักษร </w:t>
       </w:r>
@@ -6717,8 +6661,8 @@
         <w:rPr>
           <w:rFonts w:ascii="DejaVu Sans" w:hAnsi="DejaVu Sans" w:cs="DejaVu Sans" w:eastAsia="DejaVu Sans"/>
           <w:color w:val="1A1E33"/>
-          <w:sz w:val="28"/>
-          <w:szCs w:val="28"/>
+          <w:sz w:val="22"/>
+          <w:szCs w:val="22"/>
         </w:rPr>
         <w:t>→</w:t>
       </w:r>
@@ -6726,8 +6670,8 @@
         <w:rPr>
           <w:rFonts w:ascii="Sarabun" w:hAnsi="Sarabun" w:cs="Sarabun" w:eastAsia="Sarabun"/>
           <w:color w:val="1A1E33"/>
-          <w:sz w:val="28"/>
-          <w:szCs w:val="28"/>
+          <w:sz w:val="22"/>
+          <w:szCs w:val="22"/>
         </w:rPr>
         <w:t xml:space="preserve"> ระบบไม่ยอมให้ผ่าน</w:t>
       </w:r>
@@ -6742,8 +6686,8 @@
         <w:rPr>
           <w:rFonts w:ascii="DejaVu Sans" w:hAnsi="DejaVu Sans" w:cs="DejaVu Sans" w:eastAsia="DejaVu Sans"/>
           <w:color w:val="5C637A"/>
-          <w:sz w:val="28"/>
-          <w:szCs w:val="28"/>
+          <w:sz w:val="22"/>
+          <w:szCs w:val="22"/>
         </w:rPr>
         <w:t>☐</w:t>
       </w:r>
@@ -6751,8 +6695,8 @@
         <w:rPr>
           <w:rFonts w:ascii="Sarabun" w:hAnsi="Sarabun" w:cs="Sarabun" w:eastAsia="Sarabun"/>
           <w:color w:val="5C637A"/>
-          <w:sz w:val="28"/>
-          <w:szCs w:val="28"/>
+          <w:sz w:val="22"/>
+          <w:szCs w:val="22"/>
         </w:rPr>
         <w:t xml:space="preserve">  </w:t>
       </w:r>
@@ -6760,8 +6704,8 @@
         <w:rPr>
           <w:rFonts w:ascii="Sarabun" w:hAnsi="Sarabun" w:cs="Sarabun" w:eastAsia="Sarabun"/>
           <w:color w:val="1A1E33"/>
-          <w:sz w:val="28"/>
-          <w:szCs w:val="28"/>
+          <w:sz w:val="22"/>
+          <w:szCs w:val="22"/>
         </w:rPr>
         <w:t>ผู้กรอกได้รับการแจ้งเตือน และกดที่การแจ้งเตือนแล้วไปถึงคำขอนั้นจริง</w:t>
       </w:r>
@@ -6776,8 +6720,8 @@
         <w:rPr>
           <w:rFonts w:ascii="DejaVu Sans" w:hAnsi="DejaVu Sans" w:cs="DejaVu Sans" w:eastAsia="DejaVu Sans"/>
           <w:color w:val="5C637A"/>
-          <w:sz w:val="28"/>
-          <w:szCs w:val="28"/>
+          <w:sz w:val="22"/>
+          <w:szCs w:val="22"/>
         </w:rPr>
         <w:t>☐</w:t>
       </w:r>
@@ -6785,8 +6729,8 @@
         <w:rPr>
           <w:rFonts w:ascii="Sarabun" w:hAnsi="Sarabun" w:cs="Sarabun" w:eastAsia="Sarabun"/>
           <w:color w:val="5C637A"/>
-          <w:sz w:val="28"/>
-          <w:szCs w:val="28"/>
+          <w:sz w:val="22"/>
+          <w:szCs w:val="22"/>
         </w:rPr>
         <w:t xml:space="preserve">  </w:t>
       </w:r>
@@ -6794,8 +6738,8 @@
         <w:rPr>
           <w:rFonts w:ascii="Sarabun" w:hAnsi="Sarabun" w:cs="Sarabun" w:eastAsia="Sarabun"/>
           <w:color w:val="1A1E33"/>
-          <w:sz w:val="28"/>
-          <w:szCs w:val="28"/>
+          <w:sz w:val="22"/>
+          <w:szCs w:val="22"/>
         </w:rPr>
         <w:t xml:space="preserve">กล่องสีแดงบอกครบทั้ง </w:t>
       </w:r>
@@ -6803,8 +6747,8 @@
         <w:rPr>
           <w:rFonts w:ascii="Sarabun" w:hAnsi="Sarabun" w:cs="Sarabun" w:eastAsia="Sarabun"/>
           <w:color w:val="1A1E33"/>
-          <w:sz w:val="28"/>
-          <w:szCs w:val="28"/>
+          <w:sz w:val="22"/>
+          <w:szCs w:val="22"/>
           <w:b w:val="1"/>
           <w:bCs w:val="1"/>
         </w:rPr>
@@ -6821,8 +6765,8 @@
         <w:rPr>
           <w:rFonts w:ascii="DejaVu Sans" w:hAnsi="DejaVu Sans" w:cs="DejaVu Sans" w:eastAsia="DejaVu Sans"/>
           <w:color w:val="5C637A"/>
-          <w:sz w:val="28"/>
-          <w:szCs w:val="28"/>
+          <w:sz w:val="22"/>
+          <w:szCs w:val="22"/>
         </w:rPr>
         <w:t>☐</w:t>
       </w:r>
@@ -6830,8 +6774,8 @@
         <w:rPr>
           <w:rFonts w:ascii="Sarabun" w:hAnsi="Sarabun" w:cs="Sarabun" w:eastAsia="Sarabun"/>
           <w:color w:val="5C637A"/>
-          <w:sz w:val="28"/>
-          <w:szCs w:val="28"/>
+          <w:sz w:val="22"/>
+          <w:szCs w:val="22"/>
         </w:rPr>
         <w:t xml:space="preserve">  </w:t>
       </w:r>
@@ -6839,8 +6783,8 @@
         <w:rPr>
           <w:rFonts w:ascii="Sarabun" w:hAnsi="Sarabun" w:cs="Sarabun" w:eastAsia="Sarabun"/>
           <w:color w:val="1A1E33"/>
-          <w:sz w:val="28"/>
-          <w:szCs w:val="28"/>
+          <w:sz w:val="22"/>
+          <w:szCs w:val="22"/>
         </w:rPr>
         <w:t xml:space="preserve">แก้แล้วนำส่งใหม่ </w:t>
       </w:r>
@@ -6848,8 +6792,8 @@
         <w:rPr>
           <w:rFonts w:ascii="DejaVu Sans" w:hAnsi="DejaVu Sans" w:cs="DejaVu Sans" w:eastAsia="DejaVu Sans"/>
           <w:color w:val="1A1E33"/>
-          <w:sz w:val="28"/>
-          <w:szCs w:val="28"/>
+          <w:sz w:val="22"/>
+          <w:szCs w:val="22"/>
         </w:rPr>
         <w:t>→</w:t>
       </w:r>
@@ -6857,8 +6801,8 @@
         <w:rPr>
           <w:rFonts w:ascii="Sarabun" w:hAnsi="Sarabun" w:cs="Sarabun" w:eastAsia="Sarabun"/>
           <w:color w:val="1A1E33"/>
-          <w:sz w:val="28"/>
-          <w:szCs w:val="28"/>
+          <w:sz w:val="22"/>
+          <w:szCs w:val="22"/>
         </w:rPr>
         <w:t xml:space="preserve"> กลับไปเริ่มที่ด่านที่ 1</w:t>
       </w:r>
@@ -6873,8 +6817,8 @@
         <w:rPr>
           <w:rFonts w:ascii="DejaVu Sans" w:hAnsi="DejaVu Sans" w:cs="DejaVu Sans" w:eastAsia="DejaVu Sans"/>
           <w:color w:val="5C637A"/>
-          <w:sz w:val="28"/>
-          <w:szCs w:val="28"/>
+          <w:sz w:val="22"/>
+          <w:szCs w:val="22"/>
         </w:rPr>
         <w:t>☐</w:t>
       </w:r>
@@ -6882,8 +6826,8 @@
         <w:rPr>
           <w:rFonts w:ascii="Sarabun" w:hAnsi="Sarabun" w:cs="Sarabun" w:eastAsia="Sarabun"/>
           <w:color w:val="5C637A"/>
-          <w:sz w:val="28"/>
-          <w:szCs w:val="28"/>
+          <w:sz w:val="22"/>
+          <w:szCs w:val="22"/>
         </w:rPr>
         <w:t xml:space="preserve">  </w:t>
       </w:r>
@@ -6891,8 +6835,8 @@
         <w:rPr>
           <w:rFonts w:ascii="Sarabun" w:hAnsi="Sarabun" w:cs="Sarabun" w:eastAsia="Sarabun"/>
           <w:color w:val="1A1E33"/>
-          <w:sz w:val="28"/>
-          <w:szCs w:val="28"/>
+          <w:sz w:val="22"/>
+          <w:szCs w:val="22"/>
         </w:rPr>
         <w:t xml:space="preserve">เจ้าหน้าที่กด </w:t>
       </w:r>
@@ -6900,8 +6844,8 @@
         <w:rPr>
           <w:rFonts w:ascii="Sarabun" w:hAnsi="Sarabun" w:cs="Sarabun" w:eastAsia="Sarabun"/>
           <w:color w:val="1A1E33"/>
-          <w:sz w:val="28"/>
-          <w:szCs w:val="28"/>
+          <w:sz w:val="22"/>
+          <w:szCs w:val="22"/>
           <w:b w:val="1"/>
           <w:bCs w:val="1"/>
         </w:rPr>
@@ -6911,8 +6855,8 @@
         <w:rPr>
           <w:rFonts w:ascii="Sarabun" w:hAnsi="Sarabun" w:cs="Sarabun" w:eastAsia="Sarabun"/>
           <w:color w:val="1A1E33"/>
-          <w:sz w:val="28"/>
-          <w:szCs w:val="28"/>
+          <w:sz w:val="22"/>
+          <w:szCs w:val="22"/>
         </w:rPr>
         <w:t xml:space="preserve"> </w:t>
       </w:r>
@@ -6920,8 +6864,8 @@
         <w:rPr>
           <w:rFonts w:ascii="DejaVu Sans" w:hAnsi="DejaVu Sans" w:cs="DejaVu Sans" w:eastAsia="DejaVu Sans"/>
           <w:color w:val="1A1E33"/>
-          <w:sz w:val="28"/>
-          <w:szCs w:val="28"/>
+          <w:sz w:val="22"/>
+          <w:szCs w:val="22"/>
         </w:rPr>
         <w:t>→</w:t>
       </w:r>
@@ -6929,8 +6873,8 @@
         <w:rPr>
           <w:rFonts w:ascii="Sarabun" w:hAnsi="Sarabun" w:cs="Sarabun" w:eastAsia="Sarabun"/>
           <w:color w:val="1A1E33"/>
-          <w:sz w:val="28"/>
-          <w:szCs w:val="28"/>
+          <w:sz w:val="22"/>
+          <w:szCs w:val="22"/>
         </w:rPr>
         <w:t xml:space="preserve"> ผู้ลงนามได้รับคำเชิญ (ในกรณีที่ยังไม่มีบัญชี)</w:t>
       </w:r>
@@ -6945,8 +6889,8 @@
         <w:rPr>
           <w:rFonts w:ascii="DejaVu Sans" w:hAnsi="DejaVu Sans" w:cs="DejaVu Sans" w:eastAsia="DejaVu Sans"/>
           <w:color w:val="5C637A"/>
-          <w:sz w:val="28"/>
-          <w:szCs w:val="28"/>
+          <w:sz w:val="22"/>
+          <w:szCs w:val="22"/>
         </w:rPr>
         <w:t>☐</w:t>
       </w:r>
@@ -6954,8 +6898,8 @@
         <w:rPr>
           <w:rFonts w:ascii="Sarabun" w:hAnsi="Sarabun" w:cs="Sarabun" w:eastAsia="Sarabun"/>
           <w:color w:val="5C637A"/>
-          <w:sz w:val="28"/>
-          <w:szCs w:val="28"/>
+          <w:sz w:val="22"/>
+          <w:szCs w:val="22"/>
         </w:rPr>
         <w:t xml:space="preserve">  </w:t>
       </w:r>
@@ -6963,8 +6907,8 @@
         <w:rPr>
           <w:rFonts w:ascii="Sarabun" w:hAnsi="Sarabun" w:cs="Sarabun" w:eastAsia="Sarabun"/>
           <w:color w:val="1A1E33"/>
-          <w:sz w:val="28"/>
-          <w:szCs w:val="28"/>
+          <w:sz w:val="22"/>
+          <w:szCs w:val="22"/>
         </w:rPr>
         <w:t>ผู้ลงนามเปิดใช้งานบัญชีด้วยเลขบัตรของตัวเองได้</w:t>
       </w:r>
@@ -6979,8 +6923,8 @@
         <w:rPr>
           <w:rFonts w:ascii="DejaVu Sans" w:hAnsi="DejaVu Sans" w:cs="DejaVu Sans" w:eastAsia="DejaVu Sans"/>
           <w:color w:val="5C637A"/>
-          <w:sz w:val="28"/>
-          <w:szCs w:val="28"/>
+          <w:sz w:val="22"/>
+          <w:szCs w:val="22"/>
         </w:rPr>
         <w:t>☐</w:t>
       </w:r>
@@ -6988,8 +6932,8 @@
         <w:rPr>
           <w:rFonts w:ascii="Sarabun" w:hAnsi="Sarabun" w:cs="Sarabun" w:eastAsia="Sarabun"/>
           <w:color w:val="5C637A"/>
-          <w:sz w:val="28"/>
-          <w:szCs w:val="28"/>
+          <w:sz w:val="22"/>
+          <w:szCs w:val="22"/>
         </w:rPr>
         <w:t xml:space="preserve">  </w:t>
       </w:r>
@@ -6997,8 +6941,8 @@
         <w:rPr>
           <w:rFonts w:ascii="Sarabun" w:hAnsi="Sarabun" w:cs="Sarabun" w:eastAsia="Sarabun"/>
           <w:color w:val="1A1E33"/>
-          <w:sz w:val="28"/>
-          <w:szCs w:val="28"/>
+          <w:sz w:val="22"/>
+          <w:szCs w:val="22"/>
         </w:rPr>
         <w:t xml:space="preserve">ผู้ลงนามกด </w:t>
       </w:r>
@@ -7006,8 +6950,8 @@
         <w:rPr>
           <w:rFonts w:ascii="Sarabun" w:hAnsi="Sarabun" w:cs="Sarabun" w:eastAsia="Sarabun"/>
           <w:color w:val="1A1E33"/>
-          <w:sz w:val="28"/>
-          <w:szCs w:val="28"/>
+          <w:sz w:val="22"/>
+          <w:szCs w:val="22"/>
           <w:b w:val="1"/>
           <w:bCs w:val="1"/>
         </w:rPr>
@@ -7017,8 +6961,8 @@
         <w:rPr>
           <w:rFonts w:ascii="Sarabun" w:hAnsi="Sarabun" w:cs="Sarabun" w:eastAsia="Sarabun"/>
           <w:color w:val="1A1E33"/>
-          <w:sz w:val="28"/>
-          <w:szCs w:val="28"/>
+          <w:sz w:val="22"/>
+          <w:szCs w:val="22"/>
         </w:rPr>
         <w:t xml:space="preserve"> </w:t>
       </w:r>
@@ -7026,8 +6970,8 @@
         <w:rPr>
           <w:rFonts w:ascii="DejaVu Sans" w:hAnsi="DejaVu Sans" w:cs="DejaVu Sans" w:eastAsia="DejaVu Sans"/>
           <w:color w:val="1A1E33"/>
-          <w:sz w:val="28"/>
-          <w:szCs w:val="28"/>
+          <w:sz w:val="22"/>
+          <w:szCs w:val="22"/>
         </w:rPr>
         <w:t>→</w:t>
       </w:r>
@@ -7035,8 +6979,8 @@
         <w:rPr>
           <w:rFonts w:ascii="Sarabun" w:hAnsi="Sarabun" w:cs="Sarabun" w:eastAsia="Sarabun"/>
           <w:color w:val="1A1E33"/>
-          <w:sz w:val="28"/>
-          <w:szCs w:val="28"/>
+          <w:sz w:val="22"/>
+          <w:szCs w:val="22"/>
         </w:rPr>
         <w:t xml:space="preserve"> สถานะไปด่านที่ 3</w:t>
       </w:r>
@@ -7051,8 +6995,8 @@
         <w:rPr>
           <w:rFonts w:ascii="DejaVu Sans" w:hAnsi="DejaVu Sans" w:cs="DejaVu Sans" w:eastAsia="DejaVu Sans"/>
           <w:color w:val="5C637A"/>
-          <w:sz w:val="28"/>
-          <w:szCs w:val="28"/>
+          <w:sz w:val="22"/>
+          <w:szCs w:val="22"/>
         </w:rPr>
         <w:t>☐</w:t>
       </w:r>
@@ -7060,8 +7004,8 @@
         <w:rPr>
           <w:rFonts w:ascii="Sarabun" w:hAnsi="Sarabun" w:cs="Sarabun" w:eastAsia="Sarabun"/>
           <w:color w:val="5C637A"/>
-          <w:sz w:val="28"/>
-          <w:szCs w:val="28"/>
+          <w:sz w:val="22"/>
+          <w:szCs w:val="22"/>
         </w:rPr>
         <w:t xml:space="preserve">  </w:t>
       </w:r>
@@ -7069,8 +7013,8 @@
         <w:rPr>
           <w:rFonts w:ascii="Sarabun" w:hAnsi="Sarabun" w:cs="Sarabun" w:eastAsia="Sarabun"/>
           <w:color w:val="1A1E33"/>
-          <w:sz w:val="28"/>
-          <w:szCs w:val="28"/>
+          <w:sz w:val="22"/>
+          <w:szCs w:val="22"/>
         </w:rPr>
         <w:t xml:space="preserve">ผู้อนุมัติ BDI กด </w:t>
       </w:r>
@@ -7078,8 +7022,8 @@
         <w:rPr>
           <w:rFonts w:ascii="Sarabun" w:hAnsi="Sarabun" w:cs="Sarabun" w:eastAsia="Sarabun"/>
           <w:color w:val="1A1E33"/>
-          <w:sz w:val="28"/>
-          <w:szCs w:val="28"/>
+          <w:sz w:val="22"/>
+          <w:szCs w:val="22"/>
           <w:b w:val="1"/>
           <w:bCs w:val="1"/>
         </w:rPr>
@@ -7089,8 +7033,8 @@
         <w:rPr>
           <w:rFonts w:ascii="Sarabun" w:hAnsi="Sarabun" w:cs="Sarabun" w:eastAsia="Sarabun"/>
           <w:color w:val="1A1E33"/>
-          <w:sz w:val="28"/>
-          <w:szCs w:val="28"/>
+          <w:sz w:val="22"/>
+          <w:szCs w:val="22"/>
         </w:rPr>
         <w:t xml:space="preserve"> </w:t>
       </w:r>
@@ -7098,8 +7042,8 @@
         <w:rPr>
           <w:rFonts w:ascii="DejaVu Sans" w:hAnsi="DejaVu Sans" w:cs="DejaVu Sans" w:eastAsia="DejaVu Sans"/>
           <w:color w:val="1A1E33"/>
-          <w:sz w:val="28"/>
-          <w:szCs w:val="28"/>
+          <w:sz w:val="22"/>
+          <w:szCs w:val="22"/>
         </w:rPr>
         <w:t>→</w:t>
       </w:r>
@@ -7107,8 +7051,8 @@
         <w:rPr>
           <w:rFonts w:ascii="Sarabun" w:hAnsi="Sarabun" w:cs="Sarabun" w:eastAsia="Sarabun"/>
           <w:color w:val="1A1E33"/>
-          <w:sz w:val="28"/>
-          <w:szCs w:val="28"/>
+          <w:sz w:val="22"/>
+          <w:szCs w:val="22"/>
         </w:rPr>
         <w:t xml:space="preserve"> หน่วยงานขึ้นสถานะ </w:t>
       </w:r>
@@ -7116,8 +7060,8 @@
         <w:rPr>
           <w:rFonts w:ascii="Sarabun" w:hAnsi="Sarabun" w:cs="Sarabun" w:eastAsia="Sarabun"/>
           <w:color w:val="1A1E33"/>
-          <w:sz w:val="28"/>
-          <w:szCs w:val="28"/>
+          <w:sz w:val="22"/>
+          <w:szCs w:val="22"/>
           <w:b w:val="1"/>
           <w:bCs w:val="1"/>
         </w:rPr>
@@ -7134,8 +7078,8 @@
         <w:rPr>
           <w:rFonts w:ascii="DejaVu Sans" w:hAnsi="DejaVu Sans" w:cs="DejaVu Sans" w:eastAsia="DejaVu Sans"/>
           <w:color w:val="5C637A"/>
-          <w:sz w:val="28"/>
-          <w:szCs w:val="28"/>
+          <w:sz w:val="22"/>
+          <w:szCs w:val="22"/>
         </w:rPr>
         <w:t>☐</w:t>
       </w:r>
@@ -7143,8 +7087,8 @@
         <w:rPr>
           <w:rFonts w:ascii="Sarabun" w:hAnsi="Sarabun" w:cs="Sarabun" w:eastAsia="Sarabun"/>
           <w:color w:val="5C637A"/>
-          <w:sz w:val="28"/>
-          <w:szCs w:val="28"/>
+          <w:sz w:val="22"/>
+          <w:szCs w:val="22"/>
         </w:rPr>
         <w:t xml:space="preserve">  </w:t>
       </w:r>
@@ -7152,8 +7096,8 @@
         <w:rPr>
           <w:rFonts w:ascii="Sarabun" w:hAnsi="Sarabun" w:cs="Sarabun" w:eastAsia="Sarabun"/>
           <w:color w:val="1A1E33"/>
-          <w:sz w:val="28"/>
-          <w:szCs w:val="28"/>
+          <w:sz w:val="22"/>
+          <w:szCs w:val="22"/>
         </w:rPr>
         <w:t>ประวัติการดำเนินการแสดงครบทุกด่าน พร้อมชื่อผู้ทำและเวลา</w:t>
       </w:r>
@@ -7169,14 +7113,14 @@
     <w:p>
       <w:pPr>
         <w:spacing w:before="0" w:after="160" w:lineRule="auto" w:line="348"/>
-        <w:jc w:val="left"/>
+        <w:jc w:val="both"/>
       </w:pPr>
       <w:r>
         <w:rPr>
           <w:rFonts w:ascii="Sarabun" w:hAnsi="Sarabun" w:cs="Sarabun" w:eastAsia="Sarabun"/>
           <w:color w:val="1A1E33"/>
-          <w:sz w:val="28"/>
-          <w:szCs w:val="28"/>
+          <w:sz w:val="22"/>
+          <w:szCs w:val="22"/>
           <w:b w:val="1"/>
           <w:bCs w:val="1"/>
         </w:rPr>
@@ -7186,8 +7130,8 @@
         <w:rPr>
           <w:rFonts w:ascii="Sarabun" w:hAnsi="Sarabun" w:cs="Sarabun" w:eastAsia="Sarabun"/>
           <w:color w:val="192768"/>
-          <w:sz w:val="28"/>
-          <w:szCs w:val="28"/>
+          <w:sz w:val="22"/>
+          <w:szCs w:val="22"/>
         </w:rPr>
         <w:t>เล่ม C — ลงทะเบียนชุดข้อมูล</w:t>
       </w:r>
@@ -7217,8 +7161,8 @@
       <w:rPr>
         <w:rFonts w:ascii="Sarabun" w:hAnsi="Sarabun" w:cs="Sarabun" w:eastAsia="Sarabun"/>
         <w:color w:val="5C637A"/>
-        <w:sz w:val="21"/>
-        <w:szCs w:val="21"/>
+        <w:sz w:val="18"/>
+        <w:szCs w:val="18"/>
       </w:rPr>
       <w:t xml:space="preserve">สถาบันข้อมูลขนาดใหญ่ (องค์การมหาชน)  ·  หน้า </w:t>
     </w:r>
@@ -7244,8 +7188,8 @@
       <w:rPr>
         <w:rFonts w:ascii="Sarabun" w:hAnsi="Sarabun" w:cs="Sarabun" w:eastAsia="Sarabun"/>
         <w:color w:val="5C637A"/>
-        <w:sz w:val="21"/>
-        <w:szCs w:val="21"/>
+        <w:sz w:val="18"/>
+        <w:szCs w:val="18"/>
       </w:rPr>
       <w:t>เล่ม B · หน่วยงานลงทะเบียนตัวเองจนได้รับอนุมัติ</w:t>
     </w:r>
@@ -7618,8 +7562,8 @@
     <w:rsid w:val="00FC693F"/>
     <w:rPr>
       <w:rFonts w:ascii="Sarabun" w:hAnsi="Sarabun" w:cs="Sarabun" w:eastAsia="Sarabun"/>
-      <w:sz w:val="28"/>
-      <w:szCs w:val="28"/>
+      <w:sz w:val="22"/>
+      <w:szCs w:val="22"/>
     </w:rPr>
   </w:style>
   <w:style w:type="paragraph" w:styleId="Header">

--- a/docs/manuals-docx/14-tester-manual-journey-b.docx
+++ b/docs/manuals-docx/14-tester-manual-journey-b.docx
@@ -499,7 +499,7 @@
       <w:pPr>
         <w:spacing w:before="120" w:after="200" w:lineRule="auto" w:line="348"/>
         <w:ind w:left="227" w:right="113"/>
-        <w:jc w:val="both"/>
+        <w:jc w:val="left"/>
         <w:pBdr>
           <w:left w:val="single" w:sz="24" w:space="10" w:color="E5775A"/>
         </w:pBdr>
@@ -976,6 +976,7 @@
       </w:tblGrid>
       <w:tr>
         <w:trPr>
+          <w:cantSplit w:val="1"/>
           <w:tblHeader w:val="1"/>
         </w:trPr>
         <w:tc>
@@ -1091,6 +1092,9 @@
         </w:tc>
       </w:tr>
       <w:tr>
+        <w:trPr>
+          <w:cantSplit w:val="1"/>
+        </w:trPr>
         <w:tc>
           <w:tcPr>
             <w:tcW w:type="dxa" w:w="1317"/>
@@ -1160,6 +1164,9 @@
         </w:tc>
       </w:tr>
       <w:tr>
+        <w:trPr>
+          <w:cantSplit w:val="1"/>
+        </w:trPr>
         <w:tc>
           <w:tcPr>
             <w:tcW w:type="dxa" w:w="1317"/>
@@ -1229,6 +1236,9 @@
         </w:tc>
       </w:tr>
       <w:tr>
+        <w:trPr>
+          <w:cantSplit w:val="1"/>
+        </w:trPr>
         <w:tc>
           <w:tcPr>
             <w:tcW w:type="dxa" w:w="1317"/>
@@ -1298,6 +1308,9 @@
         </w:tc>
       </w:tr>
       <w:tr>
+        <w:trPr>
+          <w:cantSplit w:val="1"/>
+        </w:trPr>
         <w:tc>
           <w:tcPr>
             <w:tcW w:type="dxa" w:w="1317"/>
@@ -1679,7 +1692,7 @@
       <w:pPr>
         <w:spacing w:before="120" w:after="200" w:lineRule="auto" w:line="348"/>
         <w:ind w:left="227" w:right="113"/>
-        <w:jc w:val="both"/>
+        <w:jc w:val="left"/>
         <w:pBdr>
           <w:left w:val="single" w:sz="24" w:space="10" w:color="E5775A"/>
         </w:pBdr>
@@ -1950,6 +1963,7 @@
       </w:tblGrid>
       <w:tr>
         <w:trPr>
+          <w:cantSplit w:val="1"/>
           <w:tblHeader w:val="1"/>
         </w:trPr>
         <w:tc>
@@ -2065,6 +2079,9 @@
         </w:tc>
       </w:tr>
       <w:tr>
+        <w:trPr>
+          <w:cantSplit w:val="1"/>
+        </w:trPr>
         <w:tc>
           <w:tcPr>
             <w:tcW w:type="dxa" w:w="1382"/>
@@ -2155,6 +2172,9 @@
         </w:tc>
       </w:tr>
       <w:tr>
+        <w:trPr>
+          <w:cantSplit w:val="1"/>
+        </w:trPr>
         <w:tc>
           <w:tcPr>
             <w:tcW w:type="dxa" w:w="1382"/>
@@ -2225,6 +2245,9 @@
         </w:tc>
       </w:tr>
       <w:tr>
+        <w:trPr>
+          <w:cantSplit w:val="1"/>
+        </w:trPr>
         <w:tc>
           <w:tcPr>
             <w:tcW w:type="dxa" w:w="1382"/>
@@ -2467,7 +2490,7 @@
       <w:pPr>
         <w:spacing w:before="120" w:after="200" w:lineRule="auto" w:line="348"/>
         <w:ind w:left="227" w:right="113"/>
-        <w:jc w:val="both"/>
+        <w:jc w:val="left"/>
         <w:pBdr>
           <w:left w:val="single" w:sz="24" w:space="10" w:color="E5775A"/>
         </w:pBdr>
@@ -5083,7 +5106,7 @@
       <w:pPr>
         <w:spacing w:before="120" w:after="200" w:lineRule="auto" w:line="348"/>
         <w:ind w:left="227" w:right="113"/>
-        <w:jc w:val="both"/>
+        <w:jc w:val="left"/>
         <w:pBdr>
           <w:left w:val="single" w:sz="24" w:space="10" w:color="E5775A"/>
         </w:pBdr>
@@ -5125,7 +5148,68 @@
           <w:sz w:val="22"/>
           <w:szCs w:val="22"/>
         </w:rPr>
-        <w:t xml:space="preserve"> ตามที่กรอกไว้ในส่วนที่ 2 ของแบบฟอร์ม ไม่ใช่เลขของผู้กรอก ถ้าใส่ผิดลิงก์จะถูกยกเลิกทันที</w:t>
+        <w:t xml:space="preserve"> ตามที่กรอกไว้ในส่วนที่ 2 ของแบบฟอร์ม ไม่ใช่เลขของผู้กรอก ถ้าใส่ผิดลิงก์จะถูกยกเลิกทันที </w:t>
+      </w:r>
+      <w:r>
+        <w:rPr>
+          <w:rFonts w:ascii="Sarabun" w:hAnsi="Sarabun" w:cs="Sarabun" w:eastAsia="Sarabun"/>
+          <w:color w:val="1A1E33"/>
+          <w:sz w:val="22"/>
+          <w:szCs w:val="22"/>
+          <w:b w:val="1"/>
+          <w:bCs w:val="1"/>
+        </w:rPr>
+        <w:t xml:space="preserve">บน </w:t>
+      </w:r>
+      <w:r>
+        <w:rPr>
+          <w:rFonts w:ascii="DejaVu Sans Mono" w:hAnsi="DejaVu Sans Mono" w:cs="DejaVu Sans Mono" w:eastAsia="DejaVu Sans Mono"/>
+          <w:color w:val="192768"/>
+          <w:sz w:val="19"/>
+          <w:szCs w:val="19"/>
+          <w:b w:val="1"/>
+          <w:bCs w:val="1"/>
+          <w:shd w:val="clear" w:fill="F5F6FA"/>
+        </w:rPr>
+        <w:t>bdi.thammasorn.org</w:t>
+      </w:r>
+      <w:r>
+        <w:rPr>
+          <w:rFonts w:ascii="Sarabun" w:hAnsi="Sarabun" w:cs="Sarabun" w:eastAsia="Sarabun"/>
+          <w:color w:val="1A1E33"/>
+          <w:sz w:val="22"/>
+          <w:szCs w:val="22"/>
+          <w:b w:val="1"/>
+          <w:bCs w:val="1"/>
+        </w:rPr>
+        <w:t xml:space="preserve"> ขั้นเปิดใช้งานบัญชีด้วย ThaiD ยังทำไม่ได้</w:t>
+      </w:r>
+      <w:r>
+        <w:rPr>
+          <w:rFonts w:ascii="Sarabun" w:hAnsi="Sarabun" w:cs="Sarabun" w:eastAsia="Sarabun"/>
+          <w:color w:val="1A1E33"/>
+          <w:sz w:val="22"/>
+          <w:szCs w:val="22"/>
+        </w:rPr>
+        <w:t xml:space="preserve"> (ดูเหตุผลใน </w:t>
+      </w:r>
+      <w:r>
+        <w:rPr>
+          <w:rFonts w:ascii="Sarabun" w:hAnsi="Sarabun" w:cs="Sarabun" w:eastAsia="Sarabun"/>
+          <w:color w:val="192768"/>
+          <w:sz w:val="22"/>
+          <w:szCs w:val="22"/>
+        </w:rPr>
+        <w:t>เล่ม A ข้อ 5</w:t>
+      </w:r>
+      <w:r>
+        <w:rPr>
+          <w:rFonts w:ascii="Sarabun" w:hAnsi="Sarabun" w:cs="Sarabun" w:eastAsia="Sarabun"/>
+          <w:color w:val="1A1E33"/>
+          <w:sz w:val="22"/>
+          <w:szCs w:val="22"/>
+        </w:rPr>
+        <w:t>) ให้ผู้ดูแลระบบเตรียมบัญชี ผู้ลงนามที่เปิดใช้งานแล้วไว้ให้ก่อนเริ่มเล่มนี้ แล้วข้ามมาที่ย่อหน้าถัดไปได้เลย</w:t>
       </w:r>
     </w:p>
     <w:p>
@@ -5276,6 +5360,7 @@
       </w:tblGrid>
       <w:tr>
         <w:trPr>
+          <w:cantSplit w:val="1"/>
           <w:tblHeader w:val="1"/>
         </w:trPr>
         <w:tc>
@@ -5354,6 +5439,9 @@
         </w:tc>
       </w:tr>
       <w:tr>
+        <w:trPr>
+          <w:cantSplit w:val="1"/>
+        </w:trPr>
         <w:tc>
           <w:tcPr>
             <w:tcW w:type="dxa" w:w="2613"/>
@@ -5422,6 +5510,9 @@
         </w:tc>
       </w:tr>
       <w:tr>
+        <w:trPr>
+          <w:cantSplit w:val="1"/>
+        </w:trPr>
         <w:tc>
           <w:tcPr>
             <w:tcW w:type="dxa" w:w="2613"/>

--- a/docs/manuals-docx/14-tester-manual-journey-b.docx
+++ b/docs/manuals-docx/14-tester-manual-journey-b.docx
@@ -1957,9 +1957,9 @@
         <w:tblW w:w="9525" w:type="dxa"/>
       </w:tblPr>
       <w:tblGrid>
-        <w:gridCol w:w="1382"/>
-        <w:gridCol w:w="5076"/>
-        <w:gridCol w:w="3066"/>
+        <w:gridCol w:w="1256"/>
+        <w:gridCol w:w="4536"/>
+        <w:gridCol w:w="3731"/>
       </w:tblGrid>
       <w:tr>
         <w:trPr>
@@ -1968,7 +1968,7 @@
         </w:trPr>
         <w:tc>
           <w:tcPr>
-            <w:tcW w:type="dxa" w:w="1382"/>
+            <w:tcW w:type="dxa" w:w="1257"/>
             <w:shd w:val="clear" w:fill="192768"/>
           </w:tcPr>
           <w:p>
@@ -2005,7 +2005,7 @@
         </w:tc>
         <w:tc>
           <w:tcPr>
-            <w:tcW w:type="dxa" w:w="5076"/>
+            <w:tcW w:type="dxa" w:w="4536"/>
             <w:shd w:val="clear" w:fill="192768"/>
           </w:tcPr>
           <w:p>
@@ -2042,7 +2042,7 @@
         </w:tc>
         <w:tc>
           <w:tcPr>
-            <w:tcW w:type="dxa" w:w="3067"/>
+            <w:tcW w:type="dxa" w:w="3731"/>
             <w:shd w:val="clear" w:fill="192768"/>
           </w:tcPr>
           <w:p>
@@ -2084,7 +2084,7 @@
         </w:trPr>
         <w:tc>
           <w:tcPr>
-            <w:tcW w:type="dxa" w:w="1382"/>
+            <w:tcW w:type="dxa" w:w="1257"/>
             <w:shd w:val="clear" w:fill="FFFFFF"/>
           </w:tcPr>
           <w:p>
@@ -2108,7 +2108,7 @@
         </w:tc>
         <w:tc>
           <w:tcPr>
-            <w:tcW w:type="dxa" w:w="5076"/>
+            <w:tcW w:type="dxa" w:w="4536"/>
             <w:shd w:val="clear" w:fill="FFFFFF"/>
           </w:tcPr>
           <w:p>
@@ -2124,13 +2124,13 @@
                 <w:sz w:val="20"/>
                 <w:szCs w:val="20"/>
               </w:rPr>
-              <w:t>รหัสหน่วยงาน · ชื่อ · ที่อยู่ · จังหวัด/อำเภอ/ตำบล · รหัสไปรษณีย์ · อีเมลหน่วยงาน</w:t>
+              <w:t>ชื่อ · ที่อยู่ · จังหวัด/อำเภอ/ตำบล · รหัสไปรษณีย์ · อีเมลหน่วยงาน</w:t>
             </w:r>
           </w:p>
         </w:tc>
         <w:tc>
           <w:tcPr>
-            <w:tcW w:type="dxa" w:w="3067"/>
+            <w:tcW w:type="dxa" w:w="3731"/>
             <w:shd w:val="clear" w:fill="FFFFFF"/>
           </w:tcPr>
           <w:p>
@@ -2168,6 +2168,35 @@
               </w:rPr>
               <w:t>หน้าที่คุณคือตรวจ และแก้ถ้าไม่ถูก</w:t>
             </w:r>
+            <w:r>
+              <w:rPr>
+                <w:rFonts w:ascii="Sarabun" w:hAnsi="Sarabun" w:cs="Sarabun" w:eastAsia="Sarabun"/>
+                <w:color w:val="1A1E33"/>
+                <w:sz w:val="20"/>
+                <w:szCs w:val="20"/>
+              </w:rPr>
+              <w:t xml:space="preserve"> — ยกเว้น </w:t>
+            </w:r>
+            <w:r>
+              <w:rPr>
+                <w:rFonts w:ascii="Sarabun" w:hAnsi="Sarabun" w:cs="Sarabun" w:eastAsia="Sarabun"/>
+                <w:color w:val="1A1E33"/>
+                <w:sz w:val="20"/>
+                <w:szCs w:val="20"/>
+                <w:b w:val="1"/>
+                <w:bCs w:val="1"/>
+              </w:rPr>
+              <w:t>รหัสหน่วยงาน</w:t>
+            </w:r>
+            <w:r>
+              <w:rPr>
+                <w:rFonts w:ascii="Sarabun" w:hAnsi="Sarabun" w:cs="Sarabun" w:eastAsia="Sarabun"/>
+                <w:color w:val="1A1E33"/>
+                <w:sz w:val="20"/>
+                <w:szCs w:val="20"/>
+              </w:rPr>
+              <w:t xml:space="preserve"> ที่เป็นช่องอ่านอย่างเดียว</w:t>
+            </w:r>
           </w:p>
         </w:tc>
       </w:tr>
@@ -2177,7 +2206,7 @@
         </w:trPr>
         <w:tc>
           <w:tcPr>
-            <w:tcW w:type="dxa" w:w="1382"/>
+            <w:tcW w:type="dxa" w:w="1257"/>
             <w:shd w:val="clear" w:fill="F2F4F9"/>
           </w:tcPr>
           <w:p>
@@ -2201,7 +2230,7 @@
         </w:tc>
         <w:tc>
           <w:tcPr>
-            <w:tcW w:type="dxa" w:w="5076"/>
+            <w:tcW w:type="dxa" w:w="4536"/>
             <w:shd w:val="clear" w:fill="F2F4F9"/>
           </w:tcPr>
           <w:p>
@@ -2223,7 +2252,7 @@
         </w:tc>
         <w:tc>
           <w:tcPr>
-            <w:tcW w:type="dxa" w:w="3067"/>
+            <w:tcW w:type="dxa" w:w="3731"/>
             <w:shd w:val="clear" w:fill="F2F4F9"/>
           </w:tcPr>
           <w:p>
@@ -2250,7 +2279,7 @@
         </w:trPr>
         <w:tc>
           <w:tcPr>
-            <w:tcW w:type="dxa" w:w="1382"/>
+            <w:tcW w:type="dxa" w:w="1257"/>
             <w:shd w:val="clear" w:fill="FFFFFF"/>
           </w:tcPr>
           <w:p>
@@ -2274,7 +2303,7 @@
         </w:tc>
         <w:tc>
           <w:tcPr>
-            <w:tcW w:type="dxa" w:w="5076"/>
+            <w:tcW w:type="dxa" w:w="4536"/>
             <w:shd w:val="clear" w:fill="FFFFFF"/>
           </w:tcPr>
           <w:p>
@@ -2296,7 +2325,7 @@
         </w:tc>
         <w:tc>
           <w:tcPr>
-            <w:tcW w:type="dxa" w:w="3067"/>
+            <w:tcW w:type="dxa" w:w="3731"/>
             <w:shd w:val="clear" w:fill="FFFFFF"/>
           </w:tcPr>
           <w:p>
@@ -2347,6 +2376,177 @@
           <w:bCs w:val="1"/>
         </w:rPr>
         <w:t>เรื่องที่ต้องระวังในส่วนที่ 1</w:t>
+      </w:r>
+    </w:p>
+    <w:p>
+      <w:pPr>
+        <w:spacing w:before="0" w:after="80" w:lineRule="auto" w:line="348"/>
+        <w:ind w:left="482" w:hanging="312"/>
+        <w:jc w:val="left"/>
+      </w:pPr>
+      <w:r>
+        <w:rPr>
+          <w:rFonts w:ascii="Sarabun" w:hAnsi="Sarabun" w:cs="Sarabun" w:eastAsia="Sarabun"/>
+          <w:color w:val="E5775A"/>
+          <w:sz w:val="22"/>
+          <w:szCs w:val="22"/>
+          <w:b w:val="1"/>
+          <w:bCs w:val="1"/>
+        </w:rPr>
+        <w:t xml:space="preserve">•  </w:t>
+      </w:r>
+      <w:r>
+        <w:rPr>
+          <w:rFonts w:ascii="Sarabun" w:hAnsi="Sarabun" w:cs="Sarabun" w:eastAsia="Sarabun"/>
+          <w:color w:val="1A1E33"/>
+          <w:sz w:val="22"/>
+          <w:szCs w:val="22"/>
+          <w:b w:val="1"/>
+          <w:bCs w:val="1"/>
+        </w:rPr>
+        <w:t>รหัสหน่วยงานแก้ไม่ได้</w:t>
+      </w:r>
+      <w:r>
+        <w:rPr>
+          <w:rFonts w:ascii="Sarabun" w:hAnsi="Sarabun" w:cs="Sarabun" w:eastAsia="Sarabun"/>
+          <w:color w:val="1A1E33"/>
+          <w:sz w:val="22"/>
+          <w:szCs w:val="22"/>
+        </w:rPr>
+        <w:t xml:space="preserve"> ช่องนี้เป็นสีเทาและพิมพ์ทับไม่ได้ ระบบเป็นคนกำหนดให้ ถ้าเห็นว่าไม่ถูกต้อง อย่าพยายามแก้ที่นี่ — แจ้งเจ้าหน้าที่ BDI ให้แก้ให้</w:t>
+      </w:r>
+    </w:p>
+    <w:p>
+      <w:pPr>
+        <w:spacing w:before="0" w:after="80" w:lineRule="auto" w:line="348"/>
+        <w:ind w:left="482" w:hanging="312"/>
+        <w:jc w:val="left"/>
+      </w:pPr>
+      <w:r>
+        <w:rPr>
+          <w:rFonts w:ascii="Sarabun" w:hAnsi="Sarabun" w:cs="Sarabun" w:eastAsia="Sarabun"/>
+          <w:color w:val="E5775A"/>
+          <w:sz w:val="22"/>
+          <w:szCs w:val="22"/>
+          <w:b w:val="1"/>
+          <w:bCs w:val="1"/>
+        </w:rPr>
+        <w:t xml:space="preserve">•  </w:t>
+      </w:r>
+      <w:r>
+        <w:rPr>
+          <w:rFonts w:ascii="Sarabun" w:hAnsi="Sarabun" w:cs="Sarabun" w:eastAsia="Sarabun"/>
+          <w:color w:val="1A1E33"/>
+          <w:sz w:val="22"/>
+          <w:szCs w:val="22"/>
+          <w:b w:val="1"/>
+          <w:bCs w:val="1"/>
+        </w:rPr>
+        <w:t>ชื่อหน่วยงานต้องมีภาษาไทย</w:t>
+      </w:r>
+      <w:r>
+        <w:rPr>
+          <w:rFonts w:ascii="Sarabun" w:hAnsi="Sarabun" w:cs="Sarabun" w:eastAsia="Sarabun"/>
+          <w:color w:val="1A1E33"/>
+          <w:sz w:val="22"/>
+          <w:szCs w:val="22"/>
+        </w:rPr>
+        <w:t xml:space="preserve"> มีภาษาอังกฤษปนได้ (เช่น </w:t>
+      </w:r>
+      <w:r>
+        <w:rPr>
+          <w:rFonts w:ascii="DejaVu Sans Mono" w:hAnsi="DejaVu Sans Mono" w:cs="DejaVu Sans Mono" w:eastAsia="DejaVu Sans Mono"/>
+          <w:color w:val="192768"/>
+          <w:sz w:val="19"/>
+          <w:szCs w:val="19"/>
+          <w:shd w:val="clear" w:fill="F5F6FA"/>
+        </w:rPr>
+        <w:t>สำนักงานสถิติแห่งชาติ (NSO)</w:t>
+      </w:r>
+      <w:r>
+        <w:rPr>
+          <w:rFonts w:ascii="Sarabun" w:hAnsi="Sarabun" w:cs="Sarabun" w:eastAsia="Sarabun"/>
+          <w:color w:val="1A1E33"/>
+          <w:sz w:val="22"/>
+          <w:szCs w:val="22"/>
+        </w:rPr>
+        <w:t>) แต่พิมพ์เป็นภาษาอังกฤษล้วนไม่ได้ เพราะเอกสารข้อตกลงที่ระบบสร้างให้เป็นเอกสารภาษาไทย</w:t>
+      </w:r>
+    </w:p>
+    <w:p>
+      <w:pPr>
+        <w:spacing w:before="0" w:after="80" w:lineRule="auto" w:line="348"/>
+        <w:ind w:left="482" w:hanging="312"/>
+        <w:jc w:val="left"/>
+      </w:pPr>
+      <w:r>
+        <w:rPr>
+          <w:rFonts w:ascii="Sarabun" w:hAnsi="Sarabun" w:cs="Sarabun" w:eastAsia="Sarabun"/>
+          <w:color w:val="E5775A"/>
+          <w:sz w:val="22"/>
+          <w:szCs w:val="22"/>
+          <w:b w:val="1"/>
+          <w:bCs w:val="1"/>
+        </w:rPr>
+        <w:t xml:space="preserve">•  </w:t>
+      </w:r>
+      <w:r>
+        <w:rPr>
+          <w:rFonts w:ascii="Sarabun" w:hAnsi="Sarabun" w:cs="Sarabun" w:eastAsia="Sarabun"/>
+          <w:color w:val="1A1E33"/>
+          <w:sz w:val="22"/>
+          <w:szCs w:val="22"/>
+          <w:b w:val="1"/>
+          <w:bCs w:val="1"/>
+        </w:rPr>
+        <w:t>อีเมลหน่วยงานต้องไม่ซ้ำกับอีเมลผู้มีอำนาจกระทำการแทนในส่วนที่ 2</w:t>
+      </w:r>
+      <w:r>
+        <w:rPr>
+          <w:rFonts w:ascii="Sarabun" w:hAnsi="Sarabun" w:cs="Sarabun" w:eastAsia="Sarabun"/>
+          <w:color w:val="1A1E33"/>
+          <w:sz w:val="22"/>
+          <w:szCs w:val="22"/>
+        </w:rPr>
+        <w:t xml:space="preserve"> ช่องหนึ่งเป็น ช่องทางติดต่อกลางของหน่วยงาน อีกช่องคือที่อยู่ที่ระบบส่งคำเชิญให้เข้ามาลงนาม</w:t>
+      </w:r>
+    </w:p>
+    <w:p>
+      <w:pPr>
+        <w:spacing w:before="0" w:after="80" w:lineRule="auto" w:line="348"/>
+        <w:ind w:left="482" w:hanging="312"/>
+        <w:jc w:val="left"/>
+      </w:pPr>
+      <w:r>
+        <w:rPr>
+          <w:rFonts w:ascii="Sarabun" w:hAnsi="Sarabun" w:cs="Sarabun" w:eastAsia="Sarabun"/>
+          <w:color w:val="E5775A"/>
+          <w:sz w:val="22"/>
+          <w:szCs w:val="22"/>
+          <w:b w:val="1"/>
+          <w:bCs w:val="1"/>
+        </w:rPr>
+        <w:t xml:space="preserve">•  </w:t>
+      </w:r>
+      <w:r>
+        <w:rPr>
+          <w:rFonts w:ascii="Sarabun" w:hAnsi="Sarabun" w:cs="Sarabun" w:eastAsia="Sarabun"/>
+          <w:color w:val="1A1E33"/>
+          <w:sz w:val="22"/>
+          <w:szCs w:val="22"/>
+          <w:b w:val="1"/>
+          <w:bCs w:val="1"/>
+        </w:rPr>
+        <w:t>ช่องจะเปลี่ยนสีให้เห็นทันทีที่กรอก</w:t>
+      </w:r>
+      <w:r>
+        <w:rPr>
+          <w:rFonts w:ascii="Sarabun" w:hAnsi="Sarabun" w:cs="Sarabun" w:eastAsia="Sarabun"/>
+          <w:color w:val="1A1E33"/>
+          <w:sz w:val="22"/>
+          <w:szCs w:val="22"/>
+        </w:rPr>
+        <w:t xml:space="preserve"> ผิดรูปแบบเป็นขอบแดงพร้อมคำอธิบายว่าต้องแก้อะไร ถูกแล้วเป็นขอบเขียวพร้อมเครื่องหมายถูก ไม่ต้องรอกดปุ่มก่อนถึงจะรู้</w:t>
       </w:r>
     </w:p>
     <w:p>
@@ -6484,7 +6684,64 @@
           <w:sz w:val="22"/>
           <w:szCs w:val="22"/>
         </w:rPr>
-        <w:t xml:space="preserve">ใส่เบอร์โทรผิดรูปแบบ </w:t>
+        <w:t>ใส่เบอร์โทรผิดรูปแบบ (</w:t>
+      </w:r>
+      <w:r>
+        <w:rPr>
+          <w:rFonts w:ascii="DejaVu Sans Mono" w:hAnsi="DejaVu Sans Mono" w:cs="DejaVu Sans Mono" w:eastAsia="DejaVu Sans Mono"/>
+          <w:color w:val="192768"/>
+          <w:sz w:val="19"/>
+          <w:szCs w:val="19"/>
+          <w:shd w:val="clear" w:fill="F5F6FA"/>
+        </w:rPr>
+        <w:t>0112345678</w:t>
+      </w:r>
+      <w:r>
+        <w:rPr>
+          <w:rFonts w:ascii="Sarabun" w:hAnsi="Sarabun" w:cs="Sarabun" w:eastAsia="Sarabun"/>
+          <w:color w:val="1A1E33"/>
+          <w:sz w:val="22"/>
+          <w:szCs w:val="22"/>
+        </w:rPr>
+        <w:t xml:space="preserve"> ขึ้นต้น 01 · </w:t>
+      </w:r>
+      <w:r>
+        <w:rPr>
+          <w:rFonts w:ascii="DejaVu Sans Mono" w:hAnsi="DejaVu Sans Mono" w:cs="DejaVu Sans Mono" w:eastAsia="DejaVu Sans Mono"/>
+          <w:color w:val="192768"/>
+          <w:sz w:val="19"/>
+          <w:szCs w:val="19"/>
+          <w:shd w:val="clear" w:fill="F5F6FA"/>
+        </w:rPr>
+        <w:t>081234567</w:t>
+      </w:r>
+      <w:r>
+        <w:rPr>
+          <w:rFonts w:ascii="Sarabun" w:hAnsi="Sarabun" w:cs="Sarabun" w:eastAsia="Sarabun"/>
+          <w:color w:val="1A1E33"/>
+          <w:sz w:val="22"/>
+          <w:szCs w:val="22"/>
+        </w:rPr>
+        <w:t xml:space="preserve"> มือถือแค่ 9 หลัก · </w:t>
+      </w:r>
+      <w:r>
+        <w:rPr>
+          <w:rFonts w:ascii="DejaVu Sans Mono" w:hAnsi="DejaVu Sans Mono" w:cs="DejaVu Sans Mono" w:eastAsia="DejaVu Sans Mono"/>
+          <w:color w:val="192768"/>
+          <w:sz w:val="19"/>
+          <w:szCs w:val="19"/>
+          <w:shd w:val="clear" w:fill="F5F6FA"/>
+        </w:rPr>
+        <w:t>0888888888</w:t>
+      </w:r>
+      <w:r>
+        <w:rPr>
+          <w:rFonts w:ascii="Sarabun" w:hAnsi="Sarabun" w:cs="Sarabun" w:eastAsia="Sarabun"/>
+          <w:color w:val="1A1E33"/>
+          <w:sz w:val="22"/>
+          <w:szCs w:val="22"/>
+        </w:rPr>
+        <w:t xml:space="preserve"> เลขซ้ำทั้งเบอร์) </w:t>
       </w:r>
       <w:r>
         <w:rPr>
@@ -6502,7 +6759,7 @@
           <w:sz w:val="22"/>
           <w:szCs w:val="22"/>
         </w:rPr>
-        <w:t xml:space="preserve"> ไม่ผ่าน</w:t>
+        <w:t xml:space="preserve"> ไม่ผ่านทั้งสามแบบ</w:t>
       </w:r>
     </w:p>
     <w:p>
@@ -6536,7 +6793,7 @@
           <w:sz w:val="22"/>
           <w:szCs w:val="22"/>
         </w:rPr>
-        <w:t>แนบไฟล์คำสั่งแต่งตั้งได้ทั้งแบบเลือกไฟล์และแบบลากมาวาง</w:t>
+        <w:t>ช่องเปลี่ยนสีทันทีระหว่างพิมพ์ ไม่ต้องรอกดปุ่ม — ผิดเป็นแดงพร้อมคำอธิบาย ถูกเป็นเขียวพร้อมเครื่องหมายถูก</w:t>
       </w:r>
     </w:p>
     <w:p>
@@ -6570,18 +6827,16 @@
           <w:sz w:val="22"/>
           <w:szCs w:val="22"/>
         </w:rPr>
-        <w:t xml:space="preserve">กด </w:t>
-      </w:r>
-      <w:r>
-        <w:rPr>
-          <w:rFonts w:ascii="Sarabun" w:hAnsi="Sarabun" w:cs="Sarabun" w:eastAsia="Sarabun"/>
+        <w:t xml:space="preserve">พิมพ์ชื่อหน่วยงานเป็นภาษาอังกฤษล้วน </w:t>
+      </w:r>
+      <w:r>
+        <w:rPr>
+          <w:rFonts w:ascii="DejaVu Sans" w:hAnsi="DejaVu Sans" w:cs="DejaVu Sans" w:eastAsia="DejaVu Sans"/>
           <w:color w:val="1A1E33"/>
           <w:sz w:val="22"/>
           <w:szCs w:val="22"/>
-          <w:b w:val="1"/>
-          <w:bCs w:val="1"/>
-        </w:rPr>
-        <w:t>บันทึกแบบร่าง</w:t>
+        </w:rPr>
+        <w:t>→</w:t>
       </w:r>
       <w:r>
         <w:rPr>
@@ -6590,7 +6845,25 @@
           <w:sz w:val="22"/>
           <w:szCs w:val="22"/>
         </w:rPr>
-        <w:t xml:space="preserve"> แล้วปิดเบราว์เซอร์ กลับมาข้อมูลยังอยู่</w:t>
+        <w:t xml:space="preserve"> ไม่ผ่าน · ปนไทยกับอังกฤษ </w:t>
+      </w:r>
+      <w:r>
+        <w:rPr>
+          <w:rFonts w:ascii="DejaVu Sans" w:hAnsi="DejaVu Sans" w:cs="DejaVu Sans" w:eastAsia="DejaVu Sans"/>
+          <w:color w:val="1A1E33"/>
+          <w:sz w:val="22"/>
+          <w:szCs w:val="22"/>
+        </w:rPr>
+        <w:t>→</w:t>
+      </w:r>
+      <w:r>
+        <w:rPr>
+          <w:rFonts w:ascii="Sarabun" w:hAnsi="Sarabun" w:cs="Sarabun" w:eastAsia="Sarabun"/>
+          <w:color w:val="1A1E33"/>
+          <w:sz w:val="22"/>
+          <w:szCs w:val="22"/>
+        </w:rPr>
+        <w:t xml:space="preserve"> ผ่าน</w:t>
       </w:r>
     </w:p>
     <w:p>
@@ -6624,7 +6897,25 @@
           <w:sz w:val="22"/>
           <w:szCs w:val="22"/>
         </w:rPr>
-        <w:t>PDF ที่ระบบสร้างแสดงภาษาไทยถูกต้องครบทุกส่วน</w:t>
+        <w:t xml:space="preserve">กรอกอีเมลหน่วยงานให้ซ้ำกับอีเมลผู้มีอำนาจกระทำการแทน </w:t>
+      </w:r>
+      <w:r>
+        <w:rPr>
+          <w:rFonts w:ascii="DejaVu Sans" w:hAnsi="DejaVu Sans" w:cs="DejaVu Sans" w:eastAsia="DejaVu Sans"/>
+          <w:color w:val="1A1E33"/>
+          <w:sz w:val="22"/>
+          <w:szCs w:val="22"/>
+        </w:rPr>
+        <w:t>→</w:t>
+      </w:r>
+      <w:r>
+        <w:rPr>
+          <w:rFonts w:ascii="Sarabun" w:hAnsi="Sarabun" w:cs="Sarabun" w:eastAsia="Sarabun"/>
+          <w:color w:val="1A1E33"/>
+          <w:sz w:val="22"/>
+          <w:szCs w:val="22"/>
+        </w:rPr>
+        <w:t xml:space="preserve"> ไม่ผ่าน</w:t>
       </w:r>
     </w:p>
     <w:p>
@@ -6657,8 +6948,229 @@
           <w:color w:val="1A1E33"/>
           <w:sz w:val="22"/>
           <w:szCs w:val="22"/>
-        </w:rPr>
-        <w:t>นำส่งแล้วแก้ไขไม่ได้</w:t>
+          <w:b w:val="1"/>
+          <w:bCs w:val="1"/>
+        </w:rPr>
+        <w:t>รหัสหน่วยงานพิมพ์ทับไม่ได้</w:t>
+      </w:r>
+      <w:r>
+        <w:rPr>
+          <w:rFonts w:ascii="Sarabun" w:hAnsi="Sarabun" w:cs="Sarabun" w:eastAsia="Sarabun"/>
+          <w:color w:val="1A1E33"/>
+          <w:sz w:val="22"/>
+          <w:szCs w:val="22"/>
+        </w:rPr>
+        <w:t xml:space="preserve"> ช่องเป็นสีเทาและคำใบ้บอกให้แจ้งเจ้าหน้าที่ BDI</w:t>
+      </w:r>
+    </w:p>
+    <w:p>
+      <w:pPr>
+        <w:spacing w:before="0" w:after="80" w:lineRule="auto" w:line="348"/>
+        <w:ind w:left="482" w:hanging="312"/>
+        <w:jc w:val="left"/>
+      </w:pPr>
+      <w:r>
+        <w:rPr>
+          <w:rFonts w:ascii="DejaVu Sans" w:hAnsi="DejaVu Sans" w:cs="DejaVu Sans" w:eastAsia="DejaVu Sans"/>
+          <w:color w:val="5C637A"/>
+          <w:sz w:val="22"/>
+          <w:szCs w:val="22"/>
+        </w:rPr>
+        <w:t>☐</w:t>
+      </w:r>
+      <w:r>
+        <w:rPr>
+          <w:rFonts w:ascii="Sarabun" w:hAnsi="Sarabun" w:cs="Sarabun" w:eastAsia="Sarabun"/>
+          <w:color w:val="5C637A"/>
+          <w:sz w:val="22"/>
+          <w:szCs w:val="22"/>
+        </w:rPr>
+        <w:t xml:space="preserve">  </w:t>
+      </w:r>
+      <w:r>
+        <w:rPr>
+          <w:rFonts w:ascii="Sarabun" w:hAnsi="Sarabun" w:cs="Sarabun" w:eastAsia="Sarabun"/>
+          <w:color w:val="1A1E33"/>
+          <w:sz w:val="22"/>
+          <w:szCs w:val="22"/>
+        </w:rPr>
+        <w:t>ที่อยู่ยาว ๆ (ชื่ออาคาร ชั้น ห้อง ซอย ครบ เกิน 300 ตัวอักษร) บันทึกได้ ไม่ถูกตัด</w:t>
+      </w:r>
+    </w:p>
+    <w:p>
+      <w:pPr>
+        <w:spacing w:before="0" w:after="80" w:lineRule="auto" w:line="348"/>
+        <w:ind w:left="482" w:hanging="312"/>
+        <w:jc w:val="left"/>
+      </w:pPr>
+      <w:r>
+        <w:rPr>
+          <w:rFonts w:ascii="DejaVu Sans" w:hAnsi="DejaVu Sans" w:cs="DejaVu Sans" w:eastAsia="DejaVu Sans"/>
+          <w:color w:val="5C637A"/>
+          <w:sz w:val="22"/>
+          <w:szCs w:val="22"/>
+        </w:rPr>
+        <w:t>☐</w:t>
+      </w:r>
+      <w:r>
+        <w:rPr>
+          <w:rFonts w:ascii="Sarabun" w:hAnsi="Sarabun" w:cs="Sarabun" w:eastAsia="Sarabun"/>
+          <w:color w:val="5C637A"/>
+          <w:sz w:val="22"/>
+          <w:szCs w:val="22"/>
+        </w:rPr>
+        <w:t xml:space="preserve">  </w:t>
+      </w:r>
+      <w:r>
+        <w:rPr>
+          <w:rFonts w:ascii="Sarabun" w:hAnsi="Sarabun" w:cs="Sarabun" w:eastAsia="Sarabun"/>
+          <w:color w:val="1A1E33"/>
+          <w:sz w:val="22"/>
+          <w:szCs w:val="22"/>
+        </w:rPr>
+        <w:t>แนบไฟล์คำสั่งแต่งตั้งได้ทั้งแบบเลือกไฟล์และแบบลากมาวาง</w:t>
+      </w:r>
+    </w:p>
+    <w:p>
+      <w:pPr>
+        <w:spacing w:before="0" w:after="80" w:lineRule="auto" w:line="348"/>
+        <w:ind w:left="482" w:hanging="312"/>
+        <w:jc w:val="left"/>
+      </w:pPr>
+      <w:r>
+        <w:rPr>
+          <w:rFonts w:ascii="DejaVu Sans" w:hAnsi="DejaVu Sans" w:cs="DejaVu Sans" w:eastAsia="DejaVu Sans"/>
+          <w:color w:val="5C637A"/>
+          <w:sz w:val="22"/>
+          <w:szCs w:val="22"/>
+        </w:rPr>
+        <w:t>☐</w:t>
+      </w:r>
+      <w:r>
+        <w:rPr>
+          <w:rFonts w:ascii="Sarabun" w:hAnsi="Sarabun" w:cs="Sarabun" w:eastAsia="Sarabun"/>
+          <w:color w:val="5C637A"/>
+          <w:sz w:val="22"/>
+          <w:szCs w:val="22"/>
+        </w:rPr>
+        <w:t xml:space="preserve">  </w:t>
+      </w:r>
+      <w:r>
+        <w:rPr>
+          <w:rFonts w:ascii="Sarabun" w:hAnsi="Sarabun" w:cs="Sarabun" w:eastAsia="Sarabun"/>
+          <w:color w:val="1A1E33"/>
+          <w:sz w:val="22"/>
+          <w:szCs w:val="22"/>
+        </w:rPr>
+        <w:t xml:space="preserve">กด </w:t>
+      </w:r>
+      <w:r>
+        <w:rPr>
+          <w:rFonts w:ascii="Sarabun" w:hAnsi="Sarabun" w:cs="Sarabun" w:eastAsia="Sarabun"/>
+          <w:color w:val="1A1E33"/>
+          <w:sz w:val="22"/>
+          <w:szCs w:val="22"/>
+          <w:b w:val="1"/>
+          <w:bCs w:val="1"/>
+        </w:rPr>
+        <w:t>บันทึกแบบร่าง</w:t>
+      </w:r>
+      <w:r>
+        <w:rPr>
+          <w:rFonts w:ascii="Sarabun" w:hAnsi="Sarabun" w:cs="Sarabun" w:eastAsia="Sarabun"/>
+          <w:color w:val="1A1E33"/>
+          <w:sz w:val="22"/>
+          <w:szCs w:val="22"/>
+        </w:rPr>
+        <w:t xml:space="preserve"> แล้วปิดเบราว์เซอร์ กลับมาข้อมูลยังอยู่</w:t>
+      </w:r>
+    </w:p>
+    <w:p>
+      <w:pPr>
+        <w:spacing w:before="0" w:after="80" w:lineRule="auto" w:line="348"/>
+        <w:ind w:left="482" w:hanging="312"/>
+        <w:jc w:val="left"/>
+      </w:pPr>
+      <w:r>
+        <w:rPr>
+          <w:rFonts w:ascii="DejaVu Sans" w:hAnsi="DejaVu Sans" w:cs="DejaVu Sans" w:eastAsia="DejaVu Sans"/>
+          <w:color w:val="5C637A"/>
+          <w:sz w:val="22"/>
+          <w:szCs w:val="22"/>
+        </w:rPr>
+        <w:t>☐</w:t>
+      </w:r>
+      <w:r>
+        <w:rPr>
+          <w:rFonts w:ascii="Sarabun" w:hAnsi="Sarabun" w:cs="Sarabun" w:eastAsia="Sarabun"/>
+          <w:color w:val="5C637A"/>
+          <w:sz w:val="22"/>
+          <w:szCs w:val="22"/>
+        </w:rPr>
+        <w:t xml:space="preserve">  </w:t>
+      </w:r>
+      <w:r>
+        <w:rPr>
+          <w:rFonts w:ascii="Sarabun" w:hAnsi="Sarabun" w:cs="Sarabun" w:eastAsia="Sarabun"/>
+          <w:color w:val="1A1E33"/>
+          <w:sz w:val="22"/>
+          <w:szCs w:val="22"/>
+        </w:rPr>
+        <w:t>PDF ที่ระบบสร้างแสดงภาษาไทยถูกต้องครบทุกส่วน</w:t>
+      </w:r>
+    </w:p>
+    <w:p>
+      <w:pPr>
+        <w:spacing w:before="0" w:after="80" w:lineRule="auto" w:line="348"/>
+        <w:ind w:left="482" w:hanging="312"/>
+        <w:jc w:val="left"/>
+      </w:pPr>
+      <w:r>
+        <w:rPr>
+          <w:rFonts w:ascii="DejaVu Sans" w:hAnsi="DejaVu Sans" w:cs="DejaVu Sans" w:eastAsia="DejaVu Sans"/>
+          <w:color w:val="5C637A"/>
+          <w:sz w:val="22"/>
+          <w:szCs w:val="22"/>
+        </w:rPr>
+        <w:t>☐</w:t>
+      </w:r>
+      <w:r>
+        <w:rPr>
+          <w:rFonts w:ascii="Sarabun" w:hAnsi="Sarabun" w:cs="Sarabun" w:eastAsia="Sarabun"/>
+          <w:color w:val="5C637A"/>
+          <w:sz w:val="22"/>
+          <w:szCs w:val="22"/>
+        </w:rPr>
+        <w:t xml:space="preserve">  </w:t>
+      </w:r>
+      <w:r>
+        <w:rPr>
+          <w:rFonts w:ascii="Sarabun" w:hAnsi="Sarabun" w:cs="Sarabun" w:eastAsia="Sarabun"/>
+          <w:color w:val="1A1E33"/>
+          <w:sz w:val="22"/>
+          <w:szCs w:val="22"/>
+        </w:rPr>
+        <w:t xml:space="preserve">นำส่งแล้วแก้ไขไม่ได้ </w:t>
+      </w:r>
+      <w:r>
+        <w:rPr>
+          <w:rFonts w:ascii="Sarabun" w:hAnsi="Sarabun" w:cs="Sarabun" w:eastAsia="Sarabun"/>
+          <w:color w:val="1A1E33"/>
+          <w:sz w:val="22"/>
+          <w:szCs w:val="22"/>
+          <w:b w:val="1"/>
+          <w:bCs w:val="1"/>
+        </w:rPr>
+        <w:t>และหน้าแรกไม่มีปุ่ม "กรอกแบบฟอร์มลงทะเบียนหน่วยงาน" อีก</w:t>
+      </w:r>
+      <w:r>
+        <w:rPr>
+          <w:rFonts w:ascii="Sarabun" w:hAnsi="Sarabun" w:cs="Sarabun" w:eastAsia="Sarabun"/>
+          <w:color w:val="1A1E33"/>
+          <w:sz w:val="22"/>
+          <w:szCs w:val="22"/>
+        </w:rPr>
+        <w:t xml:space="preserve"> (ปุ่มกลับมาเมื่อเจ้าหน้าที่ส่งคำขอกลับมาให้แก้)</w:t>
       </w:r>
     </w:p>
     <w:p>

--- a/docs/manuals-docx/14-tester-manual-journey-b.docx
+++ b/docs/manuals-docx/14-tester-manual-journey-b.docx
@@ -2838,7 +2838,7 @@
           <w:sz w:val="22"/>
           <w:szCs w:val="22"/>
         </w:rPr>
-        <w:t xml:space="preserve"> รับ PDF หรือ JPG ไม่เกิน 10 MB จะกดที่กรอบเพื่อเลือกไฟล์ หรือ </w:t>
+        <w:t xml:space="preserve"> รับเฉพาะ PDF ไม่เกิน 10 MB จะกดที่กรอบเพื่อเลือกไฟล์ หรือ </w:t>
       </w:r>
       <w:r>
         <w:rPr>

--- a/docs/manuals-docx/14-tester-manual-journey-b.docx
+++ b/docs/manuals-docx/14-tester-manual-journey-b.docx
@@ -3919,7 +3919,7 @@
       <w:r>
         <w:drawing>
           <wp:inline xmlns:a="http://schemas.openxmlformats.org/drawingml/2006/main" xmlns:pic="http://schemas.openxmlformats.org/drawingml/2006/picture">
-            <wp:extent cx="5760000" cy="4000582"/>
+            <wp:extent cx="3960000" cy="4989600"/>
             <wp:docPr id="11" name="Picture 11"/>
             <wp:cNvGraphicFramePr>
               <a:graphicFrameLocks noChangeAspect="1"/>
@@ -3940,7 +3940,7 @@
                   <pic:spPr>
                     <a:xfrm>
                       <a:off x="0" y="0"/>
-                      <a:ext cx="5760000" cy="4000582"/>
+                      <a:ext cx="3960000" cy="4989600"/>
                     </a:xfrm>
                     <a:prstGeom prst="rect"/>
                   </pic:spPr>
@@ -3992,7 +3992,7 @@
           <w:sz w:val="22"/>
           <w:szCs w:val="22"/>
         </w:rPr>
-        <w:t xml:space="preserve">ตารางแสดง </w:t>
+        <w:t xml:space="preserve">บนสุดคือการ์ด </w:t>
       </w:r>
       <w:r>
         <w:rPr>
@@ -4003,7 +4003,16 @@
           <w:b w:val="1"/>
           <w:bCs w:val="1"/>
         </w:rPr>
-        <w:t>ชื่อหน่วยงาน · ผู้สร้างพร้อมอีเมล · สถานะ · วันที่ยื่น</w:t>
+        <w:t>รอคุณตรวจสอบ</w:t>
+      </w:r>
+      <w:r>
+        <w:rPr>
+          <w:rFonts w:ascii="Sarabun" w:hAnsi="Sarabun" w:cs="Sarabun" w:eastAsia="Sarabun"/>
+          <w:color w:val="1A1E33"/>
+          <w:sz w:val="22"/>
+          <w:szCs w:val="22"/>
+        </w:rPr>
+        <w:t xml:space="preserve"> พร้อมจำนวนใบที่ค้างอยู่ที่ตำแหน่งของคุณ</w:t>
       </w:r>
     </w:p>
     <w:p>
@@ -4029,10 +4038,19 @@
           <w:color w:val="1A1E33"/>
           <w:sz w:val="22"/>
           <w:szCs w:val="22"/>
+        </w:rPr>
+        <w:t xml:space="preserve">ใต้การ์ดเป็นแท็บสองอัน — </w:t>
+      </w:r>
+      <w:r>
+        <w:rPr>
+          <w:rFonts w:ascii="Sarabun" w:hAnsi="Sarabun" w:cs="Sarabun" w:eastAsia="Sarabun"/>
+          <w:color w:val="1A1E33"/>
+          <w:sz w:val="22"/>
+          <w:szCs w:val="22"/>
           <w:b w:val="1"/>
           <w:bCs w:val="1"/>
         </w:rPr>
-        <w:t>กรองได้ด้วยปุ่มสถานะ</w:t>
+        <w:t>ที่ต้องดำเนินการ</w:t>
       </w:r>
       <w:r>
         <w:rPr>
@@ -4041,7 +4059,27 @@
           <w:sz w:val="22"/>
           <w:szCs w:val="22"/>
         </w:rPr>
-        <w:t xml:space="preserve"> ที่อยู่เหนือตาราง (ฉบับร่าง / นำส่งแล้ว / กำลังพิจารณา / รอการแก้ไข / อนุมัติแล้ว / ไม่อนุมัติ)</w:t>
+        <w:t xml:space="preserve"> (เปิดมาที่แท็บนี้เสมอ) และ </w:t>
+      </w:r>
+      <w:r>
+        <w:rPr>
+          <w:rFonts w:ascii="Sarabun" w:hAnsi="Sarabun" w:cs="Sarabun" w:eastAsia="Sarabun"/>
+          <w:color w:val="1A1E33"/>
+          <w:sz w:val="22"/>
+          <w:szCs w:val="22"/>
+          <w:b w:val="1"/>
+          <w:bCs w:val="1"/>
+        </w:rPr>
+        <w:t>ทั้งหมด</w:t>
+      </w:r>
+      <w:r>
+        <w:rPr>
+          <w:rFonts w:ascii="Sarabun" w:hAnsi="Sarabun" w:cs="Sarabun" w:eastAsia="Sarabun"/>
+          <w:color w:val="1A1E33"/>
+          <w:sz w:val="22"/>
+          <w:szCs w:val="22"/>
+        </w:rPr>
+        <w:t xml:space="preserve"> แท็บแรกเหลือเฉพาะใบที่คุณเป็นคนทำต่อ ไม่ต้องไล่อ่านทีละแถวว่าใบไหนถึงคิวตัวเอง</w:t>
       </w:r>
     </w:p>
     <w:p>
@@ -4067,19 +4105,19 @@
           <w:color w:val="1A1E33"/>
           <w:sz w:val="22"/>
           <w:szCs w:val="22"/>
+        </w:rPr>
+        <w:t xml:space="preserve">ตารางแสดง </w:t>
+      </w:r>
+      <w:r>
+        <w:rPr>
+          <w:rFonts w:ascii="Sarabun" w:hAnsi="Sarabun" w:cs="Sarabun" w:eastAsia="Sarabun"/>
+          <w:color w:val="1A1E33"/>
+          <w:sz w:val="22"/>
+          <w:szCs w:val="22"/>
           <w:b w:val="1"/>
           <w:bCs w:val="1"/>
         </w:rPr>
-        <w:t>ค้นหา</w:t>
-      </w:r>
-      <w:r>
-        <w:rPr>
-          <w:rFonts w:ascii="Sarabun" w:hAnsi="Sarabun" w:cs="Sarabun" w:eastAsia="Sarabun"/>
-          <w:color w:val="1A1E33"/>
-          <w:sz w:val="22"/>
-          <w:szCs w:val="22"/>
-        </w:rPr>
-        <w:t xml:space="preserve"> จากชื่อหน่วยงานหรือชื่อผู้ยื่นก็ได้</w:t>
+        <w:t>ชื่อหน่วยงาน · ผู้สร้างพร้อมอีเมล · สถานะ · ความคืบหน้า · วันที่ยื่น</w:t>
       </w:r>
     </w:p>
     <w:p>
@@ -4105,12 +4143,209 @@
           <w:color w:val="1A1E33"/>
           <w:sz w:val="22"/>
           <w:szCs w:val="22"/>
-        </w:rPr>
-        <w:t>คลิกที่แถวไหนก็ได้เพื่อเปิดดูรายละเอียด</w:t>
+          <w:b w:val="1"/>
+          <w:bCs w:val="1"/>
+        </w:rPr>
+        <w:t>กรองได้ด้วยปุ่มขั้นตอน</w:t>
+      </w:r>
+      <w:r>
+        <w:rPr>
+          <w:rFonts w:ascii="Sarabun" w:hAnsi="Sarabun" w:cs="Sarabun" w:eastAsia="Sarabun"/>
+          <w:color w:val="1A1E33"/>
+          <w:sz w:val="22"/>
+          <w:szCs w:val="22"/>
+        </w:rPr>
+        <w:t xml:space="preserve"> ที่อยู่เหนือตาราง พร้อมจำนวนกำกับแต่ละปุ่ม — รอ BDI ตรวจสอบ / รอหน่วยงานลงนาม / รอ BDI อนุมัติ / ฉบับร่าง / รอการแก้ไข / อนุมัติแล้ว / ไม่อนุมัติ / ยกเลิกแล้ว ปุ่มเหล่านี้บอก </w:t>
+      </w:r>
+      <w:r>
+        <w:rPr>
+          <w:rFonts w:ascii="Sarabun" w:hAnsi="Sarabun" w:cs="Sarabun" w:eastAsia="Sarabun"/>
+          <w:color w:val="1A1E33"/>
+          <w:sz w:val="22"/>
+          <w:szCs w:val="22"/>
+          <w:b w:val="1"/>
+          <w:bCs w:val="1"/>
+        </w:rPr>
+        <w:t>ขั้นตอนที่คำขอค้างอยู่</w:t>
+      </w:r>
+      <w:r>
+        <w:rPr>
+          <w:rFonts w:ascii="Sarabun" w:hAnsi="Sarabun" w:cs="Sarabun" w:eastAsia="Sarabun"/>
+          <w:color w:val="1A1E33"/>
+          <w:sz w:val="22"/>
+          <w:szCs w:val="22"/>
+        </w:rPr>
+        <w:t xml:space="preserve"> ไม่ใช่สถานะดิบ ก่อนหน้านี้ทั้งใบที่รอ BDI ตรวจรอบแรก ใบที่หน่วยงานลงนามแล้วและรอ BDI อนุมัติขั้นสุดท้าย และใบที่รอผู้เชี่ยวชาญ ถูกเรียกว่า "นำส่งแล้ว" เหมือนกันหมด จนแยกไม่ออกว่าใบไหนเป็นงานของใคร</w:t>
       </w:r>
     </w:p>
     <w:p>
       <w:pPr>
+        <w:spacing w:before="0" w:after="80" w:lineRule="auto" w:line="348"/>
+        <w:ind w:left="482" w:hanging="312"/>
+        <w:jc w:val="left"/>
+      </w:pPr>
+      <w:r>
+        <w:rPr>
+          <w:rFonts w:ascii="Sarabun" w:hAnsi="Sarabun" w:cs="Sarabun" w:eastAsia="Sarabun"/>
+          <w:color w:val="E5775A"/>
+          <w:sz w:val="22"/>
+          <w:szCs w:val="22"/>
+          <w:b w:val="1"/>
+          <w:bCs w:val="1"/>
+        </w:rPr>
+        <w:t xml:space="preserve">•  </w:t>
+      </w:r>
+      <w:r>
+        <w:rPr>
+          <w:rFonts w:ascii="Sarabun" w:hAnsi="Sarabun" w:cs="Sarabun" w:eastAsia="Sarabun"/>
+          <w:color w:val="1A1E33"/>
+          <w:sz w:val="22"/>
+          <w:szCs w:val="22"/>
+          <w:b w:val="1"/>
+          <w:bCs w:val="1"/>
+        </w:rPr>
+        <w:t>เรียงตามวันที่</w:t>
+      </w:r>
+      <w:r>
+        <w:rPr>
+          <w:rFonts w:ascii="Sarabun" w:hAnsi="Sarabun" w:cs="Sarabun" w:eastAsia="Sarabun"/>
+          <w:color w:val="1A1E33"/>
+          <w:sz w:val="22"/>
+          <w:szCs w:val="22"/>
+        </w:rPr>
+        <w:t xml:space="preserve"> ได้ทั้ง ใหม่ </w:t>
+      </w:r>
+      <w:r>
+        <w:rPr>
+          <w:rFonts w:ascii="DejaVu Sans" w:hAnsi="DejaVu Sans" w:cs="DejaVu Sans" w:eastAsia="DejaVu Sans"/>
+          <w:color w:val="1A1E33"/>
+          <w:sz w:val="22"/>
+          <w:szCs w:val="22"/>
+        </w:rPr>
+        <w:t>→</w:t>
+      </w:r>
+      <w:r>
+        <w:rPr>
+          <w:rFonts w:ascii="Sarabun" w:hAnsi="Sarabun" w:cs="Sarabun" w:eastAsia="Sarabun"/>
+          <w:color w:val="1A1E33"/>
+          <w:sz w:val="22"/>
+          <w:szCs w:val="22"/>
+        </w:rPr>
+        <w:t xml:space="preserve"> เก่า และ เก่า </w:t>
+      </w:r>
+      <w:r>
+        <w:rPr>
+          <w:rFonts w:ascii="DejaVu Sans" w:hAnsi="DejaVu Sans" w:cs="DejaVu Sans" w:eastAsia="DejaVu Sans"/>
+          <w:color w:val="1A1E33"/>
+          <w:sz w:val="22"/>
+          <w:szCs w:val="22"/>
+        </w:rPr>
+        <w:t>→</w:t>
+      </w:r>
+      <w:r>
+        <w:rPr>
+          <w:rFonts w:ascii="Sarabun" w:hAnsi="Sarabun" w:cs="Sarabun" w:eastAsia="Sarabun"/>
+          <w:color w:val="1A1E33"/>
+          <w:sz w:val="22"/>
+          <w:szCs w:val="22"/>
+        </w:rPr>
+        <w:t xml:space="preserve"> ใหม่ (มุมขวาเหนือตาราง)</w:t>
+      </w:r>
+    </w:p>
+    <w:p>
+      <w:pPr>
+        <w:spacing w:before="0" w:after="80" w:lineRule="auto" w:line="348"/>
+        <w:ind w:left="482" w:hanging="312"/>
+        <w:jc w:val="left"/>
+      </w:pPr>
+      <w:r>
+        <w:rPr>
+          <w:rFonts w:ascii="Sarabun" w:hAnsi="Sarabun" w:cs="Sarabun" w:eastAsia="Sarabun"/>
+          <w:color w:val="E5775A"/>
+          <w:sz w:val="22"/>
+          <w:szCs w:val="22"/>
+          <w:b w:val="1"/>
+          <w:bCs w:val="1"/>
+        </w:rPr>
+        <w:t xml:space="preserve">•  </w:t>
+      </w:r>
+      <w:r>
+        <w:rPr>
+          <w:rFonts w:ascii="Sarabun" w:hAnsi="Sarabun" w:cs="Sarabun" w:eastAsia="Sarabun"/>
+          <w:color w:val="1A1E33"/>
+          <w:sz w:val="22"/>
+          <w:szCs w:val="22"/>
+        </w:rPr>
+        <w:t>ตารางแสดงหน้าละ 20 รายการ ท้ายตารางบอกว่ากำลังดูรายการที่เท่าไรจากทั้งหมดกี่รายการ และมีปุ่มเปลี่ยนหน้าเมื่อมีมากกว่าหนึ่งหน้า</w:t>
+      </w:r>
+    </w:p>
+    <w:p>
+      <w:pPr>
+        <w:spacing w:before="0" w:after="80" w:lineRule="auto" w:line="348"/>
+        <w:ind w:left="482" w:hanging="312"/>
+        <w:jc w:val="left"/>
+      </w:pPr>
+      <w:r>
+        <w:rPr>
+          <w:rFonts w:ascii="Sarabun" w:hAnsi="Sarabun" w:cs="Sarabun" w:eastAsia="Sarabun"/>
+          <w:color w:val="E5775A"/>
+          <w:sz w:val="22"/>
+          <w:szCs w:val="22"/>
+          <w:b w:val="1"/>
+          <w:bCs w:val="1"/>
+        </w:rPr>
+        <w:t xml:space="preserve">•  </w:t>
+      </w:r>
+      <w:r>
+        <w:rPr>
+          <w:rFonts w:ascii="Sarabun" w:hAnsi="Sarabun" w:cs="Sarabun" w:eastAsia="Sarabun"/>
+          <w:color w:val="1A1E33"/>
+          <w:sz w:val="22"/>
+          <w:szCs w:val="22"/>
+          <w:b w:val="1"/>
+          <w:bCs w:val="1"/>
+        </w:rPr>
+        <w:t>ค้นหา</w:t>
+      </w:r>
+      <w:r>
+        <w:rPr>
+          <w:rFonts w:ascii="Sarabun" w:hAnsi="Sarabun" w:cs="Sarabun" w:eastAsia="Sarabun"/>
+          <w:color w:val="1A1E33"/>
+          <w:sz w:val="22"/>
+          <w:szCs w:val="22"/>
+        </w:rPr>
+        <w:t xml:space="preserve"> จากชื่อหน่วยงานหรือชื่อผู้ยื่นก็ได้</w:t>
+      </w:r>
+    </w:p>
+    <w:p>
+      <w:pPr>
+        <w:spacing w:before="0" w:after="80" w:lineRule="auto" w:line="348"/>
+        <w:ind w:left="482" w:hanging="312"/>
+        <w:jc w:val="left"/>
+      </w:pPr>
+      <w:r>
+        <w:rPr>
+          <w:rFonts w:ascii="Sarabun" w:hAnsi="Sarabun" w:cs="Sarabun" w:eastAsia="Sarabun"/>
+          <w:color w:val="E5775A"/>
+          <w:sz w:val="22"/>
+          <w:szCs w:val="22"/>
+          <w:b w:val="1"/>
+          <w:bCs w:val="1"/>
+        </w:rPr>
+        <w:t xml:space="preserve">•  </w:t>
+      </w:r>
+      <w:r>
+        <w:rPr>
+          <w:rFonts w:ascii="Sarabun" w:hAnsi="Sarabun" w:cs="Sarabun" w:eastAsia="Sarabun"/>
+          <w:color w:val="1A1E33"/>
+          <w:sz w:val="22"/>
+          <w:szCs w:val="22"/>
+        </w:rPr>
+        <w:t>คลิกที่แถวไหนก็ได้เพื่อเปิดดูรายละเอียด</w:t>
+      </w:r>
+    </w:p>
+    <w:p>
+      <w:pPr>
         <w:spacing w:before="0" w:after="160" w:lineRule="auto" w:line="348"/>
         <w:jc w:val="both"/>
       </w:pPr>
@@ -4121,7 +4356,7 @@
           <w:sz w:val="22"/>
           <w:szCs w:val="22"/>
         </w:rPr>
-        <w:t xml:space="preserve">เปิดคำขอที่สถานะ </w:t>
+        <w:t xml:space="preserve">เปิดคำขอที่ขั้นตอน </w:t>
       </w:r>
       <w:r>
         <w:rPr>
@@ -4132,7 +4367,7 @@
           <w:b w:val="1"/>
           <w:bCs w:val="1"/>
         </w:rPr>
-        <w:t>นำส่งแล้ว</w:t>
+        <w:t>รอเจ้าหน้าที่ BDI ตรวจสอบ</w:t>
       </w:r>
       <w:r>
         <w:rPr>
@@ -7205,6 +7440,198 @@
           <w:szCs w:val="22"/>
         </w:rPr>
         <w:t>เจ้าหน้าที่ BDI เห็นคำขอในตาราง กรองและค้นหาได้</w:t>
+      </w:r>
+    </w:p>
+    <w:p>
+      <w:pPr>
+        <w:spacing w:before="0" w:after="80" w:lineRule="auto" w:line="348"/>
+        <w:ind w:left="482" w:hanging="312"/>
+        <w:jc w:val="left"/>
+      </w:pPr>
+      <w:r>
+        <w:rPr>
+          <w:rFonts w:ascii="DejaVu Sans" w:hAnsi="DejaVu Sans" w:cs="DejaVu Sans" w:eastAsia="DejaVu Sans"/>
+          <w:color w:val="5C637A"/>
+          <w:sz w:val="22"/>
+          <w:szCs w:val="22"/>
+        </w:rPr>
+        <w:t>☐</w:t>
+      </w:r>
+      <w:r>
+        <w:rPr>
+          <w:rFonts w:ascii="Sarabun" w:hAnsi="Sarabun" w:cs="Sarabun" w:eastAsia="Sarabun"/>
+          <w:color w:val="5C637A"/>
+          <w:sz w:val="22"/>
+          <w:szCs w:val="22"/>
+        </w:rPr>
+        <w:t xml:space="preserve">  </w:t>
+      </w:r>
+      <w:r>
+        <w:rPr>
+          <w:rFonts w:ascii="Sarabun" w:hAnsi="Sarabun" w:cs="Sarabun" w:eastAsia="Sarabun"/>
+          <w:color w:val="1A1E33"/>
+          <w:sz w:val="22"/>
+          <w:szCs w:val="22"/>
+        </w:rPr>
+        <w:t xml:space="preserve">แท็บ </w:t>
+      </w:r>
+      <w:r>
+        <w:rPr>
+          <w:rFonts w:ascii="Sarabun" w:hAnsi="Sarabun" w:cs="Sarabun" w:eastAsia="Sarabun"/>
+          <w:color w:val="1A1E33"/>
+          <w:sz w:val="22"/>
+          <w:szCs w:val="22"/>
+          <w:b w:val="1"/>
+          <w:bCs w:val="1"/>
+        </w:rPr>
+        <w:t>ที่ต้องดำเนินการ</w:t>
+      </w:r>
+      <w:r>
+        <w:rPr>
+          <w:rFonts w:ascii="Sarabun" w:hAnsi="Sarabun" w:cs="Sarabun" w:eastAsia="Sarabun"/>
+          <w:color w:val="1A1E33"/>
+          <w:sz w:val="22"/>
+          <w:szCs w:val="22"/>
+        </w:rPr>
+        <w:t xml:space="preserve"> ติดมาตั้งแต่เปิดหน้า และเหลือเฉพาะใบที่รอตำแหน่งของคุณ</w:t>
+      </w:r>
+    </w:p>
+    <w:p>
+      <w:pPr>
+        <w:spacing w:before="0" w:after="80" w:lineRule="auto" w:line="348"/>
+        <w:ind w:left="482" w:hanging="312"/>
+        <w:jc w:val="left"/>
+      </w:pPr>
+      <w:r>
+        <w:rPr>
+          <w:rFonts w:ascii="DejaVu Sans" w:hAnsi="DejaVu Sans" w:cs="DejaVu Sans" w:eastAsia="DejaVu Sans"/>
+          <w:color w:val="5C637A"/>
+          <w:sz w:val="22"/>
+          <w:szCs w:val="22"/>
+        </w:rPr>
+        <w:t>☐</w:t>
+      </w:r>
+      <w:r>
+        <w:rPr>
+          <w:rFonts w:ascii="Sarabun" w:hAnsi="Sarabun" w:cs="Sarabun" w:eastAsia="Sarabun"/>
+          <w:color w:val="5C637A"/>
+          <w:sz w:val="22"/>
+          <w:szCs w:val="22"/>
+        </w:rPr>
+        <w:t xml:space="preserve">  </w:t>
+      </w:r>
+      <w:r>
+        <w:rPr>
+          <w:rFonts w:ascii="Sarabun" w:hAnsi="Sarabun" w:cs="Sarabun" w:eastAsia="Sarabun"/>
+          <w:color w:val="1A1E33"/>
+          <w:sz w:val="22"/>
+          <w:szCs w:val="22"/>
+        </w:rPr>
+        <w:t>ปุ่มกรองแยก "รอ BDI ตรวจสอบ" ออกจาก "รอ BDI อนุมัติ" ได้จริง ไม่ปนกันเป็น "นำส่งแล้ว"</w:t>
+      </w:r>
+    </w:p>
+    <w:p>
+      <w:pPr>
+        <w:spacing w:before="0" w:after="80" w:lineRule="auto" w:line="348"/>
+        <w:ind w:left="482" w:hanging="312"/>
+        <w:jc w:val="left"/>
+      </w:pPr>
+      <w:r>
+        <w:rPr>
+          <w:rFonts w:ascii="DejaVu Sans" w:hAnsi="DejaVu Sans" w:cs="DejaVu Sans" w:eastAsia="DejaVu Sans"/>
+          <w:color w:val="5C637A"/>
+          <w:sz w:val="22"/>
+          <w:szCs w:val="22"/>
+        </w:rPr>
+        <w:t>☐</w:t>
+      </w:r>
+      <w:r>
+        <w:rPr>
+          <w:rFonts w:ascii="Sarabun" w:hAnsi="Sarabun" w:cs="Sarabun" w:eastAsia="Sarabun"/>
+          <w:color w:val="5C637A"/>
+          <w:sz w:val="22"/>
+          <w:szCs w:val="22"/>
+        </w:rPr>
+        <w:t xml:space="preserve">  </w:t>
+      </w:r>
+      <w:r>
+        <w:rPr>
+          <w:rFonts w:ascii="Sarabun" w:hAnsi="Sarabun" w:cs="Sarabun" w:eastAsia="Sarabun"/>
+          <w:color w:val="1A1E33"/>
+          <w:sz w:val="22"/>
+          <w:szCs w:val="22"/>
+        </w:rPr>
+        <w:t xml:space="preserve">สลับเรียง ใหม่ </w:t>
+      </w:r>
+      <w:r>
+        <w:rPr>
+          <w:rFonts w:ascii="DejaVu Sans" w:hAnsi="DejaVu Sans" w:cs="DejaVu Sans" w:eastAsia="DejaVu Sans"/>
+          <w:color w:val="1A1E33"/>
+          <w:sz w:val="22"/>
+          <w:szCs w:val="22"/>
+        </w:rPr>
+        <w:t>→</w:t>
+      </w:r>
+      <w:r>
+        <w:rPr>
+          <w:rFonts w:ascii="Sarabun" w:hAnsi="Sarabun" w:cs="Sarabun" w:eastAsia="Sarabun"/>
+          <w:color w:val="1A1E33"/>
+          <w:sz w:val="22"/>
+          <w:szCs w:val="22"/>
+        </w:rPr>
+        <w:t xml:space="preserve"> เก่า / เก่า </w:t>
+      </w:r>
+      <w:r>
+        <w:rPr>
+          <w:rFonts w:ascii="DejaVu Sans" w:hAnsi="DejaVu Sans" w:cs="DejaVu Sans" w:eastAsia="DejaVu Sans"/>
+          <w:color w:val="1A1E33"/>
+          <w:sz w:val="22"/>
+          <w:szCs w:val="22"/>
+        </w:rPr>
+        <w:t>→</w:t>
+      </w:r>
+      <w:r>
+        <w:rPr>
+          <w:rFonts w:ascii="Sarabun" w:hAnsi="Sarabun" w:cs="Sarabun" w:eastAsia="Sarabun"/>
+          <w:color w:val="1A1E33"/>
+          <w:sz w:val="22"/>
+          <w:szCs w:val="22"/>
+        </w:rPr>
+        <w:t xml:space="preserve"> ใหม่ แล้วแถวบนสุดเปลี่ยนตาม</w:t>
+      </w:r>
+    </w:p>
+    <w:p>
+      <w:pPr>
+        <w:spacing w:before="0" w:after="80" w:lineRule="auto" w:line="348"/>
+        <w:ind w:left="482" w:hanging="312"/>
+        <w:jc w:val="left"/>
+      </w:pPr>
+      <w:r>
+        <w:rPr>
+          <w:rFonts w:ascii="DejaVu Sans" w:hAnsi="DejaVu Sans" w:cs="DejaVu Sans" w:eastAsia="DejaVu Sans"/>
+          <w:color w:val="5C637A"/>
+          <w:sz w:val="22"/>
+          <w:szCs w:val="22"/>
+        </w:rPr>
+        <w:t>☐</w:t>
+      </w:r>
+      <w:r>
+        <w:rPr>
+          <w:rFonts w:ascii="Sarabun" w:hAnsi="Sarabun" w:cs="Sarabun" w:eastAsia="Sarabun"/>
+          <w:color w:val="5C637A"/>
+          <w:sz w:val="22"/>
+          <w:szCs w:val="22"/>
+        </w:rPr>
+        <w:t xml:space="preserve">  </w:t>
+      </w:r>
+      <w:r>
+        <w:rPr>
+          <w:rFonts w:ascii="Sarabun" w:hAnsi="Sarabun" w:cs="Sarabun" w:eastAsia="Sarabun"/>
+          <w:color w:val="1A1E33"/>
+          <w:sz w:val="22"/>
+          <w:szCs w:val="22"/>
+        </w:rPr>
+        <w:t>เมื่อมีคำขอเกิน 20 ใบ ปุ่มเปลี่ยนหน้าทำงาน และไม่มีแถวไหนซ้ำหรือหายระหว่างหน้า</w:t>
       </w:r>
     </w:p>
     <w:p>

--- a/docs/manuals-docx/14-tester-manual-journey-b.docx
+++ b/docs/manuals-docx/14-tester-manual-journey-b.docx
@@ -3919,7 +3919,7 @@
       <w:r>
         <w:drawing>
           <wp:inline xmlns:a="http://schemas.openxmlformats.org/drawingml/2006/main" xmlns:pic="http://schemas.openxmlformats.org/drawingml/2006/picture">
-            <wp:extent cx="3960000" cy="4989600"/>
+            <wp:extent cx="3960000" cy="5868000"/>
             <wp:docPr id="11" name="Picture 11"/>
             <wp:cNvGraphicFramePr>
               <a:graphicFrameLocks noChangeAspect="1"/>
@@ -3940,7 +3940,7 @@
                   <pic:spPr>
                     <a:xfrm>
                       <a:off x="0" y="0"/>
-                      <a:ext cx="3960000" cy="4989600"/>
+                      <a:ext cx="3960000" cy="5868000"/>
                     </a:xfrm>
                     <a:prstGeom prst="rect"/>
                   </pic:spPr>
@@ -3992,7 +3992,7 @@
           <w:sz w:val="22"/>
           <w:szCs w:val="22"/>
         </w:rPr>
-        <w:t xml:space="preserve">บนสุดคือการ์ด </w:t>
+        <w:t xml:space="preserve">บนสุดคือ </w:t>
       </w:r>
       <w:r>
         <w:rPr>
@@ -4003,16 +4003,16 @@
           <w:b w:val="1"/>
           <w:bCs w:val="1"/>
         </w:rPr>
-        <w:t>รอคุณตรวจสอบ</w:t>
-      </w:r>
-      <w:r>
-        <w:rPr>
-          <w:rFonts w:ascii="Sarabun" w:hAnsi="Sarabun" w:cs="Sarabun" w:eastAsia="Sarabun"/>
-          <w:color w:val="1A1E33"/>
-          <w:sz w:val="22"/>
-          <w:szCs w:val="22"/>
-        </w:rPr>
-        <w:t xml:space="preserve"> พร้อมจำนวนใบที่ค้างอยู่ที่ตำแหน่งของคุณ</w:t>
+        <w:t>แผนภาพเส้นทางอนุมัติ</w:t>
+      </w:r>
+      <w:r>
+        <w:rPr>
+          <w:rFonts w:ascii="Sarabun" w:hAnsi="Sarabun" w:cs="Sarabun" w:eastAsia="Sarabun"/>
+          <w:color w:val="1A1E33"/>
+          <w:sz w:val="22"/>
+          <w:szCs w:val="22"/>
+        </w:rPr>
+        <w:t xml:space="preserve"> — เห็นทั้งเส้นว่าคำขอเดินผ่านขั้นไหนบ้าง ต่อกันอย่างไร และมีทางกลับมาแก้ไขอยู่ตรงไหน แต่ละกล่องบอกจำนวนคำขอที่ค้างอยู่ขั้นนั้น</w:t>
       </w:r>
     </w:p>
     <w:p>
@@ -4038,48 +4038,19 @@
           <w:color w:val="1A1E33"/>
           <w:sz w:val="22"/>
           <w:szCs w:val="22"/>
-        </w:rPr>
-        <w:t xml:space="preserve">ใต้การ์ดเป็นแท็บสองอัน — </w:t>
-      </w:r>
-      <w:r>
-        <w:rPr>
-          <w:rFonts w:ascii="Sarabun" w:hAnsi="Sarabun" w:cs="Sarabun" w:eastAsia="Sarabun"/>
-          <w:color w:val="1A1E33"/>
-          <w:sz w:val="22"/>
-          <w:szCs w:val="22"/>
           <w:b w:val="1"/>
           <w:bCs w:val="1"/>
         </w:rPr>
-        <w:t>ที่ต้องดำเนินการ</w:t>
-      </w:r>
-      <w:r>
-        <w:rPr>
-          <w:rFonts w:ascii="Sarabun" w:hAnsi="Sarabun" w:cs="Sarabun" w:eastAsia="Sarabun"/>
-          <w:color w:val="1A1E33"/>
-          <w:sz w:val="22"/>
-          <w:szCs w:val="22"/>
-        </w:rPr>
-        <w:t xml:space="preserve"> (เปิดมาที่แท็บนี้เสมอ) และ </w:t>
-      </w:r>
-      <w:r>
-        <w:rPr>
-          <w:rFonts w:ascii="Sarabun" w:hAnsi="Sarabun" w:cs="Sarabun" w:eastAsia="Sarabun"/>
-          <w:color w:val="1A1E33"/>
-          <w:sz w:val="22"/>
-          <w:szCs w:val="22"/>
-          <w:b w:val="1"/>
-          <w:bCs w:val="1"/>
-        </w:rPr>
-        <w:t>ทั้งหมด</w:t>
-      </w:r>
-      <w:r>
-        <w:rPr>
-          <w:rFonts w:ascii="Sarabun" w:hAnsi="Sarabun" w:cs="Sarabun" w:eastAsia="Sarabun"/>
-          <w:color w:val="1A1E33"/>
-          <w:sz w:val="22"/>
-          <w:szCs w:val="22"/>
-        </w:rPr>
-        <w:t xml:space="preserve"> แท็บแรกเหลือเฉพาะใบที่คุณเป็นคนทำต่อ ไม่ต้องไล่อ่านทีละแถวว่าใบไหนถึงคิวตัวเอง</w:t>
+        <w:t>กล่องสีเขียวคือขั้นของคุณ</w:t>
+      </w:r>
+      <w:r>
+        <w:rPr>
+          <w:rFonts w:ascii="Sarabun" w:hAnsi="Sarabun" w:cs="Sarabun" w:eastAsia="Sarabun"/>
+          <w:color w:val="1A1E33"/>
+          <w:sz w:val="22"/>
+          <w:szCs w:val="22"/>
+        </w:rPr>
+        <w:t xml:space="preserve"> — ระบบเลือกไว้ให้ตั้งแต่เปิดหน้า ไม่ต้องไล่อ่านทีละแถวว่า ใบไหนถึงคิวตัวเอง ผู้ใช้ตำแหน่งอื่นเปิดหน้าเดียวกันจะเห็นกล่องคนละใบเป็นสีเขียว</w:t>
       </w:r>
     </w:p>
     <w:p>
@@ -4105,19 +4076,59 @@
           <w:color w:val="1A1E33"/>
           <w:sz w:val="22"/>
           <w:szCs w:val="22"/>
-        </w:rPr>
-        <w:t xml:space="preserve">ตารางแสดง </w:t>
-      </w:r>
-      <w:r>
-        <w:rPr>
-          <w:rFonts w:ascii="Sarabun" w:hAnsi="Sarabun" w:cs="Sarabun" w:eastAsia="Sarabun"/>
-          <w:color w:val="1A1E33"/>
-          <w:sz w:val="22"/>
-          <w:szCs w:val="22"/>
           <w:b w:val="1"/>
           <w:bCs w:val="1"/>
         </w:rPr>
-        <w:t>ชื่อหน่วยงาน · ผู้สร้างพร้อมอีเมล · สถานะ · ความคืบหน้า · วันที่ยื่น</w:t>
+        <w:t>กดกล่องไหนก็ได้</w:t>
+      </w:r>
+      <w:r>
+        <w:rPr>
+          <w:rFonts w:ascii="Sarabun" w:hAnsi="Sarabun" w:cs="Sarabun" w:eastAsia="Sarabun"/>
+          <w:color w:val="1A1E33"/>
+          <w:sz w:val="22"/>
+          <w:szCs w:val="22"/>
+        </w:rPr>
+        <w:t xml:space="preserve"> เพื่อดูเฉพาะคำขอที่ค้างอยู่ขั้นนั้น กดได้ </w:t>
+      </w:r>
+      <w:r>
+        <w:rPr>
+          <w:rFonts w:ascii="Sarabun" w:hAnsi="Sarabun" w:cs="Sarabun" w:eastAsia="Sarabun"/>
+          <w:color w:val="1A1E33"/>
+          <w:sz w:val="22"/>
+          <w:szCs w:val="22"/>
+          <w:b w:val="1"/>
+          <w:bCs w:val="1"/>
+        </w:rPr>
+        <w:t>ทีละขั้น</w:t>
+      </w:r>
+      <w:r>
+        <w:rPr>
+          <w:rFonts w:ascii="Sarabun" w:hAnsi="Sarabun" w:cs="Sarabun" w:eastAsia="Sarabun"/>
+          <w:color w:val="1A1E33"/>
+          <w:sz w:val="22"/>
+          <w:szCs w:val="22"/>
+        </w:rPr>
+        <w:t xml:space="preserve"> — กดกล่องใหม่ จะแทนที่กล่องเดิม ไม่ใช่เลือกเพิ่ม กดกล่องเดิมซ้ำหรือกด </w:t>
+      </w:r>
+      <w:r>
+        <w:rPr>
+          <w:rFonts w:ascii="Sarabun" w:hAnsi="Sarabun" w:cs="Sarabun" w:eastAsia="Sarabun"/>
+          <w:color w:val="1A1E33"/>
+          <w:sz w:val="22"/>
+          <w:szCs w:val="22"/>
+          <w:b w:val="1"/>
+          <w:bCs w:val="1"/>
+        </w:rPr>
+        <w:t>ทุกขั้นตอน</w:t>
+      </w:r>
+      <w:r>
+        <w:rPr>
+          <w:rFonts w:ascii="Sarabun" w:hAnsi="Sarabun" w:cs="Sarabun" w:eastAsia="Sarabun"/>
+          <w:color w:val="1A1E33"/>
+          <w:sz w:val="22"/>
+          <w:szCs w:val="22"/>
+        </w:rPr>
+        <w:t xml:space="preserve"> เพื่อเลิกกรอง</w:t>
       </w:r>
     </w:p>
     <w:p>
@@ -4143,29 +4154,18 @@
           <w:color w:val="1A1E33"/>
           <w:sz w:val="22"/>
           <w:szCs w:val="22"/>
+        </w:rPr>
+        <w:t xml:space="preserve">กล่องเขียนชื่อ </w:t>
+      </w:r>
+      <w:r>
+        <w:rPr>
+          <w:rFonts w:ascii="Sarabun" w:hAnsi="Sarabun" w:cs="Sarabun" w:eastAsia="Sarabun"/>
+          <w:color w:val="1A1E33"/>
+          <w:sz w:val="22"/>
+          <w:szCs w:val="22"/>
           <w:b w:val="1"/>
           <w:bCs w:val="1"/>
         </w:rPr>
-        <w:t>กรองได้ด้วยปุ่มขั้นตอน</w:t>
-      </w:r>
-      <w:r>
-        <w:rPr>
-          <w:rFonts w:ascii="Sarabun" w:hAnsi="Sarabun" w:cs="Sarabun" w:eastAsia="Sarabun"/>
-          <w:color w:val="1A1E33"/>
-          <w:sz w:val="22"/>
-          <w:szCs w:val="22"/>
-        </w:rPr>
-        <w:t xml:space="preserve"> ที่อยู่เหนือตาราง พร้อมจำนวนกำกับแต่ละปุ่ม — รอ BDI ตรวจสอบ / รอหน่วยงานลงนาม / รอ BDI อนุมัติ / ฉบับร่าง / รอการแก้ไข / อนุมัติแล้ว / ไม่อนุมัติ / ยกเลิกแล้ว ปุ่มเหล่านี้บอก </w:t>
-      </w:r>
-      <w:r>
-        <w:rPr>
-          <w:rFonts w:ascii="Sarabun" w:hAnsi="Sarabun" w:cs="Sarabun" w:eastAsia="Sarabun"/>
-          <w:color w:val="1A1E33"/>
-          <w:sz w:val="22"/>
-          <w:szCs w:val="22"/>
-          <w:b w:val="1"/>
-          <w:bCs w:val="1"/>
-        </w:rPr>
         <w:t>ขั้นตอนที่คำขอค้างอยู่</w:t>
       </w:r>
       <w:r>
@@ -4175,7 +4175,7 @@
           <w:sz w:val="22"/>
           <w:szCs w:val="22"/>
         </w:rPr>
-        <w:t xml:space="preserve"> ไม่ใช่สถานะดิบ ก่อนหน้านี้ทั้งใบที่รอ BDI ตรวจรอบแรก ใบที่หน่วยงานลงนามแล้วและรอ BDI อนุมัติขั้นสุดท้าย และใบที่รอผู้เชี่ยวชาญ ถูกเรียกว่า "นำส่งแล้ว" เหมือนกันหมด จนแยกไม่ออกว่าใบไหนเป็นงานของใคร</w:t>
+        <w:t xml:space="preserve"> ไม่ใช่สถานะดิบ ก่อนหน้านี้ทั้งใบที่รอ BDI ตรวจรอบแรก ใบที่หน่วยงานลงนามแล้วและรอ BDI อนุมัติขั้นสุดท้าย ถูกเรียกว่า "นำส่งแล้ว" เหมือนกันหมด จนแยกไม่ออกว่าใบไหนเป็นงานของใคร</w:t>
       </w:r>
     </w:p>
     <w:p>
@@ -4204,6 +4204,160 @@
           <w:b w:val="1"/>
           <w:bCs w:val="1"/>
         </w:rPr>
+        <w:t>ไม่อนุมัติ</w:t>
+      </w:r>
+      <w:r>
+        <w:rPr>
+          <w:rFonts w:ascii="Sarabun" w:hAnsi="Sarabun" w:cs="Sarabun" w:eastAsia="Sarabun"/>
+          <w:color w:val="1A1E33"/>
+          <w:sz w:val="22"/>
+          <w:szCs w:val="22"/>
+        </w:rPr>
+        <w:t xml:space="preserve"> กับ </w:t>
+      </w:r>
+      <w:r>
+        <w:rPr>
+          <w:rFonts w:ascii="Sarabun" w:hAnsi="Sarabun" w:cs="Sarabun" w:eastAsia="Sarabun"/>
+          <w:color w:val="1A1E33"/>
+          <w:sz w:val="22"/>
+          <w:szCs w:val="22"/>
+          <w:b w:val="1"/>
+          <w:bCs w:val="1"/>
+        </w:rPr>
+        <w:t>ยกเลิกแล้ว</w:t>
+      </w:r>
+      <w:r>
+        <w:rPr>
+          <w:rFonts w:ascii="Sarabun" w:hAnsi="Sarabun" w:cs="Sarabun" w:eastAsia="Sarabun"/>
+          <w:color w:val="1A1E33"/>
+          <w:sz w:val="22"/>
+          <w:szCs w:val="22"/>
+        </w:rPr>
+        <w:t xml:space="preserve"> อยู่แยกไว้ท้ายสุดใต้หัวข้อ "จบแบบอื่น" เพราะไม่ได้อยู่ บนเส้นทางหลัก</w:t>
+      </w:r>
+    </w:p>
+    <w:p>
+      <w:pPr>
+        <w:spacing w:before="0" w:after="80" w:lineRule="auto" w:line="348"/>
+        <w:ind w:left="482" w:hanging="312"/>
+        <w:jc w:val="left"/>
+      </w:pPr>
+      <w:r>
+        <w:rPr>
+          <w:rFonts w:ascii="Sarabun" w:hAnsi="Sarabun" w:cs="Sarabun" w:eastAsia="Sarabun"/>
+          <w:color w:val="E5775A"/>
+          <w:sz w:val="22"/>
+          <w:szCs w:val="22"/>
+          <w:b w:val="1"/>
+          <w:bCs w:val="1"/>
+        </w:rPr>
+        <w:t xml:space="preserve">•  </w:t>
+      </w:r>
+      <w:r>
+        <w:rPr>
+          <w:rFonts w:ascii="Sarabun" w:hAnsi="Sarabun" w:cs="Sarabun" w:eastAsia="Sarabun"/>
+          <w:color w:val="1A1E33"/>
+          <w:sz w:val="22"/>
+          <w:szCs w:val="22"/>
+        </w:rPr>
+        <w:t xml:space="preserve">ใต้แผนภาพเป็นแท็บสองอัน — </w:t>
+      </w:r>
+      <w:r>
+        <w:rPr>
+          <w:rFonts w:ascii="Sarabun" w:hAnsi="Sarabun" w:cs="Sarabun" w:eastAsia="Sarabun"/>
+          <w:color w:val="1A1E33"/>
+          <w:sz w:val="22"/>
+          <w:szCs w:val="22"/>
+          <w:b w:val="1"/>
+          <w:bCs w:val="1"/>
+        </w:rPr>
+        <w:t>ที่ต้องดำเนินการ</w:t>
+      </w:r>
+      <w:r>
+        <w:rPr>
+          <w:rFonts w:ascii="Sarabun" w:hAnsi="Sarabun" w:cs="Sarabun" w:eastAsia="Sarabun"/>
+          <w:color w:val="1A1E33"/>
+          <w:sz w:val="22"/>
+          <w:szCs w:val="22"/>
+        </w:rPr>
+        <w:t xml:space="preserve"> (เปิดมาที่แท็บนี้เสมอ) และ </w:t>
+      </w:r>
+      <w:r>
+        <w:rPr>
+          <w:rFonts w:ascii="Sarabun" w:hAnsi="Sarabun" w:cs="Sarabun" w:eastAsia="Sarabun"/>
+          <w:color w:val="1A1E33"/>
+          <w:sz w:val="22"/>
+          <w:szCs w:val="22"/>
+          <w:b w:val="1"/>
+          <w:bCs w:val="1"/>
+        </w:rPr>
+        <w:t>ทั้งหมด</w:t>
+      </w:r>
+    </w:p>
+    <w:p>
+      <w:pPr>
+        <w:spacing w:before="0" w:after="80" w:lineRule="auto" w:line="348"/>
+        <w:ind w:left="482" w:hanging="312"/>
+        <w:jc w:val="left"/>
+      </w:pPr>
+      <w:r>
+        <w:rPr>
+          <w:rFonts w:ascii="Sarabun" w:hAnsi="Sarabun" w:cs="Sarabun" w:eastAsia="Sarabun"/>
+          <w:color w:val="E5775A"/>
+          <w:sz w:val="22"/>
+          <w:szCs w:val="22"/>
+          <w:b w:val="1"/>
+          <w:bCs w:val="1"/>
+        </w:rPr>
+        <w:t xml:space="preserve">•  </w:t>
+      </w:r>
+      <w:r>
+        <w:rPr>
+          <w:rFonts w:ascii="Sarabun" w:hAnsi="Sarabun" w:cs="Sarabun" w:eastAsia="Sarabun"/>
+          <w:color w:val="1A1E33"/>
+          <w:sz w:val="22"/>
+          <w:szCs w:val="22"/>
+        </w:rPr>
+        <w:t xml:space="preserve">ตารางแสดง </w:t>
+      </w:r>
+      <w:r>
+        <w:rPr>
+          <w:rFonts w:ascii="Sarabun" w:hAnsi="Sarabun" w:cs="Sarabun" w:eastAsia="Sarabun"/>
+          <w:color w:val="1A1E33"/>
+          <w:sz w:val="22"/>
+          <w:szCs w:val="22"/>
+          <w:b w:val="1"/>
+          <w:bCs w:val="1"/>
+        </w:rPr>
+        <w:t>ชื่อหน่วยงาน · ผู้สร้างพร้อมอีเมล · สถานะ · ความคืบหน้า · วันที่ยื่น</w:t>
+      </w:r>
+    </w:p>
+    <w:p>
+      <w:pPr>
+        <w:spacing w:before="0" w:after="80" w:lineRule="auto" w:line="348"/>
+        <w:ind w:left="482" w:hanging="312"/>
+        <w:jc w:val="left"/>
+      </w:pPr>
+      <w:r>
+        <w:rPr>
+          <w:rFonts w:ascii="Sarabun" w:hAnsi="Sarabun" w:cs="Sarabun" w:eastAsia="Sarabun"/>
+          <w:color w:val="E5775A"/>
+          <w:sz w:val="22"/>
+          <w:szCs w:val="22"/>
+          <w:b w:val="1"/>
+          <w:bCs w:val="1"/>
+        </w:rPr>
+        <w:t xml:space="preserve">•  </w:t>
+      </w:r>
+      <w:r>
+        <w:rPr>
+          <w:rFonts w:ascii="Sarabun" w:hAnsi="Sarabun" w:cs="Sarabun" w:eastAsia="Sarabun"/>
+          <w:color w:val="1A1E33"/>
+          <w:sz w:val="22"/>
+          <w:szCs w:val="22"/>
+          <w:b w:val="1"/>
+          <w:bCs w:val="1"/>
+        </w:rPr>
         <w:t>เรียงตามวันที่</w:t>
       </w:r>
       <w:r>
@@ -4249,7 +4403,7 @@
           <w:sz w:val="22"/>
           <w:szCs w:val="22"/>
         </w:rPr>
-        <w:t xml:space="preserve"> ใหม่ (มุมขวาเหนือตาราง)</w:t>
+        <w:t xml:space="preserve"> ใหม่ (ข้างช่องค้นหา)</w:t>
       </w:r>
     </w:p>
     <w:p>
@@ -7473,27 +7627,7 @@
           <w:sz w:val="22"/>
           <w:szCs w:val="22"/>
         </w:rPr>
-        <w:t xml:space="preserve">แท็บ </w:t>
-      </w:r>
-      <w:r>
-        <w:rPr>
-          <w:rFonts w:ascii="Sarabun" w:hAnsi="Sarabun" w:cs="Sarabun" w:eastAsia="Sarabun"/>
-          <w:color w:val="1A1E33"/>
-          <w:sz w:val="22"/>
-          <w:szCs w:val="22"/>
-          <w:b w:val="1"/>
-          <w:bCs w:val="1"/>
-        </w:rPr>
-        <w:t>ที่ต้องดำเนินการ</w:t>
-      </w:r>
-      <w:r>
-        <w:rPr>
-          <w:rFonts w:ascii="Sarabun" w:hAnsi="Sarabun" w:cs="Sarabun" w:eastAsia="Sarabun"/>
-          <w:color w:val="1A1E33"/>
-          <w:sz w:val="22"/>
-          <w:szCs w:val="22"/>
-        </w:rPr>
-        <w:t xml:space="preserve"> ติดมาตั้งแต่เปิดหน้า และเหลือเฉพาะใบที่รอตำแหน่งของคุณ</w:t>
+        <w:t>แผนภาพเส้นทางขึ้นครบทุกขั้น และกล่องของตำแหน่งคุณเป็นสีเขียวตั้งแต่เปิดหน้า</w:t>
       </w:r>
     </w:p>
     <w:p>
@@ -7527,7 +7661,95 @@
           <w:sz w:val="22"/>
           <w:szCs w:val="22"/>
         </w:rPr>
-        <w:t>ปุ่มกรองแยก "รอ BDI ตรวจสอบ" ออกจาก "รอ BDI อนุมัติ" ได้จริง ไม่ปนกันเป็น "นำส่งแล้ว"</w:t>
+        <w:t xml:space="preserve">กดกล่องแล้วตารางเหลือเฉพาะคำขอที่ค้างขั้นนั้น กดกล่องที่สองแล้ว </w:t>
+      </w:r>
+      <w:r>
+        <w:rPr>
+          <w:rFonts w:ascii="Sarabun" w:hAnsi="Sarabun" w:cs="Sarabun" w:eastAsia="Sarabun"/>
+          <w:color w:val="1A1E33"/>
+          <w:sz w:val="22"/>
+          <w:szCs w:val="22"/>
+          <w:b w:val="1"/>
+          <w:bCs w:val="1"/>
+        </w:rPr>
+        <w:t>แทนที่</w:t>
+      </w:r>
+      <w:r>
+        <w:rPr>
+          <w:rFonts w:ascii="Sarabun" w:hAnsi="Sarabun" w:cs="Sarabun" w:eastAsia="Sarabun"/>
+          <w:color w:val="1A1E33"/>
+          <w:sz w:val="22"/>
+          <w:szCs w:val="22"/>
+        </w:rPr>
+        <w:t xml:space="preserve"> ไม่ใช่เพิ่ม</w:t>
+      </w:r>
+    </w:p>
+    <w:p>
+      <w:pPr>
+        <w:spacing w:before="0" w:after="80" w:lineRule="auto" w:line="348"/>
+        <w:ind w:left="482" w:hanging="312"/>
+        <w:jc w:val="left"/>
+      </w:pPr>
+      <w:r>
+        <w:rPr>
+          <w:rFonts w:ascii="DejaVu Sans" w:hAnsi="DejaVu Sans" w:cs="DejaVu Sans" w:eastAsia="DejaVu Sans"/>
+          <w:color w:val="5C637A"/>
+          <w:sz w:val="22"/>
+          <w:szCs w:val="22"/>
+        </w:rPr>
+        <w:t>☐</w:t>
+      </w:r>
+      <w:r>
+        <w:rPr>
+          <w:rFonts w:ascii="Sarabun" w:hAnsi="Sarabun" w:cs="Sarabun" w:eastAsia="Sarabun"/>
+          <w:color w:val="5C637A"/>
+          <w:sz w:val="22"/>
+          <w:szCs w:val="22"/>
+        </w:rPr>
+        <w:t xml:space="preserve">  </w:t>
+      </w:r>
+      <w:r>
+        <w:rPr>
+          <w:rFonts w:ascii="Sarabun" w:hAnsi="Sarabun" w:cs="Sarabun" w:eastAsia="Sarabun"/>
+          <w:color w:val="1A1E33"/>
+          <w:sz w:val="22"/>
+          <w:szCs w:val="22"/>
+        </w:rPr>
+        <w:t>แผนภาพแยก "รอ BDI ตรวจสอบ" ออกจาก "รอ BDI อนุมัติ" ได้จริง ไม่ปนกันเป็น "นำส่งแล้ว"</w:t>
+      </w:r>
+    </w:p>
+    <w:p>
+      <w:pPr>
+        <w:spacing w:before="0" w:after="80" w:lineRule="auto" w:line="348"/>
+        <w:ind w:left="482" w:hanging="312"/>
+        <w:jc w:val="left"/>
+      </w:pPr>
+      <w:r>
+        <w:rPr>
+          <w:rFonts w:ascii="DejaVu Sans" w:hAnsi="DejaVu Sans" w:cs="DejaVu Sans" w:eastAsia="DejaVu Sans"/>
+          <w:color w:val="5C637A"/>
+          <w:sz w:val="22"/>
+          <w:szCs w:val="22"/>
+        </w:rPr>
+        <w:t>☐</w:t>
+      </w:r>
+      <w:r>
+        <w:rPr>
+          <w:rFonts w:ascii="Sarabun" w:hAnsi="Sarabun" w:cs="Sarabun" w:eastAsia="Sarabun"/>
+          <w:color w:val="5C637A"/>
+          <w:sz w:val="22"/>
+          <w:szCs w:val="22"/>
+        </w:rPr>
+        <w:t xml:space="preserve">  </w:t>
+      </w:r>
+      <w:r>
+        <w:rPr>
+          <w:rFonts w:ascii="Sarabun" w:hAnsi="Sarabun" w:cs="Sarabun" w:eastAsia="Sarabun"/>
+          <w:color w:val="1A1E33"/>
+          <w:sz w:val="22"/>
+          <w:szCs w:val="22"/>
+        </w:rPr>
+        <w:t>เปิดบนมือถือแล้วยังกดกรองได้ครบทุกขั้น (เส้นเชื่อมหายไป เหลือเป็นกล่องเรียงสองคอลัมน์)</w:t>
       </w:r>
     </w:p>
     <w:p>

--- a/docs/manuals-docx/14-tester-manual-journey-b.docx
+++ b/docs/manuals-docx/14-tester-manual-journey-b.docx
@@ -3919,7 +3919,7 @@
       <w:r>
         <w:drawing>
           <wp:inline xmlns:a="http://schemas.openxmlformats.org/drawingml/2006/main" xmlns:pic="http://schemas.openxmlformats.org/drawingml/2006/picture">
-            <wp:extent cx="3960000" cy="5868000"/>
+            <wp:extent cx="3960000" cy="5058000"/>
             <wp:docPr id="11" name="Picture 11"/>
             <wp:cNvGraphicFramePr>
               <a:graphicFrameLocks noChangeAspect="1"/>
@@ -3940,7 +3940,7 @@
                   <pic:spPr>
                     <a:xfrm>
                       <a:off x="0" y="0"/>
-                      <a:ext cx="3960000" cy="5868000"/>
+                      <a:ext cx="3960000" cy="5058000"/>
                     </a:xfrm>
                     <a:prstGeom prst="rect"/>
                   </pic:spPr>
@@ -4259,28 +4259,19 @@
           <w:color w:val="1A1E33"/>
           <w:sz w:val="22"/>
           <w:szCs w:val="22"/>
-        </w:rPr>
-        <w:t xml:space="preserve">ใต้แผนภาพเป็นแท็บสองอัน — </w:t>
-      </w:r>
-      <w:r>
-        <w:rPr>
-          <w:rFonts w:ascii="Sarabun" w:hAnsi="Sarabun" w:cs="Sarabun" w:eastAsia="Sarabun"/>
-          <w:color w:val="1A1E33"/>
-          <w:sz w:val="22"/>
-          <w:szCs w:val="22"/>
           <w:b w:val="1"/>
           <w:bCs w:val="1"/>
         </w:rPr>
-        <w:t>ที่ต้องดำเนินการ</w:t>
-      </w:r>
-      <w:r>
-        <w:rPr>
-          <w:rFonts w:ascii="Sarabun" w:hAnsi="Sarabun" w:cs="Sarabun" w:eastAsia="Sarabun"/>
-          <w:color w:val="1A1E33"/>
-          <w:sz w:val="22"/>
-          <w:szCs w:val="22"/>
-        </w:rPr>
-        <w:t xml:space="preserve"> (เปิดมาที่แท็บนี้เสมอ) และ </w:t>
+        <w:t>เหนือแผนภาพเป็นแท็บสองอัน</w:t>
+      </w:r>
+      <w:r>
+        <w:rPr>
+          <w:rFonts w:ascii="Sarabun" w:hAnsi="Sarabun" w:cs="Sarabun" w:eastAsia="Sarabun"/>
+          <w:color w:val="1A1E33"/>
+          <w:sz w:val="22"/>
+          <w:szCs w:val="22"/>
+        </w:rPr>
+        <w:t xml:space="preserve"> — </w:t>
       </w:r>
       <w:r>
         <w:rPr>
@@ -4291,7 +4282,76 @@
           <w:b w:val="1"/>
           <w:bCs w:val="1"/>
         </w:rPr>
+        <w:t>ที่ต้องดำเนินการ</w:t>
+      </w:r>
+      <w:r>
+        <w:rPr>
+          <w:rFonts w:ascii="Sarabun" w:hAnsi="Sarabun" w:cs="Sarabun" w:eastAsia="Sarabun"/>
+          <w:color w:val="1A1E33"/>
+          <w:sz w:val="22"/>
+          <w:szCs w:val="22"/>
+        </w:rPr>
+        <w:t xml:space="preserve"> (เปิดมาที่แท็บนี้เสมอ) และ </w:t>
+      </w:r>
+      <w:r>
+        <w:rPr>
+          <w:rFonts w:ascii="Sarabun" w:hAnsi="Sarabun" w:cs="Sarabun" w:eastAsia="Sarabun"/>
+          <w:color w:val="1A1E33"/>
+          <w:sz w:val="22"/>
+          <w:szCs w:val="22"/>
+          <w:b w:val="1"/>
+          <w:bCs w:val="1"/>
+        </w:rPr>
         <w:t>ทั้งหมด</w:t>
+      </w:r>
+      <w:r>
+        <w:rPr>
+          <w:rFonts w:ascii="Sarabun" w:hAnsi="Sarabun" w:cs="Sarabun" w:eastAsia="Sarabun"/>
+          <w:color w:val="1A1E33"/>
+          <w:sz w:val="22"/>
+          <w:szCs w:val="22"/>
+        </w:rPr>
+        <w:t xml:space="preserve"> แท็บเป็นตัวคุมทั้งหน้า: อยู่แท็บของคุณ กล่องที่ไม่ใช่ขั้นของคุณจะจางลงและ </w:t>
+      </w:r>
+      <w:r>
+        <w:rPr>
+          <w:rFonts w:ascii="Sarabun" w:hAnsi="Sarabun" w:cs="Sarabun" w:eastAsia="Sarabun"/>
+          <w:color w:val="1A1E33"/>
+          <w:sz w:val="22"/>
+          <w:szCs w:val="22"/>
+          <w:b w:val="1"/>
+          <w:bCs w:val="1"/>
+        </w:rPr>
+        <w:t>กดไม่ได้</w:t>
+      </w:r>
+      <w:r>
+        <w:rPr>
+          <w:rFonts w:ascii="Sarabun" w:hAnsi="Sarabun" w:cs="Sarabun" w:eastAsia="Sarabun"/>
+          <w:color w:val="1A1E33"/>
+          <w:sz w:val="22"/>
+          <w:szCs w:val="22"/>
+        </w:rPr>
+        <w:t xml:space="preserve"> กด </w:t>
+      </w:r>
+      <w:r>
+        <w:rPr>
+          <w:rFonts w:ascii="Sarabun" w:hAnsi="Sarabun" w:cs="Sarabun" w:eastAsia="Sarabun"/>
+          <w:color w:val="1A1E33"/>
+          <w:sz w:val="22"/>
+          <w:szCs w:val="22"/>
+          <w:b w:val="1"/>
+          <w:bCs w:val="1"/>
+        </w:rPr>
+        <w:t>ทั้งหมด</w:t>
+      </w:r>
+      <w:r>
+        <w:rPr>
+          <w:rFonts w:ascii="Sarabun" w:hAnsi="Sarabun" w:cs="Sarabun" w:eastAsia="Sarabun"/>
+          <w:color w:val="1A1E33"/>
+          <w:sz w:val="22"/>
+          <w:szCs w:val="22"/>
+        </w:rPr>
+        <w:t xml:space="preserve"> เมื่อจะดูขั้นอื่นในเส้นทาง</w:t>
       </w:r>
     </w:p>
     <w:p>
@@ -4318,7 +4378,7 @@
           <w:sz w:val="22"/>
           <w:szCs w:val="22"/>
         </w:rPr>
-        <w:t xml:space="preserve">ตารางแสดง </w:t>
+        <w:t xml:space="preserve">ในแต่ละกล่องมีลูกศรบอกทิศ — จากขั้นที่รอตรวจจะมีเส้นชี้ลงมาที่กล่อง </w:t>
       </w:r>
       <w:r>
         <w:rPr>
@@ -4329,7 +4389,16 @@
           <w:b w:val="1"/>
           <w:bCs w:val="1"/>
         </w:rPr>
-        <w:t>ชื่อหน่วยงาน · ผู้สร้างพร้อมอีเมล · สถานะ · ความคืบหน้า · วันที่ยื่น</w:t>
+        <w:t>รอการแก้ไข</w:t>
+      </w:r>
+      <w:r>
+        <w:rPr>
+          <w:rFonts w:ascii="Sarabun" w:hAnsi="Sarabun" w:cs="Sarabun" w:eastAsia="Sarabun"/>
+          <w:color w:val="1A1E33"/>
+          <w:sz w:val="22"/>
+          <w:szCs w:val="22"/>
+        </w:rPr>
+        <w:t xml:space="preserve"> และมีเส้นออกจากกล่องนั้นย้อนกลับไปที่ขั้นแรก แปลว่าแก้แล้วนำส่งใหม่จะกลับไปเริ่มตรงนั้น</w:t>
       </w:r>
     </w:p>
     <w:p>
@@ -4355,9 +4424,56 @@
           <w:color w:val="1A1E33"/>
           <w:sz w:val="22"/>
           <w:szCs w:val="22"/>
+        </w:rPr>
+        <w:t xml:space="preserve">ตารางแสดง </w:t>
+      </w:r>
+      <w:r>
+        <w:rPr>
+          <w:rFonts w:ascii="Sarabun" w:hAnsi="Sarabun" w:cs="Sarabun" w:eastAsia="Sarabun"/>
+          <w:color w:val="1A1E33"/>
+          <w:sz w:val="22"/>
+          <w:szCs w:val="22"/>
           <w:b w:val="1"/>
           <w:bCs w:val="1"/>
         </w:rPr>
+        <w:t>ชื่อหน่วยงาน · ผู้สร้างพร้อมอีเมล · สถานะ · ความคืบหน้า · วันที่ยื่น</w:t>
+      </w:r>
+      <w:r>
+        <w:rPr>
+          <w:rFonts w:ascii="Sarabun" w:hAnsi="Sarabun" w:cs="Sarabun" w:eastAsia="Sarabun"/>
+          <w:color w:val="1A1E33"/>
+          <w:sz w:val="22"/>
+          <w:szCs w:val="22"/>
+        </w:rPr>
+        <w:t xml:space="preserve"> คอลัมน์สถานะเขียนชื่อขั้นแบบสั้นเหมือนกล่อง — เอาเมาส์ชี้เพื่อดูชื่อเต็ม ส่วนความคืบหน้าเขียน "ขั้นที่ N จาก M" พร้อมจุดบอกขั้น รายละเอียดอยู่ที่การชี้เมาส์</w:t>
+      </w:r>
+    </w:p>
+    <w:p>
+      <w:pPr>
+        <w:spacing w:before="0" w:after="80" w:lineRule="auto" w:line="348"/>
+        <w:ind w:left="482" w:hanging="312"/>
+        <w:jc w:val="left"/>
+      </w:pPr>
+      <w:r>
+        <w:rPr>
+          <w:rFonts w:ascii="Sarabun" w:hAnsi="Sarabun" w:cs="Sarabun" w:eastAsia="Sarabun"/>
+          <w:color w:val="E5775A"/>
+          <w:sz w:val="22"/>
+          <w:szCs w:val="22"/>
+          <w:b w:val="1"/>
+          <w:bCs w:val="1"/>
+        </w:rPr>
+        <w:t xml:space="preserve">•  </w:t>
+      </w:r>
+      <w:r>
+        <w:rPr>
+          <w:rFonts w:ascii="Sarabun" w:hAnsi="Sarabun" w:cs="Sarabun" w:eastAsia="Sarabun"/>
+          <w:color w:val="1A1E33"/>
+          <w:sz w:val="22"/>
+          <w:szCs w:val="22"/>
+          <w:b w:val="1"/>
+          <w:bCs w:val="1"/>
+        </w:rPr>
         <w:t>เรียงตามวันที่</w:t>
       </w:r>
       <w:r>
@@ -4404,6 +4520,44 @@
           <w:szCs w:val="22"/>
         </w:rPr>
         <w:t xml:space="preserve"> ใหม่ (ข้างช่องค้นหา)</w:t>
+      </w:r>
+    </w:p>
+    <w:p>
+      <w:pPr>
+        <w:spacing w:before="0" w:after="80" w:lineRule="auto" w:line="348"/>
+        <w:ind w:left="482" w:hanging="312"/>
+        <w:jc w:val="left"/>
+      </w:pPr>
+      <w:r>
+        <w:rPr>
+          <w:rFonts w:ascii="Sarabun" w:hAnsi="Sarabun" w:cs="Sarabun" w:eastAsia="Sarabun"/>
+          <w:color w:val="E5775A"/>
+          <w:sz w:val="22"/>
+          <w:szCs w:val="22"/>
+          <w:b w:val="1"/>
+          <w:bCs w:val="1"/>
+        </w:rPr>
+        <w:t xml:space="preserve">•  </w:t>
+      </w:r>
+      <w:r>
+        <w:rPr>
+          <w:rFonts w:ascii="Sarabun" w:hAnsi="Sarabun" w:cs="Sarabun" w:eastAsia="Sarabun"/>
+          <w:color w:val="1A1E33"/>
+          <w:sz w:val="22"/>
+          <w:szCs w:val="22"/>
+          <w:b w:val="1"/>
+          <w:bCs w:val="1"/>
+        </w:rPr>
+        <w:t>เลือกจำนวนแถวต่อหน้าได้</w:t>
+      </w:r>
+      <w:r>
+        <w:rPr>
+          <w:rFonts w:ascii="Sarabun" w:hAnsi="Sarabun" w:cs="Sarabun" w:eastAsia="Sarabun"/>
+          <w:color w:val="1A1E33"/>
+          <w:sz w:val="22"/>
+          <w:szCs w:val="22"/>
+        </w:rPr>
+        <w:t xml:space="preserve"> (10 / 20 / 50 / 100) ที่ท้ายตาราง</w:t>
       </w:r>
     </w:p>
     <w:p>
@@ -7750,6 +7904,148 @@
           <w:szCs w:val="22"/>
         </w:rPr>
         <w:t>เปิดบนมือถือแล้วยังกดกรองได้ครบทุกขั้น (เส้นเชื่อมหายไป เหลือเป็นกล่องเรียงสองคอลัมน์)</w:t>
+      </w:r>
+    </w:p>
+    <w:p>
+      <w:pPr>
+        <w:spacing w:before="0" w:after="80" w:lineRule="auto" w:line="348"/>
+        <w:ind w:left="482" w:hanging="312"/>
+        <w:jc w:val="left"/>
+      </w:pPr>
+      <w:r>
+        <w:rPr>
+          <w:rFonts w:ascii="DejaVu Sans" w:hAnsi="DejaVu Sans" w:cs="DejaVu Sans" w:eastAsia="DejaVu Sans"/>
+          <w:color w:val="5C637A"/>
+          <w:sz w:val="22"/>
+          <w:szCs w:val="22"/>
+        </w:rPr>
+        <w:t>☐</w:t>
+      </w:r>
+      <w:r>
+        <w:rPr>
+          <w:rFonts w:ascii="Sarabun" w:hAnsi="Sarabun" w:cs="Sarabun" w:eastAsia="Sarabun"/>
+          <w:color w:val="5C637A"/>
+          <w:sz w:val="22"/>
+          <w:szCs w:val="22"/>
+        </w:rPr>
+        <w:t xml:space="preserve">  </w:t>
+      </w:r>
+      <w:r>
+        <w:rPr>
+          <w:rFonts w:ascii="Sarabun" w:hAnsi="Sarabun" w:cs="Sarabun" w:eastAsia="Sarabun"/>
+          <w:color w:val="1A1E33"/>
+          <w:sz w:val="22"/>
+          <w:szCs w:val="22"/>
+        </w:rPr>
+        <w:t xml:space="preserve">อยู่แท็บ </w:t>
+      </w:r>
+      <w:r>
+        <w:rPr>
+          <w:rFonts w:ascii="Sarabun" w:hAnsi="Sarabun" w:cs="Sarabun" w:eastAsia="Sarabun"/>
+          <w:color w:val="1A1E33"/>
+          <w:sz w:val="22"/>
+          <w:szCs w:val="22"/>
+          <w:b w:val="1"/>
+          <w:bCs w:val="1"/>
+        </w:rPr>
+        <w:t>ที่ต้องดำเนินการ</w:t>
+      </w:r>
+      <w:r>
+        <w:rPr>
+          <w:rFonts w:ascii="Sarabun" w:hAnsi="Sarabun" w:cs="Sarabun" w:eastAsia="Sarabun"/>
+          <w:color w:val="1A1E33"/>
+          <w:sz w:val="22"/>
+          <w:szCs w:val="22"/>
+        </w:rPr>
+        <w:t xml:space="preserve"> แล้วกล่องอื่นกดไม่ได้จริง · กด </w:t>
+      </w:r>
+      <w:r>
+        <w:rPr>
+          <w:rFonts w:ascii="Sarabun" w:hAnsi="Sarabun" w:cs="Sarabun" w:eastAsia="Sarabun"/>
+          <w:color w:val="1A1E33"/>
+          <w:sz w:val="22"/>
+          <w:szCs w:val="22"/>
+          <w:b w:val="1"/>
+          <w:bCs w:val="1"/>
+        </w:rPr>
+        <w:t>ทั้งหมด</w:t>
+      </w:r>
+      <w:r>
+        <w:rPr>
+          <w:rFonts w:ascii="Sarabun" w:hAnsi="Sarabun" w:cs="Sarabun" w:eastAsia="Sarabun"/>
+          <w:color w:val="1A1E33"/>
+          <w:sz w:val="22"/>
+          <w:szCs w:val="22"/>
+        </w:rPr>
+        <w:t xml:space="preserve"> แล้วกดได้ทุกกล่อง</w:t>
+      </w:r>
+    </w:p>
+    <w:p>
+      <w:pPr>
+        <w:spacing w:before="0" w:after="80" w:lineRule="auto" w:line="348"/>
+        <w:ind w:left="482" w:hanging="312"/>
+        <w:jc w:val="left"/>
+      </w:pPr>
+      <w:r>
+        <w:rPr>
+          <w:rFonts w:ascii="DejaVu Sans" w:hAnsi="DejaVu Sans" w:cs="DejaVu Sans" w:eastAsia="DejaVu Sans"/>
+          <w:color w:val="5C637A"/>
+          <w:sz w:val="22"/>
+          <w:szCs w:val="22"/>
+        </w:rPr>
+        <w:t>☐</w:t>
+      </w:r>
+      <w:r>
+        <w:rPr>
+          <w:rFonts w:ascii="Sarabun" w:hAnsi="Sarabun" w:cs="Sarabun" w:eastAsia="Sarabun"/>
+          <w:color w:val="5C637A"/>
+          <w:sz w:val="22"/>
+          <w:szCs w:val="22"/>
+        </w:rPr>
+        <w:t xml:space="preserve">  </w:t>
+      </w:r>
+      <w:r>
+        <w:rPr>
+          <w:rFonts w:ascii="Sarabun" w:hAnsi="Sarabun" w:cs="Sarabun" w:eastAsia="Sarabun"/>
+          <w:color w:val="1A1E33"/>
+          <w:sz w:val="22"/>
+          <w:szCs w:val="22"/>
+        </w:rPr>
+        <w:t>เปลี่ยนจำนวนแถวต่อหน้าแล้วตารางเปลี่ยนตาม และกลับไปหน้า 1 ให้เอง</w:t>
+      </w:r>
+    </w:p>
+    <w:p>
+      <w:pPr>
+        <w:spacing w:before="0" w:after="80" w:lineRule="auto" w:line="348"/>
+        <w:ind w:left="482" w:hanging="312"/>
+        <w:jc w:val="left"/>
+      </w:pPr>
+      <w:r>
+        <w:rPr>
+          <w:rFonts w:ascii="DejaVu Sans" w:hAnsi="DejaVu Sans" w:cs="DejaVu Sans" w:eastAsia="DejaVu Sans"/>
+          <w:color w:val="5C637A"/>
+          <w:sz w:val="22"/>
+          <w:szCs w:val="22"/>
+        </w:rPr>
+        <w:t>☐</w:t>
+      </w:r>
+      <w:r>
+        <w:rPr>
+          <w:rFonts w:ascii="Sarabun" w:hAnsi="Sarabun" w:cs="Sarabun" w:eastAsia="Sarabun"/>
+          <w:color w:val="5C637A"/>
+          <w:sz w:val="22"/>
+          <w:szCs w:val="22"/>
+        </w:rPr>
+        <w:t xml:space="preserve">  </w:t>
+      </w:r>
+      <w:r>
+        <w:rPr>
+          <w:rFonts w:ascii="Sarabun" w:hAnsi="Sarabun" w:cs="Sarabun" w:eastAsia="Sarabun"/>
+          <w:color w:val="1A1E33"/>
+          <w:sz w:val="22"/>
+          <w:szCs w:val="22"/>
+        </w:rPr>
+        <w:t>คำขอฉบับร่างกับรอการแก้ไข คอลัมน์ความคืบหน้าเขียนประโยคเดียว ไม่มี "ทั้งหมด N ขั้นตอน"</w:t>
       </w:r>
     </w:p>
     <w:p>

--- a/docs/manuals-docx/14-tester-manual-journey-b.docx
+++ b/docs/manuals-docx/14-tester-manual-journey-b.docx
@@ -3919,7 +3919,7 @@
       <w:r>
         <w:drawing>
           <wp:inline xmlns:a="http://schemas.openxmlformats.org/drawingml/2006/main" xmlns:pic="http://schemas.openxmlformats.org/drawingml/2006/picture">
-            <wp:extent cx="3960000" cy="5058000"/>
+            <wp:extent cx="3960000" cy="5216400"/>
             <wp:docPr id="11" name="Picture 11"/>
             <wp:cNvGraphicFramePr>
               <a:graphicFrameLocks noChangeAspect="1"/>
@@ -3940,7 +3940,7 @@
                   <pic:spPr>
                     <a:xfrm>
                       <a:off x="0" y="0"/>
-                      <a:ext cx="3960000" cy="5058000"/>
+                      <a:ext cx="3960000" cy="5216400"/>
                     </a:xfrm>
                     <a:prstGeom prst="rect"/>
                   </pic:spPr>
@@ -4436,16 +4436,74 @@
           <w:b w:val="1"/>
           <w:bCs w:val="1"/>
         </w:rPr>
-        <w:t>ชื่อหน่วยงาน · ผู้สร้างพร้อมอีเมล · สถานะ · ความคืบหน้า · วันที่ยื่น</w:t>
-      </w:r>
-      <w:r>
-        <w:rPr>
-          <w:rFonts w:ascii="Sarabun" w:hAnsi="Sarabun" w:cs="Sarabun" w:eastAsia="Sarabun"/>
-          <w:color w:val="1A1E33"/>
-          <w:sz w:val="22"/>
-          <w:szCs w:val="22"/>
-        </w:rPr>
-        <w:t xml:space="preserve"> คอลัมน์สถานะเขียนชื่อขั้นแบบสั้นเหมือนกล่อง — เอาเมาส์ชี้เพื่อดูชื่อเต็ม ส่วนความคืบหน้าเขียน "ขั้นที่ N จาก M" พร้อมจุดบอกขั้น รายละเอียดอยู่ที่การชี้เมาส์</w:t>
+        <w:t>ชื่อหน่วยงาน · ผู้สร้างพร้อมอีเมล · สถานะ · วันที่ยื่น</w:t>
+      </w:r>
+      <w:r>
+        <w:rPr>
+          <w:rFonts w:ascii="Sarabun" w:hAnsi="Sarabun" w:cs="Sarabun" w:eastAsia="Sarabun"/>
+          <w:color w:val="1A1E33"/>
+          <w:sz w:val="22"/>
+          <w:szCs w:val="22"/>
+        </w:rPr>
+        <w:t xml:space="preserve"> คอลัมน์สถานะเขียนชื่อขั้นแบบสั้นเหมือนกล่องในแผนภาพ และมี "ขั้นที่ N จาก M" พร้อมจุดบอกขั้นอยู่ใต้ป้าย</w:t>
+      </w:r>
+    </w:p>
+    <w:p>
+      <w:pPr>
+        <w:spacing w:before="0" w:after="80" w:lineRule="auto" w:line="348"/>
+        <w:ind w:left="482" w:hanging="312"/>
+        <w:jc w:val="left"/>
+      </w:pPr>
+      <w:r>
+        <w:rPr>
+          <w:rFonts w:ascii="Sarabun" w:hAnsi="Sarabun" w:cs="Sarabun" w:eastAsia="Sarabun"/>
+          <w:color w:val="E5775A"/>
+          <w:sz w:val="22"/>
+          <w:szCs w:val="22"/>
+          <w:b w:val="1"/>
+          <w:bCs w:val="1"/>
+        </w:rPr>
+        <w:t xml:space="preserve">•  </w:t>
+      </w:r>
+      <w:r>
+        <w:rPr>
+          <w:rFonts w:ascii="Sarabun" w:hAnsi="Sarabun" w:cs="Sarabun" w:eastAsia="Sarabun"/>
+          <w:color w:val="1A1E33"/>
+          <w:sz w:val="22"/>
+          <w:szCs w:val="22"/>
+          <w:b w:val="1"/>
+          <w:bCs w:val="1"/>
+        </w:rPr>
+        <w:t>เอาเมาส์ชี้ที่ช่องสถานะ</w:t>
+      </w:r>
+      <w:r>
+        <w:rPr>
+          <w:rFonts w:ascii="Sarabun" w:hAnsi="Sarabun" w:cs="Sarabun" w:eastAsia="Sarabun"/>
+          <w:color w:val="1A1E33"/>
+          <w:sz w:val="22"/>
+          <w:szCs w:val="22"/>
+        </w:rPr>
+        <w:t xml:space="preserve"> จะมีกล่องขึ้นมา </w:t>
+      </w:r>
+      <w:r>
+        <w:rPr>
+          <w:rFonts w:ascii="Sarabun" w:hAnsi="Sarabun" w:cs="Sarabun" w:eastAsia="Sarabun"/>
+          <w:color w:val="1A1E33"/>
+          <w:sz w:val="22"/>
+          <w:szCs w:val="22"/>
+          <w:i w:val="1"/>
+          <w:iCs w:val="1"/>
+        </w:rPr>
+        <w:t>ทันที</w:t>
+      </w:r>
+      <w:r>
+        <w:rPr>
+          <w:rFonts w:ascii="Sarabun" w:hAnsi="Sarabun" w:cs="Sarabun" w:eastAsia="Sarabun"/>
+          <w:color w:val="1A1E33"/>
+          <w:sz w:val="22"/>
+          <w:szCs w:val="22"/>
+        </w:rPr>
+        <w:t xml:space="preserve"> บอกชื่อขั้นเต็ม ขั้นต่อไป วันที่อัปเดตล่าสุด และรอมาแล้วกี่วัน (เกินหนึ่งสัปดาห์ตัวเลขจะเป็นสีส้ม) กด Tab ไปที่แถวก็เห็นกล่องเดียวกัน</w:t>
       </w:r>
     </w:p>
     <w:p>
@@ -8045,7 +8103,75 @@
           <w:sz w:val="22"/>
           <w:szCs w:val="22"/>
         </w:rPr>
-        <w:t>คำขอฉบับร่างกับรอการแก้ไข คอลัมน์ความคืบหน้าเขียนประโยคเดียว ไม่มี "ทั้งหมด N ขั้นตอน"</w:t>
+        <w:t>คำขอฉบับร่างกับรอการแก้ไข ช่องสถานะไม่ขึ้น "ขั้นที่ …" เพราะยังไม่ได้เริ่มเดิน</w:t>
+      </w:r>
+    </w:p>
+    <w:p>
+      <w:pPr>
+        <w:spacing w:before="0" w:after="80" w:lineRule="auto" w:line="348"/>
+        <w:ind w:left="482" w:hanging="312"/>
+        <w:jc w:val="left"/>
+      </w:pPr>
+      <w:r>
+        <w:rPr>
+          <w:rFonts w:ascii="DejaVu Sans" w:hAnsi="DejaVu Sans" w:cs="DejaVu Sans" w:eastAsia="DejaVu Sans"/>
+          <w:color w:val="5C637A"/>
+          <w:sz w:val="22"/>
+          <w:szCs w:val="22"/>
+        </w:rPr>
+        <w:t>☐</w:t>
+      </w:r>
+      <w:r>
+        <w:rPr>
+          <w:rFonts w:ascii="Sarabun" w:hAnsi="Sarabun" w:cs="Sarabun" w:eastAsia="Sarabun"/>
+          <w:color w:val="5C637A"/>
+          <w:sz w:val="22"/>
+          <w:szCs w:val="22"/>
+        </w:rPr>
+        <w:t xml:space="preserve">  </w:t>
+      </w:r>
+      <w:r>
+        <w:rPr>
+          <w:rFonts w:ascii="Sarabun" w:hAnsi="Sarabun" w:cs="Sarabun" w:eastAsia="Sarabun"/>
+          <w:color w:val="1A1E33"/>
+          <w:sz w:val="22"/>
+          <w:szCs w:val="22"/>
+        </w:rPr>
+        <w:t>ชี้เมาส์ที่ช่องสถานะแล้วกล่องขึ้นทันที ไม่ต้องจ่อค้าง · เลื่อนหน้าแล้วกล่องหายไป</w:t>
+      </w:r>
+    </w:p>
+    <w:p>
+      <w:pPr>
+        <w:spacing w:before="0" w:after="80" w:lineRule="auto" w:line="348"/>
+        <w:ind w:left="482" w:hanging="312"/>
+        <w:jc w:val="left"/>
+      </w:pPr>
+      <w:r>
+        <w:rPr>
+          <w:rFonts w:ascii="DejaVu Sans" w:hAnsi="DejaVu Sans" w:cs="DejaVu Sans" w:eastAsia="DejaVu Sans"/>
+          <w:color w:val="5C637A"/>
+          <w:sz w:val="22"/>
+          <w:szCs w:val="22"/>
+        </w:rPr>
+        <w:t>☐</w:t>
+      </w:r>
+      <w:r>
+        <w:rPr>
+          <w:rFonts w:ascii="Sarabun" w:hAnsi="Sarabun" w:cs="Sarabun" w:eastAsia="Sarabun"/>
+          <w:color w:val="5C637A"/>
+          <w:sz w:val="22"/>
+          <w:szCs w:val="22"/>
+        </w:rPr>
+        <w:t xml:space="preserve">  </w:t>
+      </w:r>
+      <w:r>
+        <w:rPr>
+          <w:rFonts w:ascii="Sarabun" w:hAnsi="Sarabun" w:cs="Sarabun" w:eastAsia="Sarabun"/>
+          <w:color w:val="1A1E33"/>
+          <w:sz w:val="22"/>
+          <w:szCs w:val="22"/>
+        </w:rPr>
+        <w:t>แถวสุดท้ายของตาราง กล่องยังขึ้นครบ ไม่โดนตัดขอบ</w:t>
       </w:r>
     </w:p>
     <w:p>

--- a/docs/manuals-docx/14-tester-manual-journey-b.docx
+++ b/docs/manuals-docx/14-tester-manual-journey-b.docx
@@ -35,7 +35,7 @@
       <w:r>
         <w:drawing>
           <wp:inline xmlns:a="http://schemas.openxmlformats.org/drawingml/2006/main" xmlns:pic="http://schemas.openxmlformats.org/drawingml/2006/picture">
-            <wp:extent cx="2592000" cy="443880"/>
+            <wp:extent cx="2592000" cy="1884506"/>
             <wp:docPr id="1" name="Picture 1"/>
             <wp:cNvGraphicFramePr>
               <a:graphicFrameLocks noChangeAspect="1"/>
@@ -56,7 +56,7 @@
                   <pic:spPr>
                     <a:xfrm>
                       <a:off x="0" y="0"/>
-                      <a:ext cx="2592000" cy="443880"/>
+                      <a:ext cx="2592000" cy="1884506"/>
                     </a:xfrm>
                     <a:prstGeom prst="rect"/>
                   </pic:spPr>
@@ -659,7 +659,7 @@
           <w:sz w:val="17"/>
           <w:szCs w:val="17"/>
         </w:rPr>
-        <w:t xml:space="preserve">  │ รอเจ้าหน้าที่ BDI ตรวจสอบ │ ───────────────▶ │  รอการแก้ไข        │</w:t>
+        <w:t xml:space="preserve">  │ รอผู้ดำเนินการของ BDI ตรวจสอบเอกสาร │ ───────────────▶ │  รอการแก้ไข        │</w:t>
       </w:r>
     </w:p>
     <w:p>
@@ -761,7 +761,7 @@
           <w:sz w:val="17"/>
           <w:szCs w:val="17"/>
         </w:rPr>
-        <w:t xml:space="preserve">  │ รอผู้มีอำนาจของหน่วยงานลงนาม │   (ด่านที่ 2)</w:t>
+        <w:t xml:space="preserve">  │ รอผู้มีอำนาจกระทำการแทนของหน่วยงานลงนามเห็นชอบ │   (ด่านที่ 2)</w:t>
       </w:r>
     </w:p>
     <w:p>
@@ -846,7 +846,7 @@
           <w:sz w:val="17"/>
           <w:szCs w:val="17"/>
         </w:rPr>
-        <w:t xml:space="preserve">  │ รอ BDI อนุมัติขั้นสุดท้าย  │   (ด่านที่ 3)</w:t>
+        <w:t xml:space="preserve">  │ รอผู้มีอำนาจอนุมัติฝ่าย BDI ดำเนินการอนุมัติ  │   (ด่านที่ 3)</w:t>
       </w:r>
     </w:p>
     <w:p>
@@ -3652,7 +3652,7 @@
           <w:i w:val="1"/>
           <w:iCs w:val="1"/>
         </w:rPr>
-        <w:t>หน้ารายละเอียดหน่วยงานหลังนำส่ง สถานะรอเจ้าหน้าที่ BDI ตรวจสอบ</w:t>
+        <w:t>หน้ารายละเอียดหน่วยงานหลังนำส่ง สถานะรอผู้ดำเนินการของ BDI ตรวจสอบเอกสาร</w:t>
       </w:r>
     </w:p>
     <w:p>
@@ -3707,7 +3707,7 @@
           <w:b w:val="1"/>
           <w:bCs w:val="1"/>
         </w:rPr>
-        <w:t>รอเจ้าหน้าที่ BDI ตรวจสอบ</w:t>
+        <w:t>รอผู้ดำเนินการของ BDI ตรวจสอบเอกสาร</w:t>
       </w:r>
     </w:p>
     <w:p>
@@ -4175,7 +4175,7 @@
           <w:sz w:val="22"/>
           <w:szCs w:val="22"/>
         </w:rPr>
-        <w:t xml:space="preserve"> ไม่ใช่สถานะดิบ ก่อนหน้านี้ทั้งใบที่รอ BDI ตรวจรอบแรก ใบที่หน่วยงานลงนามแล้วและรอ BDI อนุมัติขั้นสุดท้าย ถูกเรียกว่า "นำส่งแล้ว" เหมือนกันหมด จนแยกไม่ออกว่าใบไหนเป็นงานของใคร</w:t>
+        <w:t xml:space="preserve"> ไม่ใช่สถานะดิบ ก่อนหน้านี้ทั้งใบที่รอ BDI ตรวจรอบแรก ใบที่หน่วยงานลงนามแล้วและรอผู้มีอำนาจอนุมัติฝ่าย BDI ดำเนินการอนุมัติ ถูกเรียกว่า "นำส่งแล้ว" เหมือนกันหมด จนแยกไม่ออกว่าใบไหนเป็นงานของใคร</w:t>
       </w:r>
     </w:p>
     <w:p>
@@ -4733,7 +4733,7 @@
           <w:b w:val="1"/>
           <w:bCs w:val="1"/>
         </w:rPr>
-        <w:t>รอเจ้าหน้าที่ BDI ตรวจสอบ</w:t>
+        <w:t>รอผู้ดำเนินการของ BDI ตรวจสอบเอกสาร</w:t>
       </w:r>
       <w:r>
         <w:rPr>
@@ -4909,7 +4909,7 @@
           <w:b w:val="1"/>
           <w:bCs w:val="1"/>
         </w:rPr>
-        <w:t>ต้องปรับปรุง</w:t>
+        <w:t>ส่งกลับแก้ไข</w:t>
       </w:r>
       <w:r>
         <w:rPr>
@@ -5239,7 +5239,7 @@
           <w:b w:val="1"/>
           <w:bCs w:val="1"/>
         </w:rPr>
-        <w:t>รอผู้มีอำนาจของหน่วยงานลงนาม</w:t>
+        <w:t>รอผู้มีอำนาจกระทำการแทนของหน่วยงานลงนามเห็นชอบ</w:t>
       </w:r>
     </w:p>
     <w:p>
@@ -5742,7 +5742,7 @@
           <w:b w:val="1"/>
           <w:bCs w:val="1"/>
         </w:rPr>
-        <w:t>รอเจ้าหน้าที่ BDI ตรวจสอบ</w:t>
+        <w:t>รอผู้ดำเนินการของ BDI ตรวจสอบเอกสาร</w:t>
       </w:r>
       <w:r>
         <w:rPr>
@@ -5900,7 +5900,7 @@
           <w:i w:val="1"/>
           <w:iCs w:val="1"/>
         </w:rPr>
-        <w:t>หน้ายืนยันตัวตนด้วย ThaiD ของผู้ลงนาม</w:t>
+        <w:t>หน้ายืนยันตัวตนด้วย ThaID ของผู้ลงนาม</w:t>
       </w:r>
     </w:p>
     <w:p>
@@ -5983,7 +5983,7 @@
           <w:b w:val="1"/>
           <w:bCs w:val="1"/>
         </w:rPr>
-        <w:t xml:space="preserve"> ขั้นเปิดใช้งานบัญชีด้วย ThaiD ยังทำไม่ได้</w:t>
+        <w:t xml:space="preserve"> ขั้นเปิดใช้งานบัญชีด้วย ThaID ยังทำไม่ได้</w:t>
       </w:r>
       <w:r>
         <w:rPr>
@@ -6156,8 +6156,8 @@
         <w:tblW w:w="9525" w:type="dxa"/>
       </w:tblPr>
       <w:tblGrid>
-        <w:gridCol w:w="2613"/>
-        <w:gridCol w:w="6912"/>
+        <w:gridCol w:w="2337"/>
+        <w:gridCol w:w="7187"/>
       </w:tblGrid>
       <w:tr>
         <w:trPr>
@@ -6166,7 +6166,7 @@
         </w:trPr>
         <w:tc>
           <w:tcPr>
-            <w:tcW w:type="dxa" w:w="2613"/>
+            <w:tcW w:type="dxa" w:w="2337"/>
             <w:shd w:val="clear" w:fill="192768"/>
           </w:tcPr>
           <w:p>
@@ -6203,7 +6203,7 @@
         </w:tc>
         <w:tc>
           <w:tcPr>
-            <w:tcW w:type="dxa" w:w="6912"/>
+            <w:tcW w:type="dxa" w:w="7187"/>
             <w:shd w:val="clear" w:fill="192768"/>
           </w:tcPr>
           <w:p>
@@ -6245,7 +6245,7 @@
         </w:trPr>
         <w:tc>
           <w:tcPr>
-            <w:tcW w:type="dxa" w:w="2613"/>
+            <w:tcW w:type="dxa" w:w="2337"/>
             <w:shd w:val="clear" w:fill="FFFFFF"/>
           </w:tcPr>
           <w:p>
@@ -6269,7 +6269,7 @@
         </w:tc>
         <w:tc>
           <w:tcPr>
-            <w:tcW w:type="dxa" w:w="6912"/>
+            <w:tcW w:type="dxa" w:w="7187"/>
             <w:shd w:val="clear" w:fill="FFFFFF"/>
           </w:tcPr>
           <w:p>
@@ -6296,7 +6296,7 @@
                 <w:b w:val="1"/>
                 <w:bCs w:val="1"/>
               </w:rPr>
-              <w:t>รอ BDI อนุมัติขั้นสุดท้าย</w:t>
+              <w:t>รอผู้มีอำนาจอนุมัติฝ่าย BDI ดำเนินการอนุมัติ</w:t>
             </w:r>
             <w:r>
               <w:rPr>
@@ -6316,7 +6316,7 @@
         </w:trPr>
         <w:tc>
           <w:tcPr>
-            <w:tcW w:type="dxa" w:w="2613"/>
+            <w:tcW w:type="dxa" w:w="2337"/>
             <w:shd w:val="clear" w:fill="F2F4F9"/>
           </w:tcPr>
           <w:p>
@@ -6334,13 +6334,13 @@
                 <w:b w:val="1"/>
                 <w:bCs w:val="1"/>
               </w:rPr>
-              <w:t>ต้องปรับปรุง</w:t>
+              <w:t>ส่งกลับแก้ไข</w:t>
             </w:r>
           </w:p>
         </w:tc>
         <w:tc>
           <w:tcPr>
-            <w:tcW w:type="dxa" w:w="6912"/>
+            <w:tcW w:type="dxa" w:w="7187"/>
             <w:shd w:val="clear" w:fill="F2F4F9"/>
           </w:tcPr>
           <w:p>
@@ -6481,7 +6481,7 @@
           <w:b w:val="1"/>
           <w:bCs w:val="1"/>
         </w:rPr>
-        <w:t>รอ BDI อนุมัติขั้นสุดท้าย</w:t>
+        <w:t>รอผู้มีอำนาจอนุมัติฝ่าย BDI ดำเนินการอนุมัติ</w:t>
       </w:r>
     </w:p>
     <w:p>
@@ -8320,7 +8320,7 @@
           <w:b w:val="1"/>
           <w:bCs w:val="1"/>
         </w:rPr>
-        <w:t>ต้องปรับปรุง</w:t>
+        <w:t>ส่งกลับแก้ไข</w:t>
       </w:r>
       <w:r>
         <w:rPr>

--- a/docs/manuals-docx/14-tester-manual-journey-b.docx
+++ b/docs/manuals-docx/14-tester-manual-journey-b.docx
@@ -81,7 +81,7 @@
           <w:b w:val="1"/>
           <w:bCs w:val="1"/>
         </w:rPr>
-        <w:t>Government Datahub Platform</w:t>
+        <w:t>ระบบกลางเพื่อการแบ่งปันข้อมูลดิจิทัล (D2)</w:t>
       </w:r>
     </w:p>
     <w:p>

--- a/docs/manuals-docx/14-tester-manual-journey-b.docx
+++ b/docs/manuals-docx/14-tester-manual-journey-b.docx
@@ -591,7 +591,7 @@
           <w:sz w:val="17"/>
           <w:szCs w:val="17"/>
         </w:rPr>
-        <w:t xml:space="preserve">  คุณ (ผู้ดำเนินการของหน่วยงาน)</w:t>
+        <w:t xml:space="preserve">  คุณ (ผู้ประสานงานของหน่วยงาน)</w:t>
       </w:r>
     </w:p>
     <w:p>
@@ -659,7 +659,7 @@
           <w:sz w:val="17"/>
           <w:szCs w:val="17"/>
         </w:rPr>
-        <w:t xml:space="preserve">  │ รอผู้ดำเนินการของ BDI ตรวจสอบเอกสาร │ ───────────────▶ │  รอการแก้ไข        │</w:t>
+        <w:t xml:space="preserve">  │ รอผู้ประสานงานของ BDI ตรวจสอบเอกสาร │ ───────────────▶ │  รอการแก้ไข        │</w:t>
       </w:r>
     </w:p>
     <w:p>
@@ -761,7 +761,7 @@
           <w:sz w:val="17"/>
           <w:szCs w:val="17"/>
         </w:rPr>
-        <w:t xml:space="preserve">  │ รอผู้มีอำนาจกระทำการแทนของหน่วยงานลงนามเห็นชอบ │   (ด่านที่ 2)</w:t>
+        <w:t xml:space="preserve">  │ รอผู้มีอำนาจอนุมัติของหน่วยงานลงนามเห็นชอบ │   (ด่านที่ 2)</w:t>
       </w:r>
     </w:p>
     <w:p>
@@ -846,7 +846,7 @@
           <w:sz w:val="17"/>
           <w:szCs w:val="17"/>
         </w:rPr>
-        <w:t xml:space="preserve">  │ รอผู้มีอำนาจอนุมัติฝ่าย BDI ดำเนินการอนุมัติ  │   (ด่านที่ 3)</w:t>
+        <w:t xml:space="preserve">  │ รอผู้มีอำนาจอนุมัติของ BDI ดำเนินการอนุมัติ  │   (ด่านที่ 3)</w:t>
       </w:r>
     </w:p>
     <w:p>
@@ -1135,7 +1135,7 @@
                 <w:sz w:val="20"/>
                 <w:szCs w:val="20"/>
               </w:rPr>
-              <w:t>ผู้ดำเนินการของหน่วยงาน</w:t>
+              <w:t>ผู้ประสานงานของหน่วยงาน</w:t>
             </w:r>
           </w:p>
         </w:tc>
@@ -3652,7 +3652,7 @@
           <w:i w:val="1"/>
           <w:iCs w:val="1"/>
         </w:rPr>
-        <w:t>หน้ารายละเอียดหน่วยงานหลังนำส่ง สถานะรอผู้ดำเนินการของ BDI ตรวจสอบเอกสาร</w:t>
+        <w:t>หน้ารายละเอียดหน่วยงานหลังนำส่ง สถานะรอผู้ประสานงานของ BDI ตรวจสอบเอกสาร</w:t>
       </w:r>
     </w:p>
     <w:p>
@@ -3707,7 +3707,7 @@
           <w:b w:val="1"/>
           <w:bCs w:val="1"/>
         </w:rPr>
-        <w:t>รอผู้ดำเนินการของ BDI ตรวจสอบเอกสาร</w:t>
+        <w:t>รอผู้ประสานงานของ BDI ตรวจสอบเอกสาร</w:t>
       </w:r>
     </w:p>
     <w:p>
@@ -4175,7 +4175,7 @@
           <w:sz w:val="22"/>
           <w:szCs w:val="22"/>
         </w:rPr>
-        <w:t xml:space="preserve"> ไม่ใช่สถานะดิบ ก่อนหน้านี้ทั้งใบที่รอ BDI ตรวจรอบแรก ใบที่หน่วยงานลงนามแล้วและรอผู้มีอำนาจอนุมัติฝ่าย BDI ดำเนินการอนุมัติ ถูกเรียกว่า "นำส่งแล้ว" เหมือนกันหมด จนแยกไม่ออกว่าใบไหนเป็นงานของใคร</w:t>
+        <w:t xml:space="preserve"> ไม่ใช่สถานะดิบ ก่อนหน้านี้ทั้งใบที่รอ BDI ตรวจรอบแรก ใบที่หน่วยงานลงนามแล้วและรอผู้มีอำนาจอนุมัติของ BDI ดำเนินการอนุมัติ ถูกเรียกว่า "นำส่งแล้ว" เหมือนกันหมด จนแยกไม่ออกว่าใบไหนเป็นงานของใคร</w:t>
       </w:r>
     </w:p>
     <w:p>
@@ -4733,7 +4733,7 @@
           <w:b w:val="1"/>
           <w:bCs w:val="1"/>
         </w:rPr>
-        <w:t>รอผู้ดำเนินการของ BDI ตรวจสอบเอกสาร</w:t>
+        <w:t>รอผู้ประสานงานของ BDI ตรวจสอบเอกสาร</w:t>
       </w:r>
       <w:r>
         <w:rPr>
@@ -5239,7 +5239,7 @@
           <w:b w:val="1"/>
           <w:bCs w:val="1"/>
         </w:rPr>
-        <w:t>รอผู้มีอำนาจกระทำการแทนของหน่วยงานลงนามเห็นชอบ</w:t>
+        <w:t>รอผู้มีอำนาจอนุมัติของหน่วยงานลงนามเห็นชอบ</w:t>
       </w:r>
     </w:p>
     <w:p>
@@ -5742,7 +5742,7 @@
           <w:b w:val="1"/>
           <w:bCs w:val="1"/>
         </w:rPr>
-        <w:t>รอผู้ดำเนินการของ BDI ตรวจสอบเอกสาร</w:t>
+        <w:t>รอผู้ประสานงานของ BDI ตรวจสอบเอกสาร</w:t>
       </w:r>
       <w:r>
         <w:rPr>
@@ -6156,8 +6156,8 @@
         <w:tblW w:w="9525" w:type="dxa"/>
       </w:tblPr>
       <w:tblGrid>
-        <w:gridCol w:w="2337"/>
-        <w:gridCol w:w="7187"/>
+        <w:gridCol w:w="2350"/>
+        <w:gridCol w:w="7174"/>
       </w:tblGrid>
       <w:tr>
         <w:trPr>
@@ -6166,7 +6166,7 @@
         </w:trPr>
         <w:tc>
           <w:tcPr>
-            <w:tcW w:type="dxa" w:w="2337"/>
+            <w:tcW w:type="dxa" w:w="2350"/>
             <w:shd w:val="clear" w:fill="192768"/>
           </w:tcPr>
           <w:p>
@@ -6203,7 +6203,7 @@
         </w:tc>
         <w:tc>
           <w:tcPr>
-            <w:tcW w:type="dxa" w:w="7187"/>
+            <w:tcW w:type="dxa" w:w="7174"/>
             <w:shd w:val="clear" w:fill="192768"/>
           </w:tcPr>
           <w:p>
@@ -6245,7 +6245,7 @@
         </w:trPr>
         <w:tc>
           <w:tcPr>
-            <w:tcW w:type="dxa" w:w="2337"/>
+            <w:tcW w:type="dxa" w:w="2350"/>
             <w:shd w:val="clear" w:fill="FFFFFF"/>
           </w:tcPr>
           <w:p>
@@ -6269,7 +6269,7 @@
         </w:tc>
         <w:tc>
           <w:tcPr>
-            <w:tcW w:type="dxa" w:w="7187"/>
+            <w:tcW w:type="dxa" w:w="7174"/>
             <w:shd w:val="clear" w:fill="FFFFFF"/>
           </w:tcPr>
           <w:p>
@@ -6296,7 +6296,7 @@
                 <w:b w:val="1"/>
                 <w:bCs w:val="1"/>
               </w:rPr>
-              <w:t>รอผู้มีอำนาจอนุมัติฝ่าย BDI ดำเนินการอนุมัติ</w:t>
+              <w:t>รอผู้มีอำนาจอนุมัติของ BDI ดำเนินการอนุมัติ</w:t>
             </w:r>
             <w:r>
               <w:rPr>
@@ -6316,7 +6316,7 @@
         </w:trPr>
         <w:tc>
           <w:tcPr>
-            <w:tcW w:type="dxa" w:w="2337"/>
+            <w:tcW w:type="dxa" w:w="2350"/>
             <w:shd w:val="clear" w:fill="F2F4F9"/>
           </w:tcPr>
           <w:p>
@@ -6340,7 +6340,7 @@
         </w:tc>
         <w:tc>
           <w:tcPr>
-            <w:tcW w:type="dxa" w:w="7187"/>
+            <w:tcW w:type="dxa" w:w="7174"/>
             <w:shd w:val="clear" w:fill="F2F4F9"/>
           </w:tcPr>
           <w:p>
@@ -6481,7 +6481,7 @@
           <w:b w:val="1"/>
           <w:bCs w:val="1"/>
         </w:rPr>
-        <w:t>รอผู้มีอำนาจอนุมัติฝ่าย BDI ดำเนินการอนุมัติ</w:t>
+        <w:t>รอผู้มีอำนาจอนุมัติของ BDI ดำเนินการอนุมัติ</w:t>
       </w:r>
     </w:p>
     <w:p>

--- a/docs/manuals-docx/14-tester-manual-journey-b.docx
+++ b/docs/manuals-docx/14-tester-manual-journey-b.docx
@@ -1611,7 +1611,7 @@
           <w:b w:val="1"/>
           <w:bCs w:val="1"/>
         </w:rPr>
-        <w:t>หน่วยงานยังไม่เปิดใช้งาน</w:t>
+        <w:t>หน่วยงานยังไม่ได้ลงทะเบียนใช้งานระบบ</w:t>
       </w:r>
       <w:r>
         <w:rPr>

--- a/docs/manuals-docx/14-tester-manual-journey-b.docx
+++ b/docs/manuals-docx/14-tester-manual-journey-b.docx
@@ -287,7 +287,7 @@
           <w:sz w:val="22"/>
           <w:szCs w:val="22"/>
         </w:rPr>
-        <w:t>ขั้นที่ 2 — เจ้าหน้าที่ BDI ตรวจสอบ</w:t>
+        <w:t>ขั้นที่ 2 — ผู้ประสานงานของ BDI ตรวจสอบ</w:t>
       </w:r>
     </w:p>
     <w:p>
@@ -970,9 +970,9 @@
         <w:tblW w:w="9525" w:type="dxa"/>
       </w:tblPr>
       <w:tblGrid>
-        <w:gridCol w:w="1316"/>
-        <w:gridCol w:w="3687"/>
-        <w:gridCol w:w="4521"/>
+        <w:gridCol w:w="1293"/>
+        <w:gridCol w:w="3792"/>
+        <w:gridCol w:w="4439"/>
       </w:tblGrid>
       <w:tr>
         <w:trPr>
@@ -981,7 +981,7 @@
         </w:trPr>
         <w:tc>
           <w:tcPr>
-            <w:tcW w:type="dxa" w:w="1317"/>
+            <w:tcW w:type="dxa" w:w="1293"/>
             <w:shd w:val="clear" w:fill="192768"/>
           </w:tcPr>
           <w:p>
@@ -1018,7 +1018,7 @@
         </w:tc>
         <w:tc>
           <w:tcPr>
-            <w:tcW w:type="dxa" w:w="3687"/>
+            <w:tcW w:type="dxa" w:w="3793"/>
             <w:shd w:val="clear" w:fill="192768"/>
           </w:tcPr>
           <w:p>
@@ -1055,7 +1055,7 @@
         </w:tc>
         <w:tc>
           <w:tcPr>
-            <w:tcW w:type="dxa" w:w="4521"/>
+            <w:tcW w:type="dxa" w:w="4439"/>
             <w:shd w:val="clear" w:fill="192768"/>
           </w:tcPr>
           <w:p>
@@ -1097,7 +1097,7 @@
         </w:trPr>
         <w:tc>
           <w:tcPr>
-            <w:tcW w:type="dxa" w:w="1317"/>
+            <w:tcW w:type="dxa" w:w="1293"/>
             <w:shd w:val="clear" w:fill="FFFFFF"/>
           </w:tcPr>
           <w:p>
@@ -1119,7 +1119,7 @@
         </w:tc>
         <w:tc>
           <w:tcPr>
-            <w:tcW w:type="dxa" w:w="3687"/>
+            <w:tcW w:type="dxa" w:w="3793"/>
             <w:shd w:val="clear" w:fill="FFFFFF"/>
           </w:tcPr>
           <w:p>
@@ -1141,7 +1141,7 @@
         </w:tc>
         <w:tc>
           <w:tcPr>
-            <w:tcW w:type="dxa" w:w="4521"/>
+            <w:tcW w:type="dxa" w:w="4439"/>
             <w:shd w:val="clear" w:fill="FFFFFF"/>
           </w:tcPr>
           <w:p>
@@ -1169,7 +1169,7 @@
         </w:trPr>
         <w:tc>
           <w:tcPr>
-            <w:tcW w:type="dxa" w:w="1317"/>
+            <w:tcW w:type="dxa" w:w="1293"/>
             <w:shd w:val="clear" w:fill="F2F4F9"/>
           </w:tcPr>
           <w:p>
@@ -1191,7 +1191,7 @@
         </w:tc>
         <w:tc>
           <w:tcPr>
-            <w:tcW w:type="dxa" w:w="3687"/>
+            <w:tcW w:type="dxa" w:w="3793"/>
             <w:shd w:val="clear" w:fill="F2F4F9"/>
           </w:tcPr>
           <w:p>
@@ -1207,13 +1207,13 @@
                 <w:sz w:val="20"/>
                 <w:szCs w:val="20"/>
               </w:rPr>
-              <w:t>เจ้าหน้าที่ BDI</w:t>
+              <w:t>ผู้ประสานงานของ BDI</w:t>
             </w:r>
           </w:p>
         </w:tc>
         <w:tc>
           <w:tcPr>
-            <w:tcW w:type="dxa" w:w="4521"/>
+            <w:tcW w:type="dxa" w:w="4439"/>
             <w:shd w:val="clear" w:fill="F2F4F9"/>
           </w:tcPr>
           <w:p>
@@ -1241,7 +1241,7 @@
         </w:trPr>
         <w:tc>
           <w:tcPr>
-            <w:tcW w:type="dxa" w:w="1317"/>
+            <w:tcW w:type="dxa" w:w="1293"/>
             <w:shd w:val="clear" w:fill="FFFFFF"/>
           </w:tcPr>
           <w:p>
@@ -1263,7 +1263,7 @@
         </w:tc>
         <w:tc>
           <w:tcPr>
-            <w:tcW w:type="dxa" w:w="3687"/>
+            <w:tcW w:type="dxa" w:w="3793"/>
             <w:shd w:val="clear" w:fill="FFFFFF"/>
           </w:tcPr>
           <w:p>
@@ -1285,7 +1285,7 @@
         </w:tc>
         <w:tc>
           <w:tcPr>
-            <w:tcW w:type="dxa" w:w="4521"/>
+            <w:tcW w:type="dxa" w:w="4439"/>
             <w:shd w:val="clear" w:fill="FFFFFF"/>
           </w:tcPr>
           <w:p>
@@ -1313,7 +1313,7 @@
         </w:trPr>
         <w:tc>
           <w:tcPr>
-            <w:tcW w:type="dxa" w:w="1317"/>
+            <w:tcW w:type="dxa" w:w="1293"/>
             <w:shd w:val="clear" w:fill="F2F4F9"/>
           </w:tcPr>
           <w:p>
@@ -1335,7 +1335,7 @@
         </w:tc>
         <w:tc>
           <w:tcPr>
-            <w:tcW w:type="dxa" w:w="3687"/>
+            <w:tcW w:type="dxa" w:w="3793"/>
             <w:shd w:val="clear" w:fill="F2F4F9"/>
           </w:tcPr>
           <w:p>
@@ -1357,7 +1357,7 @@
         </w:tc>
         <w:tc>
           <w:tcPr>
-            <w:tcW w:type="dxa" w:w="4521"/>
+            <w:tcW w:type="dxa" w:w="4439"/>
             <w:shd w:val="clear" w:fill="F2F4F9"/>
           </w:tcPr>
           <w:p>
@@ -1957,9 +1957,9 @@
         <w:tblW w:w="9525" w:type="dxa"/>
       </w:tblPr>
       <w:tblGrid>
-        <w:gridCol w:w="1256"/>
-        <w:gridCol w:w="4536"/>
-        <w:gridCol w:w="3731"/>
+        <w:gridCol w:w="1424"/>
+        <w:gridCol w:w="4445"/>
+        <w:gridCol w:w="3656"/>
       </w:tblGrid>
       <w:tr>
         <w:trPr>
@@ -1968,7 +1968,7 @@
         </w:trPr>
         <w:tc>
           <w:tcPr>
-            <w:tcW w:type="dxa" w:w="1257"/>
+            <w:tcW w:type="dxa" w:w="1424"/>
             <w:shd w:val="clear" w:fill="192768"/>
           </w:tcPr>
           <w:p>
@@ -2005,7 +2005,7 @@
         </w:tc>
         <w:tc>
           <w:tcPr>
-            <w:tcW w:type="dxa" w:w="4536"/>
+            <w:tcW w:type="dxa" w:w="4445"/>
             <w:shd w:val="clear" w:fill="192768"/>
           </w:tcPr>
           <w:p>
@@ -2042,7 +2042,7 @@
         </w:tc>
         <w:tc>
           <w:tcPr>
-            <w:tcW w:type="dxa" w:w="3731"/>
+            <w:tcW w:type="dxa" w:w="3656"/>
             <w:shd w:val="clear" w:fill="192768"/>
           </w:tcPr>
           <w:p>
@@ -2084,7 +2084,7 @@
         </w:trPr>
         <w:tc>
           <w:tcPr>
-            <w:tcW w:type="dxa" w:w="1257"/>
+            <w:tcW w:type="dxa" w:w="1424"/>
             <w:shd w:val="clear" w:fill="FFFFFF"/>
           </w:tcPr>
           <w:p>
@@ -2108,7 +2108,7 @@
         </w:tc>
         <w:tc>
           <w:tcPr>
-            <w:tcW w:type="dxa" w:w="4536"/>
+            <w:tcW w:type="dxa" w:w="4445"/>
             <w:shd w:val="clear" w:fill="FFFFFF"/>
           </w:tcPr>
           <w:p>
@@ -2130,7 +2130,7 @@
         </w:tc>
         <w:tc>
           <w:tcPr>
-            <w:tcW w:type="dxa" w:w="3731"/>
+            <w:tcW w:type="dxa" w:w="3656"/>
             <w:shd w:val="clear" w:fill="FFFFFF"/>
           </w:tcPr>
           <w:p>
@@ -2206,7 +2206,7 @@
         </w:trPr>
         <w:tc>
           <w:tcPr>
-            <w:tcW w:type="dxa" w:w="1257"/>
+            <w:tcW w:type="dxa" w:w="1424"/>
             <w:shd w:val="clear" w:fill="F2F4F9"/>
           </w:tcPr>
           <w:p>
@@ -2230,7 +2230,7 @@
         </w:tc>
         <w:tc>
           <w:tcPr>
-            <w:tcW w:type="dxa" w:w="4536"/>
+            <w:tcW w:type="dxa" w:w="4445"/>
             <w:shd w:val="clear" w:fill="F2F4F9"/>
           </w:tcPr>
           <w:p>
@@ -2252,7 +2252,7 @@
         </w:tc>
         <w:tc>
           <w:tcPr>
-            <w:tcW w:type="dxa" w:w="3731"/>
+            <w:tcW w:type="dxa" w:w="3656"/>
             <w:shd w:val="clear" w:fill="F2F4F9"/>
           </w:tcPr>
           <w:p>
@@ -2279,7 +2279,7 @@
         </w:trPr>
         <w:tc>
           <w:tcPr>
-            <w:tcW w:type="dxa" w:w="1257"/>
+            <w:tcW w:type="dxa" w:w="1424"/>
             <w:shd w:val="clear" w:fill="FFFFFF"/>
           </w:tcPr>
           <w:p>
@@ -2297,13 +2297,13 @@
                 <w:b w:val="1"/>
                 <w:bCs w:val="1"/>
               </w:rPr>
-              <w:t>3 — ผู้กรอกข้อมูล</w:t>
+              <w:t>3 — ผู้ประสานงานของหน่วยงาน</w:t>
             </w:r>
           </w:p>
         </w:tc>
         <w:tc>
           <w:tcPr>
-            <w:tcW w:type="dxa" w:w="4536"/>
+            <w:tcW w:type="dxa" w:w="4445"/>
             <w:shd w:val="clear" w:fill="FFFFFF"/>
           </w:tcPr>
           <w:p>
@@ -2325,7 +2325,7 @@
         </w:tc>
         <w:tc>
           <w:tcPr>
-            <w:tcW w:type="dxa" w:w="3731"/>
+            <w:tcW w:type="dxa" w:w="3656"/>
             <w:shd w:val="clear" w:fill="FFFFFF"/>
           </w:tcPr>
           <w:p>
@@ -2413,7 +2413,7 @@
           <w:sz w:val="22"/>
           <w:szCs w:val="22"/>
         </w:rPr>
-        <w:t xml:space="preserve"> ช่องนี้เป็นสีเทาและพิมพ์ทับไม่ได้ ระบบเป็นคนกำหนดให้ ถ้าเห็นว่าไม่ถูกต้อง อย่าพยายามแก้ที่นี่ — แจ้งเจ้าหน้าที่ BDI ให้แก้ให้</w:t>
+        <w:t xml:space="preserve"> ช่องนี้เป็นสีเทาและพิมพ์ทับไม่ได้ ระบบเป็นคนกำหนดให้ ถ้าเห็นว่าไม่ถูกต้อง อย่าพยายามแก้ที่นี่ — แจ้งผู้ประสานงานของ BDI ให้แก้ให้</w:t>
       </w:r>
     </w:p>
     <w:p>
@@ -2753,6 +2753,112 @@
           <w:szCs w:val="22"/>
         </w:rPr>
         <w:t xml:space="preserve"> ดังนั้นต้องใส่อีเมลที่คุณเปิดอ่านได้จริง (หรืออีเมลที่ขอรหัสจากผู้ดูแลระบบได้)</w:t>
+      </w:r>
+    </w:p>
+    <w:p>
+      <w:pPr>
+        <w:spacing w:before="0" w:after="80" w:lineRule="auto" w:line="348"/>
+        <w:ind w:left="482" w:hanging="312"/>
+        <w:jc w:val="left"/>
+      </w:pPr>
+      <w:r>
+        <w:rPr>
+          <w:rFonts w:ascii="Sarabun" w:hAnsi="Sarabun" w:cs="Sarabun" w:eastAsia="Sarabun"/>
+          <w:color w:val="E5775A"/>
+          <w:sz w:val="22"/>
+          <w:szCs w:val="22"/>
+          <w:b w:val="1"/>
+          <w:bCs w:val="1"/>
+        </w:rPr>
+        <w:t xml:space="preserve">•  </w:t>
+      </w:r>
+      <w:r>
+        <w:rPr>
+          <w:rFonts w:ascii="Sarabun" w:hAnsi="Sarabun" w:cs="Sarabun" w:eastAsia="Sarabun"/>
+          <w:color w:val="1A1E33"/>
+          <w:sz w:val="22"/>
+          <w:szCs w:val="22"/>
+          <w:b w:val="1"/>
+          <w:bCs w:val="1"/>
+        </w:rPr>
+        <w:t>ตำแหน่งต้องเป็นชื่อเต็มภาษาไทย</w:t>
+      </w:r>
+      <w:r>
+        <w:rPr>
+          <w:rFonts w:ascii="Sarabun" w:hAnsi="Sarabun" w:cs="Sarabun" w:eastAsia="Sarabun"/>
+          <w:color w:val="1A1E33"/>
+          <w:sz w:val="22"/>
+          <w:szCs w:val="22"/>
+        </w:rPr>
+        <w:t xml:space="preserve"> ช่องนี้ชื่อ </w:t>
+      </w:r>
+      <w:r>
+        <w:rPr>
+          <w:rFonts w:ascii="DejaVu Sans Mono" w:hAnsi="DejaVu Sans Mono" w:cs="DejaVu Sans Mono" w:eastAsia="DejaVu Sans Mono"/>
+          <w:color w:val="192768"/>
+          <w:sz w:val="19"/>
+          <w:szCs w:val="19"/>
+          <w:shd w:val="clear" w:fill="F5F6FA"/>
+        </w:rPr>
+        <w:t>ตำแหน่ง (ชื่อเต็มภาษาไทย)</w:t>
+      </w:r>
+      <w:r>
+        <w:rPr>
+          <w:rFonts w:ascii="Sarabun" w:hAnsi="Sarabun" w:cs="Sarabun" w:eastAsia="Sarabun"/>
+          <w:color w:val="1A1E33"/>
+          <w:sz w:val="22"/>
+          <w:szCs w:val="22"/>
+        </w:rPr>
+        <w:t xml:space="preserve"> และระบบตรวจจริง — มีตัวย่อภาษาอังกฤษปนได้ (เช่น </w:t>
+      </w:r>
+      <w:r>
+        <w:rPr>
+          <w:rFonts w:ascii="DejaVu Sans Mono" w:hAnsi="DejaVu Sans Mono" w:cs="DejaVu Sans Mono" w:eastAsia="DejaVu Sans Mono"/>
+          <w:color w:val="192768"/>
+          <w:sz w:val="19"/>
+          <w:szCs w:val="19"/>
+          <w:shd w:val="clear" w:fill="F5F6FA"/>
+        </w:rPr>
+        <w:t>ผู้อำนวยการศูนย์เทคโนโลยีสารสนเทศและการสื่อสาร (ICT)</w:t>
+      </w:r>
+      <w:r>
+        <w:rPr>
+          <w:rFonts w:ascii="Sarabun" w:hAnsi="Sarabun" w:cs="Sarabun" w:eastAsia="Sarabun"/>
+          <w:color w:val="1A1E33"/>
+          <w:sz w:val="22"/>
+          <w:szCs w:val="22"/>
+        </w:rPr>
+        <w:t xml:space="preserve">) แต่พิมพ์เป็นภาษาอังกฤษล้วนอย่าง </w:t>
+      </w:r>
+      <w:r>
+        <w:rPr>
+          <w:rFonts w:ascii="DejaVu Sans Mono" w:hAnsi="DejaVu Sans Mono" w:cs="DejaVu Sans Mono" w:eastAsia="DejaVu Sans Mono"/>
+          <w:color w:val="192768"/>
+          <w:sz w:val="19"/>
+          <w:szCs w:val="19"/>
+          <w:shd w:val="clear" w:fill="F5F6FA"/>
+        </w:rPr>
+        <w:t>Director General</w:t>
+      </w:r>
+      <w:r>
+        <w:rPr>
+          <w:rFonts w:ascii="Sarabun" w:hAnsi="Sarabun" w:cs="Sarabun" w:eastAsia="Sarabun"/>
+          <w:color w:val="1A1E33"/>
+          <w:sz w:val="22"/>
+          <w:szCs w:val="22"/>
+        </w:rPr>
+        <w:t xml:space="preserve"> ไม่ผ่าน เพราะตำแหน่งนี้ถูกพิมพ์ลงเอกสาร ข้อตกลงซึ่งเป็นเอกสารภาษาไทย </w:t>
+      </w:r>
+      <w:r>
+        <w:rPr>
+          <w:rFonts w:ascii="Sarabun" w:hAnsi="Sarabun" w:cs="Sarabun" w:eastAsia="Sarabun"/>
+          <w:color w:val="1A1E33"/>
+          <w:sz w:val="22"/>
+          <w:szCs w:val="22"/>
+          <w:b w:val="1"/>
+          <w:bCs w:val="1"/>
+        </w:rPr>
+        <w:t>ช่องตำแหน่งในส่วนที่ 3 (ผู้ประสานงานของหน่วยงาน) ใช้กฎเดียวกัน</w:t>
       </w:r>
     </w:p>
     <w:p>
@@ -3772,7 +3878,7 @@
           <w:sz w:val="22"/>
           <w:szCs w:val="22"/>
         </w:rPr>
-        <w:t xml:space="preserve">ระบบส่งอีเมลแจ้งเจ้าหน้าที่ BDI </w:t>
+        <w:t xml:space="preserve">ระบบส่งอีเมลแจ้งผู้ประสานงานของ BDI </w:t>
       </w:r>
       <w:r>
         <w:rPr>
@@ -3856,7 +3962,7 @@
           <w:b w:val="1"/>
           <w:bCs w:val="1"/>
         </w:rPr>
-        <w:t>ขั้นที่ 2 — เจ้าหน้าที่ BDI ตรวจสอบ</w:t>
+        <w:t>ขั้นที่ 2 — ผู้ประสานงานของ BDI ตรวจสอบ</w:t>
       </w:r>
     </w:p>
     <w:p>
@@ -3873,7 +3979,7 @@
           <w:b w:val="1"/>
           <w:bCs w:val="1"/>
         </w:rPr>
-        <w:t>สลับไปใช้บัญชีเจ้าหน้าที่ BDI</w:t>
+        <w:t>สลับไปใช้บัญชีผู้ประสานงานของ BDI</w:t>
       </w:r>
       <w:r>
         <w:rPr>
@@ -3965,7 +4071,7 @@
           <w:i w:val="1"/>
           <w:iCs w:val="1"/>
         </w:rPr>
-        <w:t>ตารางรายการคำขอสร้างหน่วยงานของเจ้าหน้าที่ BDI</w:t>
+        <w:t>ตารางรายการคำขอสร้างหน่วยงานของผู้ประสานงานของ BDI</w:t>
       </w:r>
     </w:p>
     <w:p>
@@ -4826,7 +4932,7 @@
           <w:i w:val="1"/>
           <w:iCs w:val="1"/>
         </w:rPr>
-        <w:t>หน้ารายละเอียดคำขอในมุมมองเจ้าหน้าที่ BDI</w:t>
+        <w:t>หน้ารายละเอียดคำขอในมุมมองผู้ประสานงานของ BDI</w:t>
       </w:r>
     </w:p>
     <w:p>
@@ -7561,7 +7667,7 @@
           <w:sz w:val="22"/>
           <w:szCs w:val="22"/>
         </w:rPr>
-        <w:t xml:space="preserve"> ช่องเป็นสีเทาและคำใบ้บอกให้แจ้งเจ้าหน้าที่ BDI</w:t>
+        <w:t xml:space="preserve"> ช่องเป็นสีเทาและคำใบ้บอกให้แจ้งผู้ประสานงานของ BDI</w:t>
       </w:r>
     </w:p>
     <w:p>
@@ -7805,7 +7911,7 @@
           <w:sz w:val="22"/>
           <w:szCs w:val="22"/>
         </w:rPr>
-        <w:t>เจ้าหน้าที่ BDI เห็นคำขอในตาราง กรองและค้นหาได้</w:t>
+        <w:t>ผู้ประสานงานของ BDI เห็นคำขอในตาราง กรองและค้นหาได้</w:t>
       </w:r>
     </w:p>
     <w:p>

--- a/docs/manuals-docx/14-tester-manual-journey-b.docx
+++ b/docs/manuals-docx/14-tester-manual-journey-b.docx
@@ -4542,7 +4542,7 @@
           <w:b w:val="1"/>
           <w:bCs w:val="1"/>
         </w:rPr>
-        <w:t>ชื่อหน่วยงาน · ผู้สร้างพร้อมอีเมล · สถานะ · วันที่ยื่น</w:t>
+        <w:t>ชื่อหน่วยงาน · ผู้สร้างพร้อมอีเมล · สถานะ · วันที่ยื่น · อัปเดตล่าสุด</w:t>
       </w:r>
       <w:r>
         <w:rPr>
@@ -4647,7 +4647,47 @@
           <w:sz w:val="22"/>
           <w:szCs w:val="22"/>
         </w:rPr>
-        <w:t xml:space="preserve"> ได้ทั้ง ใหม่ </w:t>
+        <w:t xml:space="preserve"> ข้างช่องค้นหามีสองช่อง: ช่องแรกเลือกว่าจะเรียงตาม </w:t>
+      </w:r>
+      <w:r>
+        <w:rPr>
+          <w:rFonts w:ascii="Sarabun" w:hAnsi="Sarabun" w:cs="Sarabun" w:eastAsia="Sarabun"/>
+          <w:color w:val="1A1E33"/>
+          <w:sz w:val="22"/>
+          <w:szCs w:val="22"/>
+          <w:b w:val="1"/>
+          <w:bCs w:val="1"/>
+        </w:rPr>
+        <w:t>วันที่ยื่น</w:t>
+      </w:r>
+      <w:r>
+        <w:rPr>
+          <w:rFonts w:ascii="Sarabun" w:hAnsi="Sarabun" w:cs="Sarabun" w:eastAsia="Sarabun"/>
+          <w:color w:val="1A1E33"/>
+          <w:sz w:val="22"/>
+          <w:szCs w:val="22"/>
+        </w:rPr>
+        <w:t xml:space="preserve"> หรือ </w:t>
+      </w:r>
+      <w:r>
+        <w:rPr>
+          <w:rFonts w:ascii="Sarabun" w:hAnsi="Sarabun" w:cs="Sarabun" w:eastAsia="Sarabun"/>
+          <w:color w:val="1A1E33"/>
+          <w:sz w:val="22"/>
+          <w:szCs w:val="22"/>
+          <w:b w:val="1"/>
+          <w:bCs w:val="1"/>
+        </w:rPr>
+        <w:t>วันที่อัปเดตล่าสุด</w:t>
+      </w:r>
+      <w:r>
+        <w:rPr>
+          <w:rFonts w:ascii="Sarabun" w:hAnsi="Sarabun" w:cs="Sarabun" w:eastAsia="Sarabun"/>
+          <w:color w:val="1A1E33"/>
+          <w:sz w:val="22"/>
+          <w:szCs w:val="22"/>
+        </w:rPr>
+        <w:t xml:space="preserve"> ช่องที่สองเลือกทิศ ใหม่ </w:t>
       </w:r>
       <w:r>
         <w:rPr>
@@ -4665,7 +4705,7 @@
           <w:sz w:val="22"/>
           <w:szCs w:val="22"/>
         </w:rPr>
-        <w:t xml:space="preserve"> เก่า และ เก่า </w:t>
+        <w:t xml:space="preserve"> เก่า หรือ เก่า </w:t>
       </w:r>
       <w:r>
         <w:rPr>
@@ -4683,7 +4723,45 @@
           <w:sz w:val="22"/>
           <w:szCs w:val="22"/>
         </w:rPr>
-        <w:t xml:space="preserve"> ใหม่ (ข้างช่องค้นหา)</w:t>
+        <w:t xml:space="preserve"> ใหม่</w:t>
+      </w:r>
+    </w:p>
+    <w:p>
+      <w:pPr>
+        <w:spacing w:before="0" w:after="80" w:lineRule="auto" w:line="348"/>
+        <w:ind w:left="482" w:hanging="312"/>
+        <w:jc w:val="left"/>
+      </w:pPr>
+      <w:r>
+        <w:rPr>
+          <w:rFonts w:ascii="Sarabun" w:hAnsi="Sarabun" w:cs="Sarabun" w:eastAsia="Sarabun"/>
+          <w:color w:val="E5775A"/>
+          <w:sz w:val="22"/>
+          <w:szCs w:val="22"/>
+          <w:b w:val="1"/>
+          <w:bCs w:val="1"/>
+        </w:rPr>
+        <w:t xml:space="preserve">•  </w:t>
+      </w:r>
+      <w:r>
+        <w:rPr>
+          <w:rFonts w:ascii="Sarabun" w:hAnsi="Sarabun" w:cs="Sarabun" w:eastAsia="Sarabun"/>
+          <w:color w:val="1A1E33"/>
+          <w:sz w:val="22"/>
+          <w:szCs w:val="22"/>
+          <w:b w:val="1"/>
+          <w:bCs w:val="1"/>
+        </w:rPr>
+        <w:t>คอลัมน์ อัปเดตล่าสุด</w:t>
+      </w:r>
+      <w:r>
+        <w:rPr>
+          <w:rFonts w:ascii="Sarabun" w:hAnsi="Sarabun" w:cs="Sarabun" w:eastAsia="Sarabun"/>
+          <w:color w:val="1A1E33"/>
+          <w:sz w:val="22"/>
+          <w:szCs w:val="22"/>
+        </w:rPr>
+        <w:t xml:space="preserve"> คือวันที่คำขอถูกแตะครั้งล่าสุด นับรวมทุกอย่าง — บันทึกแบบร่าง นำส่ง ส่งกลับให้แก้ ผ่านการตรวจสอบ ลงนาม อนุมัติ ไม่ใช่แค่วันที่ยื่น ลองเรียงตามคอลัมน์นี้แล้วสั่ง ให้คำขอใบใดใบหนึ่งเดินหน้า ใบนั้นต้องขึ้นมาอยู่หัวตาราง</w:t>
       </w:r>
     </w:p>
     <w:p>
@@ -7912,6 +7990,214 @@
           <w:szCs w:val="22"/>
         </w:rPr>
         <w:t>ผู้ประสานงานของ BDI เห็นคำขอในตาราง กรองและค้นหาได้</w:t>
+      </w:r>
+    </w:p>
+    <w:p>
+      <w:pPr>
+        <w:spacing w:before="0" w:after="80" w:lineRule="auto" w:line="348"/>
+        <w:ind w:left="482" w:hanging="312"/>
+        <w:jc w:val="left"/>
+      </w:pPr>
+      <w:r>
+        <w:rPr>
+          <w:rFonts w:ascii="DejaVu Sans" w:hAnsi="DejaVu Sans" w:cs="DejaVu Sans" w:eastAsia="DejaVu Sans"/>
+          <w:color w:val="5C637A"/>
+          <w:sz w:val="22"/>
+          <w:szCs w:val="22"/>
+        </w:rPr>
+        <w:t>☐</w:t>
+      </w:r>
+      <w:r>
+        <w:rPr>
+          <w:rFonts w:ascii="Sarabun" w:hAnsi="Sarabun" w:cs="Sarabun" w:eastAsia="Sarabun"/>
+          <w:color w:val="5C637A"/>
+          <w:sz w:val="22"/>
+          <w:szCs w:val="22"/>
+        </w:rPr>
+        <w:t xml:space="preserve">  </w:t>
+      </w:r>
+      <w:r>
+        <w:rPr>
+          <w:rFonts w:ascii="Sarabun" w:hAnsi="Sarabun" w:cs="Sarabun" w:eastAsia="Sarabun"/>
+          <w:color w:val="1A1E33"/>
+          <w:sz w:val="22"/>
+          <w:szCs w:val="22"/>
+        </w:rPr>
+        <w:t xml:space="preserve">ตารางมีคอลัมน์ </w:t>
+      </w:r>
+      <w:r>
+        <w:rPr>
+          <w:rFonts w:ascii="Sarabun" w:hAnsi="Sarabun" w:cs="Sarabun" w:eastAsia="Sarabun"/>
+          <w:color w:val="1A1E33"/>
+          <w:sz w:val="22"/>
+          <w:szCs w:val="22"/>
+          <w:b w:val="1"/>
+          <w:bCs w:val="1"/>
+        </w:rPr>
+        <w:t>อัปเดตล่าสุด</w:t>
+      </w:r>
+      <w:r>
+        <w:rPr>
+          <w:rFonts w:ascii="Sarabun" w:hAnsi="Sarabun" w:cs="Sarabun" w:eastAsia="Sarabun"/>
+          <w:color w:val="1A1E33"/>
+          <w:sz w:val="22"/>
+          <w:szCs w:val="22"/>
+        </w:rPr>
+        <w:t xml:space="preserve"> ต่อท้าย </w:t>
+      </w:r>
+      <w:r>
+        <w:rPr>
+          <w:rFonts w:ascii="Sarabun" w:hAnsi="Sarabun" w:cs="Sarabun" w:eastAsia="Sarabun"/>
+          <w:color w:val="1A1E33"/>
+          <w:sz w:val="22"/>
+          <w:szCs w:val="22"/>
+          <w:i w:val="1"/>
+          <w:iCs w:val="1"/>
+        </w:rPr>
+        <w:t>วันที่ยื่น</w:t>
+      </w:r>
+      <w:r>
+        <w:rPr>
+          <w:rFonts w:ascii="Sarabun" w:hAnsi="Sarabun" w:cs="Sarabun" w:eastAsia="Sarabun"/>
+          <w:color w:val="1A1E33"/>
+          <w:sz w:val="22"/>
+          <w:szCs w:val="22"/>
+        </w:rPr>
+        <w:t xml:space="preserve"> และช่องเรียงข้างช่องค้นหาเลือกได้ว่า จะเรียงตามวันที่ไหนในสองอันนั้น</w:t>
+      </w:r>
+    </w:p>
+    <w:p>
+      <w:pPr>
+        <w:spacing w:before="0" w:after="80" w:lineRule="auto" w:line="348"/>
+        <w:ind w:left="482" w:hanging="312"/>
+        <w:jc w:val="left"/>
+      </w:pPr>
+      <w:r>
+        <w:rPr>
+          <w:rFonts w:ascii="DejaVu Sans" w:hAnsi="DejaVu Sans" w:cs="DejaVu Sans" w:eastAsia="DejaVu Sans"/>
+          <w:color w:val="5C637A"/>
+          <w:sz w:val="22"/>
+          <w:szCs w:val="22"/>
+        </w:rPr>
+        <w:t>☐</w:t>
+      </w:r>
+      <w:r>
+        <w:rPr>
+          <w:rFonts w:ascii="Sarabun" w:hAnsi="Sarabun" w:cs="Sarabun" w:eastAsia="Sarabun"/>
+          <w:color w:val="5C637A"/>
+          <w:sz w:val="22"/>
+          <w:szCs w:val="22"/>
+        </w:rPr>
+        <w:t xml:space="preserve">  </w:t>
+      </w:r>
+      <w:r>
+        <w:rPr>
+          <w:rFonts w:ascii="Sarabun" w:hAnsi="Sarabun" w:cs="Sarabun" w:eastAsia="Sarabun"/>
+          <w:color w:val="1A1E33"/>
+          <w:sz w:val="22"/>
+          <w:szCs w:val="22"/>
+        </w:rPr>
+        <w:t xml:space="preserve">กด </w:t>
+      </w:r>
+      <w:r>
+        <w:rPr>
+          <w:rFonts w:ascii="Sarabun" w:hAnsi="Sarabun" w:cs="Sarabun" w:eastAsia="Sarabun"/>
+          <w:color w:val="1A1E33"/>
+          <w:sz w:val="22"/>
+          <w:szCs w:val="22"/>
+          <w:b w:val="1"/>
+          <w:bCs w:val="1"/>
+        </w:rPr>
+        <w:t>ผ่านการตรวจสอบ</w:t>
+      </w:r>
+      <w:r>
+        <w:rPr>
+          <w:rFonts w:ascii="Sarabun" w:hAnsi="Sarabun" w:cs="Sarabun" w:eastAsia="Sarabun"/>
+          <w:color w:val="1A1E33"/>
+          <w:sz w:val="22"/>
+          <w:szCs w:val="22"/>
+        </w:rPr>
+        <w:t xml:space="preserve"> ให้คำขอใบหนึ่ง แล้วเรียงตาม </w:t>
+      </w:r>
+      <w:r>
+        <w:rPr>
+          <w:rFonts w:ascii="Sarabun" w:hAnsi="Sarabun" w:cs="Sarabun" w:eastAsia="Sarabun"/>
+          <w:color w:val="1A1E33"/>
+          <w:sz w:val="22"/>
+          <w:szCs w:val="22"/>
+          <w:i w:val="1"/>
+          <w:iCs w:val="1"/>
+        </w:rPr>
+        <w:t xml:space="preserve">วันที่อัปเดตล่าสุด · ใหม่ </w:t>
+      </w:r>
+      <w:r>
+        <w:rPr>
+          <w:rFonts w:ascii="DejaVu Sans" w:hAnsi="DejaVu Sans" w:cs="DejaVu Sans" w:eastAsia="DejaVu Sans"/>
+          <w:color w:val="1A1E33"/>
+          <w:sz w:val="22"/>
+          <w:szCs w:val="22"/>
+          <w:i w:val="1"/>
+          <w:iCs w:val="1"/>
+        </w:rPr>
+        <w:t>→</w:t>
+      </w:r>
+      <w:r>
+        <w:rPr>
+          <w:rFonts w:ascii="Sarabun" w:hAnsi="Sarabun" w:cs="Sarabun" w:eastAsia="Sarabun"/>
+          <w:color w:val="1A1E33"/>
+          <w:sz w:val="22"/>
+          <w:szCs w:val="22"/>
+          <w:i w:val="1"/>
+          <w:iCs w:val="1"/>
+        </w:rPr>
+        <w:t xml:space="preserve"> เก่า</w:t>
+      </w:r>
+      <w:r>
+        <w:rPr>
+          <w:rFonts w:ascii="Sarabun" w:hAnsi="Sarabun" w:cs="Sarabun" w:eastAsia="Sarabun"/>
+          <w:color w:val="1A1E33"/>
+          <w:sz w:val="22"/>
+          <w:szCs w:val="22"/>
+        </w:rPr>
+        <w:t xml:space="preserve"> </w:t>
+      </w:r>
+      <w:r>
+        <w:rPr>
+          <w:rFonts w:ascii="DejaVu Sans" w:hAnsi="DejaVu Sans" w:cs="DejaVu Sans" w:eastAsia="DejaVu Sans"/>
+          <w:color w:val="1A1E33"/>
+          <w:sz w:val="22"/>
+          <w:szCs w:val="22"/>
+        </w:rPr>
+        <w:t>→</w:t>
+      </w:r>
+      <w:r>
+        <w:rPr>
+          <w:rFonts w:ascii="Sarabun" w:hAnsi="Sarabun" w:cs="Sarabun" w:eastAsia="Sarabun"/>
+          <w:color w:val="1A1E33"/>
+          <w:sz w:val="22"/>
+          <w:szCs w:val="22"/>
+        </w:rPr>
+        <w:t xml:space="preserve"> ใบนั้นขึ้นมาอยู่หัวตาราง ทั้งที่ </w:t>
+      </w:r>
+      <w:r>
+        <w:rPr>
+          <w:rFonts w:ascii="Sarabun" w:hAnsi="Sarabun" w:cs="Sarabun" w:eastAsia="Sarabun"/>
+          <w:color w:val="1A1E33"/>
+          <w:sz w:val="22"/>
+          <w:szCs w:val="22"/>
+          <w:i w:val="1"/>
+          <w:iCs w:val="1"/>
+        </w:rPr>
+        <w:t>วันที่ยื่น</w:t>
+      </w:r>
+      <w:r>
+        <w:rPr>
+          <w:rFonts w:ascii="Sarabun" w:hAnsi="Sarabun" w:cs="Sarabun" w:eastAsia="Sarabun"/>
+          <w:color w:val="1A1E33"/>
+          <w:sz w:val="22"/>
+          <w:szCs w:val="22"/>
+        </w:rPr>
+        <w:t xml:space="preserve"> ไม่ได้เปลี่ยน</w:t>
       </w:r>
     </w:p>
     <w:p>
